--- a/LLDD/word/BE/Jobs/LLDD-BE-Job-4-PrepareImpactStoreToIAS.docx
+++ b/LLDD/word/BE/Jobs/LLDD-BE-Job-4-PrepareImpactStoreToIAS.docx
@@ -6960,7 +6960,7 @@
               <w:br/>
               <w:t xml:space="preserve">    {</w:t>
               <w:br/>
-              <w:t xml:space="preserve">      "startedAt": "16/06/2569 16:00",</w:t>
+              <w:t xml:space="preserve">      "startedAt": "16/06/2026 16:00",</w:t>
               <w:br/>
               <w:t xml:space="preserve">      "status": "ok"</w:t>
               <w:br/>

--- a/LLDD/word/BE/Jobs/LLDD-BE-Job-4-PrepareImpactStoreToIAS.docx
+++ b/LLDD/word/BE/Jobs/LLDD-BE-Job-4-PrepareImpactStoreToIAS.docx
@@ -492,7 +492,7 @@
                 <w:rFonts w:ascii="Arial" w:hAnsi="Arial" w:eastAsia="Arial"/>
                 <w:sz w:val="18"/>
               </w:rPr>
-              <w:t>12 ชั่วโมง</w:t>
+              <w:t>14 ชั่วโมง</w:t>
             </w:r>
           </w:p>
         </w:tc>
@@ -658,7 +658,7 @@
         <w:keepLines/>
       </w:pPr>
       <w:r>
-        <w:t>Estimate: 12 ชั่วโมง</w:t>
+        <w:t>Estimate: 14 ชั่วโมง</w:t>
       </w:r>
     </w:p>
     <w:p>
@@ -4682,7 +4682,7 @@
                 <w:rFonts w:ascii="Arial" w:hAnsi="Arial" w:eastAsia="Arial"/>
                 <w:sz w:val="18"/>
               </w:rPr>
-              <w:t>job_run_histories</w:t>
+              <w:t>(application log แบบ structured)</w:t>
             </w:r>
           </w:p>
         </w:tc>
@@ -4732,7 +4732,7 @@
                 <w:rFonts w:ascii="Arial" w:hAnsi="Arial" w:eastAsia="Arial"/>
                 <w:sz w:val="18"/>
               </w:rPr>
-              <w:t>run status และ reconcile count</w:t>
+              <w:t>run status และ reconcile count — ตาราง job_run_histories ถูกตัด 2026-08-06</w:t>
             </w:r>
           </w:p>
         </w:tc>
@@ -7671,7 +7671,7 @@
                 <w:rFonts w:ascii="Arial" w:hAnsi="Arial" w:eastAsia="Arial"/>
                 <w:sz w:val="18"/>
               </w:rPr>
-              <w:t>job_run_histories</w:t>
+              <w:t>(application log แบบ structured)</w:t>
             </w:r>
           </w:p>
         </w:tc>
@@ -7721,7 +7721,7 @@
                 <w:rFonts w:ascii="Arial" w:hAnsi="Arial" w:eastAsia="Arial"/>
                 <w:sz w:val="18"/>
               </w:rPr>
-              <w:t>run status และ reconcile count</w:t>
+              <w:t>run status และ reconcile count — ตาราง job_run_histories ถูกตัด 2026-08-06</w:t>
             </w:r>
           </w:p>
         </w:tc>
@@ -7746,7 +7746,7 @@
                 <w:rFonts w:ascii="Arial" w:hAnsi="Arial" w:eastAsia="Arial"/>
                 <w:sz w:val="18"/>
               </w:rPr>
-              <w:t>ยกเลิกแล้ว — ผลการรันเขียน application log แบบ structured + interface_transactions</w:t>
+              <w:t>เขียน SQL ตรงผ่าน DATA_SOURCE</w:t>
             </w:r>
           </w:p>
         </w:tc>
@@ -7820,20 +7820,24 @@
         <w:br/>
         <w:t>INSERT INTO interface_transactions</w:t>
         <w:br/>
-        <w:t xml:space="preserve">  (job_no, data_name, direction, status, business_key, period_key,</w:t>
+        <w:t xml:space="preserve">  (run_id, data_name, direction, status, business_key, period_key,</w:t>
         <w:br/>
         <w:t xml:space="preserve">   file_name, file_checksum, created_at)</w:t>
         <w:br/>
-        <w:t>VALUES ('4', $1 /* TODO: data_name ของ Job 4 */, $2 /* IN|OUT|INTERNAL */, 'READY',</w:t>
-        <w:br/>
-        <w:t xml:space="preserve">        $3 /* business key ของแถว */, $4 /* YYYYMM */, $5, $6, NOW())</w:t>
+        <w:t>VALUES ($1 /* run_id = correlation id ของรอบรัน Job 4 จาก application log */,</w:t>
+        <w:br/>
+        <w:t xml:space="preserve">        $2 /* TODO: data_name ของ Job 4 */, $3 /* IN|OUT|INTERNAL */, 'READY',</w:t>
+        <w:br/>
+        <w:t xml:space="preserve">        $4 /* business key ของแถว */, $5 /* YYYYMM */, $6, $7, NOW())</w:t>
         <w:br/>
         <w:t>ON CONFLICT (data_name, direction, business_key, period_key) DO NOTHING;</w:t>
         <w:br/>
         <w:br/>
-        <w:t>-- [W] job_run_histories : run status และ reconcile count</w:t>
-        <w:br/>
-        <w:t>-- TODO: ห้ามเขียน SQL ตรงกับตารางนี้ — ยกเลิกแล้ว — ผลการรันเขียน application log แบบ structured + interface_transactions</w:t>
+        <w:t>-- [W] (application log แบบ structured) : run status และ reconcile count — ตาราง job_run_histories ถูกตัด 2026-08-06</w:t>
+        <w:br/>
+        <w:t>-- (application log แบบ structured) ไม่ใช่ตารางในฐานข้อมูล — ไม่มี SQL</w:t>
+        <w:br/>
+        <w:t>-- บันทึกผลการรันเป็น structured log บรรทัดเดียวจบ (jobNo · runId · period · counts · durationMs · outcome)</w:t>
       </w:r>
     </w:p>
     <w:p>

--- a/LLDD/word/BE/Jobs/LLDD-BE-Job-4-PrepareImpactStoreToIAS.docx
+++ b/LLDD/word/BE/Jobs/LLDD-BE-Job-4-PrepareImpactStoreToIAS.docx
@@ -5,7 +5,7 @@
     <w:p>
       <w:r>
         <w:rPr>
-          <w:rFonts w:ascii="Arial" w:hAnsi="Arial" w:eastAsia="Arial"/>
+          <w:rFonts w:ascii="Arial" w:hAnsi="Arial" w:eastAsia="Arial" w:cs="Tahoma"/>
           <w:b/>
           <w:color w:val="0B2545"/>
           <w:sz w:val="40"/>
@@ -58,7 +58,7 @@
             <w:r/>
             <w:r>
               <w:rPr>
-                <w:rFonts w:ascii="Arial" w:hAnsi="Arial" w:eastAsia="Arial"/>
+                <w:rFonts w:ascii="Arial" w:hAnsi="Arial" w:eastAsia="Arial" w:cs="Tahoma"/>
                 <w:b/>
                 <w:sz w:val="18"/>
               </w:rPr>
@@ -80,7 +80,7 @@
             <w:r/>
             <w:r>
               <w:rPr>
-                <w:rFonts w:ascii="Arial" w:hAnsi="Arial" w:eastAsia="Arial"/>
+                <w:rFonts w:ascii="Arial" w:hAnsi="Arial" w:eastAsia="Arial" w:cs="Tahoma"/>
                 <w:b/>
                 <w:sz w:val="18"/>
               </w:rPr>
@@ -105,13 +105,13 @@
             </w:pPr>
             <w:r>
               <w:rPr>
-                <w:rFonts w:ascii="Arial" w:hAnsi="Arial" w:eastAsia="Arial"/>
-                <w:sz w:val="18"/>
-              </w:rPr>
-            </w:r>
-            <w:r>
-              <w:rPr>
-                <w:rFonts w:ascii="Arial" w:hAnsi="Arial" w:eastAsia="Arial"/>
+                <w:rFonts w:ascii="Arial" w:hAnsi="Arial" w:eastAsia="Arial" w:cs="Tahoma"/>
+                <w:sz w:val="18"/>
+              </w:rPr>
+            </w:r>
+            <w:r>
+              <w:rPr>
+                <w:rFonts w:ascii="Arial" w:hAnsi="Arial" w:eastAsia="Arial" w:cs="Tahoma"/>
                 <w:sz w:val="18"/>
               </w:rPr>
               <w:t>วัตถุประสงค์</w:t>
@@ -130,13 +130,13 @@
             </w:pPr>
             <w:r>
               <w:rPr>
-                <w:rFonts w:ascii="Arial" w:hAnsi="Arial" w:eastAsia="Arial"/>
-                <w:sz w:val="18"/>
-              </w:rPr>
-            </w:r>
-            <w:r>
-              <w:rPr>
-                <w:rFonts w:ascii="Arial" w:hAnsi="Arial" w:eastAsia="Arial"/>
+                <w:rFonts w:ascii="Arial" w:hAnsi="Arial" w:eastAsia="Arial" w:cs="Tahoma"/>
+                <w:sz w:val="18"/>
+              </w:rPr>
+            </w:r>
+            <w:r>
+              <w:rPr>
+                <w:rFonts w:ascii="Arial" w:hAnsi="Arial" w:eastAsia="Arial" w:cs="Tahoma"/>
                 <w:sz w:val="18"/>
               </w:rPr>
               <w:t>ใช้เป็นรายละเอียดระดับพัฒนาสำหรับออกแบบ ลงมือพัฒนา ตรวจทาน และทดสอบขอบเขตที่ระบุในฉบับนี้</w:t>
@@ -160,13 +160,13 @@
             </w:pPr>
             <w:r>
               <w:rPr>
-                <w:rFonts w:ascii="Arial" w:hAnsi="Arial" w:eastAsia="Arial"/>
-                <w:sz w:val="18"/>
-              </w:rPr>
-            </w:r>
-            <w:r>
-              <w:rPr>
-                <w:rFonts w:ascii="Arial" w:hAnsi="Arial" w:eastAsia="Arial"/>
+                <w:rFonts w:ascii="Arial" w:hAnsi="Arial" w:eastAsia="Arial" w:cs="Tahoma"/>
+                <w:sz w:val="18"/>
+              </w:rPr>
+            </w:r>
+            <w:r>
+              <w:rPr>
+                <w:rFonts w:ascii="Arial" w:hAnsi="Arial" w:eastAsia="Arial" w:cs="Tahoma"/>
                 <w:sz w:val="18"/>
               </w:rPr>
               <w:t>ลำดับการอ่าน</w:t>
@@ -185,13 +185,13 @@
             </w:pPr>
             <w:r>
               <w:rPr>
-                <w:rFonts w:ascii="Arial" w:hAnsi="Arial" w:eastAsia="Arial"/>
-                <w:sz w:val="18"/>
-              </w:rPr>
-            </w:r>
-            <w:r>
-              <w:rPr>
-                <w:rFonts w:ascii="Arial" w:hAnsi="Arial" w:eastAsia="Arial"/>
+                <w:rFonts w:ascii="Arial" w:hAnsi="Arial" w:eastAsia="Arial" w:cs="Tahoma"/>
+                <w:sz w:val="18"/>
+              </w:rPr>
+            </w:r>
+            <w:r>
+              <w:rPr>
+                <w:rFonts w:ascii="Arial" w:hAnsi="Arial" w:eastAsia="Arial" w:cs="Tahoma"/>
                 <w:sz w:val="18"/>
               </w:rPr>
               <w:t>เริ่มจาก Overview และ Scope จากนั้นตรวจ Field/Validation, Implementation, Contract, Processing Flow, Acceptance Criteria และ Test Checklist ตามลำดับ</w:t>
@@ -215,13 +215,13 @@
             </w:pPr>
             <w:r>
               <w:rPr>
-                <w:rFonts w:ascii="Arial" w:hAnsi="Arial" w:eastAsia="Arial"/>
-                <w:sz w:val="18"/>
-              </w:rPr>
-            </w:r>
-            <w:r>
-              <w:rPr>
-                <w:rFonts w:ascii="Arial" w:hAnsi="Arial" w:eastAsia="Arial"/>
+                <w:rFonts w:ascii="Arial" w:hAnsi="Arial" w:eastAsia="Arial" w:cs="Tahoma"/>
+                <w:sz w:val="18"/>
+              </w:rPr>
+            </w:r>
+            <w:r>
+              <w:rPr>
+                <w:rFonts w:ascii="Arial" w:hAnsi="Arial" w:eastAsia="Arial" w:cs="Tahoma"/>
                 <w:sz w:val="18"/>
               </w:rPr>
               <w:t>ผลลัพธ์ที่คาดหวัง</w:t>
@@ -240,13 +240,13 @@
             </w:pPr>
             <w:r>
               <w:rPr>
-                <w:rFonts w:ascii="Arial" w:hAnsi="Arial" w:eastAsia="Arial"/>
-                <w:sz w:val="18"/>
-              </w:rPr>
-            </w:r>
-            <w:r>
-              <w:rPr>
-                <w:rFonts w:ascii="Arial" w:hAnsi="Arial" w:eastAsia="Arial"/>
+                <w:rFonts w:ascii="Arial" w:hAnsi="Arial" w:eastAsia="Arial" w:cs="Tahoma"/>
+                <w:sz w:val="18"/>
+              </w:rPr>
+            </w:r>
+            <w:r>
+              <w:rPr>
+                <w:rFonts w:ascii="Arial" w:hAnsi="Arial" w:eastAsia="Arial" w:cs="Tahoma"/>
                 <w:sz w:val="18"/>
               </w:rPr>
               <w:t>ผู้อ่านสามารถระบุ input, ขั้นตอนประมวลผล, output, เงื่อนไขผิดพลาด และหลักฐานการทดสอบได้จากเนื้อหาในฉบับเดียว</w:t>
@@ -270,13 +270,13 @@
             </w:pPr>
             <w:r>
               <w:rPr>
-                <w:rFonts w:ascii="Arial" w:hAnsi="Arial" w:eastAsia="Arial"/>
-                <w:sz w:val="18"/>
-              </w:rPr>
-            </w:r>
-            <w:r>
-              <w:rPr>
-                <w:rFonts w:ascii="Arial" w:hAnsi="Arial" w:eastAsia="Arial"/>
+                <w:rFonts w:ascii="Arial" w:hAnsi="Arial" w:eastAsia="Arial" w:cs="Tahoma"/>
+                <w:sz w:val="18"/>
+              </w:rPr>
+            </w:r>
+            <w:r>
+              <w:rPr>
+                <w:rFonts w:ascii="Arial" w:hAnsi="Arial" w:eastAsia="Arial" w:cs="Tahoma"/>
                 <w:sz w:val="18"/>
               </w:rPr>
               <w:t>Java เดิม</w:t>
@@ -295,13 +295,13 @@
             </w:pPr>
             <w:r>
               <w:rPr>
-                <w:rFonts w:ascii="Arial" w:hAnsi="Arial" w:eastAsia="Arial"/>
-                <w:sz w:val="18"/>
-              </w:rPr>
-            </w:r>
-            <w:r>
-              <w:rPr>
-                <w:rFonts w:ascii="Arial" w:hAnsi="Arial" w:eastAsia="Arial"/>
+                <w:rFonts w:ascii="Arial" w:hAnsi="Arial" w:eastAsia="Arial" w:cs="Tahoma"/>
+                <w:sz w:val="18"/>
+              </w:rPr>
+            </w:r>
+            <w:r>
+              <w:rPr>
+                <w:rFonts w:ascii="Arial" w:hAnsi="Arial" w:eastAsia="Arial" w:cs="Tahoma"/>
                 <w:sz w:val="18"/>
               </w:rPr>
               <w:t>ภาคผนวกท้ายฉบับระบุ source file, ช่วงบรรทัด และ code Java เดิมสำหรับตรวจเทียบ behavior ก่อนย้ายระบบ</w:t>
@@ -356,7 +356,7 @@
             <w:r/>
             <w:r>
               <w:rPr>
-                <w:rFonts w:ascii="Arial" w:hAnsi="Arial" w:eastAsia="Arial"/>
+                <w:rFonts w:ascii="Arial" w:hAnsi="Arial" w:eastAsia="Arial" w:cs="Tahoma"/>
                 <w:b/>
                 <w:sz w:val="18"/>
               </w:rPr>
@@ -378,7 +378,7 @@
             <w:r/>
             <w:r>
               <w:rPr>
-                <w:rFonts w:ascii="Arial" w:hAnsi="Arial" w:eastAsia="Arial"/>
+                <w:rFonts w:ascii="Arial" w:hAnsi="Arial" w:eastAsia="Arial" w:cs="Tahoma"/>
                 <w:b/>
                 <w:sz w:val="18"/>
               </w:rPr>
@@ -403,13 +403,13 @@
             </w:pPr>
             <w:r>
               <w:rPr>
-                <w:rFonts w:ascii="Arial" w:hAnsi="Arial" w:eastAsia="Arial"/>
-                <w:sz w:val="18"/>
-              </w:rPr>
-            </w:r>
-            <w:r>
-              <w:rPr>
-                <w:rFonts w:ascii="Arial" w:hAnsi="Arial" w:eastAsia="Arial"/>
+                <w:rFonts w:ascii="Arial" w:hAnsi="Arial" w:eastAsia="Arial" w:cs="Tahoma"/>
+                <w:sz w:val="18"/>
+              </w:rPr>
+            </w:r>
+            <w:r>
+              <w:rPr>
+                <w:rFonts w:ascii="Arial" w:hAnsi="Arial" w:eastAsia="Arial" w:cs="Tahoma"/>
                 <w:sz w:val="18"/>
               </w:rPr>
               <w:t>Track</w:t>
@@ -428,13 +428,13 @@
             </w:pPr>
             <w:r>
               <w:rPr>
-                <w:rFonts w:ascii="Arial" w:hAnsi="Arial" w:eastAsia="Arial"/>
-                <w:sz w:val="18"/>
-              </w:rPr>
-            </w:r>
-            <w:r>
-              <w:rPr>
-                <w:rFonts w:ascii="Arial" w:hAnsi="Arial" w:eastAsia="Arial"/>
+                <w:rFonts w:ascii="Arial" w:hAnsi="Arial" w:eastAsia="Arial" w:cs="Tahoma"/>
+                <w:sz w:val="18"/>
+              </w:rPr>
+            </w:r>
+            <w:r>
+              <w:rPr>
+                <w:rFonts w:ascii="Arial" w:hAnsi="Arial" w:eastAsia="Arial" w:cs="Tahoma"/>
                 <w:sz w:val="18"/>
               </w:rPr>
               <w:t>BE</w:t>
@@ -458,13 +458,13 @@
             </w:pPr>
             <w:r>
               <w:rPr>
-                <w:rFonts w:ascii="Arial" w:hAnsi="Arial" w:eastAsia="Arial"/>
-                <w:sz w:val="18"/>
-              </w:rPr>
-            </w:r>
-            <w:r>
-              <w:rPr>
-                <w:rFonts w:ascii="Arial" w:hAnsi="Arial" w:eastAsia="Arial"/>
+                <w:rFonts w:ascii="Arial" w:hAnsi="Arial" w:eastAsia="Arial" w:cs="Tahoma"/>
+                <w:sz w:val="18"/>
+              </w:rPr>
+            </w:r>
+            <w:r>
+              <w:rPr>
+                <w:rFonts w:ascii="Arial" w:hAnsi="Arial" w:eastAsia="Arial" w:cs="Tahoma"/>
                 <w:sz w:val="18"/>
               </w:rPr>
               <w:t>Estimate</w:t>
@@ -483,16 +483,24 @@
             </w:pPr>
             <w:r>
               <w:rPr>
-                <w:rFonts w:ascii="Arial" w:hAnsi="Arial" w:eastAsia="Arial"/>
-                <w:sz w:val="18"/>
-              </w:rPr>
-            </w:r>
-            <w:r>
-              <w:rPr>
-                <w:rFonts w:ascii="Arial" w:hAnsi="Arial" w:eastAsia="Arial"/>
-                <w:sz w:val="18"/>
-              </w:rPr>
-              <w:t>14 ชั่วโมง</w:t>
+                <w:rFonts w:ascii="Arial" w:hAnsi="Arial" w:eastAsia="Arial" w:cs="Tahoma"/>
+                <w:sz w:val="18"/>
+              </w:rPr>
+            </w:r>
+            <w:r>
+              <w:rPr>
+                <w:rFonts w:ascii="Arial" w:hAnsi="Arial" w:eastAsia="Arial" w:cs="Tahoma"/>
+                <w:b/>
+                <w:sz w:val="18"/>
+              </w:rPr>
+              <w:t>19 ชั่วโมง</w:t>
+            </w:r>
+            <w:r>
+              <w:rPr>
+                <w:rFonts w:ascii="Arial" w:hAnsi="Arial" w:eastAsia="Arial" w:cs="Tahoma"/>
+                <w:sz w:val="18"/>
+              </w:rPr>
+              <w:t xml:space="preserve"> = implementation 14 + unit test 5 (30%)</w:t>
             </w:r>
           </w:p>
         </w:tc>
@@ -513,13 +521,13 @@
             </w:pPr>
             <w:r>
               <w:rPr>
-                <w:rFonts w:ascii="Arial" w:hAnsi="Arial" w:eastAsia="Arial"/>
-                <w:sz w:val="18"/>
-              </w:rPr>
-            </w:r>
-            <w:r>
-              <w:rPr>
-                <w:rFonts w:ascii="Arial" w:hAnsi="Arial" w:eastAsia="Arial"/>
+                <w:rFonts w:ascii="Arial" w:hAnsi="Arial" w:eastAsia="Arial" w:cs="Tahoma"/>
+                <w:sz w:val="18"/>
+              </w:rPr>
+            </w:r>
+            <w:r>
+              <w:rPr>
+                <w:rFonts w:ascii="Arial" w:hAnsi="Arial" w:eastAsia="Arial" w:cs="Tahoma"/>
                 <w:sz w:val="18"/>
               </w:rPr>
               <w:t>Owner</w:t>
@@ -538,13 +546,13 @@
             </w:pPr>
             <w:r>
               <w:rPr>
-                <w:rFonts w:ascii="Arial" w:hAnsi="Arial" w:eastAsia="Arial"/>
-                <w:sz w:val="18"/>
-              </w:rPr>
-            </w:r>
-            <w:r>
-              <w:rPr>
-                <w:rFonts w:ascii="Arial" w:hAnsi="Arial" w:eastAsia="Arial"/>
+                <w:rFonts w:ascii="Arial" w:hAnsi="Arial" w:eastAsia="Arial" w:cs="Tahoma"/>
+                <w:sz w:val="18"/>
+              </w:rPr>
+            </w:r>
+            <w:r>
+              <w:rPr>
+                <w:rFonts w:ascii="Arial" w:hAnsi="Arial" w:eastAsia="Arial" w:cs="Tahoma"/>
                 <w:sz w:val="18"/>
               </w:rPr>
               <w:t>Aphiwit &lt;Bank&gt; Khammoon</w:t>
@@ -568,16 +576,16 @@
             </w:pPr>
             <w:r>
               <w:rPr>
-                <w:rFonts w:ascii="Arial" w:hAnsi="Arial" w:eastAsia="Arial"/>
-                <w:sz w:val="18"/>
-              </w:rPr>
-            </w:r>
-            <w:r>
-              <w:rPr>
-                <w:rFonts w:ascii="Arial" w:hAnsi="Arial" w:eastAsia="Arial"/>
-                <w:sz w:val="18"/>
-              </w:rPr>
-              <w:t>Objective</w:t>
+                <w:rFonts w:ascii="Arial" w:hAnsi="Arial" w:eastAsia="Arial" w:cs="Tahoma"/>
+                <w:sz w:val="18"/>
+              </w:rPr>
+            </w:r>
+            <w:r>
+              <w:rPr>
+                <w:rFonts w:ascii="Arial" w:hAnsi="Arial" w:eastAsia="Arial" w:cs="Tahoma"/>
+                <w:sz w:val="18"/>
+              </w:rPr>
+              <w:t>Target repository</w:t>
             </w:r>
           </w:p>
         </w:tc>
@@ -593,13 +601,104 @@
             </w:pPr>
             <w:r>
               <w:rPr>
-                <w:rFonts w:ascii="Arial" w:hAnsi="Arial" w:eastAsia="Arial"/>
-                <w:sz w:val="18"/>
-              </w:rPr>
-            </w:r>
-            <w:r>
-              <w:rPr>
-                <w:rFonts w:ascii="Arial" w:hAnsi="Arial" w:eastAsia="Arial"/>
+                <w:rFonts w:ascii="Arial" w:hAnsi="Arial" w:eastAsia="Arial" w:cs="Tahoma"/>
+                <w:sz w:val="18"/>
+              </w:rPr>
+            </w:r>
+            <w:r>
+              <w:rPr>
+                <w:rFonts w:ascii="Courier New" w:hAnsi="Courier New" w:eastAsia="Courier New" w:cs="Tahoma"/>
+                <w:sz w:val="18"/>
+              </w:rPr>
+              <w:t>SBP/srm-sps-spsap-store-backend</w:t>
+            </w:r>
+            <w:r>
+              <w:rPr>
+                <w:rFonts w:ascii="Arial" w:hAnsi="Arial" w:eastAsia="Arial" w:cs="Tahoma"/>
+                <w:sz w:val="18"/>
+              </w:rPr>
+              <w:t xml:space="preserve"> (NestJS + TypeORM · schema </w:t>
+            </w:r>
+            <w:r>
+              <w:rPr>
+                <w:rFonts w:ascii="Courier New" w:hAnsi="Courier New" w:eastAsia="Courier New" w:cs="Tahoma"/>
+                <w:sz w:val="18"/>
+              </w:rPr>
+              <w:t>sps_store</w:t>
+            </w:r>
+            <w:r>
+              <w:rPr>
+                <w:rFonts w:ascii="Arial" w:hAnsi="Arial" w:eastAsia="Arial" w:cs="Tahoma"/>
+                <w:sz w:val="18"/>
+              </w:rPr>
+              <w:t xml:space="preserve">) — batch runner ฝั่ง backend </w:t>
+            </w:r>
+            <w:r>
+              <w:rPr>
+                <w:rFonts w:ascii="Arial" w:hAnsi="Arial" w:eastAsia="Arial" w:cs="Tahoma"/>
+                <w:b/>
+                <w:sz w:val="18"/>
+              </w:rPr>
+              <w:t>ไม่ผ่าน BFF</w:t>
+            </w:r>
+            <w:r>
+              <w:rPr>
+                <w:rFonts w:ascii="Arial" w:hAnsi="Arial" w:eastAsia="Arial" w:cs="Tahoma"/>
+                <w:sz w:val="18"/>
+              </w:rPr>
+              <w:t xml:space="preserve"> · cron/พารามิเตอร์อยู่ใน backend config (env/config file)</w:t>
+            </w:r>
+          </w:p>
+        </w:tc>
+      </w:tr>
+      <w:tr>
+        <w:trPr>
+          <w:cantSplit/>
+        </w:trPr>
+        <w:tc>
+          <w:tcPr>
+            <w:tcW w:type="dxa" w:w="5040"/>
+            <w:vAlign w:val="center"/>
+          </w:tcPr>
+          <w:p>
+            <w:pPr>
+              <w:keepLines/>
+              <w:spacing w:after="0"/>
+            </w:pPr>
+            <w:r>
+              <w:rPr>
+                <w:rFonts w:ascii="Arial" w:hAnsi="Arial" w:eastAsia="Arial" w:cs="Tahoma"/>
+                <w:sz w:val="18"/>
+              </w:rPr>
+            </w:r>
+            <w:r>
+              <w:rPr>
+                <w:rFonts w:ascii="Arial" w:hAnsi="Arial" w:eastAsia="Arial" w:cs="Tahoma"/>
+                <w:sz w:val="18"/>
+              </w:rPr>
+              <w:t>Objective</w:t>
+            </w:r>
+          </w:p>
+        </w:tc>
+        <w:tc>
+          <w:tcPr>
+            <w:tcW w:type="dxa" w:w="5040"/>
+            <w:vAlign w:val="center"/>
+          </w:tcPr>
+          <w:p>
+            <w:pPr>
+              <w:keepLines/>
+              <w:spacing w:after="0"/>
+            </w:pPr>
+            <w:r>
+              <w:rPr>
+                <w:rFonts w:ascii="Arial" w:hAnsi="Arial" w:eastAsia="Arial" w:cs="Tahoma"/>
+                <w:sz w:val="18"/>
+              </w:rPr>
+            </w:r>
+            <w:r>
+              <w:rPr>
+                <w:rFonts w:ascii="Arial" w:hAnsi="Arial" w:eastAsia="Arial" w:cs="Tahoma"/>
                 <w:sz w:val="18"/>
               </w:rPr>
               <w:t>เตรียมและส่งคำขอยอดขายไป IAS: สร้างไฟล์คำขอยอดขาย IAS/MIS แบบ durable ก่อนเปลี่ยนสถานะ W→P แล้วบันทึก transactional outbox เพื่อส่งซ้ำได้โดยไม่สร้างรายการซ้ำ</w:t>
@@ -677,6 +776,25 @@
       </w:pPr>
       <w:r>
         <w:t>Runbook, rerun rule, risk และ history ตามเอกสาร Batch v4.0 · ผลการรันเขียน application log แบบ structured</w:t>
+      </w:r>
+    </w:p>
+    <w:p>
+      <w:pPr>
+        <w:pStyle w:val="Heading1"/>
+        <w:keepNext/>
+        <w:keepLines/>
+        <w:pageBreakBefore w:val="0"/>
+      </w:pPr>
+      <w:r>
+        <w:t>3. Screenshot Reference</w:t>
+      </w:r>
+    </w:p>
+    <w:p>
+      <w:pPr>
+        <w:keepNext w:val="0"/>
+      </w:pPr>
+      <w:r>
+        <w:t>ไม่มีภาพหน้าจอสำหรับหัวข้อนี้ — เป็นเอกสารฝั่ง Backend/Batch ที่ไม่มี UI (ภาพหน้าจอทั้งหมดอยู่ในเอกสารชุด FE)</w:t>
       </w:r>
     </w:p>
     <w:p>
@@ -785,7 +903,7 @@
             <w:r/>
             <w:r>
               <w:rPr>
-                <w:rFonts w:ascii="Arial" w:hAnsi="Arial" w:eastAsia="Arial"/>
+                <w:rFonts w:ascii="Arial" w:hAnsi="Arial" w:eastAsia="Arial" w:cs="Tahoma"/>
                 <w:b/>
                 <w:sz w:val="18"/>
               </w:rPr>
@@ -807,7 +925,7 @@
             <w:r/>
             <w:r>
               <w:rPr>
-                <w:rFonts w:ascii="Arial" w:hAnsi="Arial" w:eastAsia="Arial"/>
+                <w:rFonts w:ascii="Arial" w:hAnsi="Arial" w:eastAsia="Arial" w:cs="Tahoma"/>
                 <w:b/>
                 <w:sz w:val="18"/>
               </w:rPr>
@@ -829,7 +947,7 @@
             <w:r/>
             <w:r>
               <w:rPr>
-                <w:rFonts w:ascii="Arial" w:hAnsi="Arial" w:eastAsia="Arial"/>
+                <w:rFonts w:ascii="Arial" w:hAnsi="Arial" w:eastAsia="Arial" w:cs="Tahoma"/>
                 <w:b/>
                 <w:sz w:val="18"/>
               </w:rPr>
@@ -851,7 +969,7 @@
             <w:r/>
             <w:r>
               <w:rPr>
-                <w:rFonts w:ascii="Arial" w:hAnsi="Arial" w:eastAsia="Arial"/>
+                <w:rFonts w:ascii="Arial" w:hAnsi="Arial" w:eastAsia="Arial" w:cs="Tahoma"/>
                 <w:b/>
                 <w:sz w:val="18"/>
               </w:rPr>
@@ -876,13 +994,13 @@
             </w:pPr>
             <w:r>
               <w:rPr>
-                <w:rFonts w:ascii="Arial" w:hAnsi="Arial" w:eastAsia="Arial"/>
-                <w:sz w:val="18"/>
-              </w:rPr>
-            </w:r>
-            <w:r>
-              <w:rPr>
-                <w:rFonts w:ascii="Arial" w:hAnsi="Arial" w:eastAsia="Arial"/>
+                <w:rFonts w:ascii="Arial" w:hAnsi="Arial" w:eastAsia="Arial" w:cs="Tahoma"/>
+                <w:sz w:val="18"/>
+              </w:rPr>
+            </w:r>
+            <w:r>
+              <w:rPr>
+                <w:rFonts w:ascii="Arial" w:hAnsi="Arial" w:eastAsia="Arial" w:cs="Tahoma"/>
                 <w:sz w:val="18"/>
               </w:rPr>
               <w:t>กำหนดการรัน (Cron)</w:t>
@@ -901,13 +1019,13 @@
             </w:pPr>
             <w:r>
               <w:rPr>
-                <w:rFonts w:ascii="Arial" w:hAnsi="Arial" w:eastAsia="Arial"/>
-                <w:sz w:val="18"/>
-              </w:rPr>
-            </w:r>
-            <w:r>
-              <w:rPr>
-                <w:rFonts w:ascii="Arial" w:hAnsi="Arial" w:eastAsia="Arial"/>
+                <w:rFonts w:ascii="Arial" w:hAnsi="Arial" w:eastAsia="Arial" w:cs="Tahoma"/>
+                <w:sz w:val="18"/>
+              </w:rPr>
+            </w:r>
+            <w:r>
+              <w:rPr>
+                <w:rFonts w:ascii="Arial" w:hAnsi="Arial" w:eastAsia="Arial" w:cs="Tahoma"/>
                 <w:sz w:val="18"/>
               </w:rPr>
               <w:t>0 16 7-16 * *</w:t>
@@ -926,13 +1044,13 @@
             </w:pPr>
             <w:r>
               <w:rPr>
-                <w:rFonts w:ascii="Arial" w:hAnsi="Arial" w:eastAsia="Arial"/>
-                <w:sz w:val="18"/>
-              </w:rPr>
-            </w:r>
-            <w:r>
-              <w:rPr>
-                <w:rFonts w:ascii="Arial" w:hAnsi="Arial" w:eastAsia="Arial"/>
+                <w:rFonts w:ascii="Arial" w:hAnsi="Arial" w:eastAsia="Arial" w:cs="Tahoma"/>
+                <w:sz w:val="18"/>
+              </w:rPr>
+            </w:r>
+            <w:r>
+              <w:rPr>
+                <w:rFonts w:ascii="Arial" w:hAnsi="Arial" w:eastAsia="Arial" w:cs="Tahoma"/>
                 <w:sz w:val="18"/>
               </w:rPr>
               <w:t>แก้ไขได้</w:t>
@@ -951,13 +1069,13 @@
             </w:pPr>
             <w:r>
               <w:rPr>
-                <w:rFonts w:ascii="Arial" w:hAnsi="Arial" w:eastAsia="Arial"/>
-                <w:sz w:val="18"/>
-              </w:rPr>
-            </w:r>
-            <w:r>
-              <w:rPr>
-                <w:rFonts w:ascii="Arial" w:hAnsi="Arial" w:eastAsia="Arial"/>
+                <w:rFonts w:ascii="Arial" w:hAnsi="Arial" w:eastAsia="Arial" w:cs="Tahoma"/>
+                <w:sz w:val="18"/>
+              </w:rPr>
+            </w:r>
+            <w:r>
+              <w:rPr>
+                <w:rFonts w:ascii="Arial" w:hAnsi="Arial" w:eastAsia="Arial" w:cs="Tahoma"/>
                 <w:sz w:val="18"/>
               </w:rPr>
               <w:t>รันวันที่ 7-16 เวลา 16:00</w:t>
@@ -981,13 +1099,13 @@
             </w:pPr>
             <w:r>
               <w:rPr>
-                <w:rFonts w:ascii="Arial" w:hAnsi="Arial" w:eastAsia="Arial"/>
-                <w:sz w:val="18"/>
-              </w:rPr>
-            </w:r>
-            <w:r>
-              <w:rPr>
-                <w:rFonts w:ascii="Arial" w:hAnsi="Arial" w:eastAsia="Arial"/>
+                <w:rFonts w:ascii="Arial" w:hAnsi="Arial" w:eastAsia="Arial" w:cs="Tahoma"/>
+                <w:sz w:val="18"/>
+              </w:rPr>
+            </w:r>
+            <w:r>
+              <w:rPr>
+                <w:rFonts w:ascii="Arial" w:hAnsi="Arial" w:eastAsia="Arial" w:cs="Tahoma"/>
                 <w:sz w:val="18"/>
               </w:rPr>
               <w:t>IAS SFTP endpoint alias</w:t>
@@ -1006,13 +1124,13 @@
             </w:pPr>
             <w:r>
               <w:rPr>
-                <w:rFonts w:ascii="Arial" w:hAnsi="Arial" w:eastAsia="Arial"/>
-                <w:sz w:val="18"/>
-              </w:rPr>
-            </w:r>
-            <w:r>
-              <w:rPr>
-                <w:rFonts w:ascii="Arial" w:hAnsi="Arial" w:eastAsia="Arial"/>
+                <w:rFonts w:ascii="Arial" w:hAnsi="Arial" w:eastAsia="Arial" w:cs="Tahoma"/>
+                <w:sz w:val="18"/>
+              </w:rPr>
+            </w:r>
+            <w:r>
+              <w:rPr>
+                <w:rFonts w:ascii="Arial" w:hAnsi="Arial" w:eastAsia="Arial" w:cs="Tahoma"/>
                 <w:sz w:val="18"/>
               </w:rPr>
               <w:t>ias-sales-request</w:t>
@@ -1031,13 +1149,13 @@
             </w:pPr>
             <w:r>
               <w:rPr>
-                <w:rFonts w:ascii="Arial" w:hAnsi="Arial" w:eastAsia="Arial"/>
-                <w:sz w:val="18"/>
-              </w:rPr>
-            </w:r>
-            <w:r>
-              <w:rPr>
-                <w:rFonts w:ascii="Arial" w:hAnsi="Arial" w:eastAsia="Arial"/>
+                <w:rFonts w:ascii="Arial" w:hAnsi="Arial" w:eastAsia="Arial" w:cs="Tahoma"/>
+                <w:sz w:val="18"/>
+              </w:rPr>
+            </w:r>
+            <w:r>
+              <w:rPr>
+                <w:rFonts w:ascii="Arial" w:hAnsi="Arial" w:eastAsia="Arial" w:cs="Tahoma"/>
                 <w:sz w:val="18"/>
               </w:rPr>
               <w:t>ค่าคงที่/แก้ผ่านหน้าจอไม่ได้</w:t>
@@ -1056,13 +1174,13 @@
             </w:pPr>
             <w:r>
               <w:rPr>
-                <w:rFonts w:ascii="Arial" w:hAnsi="Arial" w:eastAsia="Arial"/>
-                <w:sz w:val="18"/>
-              </w:rPr>
-            </w:r>
-            <w:r>
-              <w:rPr>
-                <w:rFonts w:ascii="Arial" w:hAnsi="Arial" w:eastAsia="Arial"/>
+                <w:rFonts w:ascii="Arial" w:hAnsi="Arial" w:eastAsia="Arial" w:cs="Tahoma"/>
+                <w:sz w:val="18"/>
+              </w:rPr>
+            </w:r>
+            <w:r>
+              <w:rPr>
+                <w:rFonts w:ascii="Arial" w:hAnsi="Arial" w:eastAsia="Arial" w:cs="Tahoma"/>
                 <w:sz w:val="18"/>
               </w:rPr>
               <w:t>host/port resolve จาก environment; credential ใช้ secretRef และ strict known_hosts</w:t>
@@ -1086,13 +1204,13 @@
             </w:pPr>
             <w:r>
               <w:rPr>
-                <w:rFonts w:ascii="Arial" w:hAnsi="Arial" w:eastAsia="Arial"/>
-                <w:sz w:val="18"/>
-              </w:rPr>
-            </w:r>
-            <w:r>
-              <w:rPr>
-                <w:rFonts w:ascii="Arial" w:hAnsi="Arial" w:eastAsia="Arial"/>
+                <w:rFonts w:ascii="Arial" w:hAnsi="Arial" w:eastAsia="Arial" w:cs="Tahoma"/>
+                <w:sz w:val="18"/>
+              </w:rPr>
+            </w:r>
+            <w:r>
+              <w:rPr>
+                <w:rFonts w:ascii="Arial" w:hAnsi="Arial" w:eastAsia="Arial" w:cs="Tahoma"/>
                 <w:sz w:val="18"/>
               </w:rPr>
               <w:t>Secret reference</w:t>
@@ -1111,13 +1229,13 @@
             </w:pPr>
             <w:r>
               <w:rPr>
-                <w:rFonts w:ascii="Arial" w:hAnsi="Arial" w:eastAsia="Arial"/>
-                <w:sz w:val="18"/>
-              </w:rPr>
-            </w:r>
-            <w:r>
-              <w:rPr>
-                <w:rFonts w:ascii="Arial" w:hAnsi="Arial" w:eastAsia="Arial"/>
+                <w:rFonts w:ascii="Arial" w:hAnsi="Arial" w:eastAsia="Arial" w:cs="Tahoma"/>
+                <w:sz w:val="18"/>
+              </w:rPr>
+            </w:r>
+            <w:r>
+              <w:rPr>
+                <w:rFonts w:ascii="Arial" w:hAnsi="Arial" w:eastAsia="Arial" w:cs="Tahoma"/>
                 <w:sz w:val="18"/>
               </w:rPr>
               <w:t>secret/sbpgi/interfaces/ias</w:t>
@@ -1136,13 +1254,13 @@
             </w:pPr>
             <w:r>
               <w:rPr>
-                <w:rFonts w:ascii="Arial" w:hAnsi="Arial" w:eastAsia="Arial"/>
-                <w:sz w:val="18"/>
-              </w:rPr>
-            </w:r>
-            <w:r>
-              <w:rPr>
-                <w:rFonts w:ascii="Arial" w:hAnsi="Arial" w:eastAsia="Arial"/>
+                <w:rFonts w:ascii="Arial" w:hAnsi="Arial" w:eastAsia="Arial" w:cs="Tahoma"/>
+                <w:sz w:val="18"/>
+              </w:rPr>
+            </w:r>
+            <w:r>
+              <w:rPr>
+                <w:rFonts w:ascii="Arial" w:hAnsi="Arial" w:eastAsia="Arial" w:cs="Tahoma"/>
                 <w:sz w:val="18"/>
               </w:rPr>
               <w:t>ค่าคงที่/แก้ผ่านหน้าจอไม่ได้</w:t>
@@ -1161,16 +1279,16 @@
             </w:pPr>
             <w:r>
               <w:rPr>
-                <w:rFonts w:ascii="Arial" w:hAnsi="Arial" w:eastAsia="Arial"/>
-                <w:sz w:val="18"/>
-              </w:rPr>
-            </w:r>
-            <w:r>
-              <w:rPr>
-                <w:rFonts w:ascii="Arial" w:hAnsi="Arial" w:eastAsia="Arial"/>
-                <w:sz w:val="18"/>
-              </w:rPr>
-              <w:t>ห้ามเก็บ password/private key ใน job_configs</w:t>
+                <w:rFonts w:ascii="Arial" w:hAnsi="Arial" w:eastAsia="Arial" w:cs="Tahoma"/>
+                <w:sz w:val="18"/>
+              </w:rPr>
+            </w:r>
+            <w:r>
+              <w:rPr>
+                <w:rFonts w:ascii="Arial" w:hAnsi="Arial" w:eastAsia="Arial" w:cs="Tahoma"/>
+                <w:sz w:val="18"/>
+              </w:rPr>
+              <w:t>ห้ามเก็บ password/private key ใน config/env ของ job</w:t>
             </w:r>
           </w:p>
         </w:tc>
@@ -1191,13 +1309,13 @@
             </w:pPr>
             <w:r>
               <w:rPr>
-                <w:rFonts w:ascii="Arial" w:hAnsi="Arial" w:eastAsia="Arial"/>
-                <w:sz w:val="18"/>
-              </w:rPr>
-            </w:r>
-            <w:r>
-              <w:rPr>
-                <w:rFonts w:ascii="Arial" w:hAnsi="Arial" w:eastAsia="Arial"/>
+                <w:rFonts w:ascii="Arial" w:hAnsi="Arial" w:eastAsia="Arial" w:cs="Tahoma"/>
+                <w:sz w:val="18"/>
+              </w:rPr>
+            </w:r>
+            <w:r>
+              <w:rPr>
+                <w:rFonts w:ascii="Arial" w:hAnsi="Arial" w:eastAsia="Arial" w:cs="Tahoma"/>
                 <w:sz w:val="18"/>
               </w:rPr>
               <w:t>Output staging path</w:t>
@@ -1216,13 +1334,13 @@
             </w:pPr>
             <w:r>
               <w:rPr>
-                <w:rFonts w:ascii="Arial" w:hAnsi="Arial" w:eastAsia="Arial"/>
-                <w:sz w:val="18"/>
-              </w:rPr>
-            </w:r>
-            <w:r>
-              <w:rPr>
-                <w:rFonts w:ascii="Arial" w:hAnsi="Arial" w:eastAsia="Arial"/>
+                <w:rFonts w:ascii="Arial" w:hAnsi="Arial" w:eastAsia="Arial" w:cs="Tahoma"/>
+                <w:sz w:val="18"/>
+              </w:rPr>
+            </w:r>
+            <w:r>
+              <w:rPr>
+                <w:rFonts w:ascii="Arial" w:hAnsi="Arial" w:eastAsia="Arial" w:cs="Tahoma"/>
                 <w:sz w:val="18"/>
               </w:rPr>
               <w:t>/data/sbpgi/outbox/ias</w:t>
@@ -1241,13 +1359,13 @@
             </w:pPr>
             <w:r>
               <w:rPr>
-                <w:rFonts w:ascii="Arial" w:hAnsi="Arial" w:eastAsia="Arial"/>
-                <w:sz w:val="18"/>
-              </w:rPr>
-            </w:r>
-            <w:r>
-              <w:rPr>
-                <w:rFonts w:ascii="Arial" w:hAnsi="Arial" w:eastAsia="Arial"/>
+                <w:rFonts w:ascii="Arial" w:hAnsi="Arial" w:eastAsia="Arial" w:cs="Tahoma"/>
+                <w:sz w:val="18"/>
+              </w:rPr>
+            </w:r>
+            <w:r>
+              <w:rPr>
+                <w:rFonts w:ascii="Arial" w:hAnsi="Arial" w:eastAsia="Arial" w:cs="Tahoma"/>
                 <w:sz w:val="18"/>
               </w:rPr>
               <w:t>แก้ไขได้</w:t>
@@ -1266,13 +1384,13 @@
             </w:pPr>
             <w:r>
               <w:rPr>
-                <w:rFonts w:ascii="Arial" w:hAnsi="Arial" w:eastAsia="Arial"/>
-                <w:sz w:val="18"/>
-              </w:rPr>
-            </w:r>
-            <w:r>
-              <w:rPr>
-                <w:rFonts w:ascii="Arial" w:hAnsi="Arial" w:eastAsia="Arial"/>
+                <w:rFonts w:ascii="Arial" w:hAnsi="Arial" w:eastAsia="Arial" w:cs="Tahoma"/>
+                <w:sz w:val="18"/>
+              </w:rPr>
+            </w:r>
+            <w:r>
+              <w:rPr>
+                <w:rFonts w:ascii="Arial" w:hAnsi="Arial" w:eastAsia="Arial" w:cs="Tahoma"/>
                 <w:sz w:val="18"/>
               </w:rPr>
               <w:t>ต้องรองรับ temp file, fsync และ atomic rename</w:t>
@@ -1284,13 +1402,13 @@
     <w:p/>
     <w:p>
       <w:pPr>
-        <w:pStyle w:val="Heading1"/>
+        <w:pStyle w:val="Heading2"/>
         <w:keepNext/>
         <w:keepLines/>
         <w:pageBreakBefore w:val="0"/>
       </w:pPr>
       <w:r>
-        <w:t>5.1 Input / Progress / Output Contract</w:t>
+        <w:t>5.9 Input / Progress / Output Contract</w:t>
       </w:r>
     </w:p>
     <w:tbl>
@@ -1322,7 +1440,7 @@
             <w:r/>
             <w:r>
               <w:rPr>
-                <w:rFonts w:ascii="Arial" w:hAnsi="Arial" w:eastAsia="Arial"/>
+                <w:rFonts w:ascii="Arial" w:hAnsi="Arial" w:eastAsia="Arial" w:cs="Tahoma"/>
                 <w:b/>
                 <w:sz w:val="18"/>
               </w:rPr>
@@ -1344,7 +1462,7 @@
             <w:r/>
             <w:r>
               <w:rPr>
-                <w:rFonts w:ascii="Arial" w:hAnsi="Arial" w:eastAsia="Arial"/>
+                <w:rFonts w:ascii="Arial" w:hAnsi="Arial" w:eastAsia="Arial" w:cs="Tahoma"/>
                 <w:b/>
                 <w:sz w:val="18"/>
               </w:rPr>
@@ -1369,13 +1487,13 @@
             </w:pPr>
             <w:r>
               <w:rPr>
-                <w:rFonts w:ascii="Arial" w:hAnsi="Arial" w:eastAsia="Arial"/>
-                <w:sz w:val="18"/>
-              </w:rPr>
-            </w:r>
-            <w:r>
-              <w:rPr>
-                <w:rFonts w:ascii="Arial" w:hAnsi="Arial" w:eastAsia="Arial"/>
+                <w:rFonts w:ascii="Arial" w:hAnsi="Arial" w:eastAsia="Arial" w:cs="Tahoma"/>
+                <w:sz w:val="18"/>
+              </w:rPr>
+            </w:r>
+            <w:r>
+              <w:rPr>
+                <w:rFonts w:ascii="Arial" w:hAnsi="Arial" w:eastAsia="Arial" w:cs="Tahoma"/>
                 <w:sz w:val="18"/>
               </w:rPr>
               <w:t>Input</w:t>
@@ -1394,13 +1512,13 @@
             </w:pPr>
             <w:r>
               <w:rPr>
-                <w:rFonts w:ascii="Arial" w:hAnsi="Arial" w:eastAsia="Arial"/>
-                <w:sz w:val="18"/>
-              </w:rPr>
-            </w:r>
-            <w:r>
-              <w:rPr>
-                <w:rFonts w:ascii="Arial" w:hAnsi="Arial" w:eastAsia="Arial"/>
+                <w:rFonts w:ascii="Arial" w:hAnsi="Arial" w:eastAsia="Arial" w:cs="Tahoma"/>
+                <w:sz w:val="18"/>
+              </w:rPr>
+            </w:r>
+            <w:r>
+              <w:rPr>
+                <w:rFonts w:ascii="Arial" w:hAnsi="Arial" w:eastAsia="Arial" w:cs="Tahoma"/>
                 <w:sz w:val="18"/>
               </w:rPr>
               <w:t>FGI_IMPACT_STORE_SALES rows waiting for IAS sales data and export file/SFTP parameters.</w:t>
@@ -1424,13 +1542,13 @@
             </w:pPr>
             <w:r>
               <w:rPr>
-                <w:rFonts w:ascii="Arial" w:hAnsi="Arial" w:eastAsia="Arial"/>
-                <w:sz w:val="18"/>
-              </w:rPr>
-            </w:r>
-            <w:r>
-              <w:rPr>
-                <w:rFonts w:ascii="Arial" w:hAnsi="Arial" w:eastAsia="Arial"/>
+                <w:rFonts w:ascii="Arial" w:hAnsi="Arial" w:eastAsia="Arial" w:cs="Tahoma"/>
+                <w:sz w:val="18"/>
+              </w:rPr>
+            </w:r>
+            <w:r>
+              <w:rPr>
+                <w:rFonts w:ascii="Arial" w:hAnsi="Arial" w:eastAsia="Arial" w:cs="Tahoma"/>
                 <w:sz w:val="18"/>
               </w:rPr>
               <w:t>Progress</w:t>
@@ -1449,13 +1567,13 @@
             </w:pPr>
             <w:r>
               <w:rPr>
-                <w:rFonts w:ascii="Arial" w:hAnsi="Arial" w:eastAsia="Arial"/>
-                <w:sz w:val="18"/>
-              </w:rPr>
-            </w:r>
-            <w:r>
-              <w:rPr>
-                <w:rFonts w:ascii="Arial" w:hAnsi="Arial" w:eastAsia="Arial"/>
+                <w:rFonts w:ascii="Arial" w:hAnsi="Arial" w:eastAsia="Arial" w:cs="Tahoma"/>
+                <w:sz w:val="18"/>
+              </w:rPr>
+            </w:r>
+            <w:r>
+              <w:rPr>
+                <w:rFonts w:ascii="Arial" w:hAnsi="Arial" w:eastAsia="Arial" w:cs="Tahoma"/>
                 <w:sz w:val="18"/>
               </w:rPr>
               <w:t>query eligible stores, write outbound IAS request file, upload to SFTP, backup file, record success/failure and notification.</w:t>
@@ -1479,13 +1597,13 @@
             </w:pPr>
             <w:r>
               <w:rPr>
-                <w:rFonts w:ascii="Arial" w:hAnsi="Arial" w:eastAsia="Arial"/>
-                <w:sz w:val="18"/>
-              </w:rPr>
-            </w:r>
-            <w:r>
-              <w:rPr>
-                <w:rFonts w:ascii="Arial" w:hAnsi="Arial" w:eastAsia="Arial"/>
+                <w:rFonts w:ascii="Arial" w:hAnsi="Arial" w:eastAsia="Arial" w:cs="Tahoma"/>
+                <w:sz w:val="18"/>
+              </w:rPr>
+            </w:r>
+            <w:r>
+              <w:rPr>
+                <w:rFonts w:ascii="Arial" w:hAnsi="Arial" w:eastAsia="Arial" w:cs="Tahoma"/>
                 <w:sz w:val="18"/>
               </w:rPr>
               <w:t>Output</w:t>
@@ -1504,13 +1622,13 @@
             </w:pPr>
             <w:r>
               <w:rPr>
-                <w:rFonts w:ascii="Arial" w:hAnsi="Arial" w:eastAsia="Arial"/>
-                <w:sz w:val="18"/>
-              </w:rPr>
-            </w:r>
-            <w:r>
-              <w:rPr>
-                <w:rFonts w:ascii="Arial" w:hAnsi="Arial" w:eastAsia="Arial"/>
+                <w:rFonts w:ascii="Arial" w:hAnsi="Arial" w:eastAsia="Arial" w:cs="Tahoma"/>
+                <w:sz w:val="18"/>
+              </w:rPr>
+            </w:r>
+            <w:r>
+              <w:rPr>
+                <w:rFonts w:ascii="Arial" w:hAnsi="Arial" w:eastAsia="Arial" w:cs="Tahoma"/>
                 <w:sz w:val="18"/>
               </w:rPr>
               <w:t>IAS request file containing store/open-date pairs; run history includes generated file name and exported row count.</w:t>
@@ -1570,7 +1688,7 @@
             <w:r/>
             <w:r>
               <w:rPr>
-                <w:rFonts w:ascii="Arial" w:hAnsi="Arial" w:eastAsia="Arial"/>
+                <w:rFonts w:ascii="Arial" w:hAnsi="Arial" w:eastAsia="Arial" w:cs="Tahoma"/>
                 <w:b/>
                 <w:sz w:val="18"/>
               </w:rPr>
@@ -1592,7 +1710,7 @@
             <w:r/>
             <w:r>
               <w:rPr>
-                <w:rFonts w:ascii="Arial" w:hAnsi="Arial" w:eastAsia="Arial"/>
+                <w:rFonts w:ascii="Arial" w:hAnsi="Arial" w:eastAsia="Arial" w:cs="Tahoma"/>
                 <w:b/>
                 <w:sz w:val="18"/>
               </w:rPr>
@@ -1614,7 +1732,7 @@
             <w:r/>
             <w:r>
               <w:rPr>
-                <w:rFonts w:ascii="Arial" w:hAnsi="Arial" w:eastAsia="Arial"/>
+                <w:rFonts w:ascii="Arial" w:hAnsi="Arial" w:eastAsia="Arial" w:cs="Tahoma"/>
                 <w:b/>
                 <w:sz w:val="18"/>
               </w:rPr>
@@ -1636,7 +1754,7 @@
             <w:r/>
             <w:r>
               <w:rPr>
-                <w:rFonts w:ascii="Arial" w:hAnsi="Arial" w:eastAsia="Arial"/>
+                <w:rFonts w:ascii="Arial" w:hAnsi="Arial" w:eastAsia="Arial" w:cs="Tahoma"/>
                 <w:b/>
                 <w:sz w:val="18"/>
               </w:rPr>
@@ -1661,13 +1779,13 @@
             </w:pPr>
             <w:r>
               <w:rPr>
-                <w:rFonts w:ascii="Arial" w:hAnsi="Arial" w:eastAsia="Arial"/>
-                <w:sz w:val="18"/>
-              </w:rPr>
-            </w:r>
-            <w:r>
-              <w:rPr>
-                <w:rFonts w:ascii="Arial" w:hAnsi="Arial" w:eastAsia="Arial"/>
+                <w:rFonts w:ascii="Arial" w:hAnsi="Arial" w:eastAsia="Arial" w:cs="Tahoma"/>
+                <w:sz w:val="18"/>
+              </w:rPr>
+            </w:r>
+            <w:r>
+              <w:rPr>
+                <w:rFonts w:ascii="Arial" w:hAnsi="Arial" w:eastAsia="Arial" w:cs="Tahoma"/>
                 <w:sz w:val="18"/>
               </w:rPr>
               <w:t>1</w:t>
@@ -1686,13 +1804,13 @@
             </w:pPr>
             <w:r>
               <w:rPr>
-                <w:rFonts w:ascii="Arial" w:hAnsi="Arial" w:eastAsia="Arial"/>
-                <w:sz w:val="18"/>
-              </w:rPr>
-            </w:r>
-            <w:r>
-              <w:rPr>
-                <w:rFonts w:ascii="Arial" w:hAnsi="Arial" w:eastAsia="Arial"/>
+                <w:rFonts w:ascii="Arial" w:hAnsi="Arial" w:eastAsia="Arial" w:cs="Tahoma"/>
+                <w:sz w:val="18"/>
+              </w:rPr>
+            </w:r>
+            <w:r>
+              <w:rPr>
+                <w:rFonts w:ascii="Arial" w:hAnsi="Arial" w:eastAsia="Arial" w:cs="Tahoma"/>
                 <w:sz w:val="18"/>
               </w:rPr>
               <w:t>lockWaitingSalesRequests</w:t>
@@ -1711,13 +1829,13 @@
             </w:pPr>
             <w:r>
               <w:rPr>
-                <w:rFonts w:ascii="Arial" w:hAnsi="Arial" w:eastAsia="Arial"/>
-                <w:sz w:val="18"/>
-              </w:rPr>
-            </w:r>
-            <w:r>
-              <w:rPr>
-                <w:rFonts w:ascii="Arial" w:hAnsi="Arial" w:eastAsia="Arial"/>
+                <w:rFonts w:ascii="Arial" w:hAnsi="Arial" w:eastAsia="Arial" w:cs="Tahoma"/>
+                <w:sz w:val="18"/>
+              </w:rPr>
+            </w:r>
+            <w:r>
+              <w:rPr>
+                <w:rFonts w:ascii="Arial" w:hAnsi="Arial" w:eastAsia="Arial" w:cs="Tahoma"/>
                 <w:sz w:val="18"/>
               </w:rPr>
               <w:t>iasRequestRepository</w:t>
@@ -1736,13 +1854,13 @@
             </w:pPr>
             <w:r>
               <w:rPr>
-                <w:rFonts w:ascii="Arial" w:hAnsi="Arial" w:eastAsia="Arial"/>
-                <w:sz w:val="18"/>
-              </w:rPr>
-            </w:r>
-            <w:r>
-              <w:rPr>
-                <w:rFonts w:ascii="Arial" w:hAnsi="Arial" w:eastAsia="Arial"/>
+                <w:rFonts w:ascii="Arial" w:hAnsi="Arial" w:eastAsia="Arial" w:cs="Tahoma"/>
+                <w:sz w:val="18"/>
+              </w:rPr>
+            </w:r>
+            <w:r>
+              <w:rPr>
+                <w:rFonts w:ascii="Arial" w:hAnsi="Arial" w:eastAsia="Arial" w:cs="Tahoma"/>
                 <w:sz w:val="18"/>
               </w:rPr>
               <w:t>คืน metrics และ throw typed error; transaction/rerun ใช้ contract ด้านล่าง</w:t>
@@ -1766,13 +1884,13 @@
             </w:pPr>
             <w:r>
               <w:rPr>
-                <w:rFonts w:ascii="Arial" w:hAnsi="Arial" w:eastAsia="Arial"/>
-                <w:sz w:val="18"/>
-              </w:rPr>
-            </w:r>
-            <w:r>
-              <w:rPr>
-                <w:rFonts w:ascii="Arial" w:hAnsi="Arial" w:eastAsia="Arial"/>
+                <w:rFonts w:ascii="Arial" w:hAnsi="Arial" w:eastAsia="Arial" w:cs="Tahoma"/>
+                <w:sz w:val="18"/>
+              </w:rPr>
+            </w:r>
+            <w:r>
+              <w:rPr>
+                <w:rFonts w:ascii="Arial" w:hAnsi="Arial" w:eastAsia="Arial" w:cs="Tahoma"/>
                 <w:sz w:val="18"/>
               </w:rPr>
               <w:t>2</w:t>
@@ -1791,13 +1909,13 @@
             </w:pPr>
             <w:r>
               <w:rPr>
-                <w:rFonts w:ascii="Arial" w:hAnsi="Arial" w:eastAsia="Arial"/>
-                <w:sz w:val="18"/>
-              </w:rPr>
-            </w:r>
-            <w:r>
-              <w:rPr>
-                <w:rFonts w:ascii="Arial" w:hAnsi="Arial" w:eastAsia="Arial"/>
+                <w:rFonts w:ascii="Arial" w:hAnsi="Arial" w:eastAsia="Arial" w:cs="Tahoma"/>
+                <w:sz w:val="18"/>
+              </w:rPr>
+            </w:r>
+            <w:r>
+              <w:rPr>
+                <w:rFonts w:ascii="Arial" w:hAnsi="Arial" w:eastAsia="Arial" w:cs="Tahoma"/>
                 <w:sz w:val="18"/>
               </w:rPr>
               <w:t>writeDurableIasFile</w:t>
@@ -1816,13 +1934,13 @@
             </w:pPr>
             <w:r>
               <w:rPr>
-                <w:rFonts w:ascii="Arial" w:hAnsi="Arial" w:eastAsia="Arial"/>
-                <w:sz w:val="18"/>
-              </w:rPr>
-            </w:r>
-            <w:r>
-              <w:rPr>
-                <w:rFonts w:ascii="Arial" w:hAnsi="Arial" w:eastAsia="Arial"/>
+                <w:rFonts w:ascii="Arial" w:hAnsi="Arial" w:eastAsia="Arial" w:cs="Tahoma"/>
+                <w:sz w:val="18"/>
+              </w:rPr>
+            </w:r>
+            <w:r>
+              <w:rPr>
+                <w:rFonts w:ascii="Arial" w:hAnsi="Arial" w:eastAsia="Arial" w:cs="Tahoma"/>
                 <w:sz w:val="18"/>
               </w:rPr>
               <w:t>iasRequestRepository</w:t>
@@ -1841,13 +1959,13 @@
             </w:pPr>
             <w:r>
               <w:rPr>
-                <w:rFonts w:ascii="Arial" w:hAnsi="Arial" w:eastAsia="Arial"/>
-                <w:sz w:val="18"/>
-              </w:rPr>
-            </w:r>
-            <w:r>
-              <w:rPr>
-                <w:rFonts w:ascii="Arial" w:hAnsi="Arial" w:eastAsia="Arial"/>
+                <w:rFonts w:ascii="Arial" w:hAnsi="Arial" w:eastAsia="Arial" w:cs="Tahoma"/>
+                <w:sz w:val="18"/>
+              </w:rPr>
+            </w:r>
+            <w:r>
+              <w:rPr>
+                <w:rFonts w:ascii="Arial" w:hAnsi="Arial" w:eastAsia="Arial" w:cs="Tahoma"/>
                 <w:sz w:val="18"/>
               </w:rPr>
               <w:t>คืน metrics และ throw typed error; transaction/rerun ใช้ contract ด้านล่าง</w:t>
@@ -1871,13 +1989,13 @@
             </w:pPr>
             <w:r>
               <w:rPr>
-                <w:rFonts w:ascii="Arial" w:hAnsi="Arial" w:eastAsia="Arial"/>
-                <w:sz w:val="18"/>
-              </w:rPr>
-            </w:r>
-            <w:r>
-              <w:rPr>
-                <w:rFonts w:ascii="Arial" w:hAnsi="Arial" w:eastAsia="Arial"/>
+                <w:rFonts w:ascii="Arial" w:hAnsi="Arial" w:eastAsia="Arial" w:cs="Tahoma"/>
+                <w:sz w:val="18"/>
+              </w:rPr>
+            </w:r>
+            <w:r>
+              <w:rPr>
+                <w:rFonts w:ascii="Arial" w:hAnsi="Arial" w:eastAsia="Arial" w:cs="Tahoma"/>
                 <w:sz w:val="18"/>
               </w:rPr>
               <w:t>3</w:t>
@@ -1896,13 +2014,13 @@
             </w:pPr>
             <w:r>
               <w:rPr>
-                <w:rFonts w:ascii="Arial" w:hAnsi="Arial" w:eastAsia="Arial"/>
-                <w:sz w:val="18"/>
-              </w:rPr>
-            </w:r>
-            <w:r>
-              <w:rPr>
-                <w:rFonts w:ascii="Arial" w:hAnsi="Arial" w:eastAsia="Arial"/>
+                <w:rFonts w:ascii="Arial" w:hAnsi="Arial" w:eastAsia="Arial" w:cs="Tahoma"/>
+                <w:sz w:val="18"/>
+              </w:rPr>
+            </w:r>
+            <w:r>
+              <w:rPr>
+                <w:rFonts w:ascii="Arial" w:hAnsi="Arial" w:eastAsia="Arial" w:cs="Tahoma"/>
                 <w:sz w:val="18"/>
               </w:rPr>
               <w:t>markPendingAndCreateOutbox</w:t>
@@ -1921,13 +2039,13 @@
             </w:pPr>
             <w:r>
               <w:rPr>
-                <w:rFonts w:ascii="Arial" w:hAnsi="Arial" w:eastAsia="Arial"/>
-                <w:sz w:val="18"/>
-              </w:rPr>
-            </w:r>
-            <w:r>
-              <w:rPr>
-                <w:rFonts w:ascii="Arial" w:hAnsi="Arial" w:eastAsia="Arial"/>
+                <w:rFonts w:ascii="Arial" w:hAnsi="Arial" w:eastAsia="Arial" w:cs="Tahoma"/>
+                <w:sz w:val="18"/>
+              </w:rPr>
+            </w:r>
+            <w:r>
+              <w:rPr>
+                <w:rFonts w:ascii="Arial" w:hAnsi="Arial" w:eastAsia="Arial" w:cs="Tahoma"/>
                 <w:sz w:val="18"/>
               </w:rPr>
               <w:t>iasRequestRepository</w:t>
@@ -1946,13 +2064,13 @@
             </w:pPr>
             <w:r>
               <w:rPr>
-                <w:rFonts w:ascii="Arial" w:hAnsi="Arial" w:eastAsia="Arial"/>
-                <w:sz w:val="18"/>
-              </w:rPr>
-            </w:r>
-            <w:r>
-              <w:rPr>
-                <w:rFonts w:ascii="Arial" w:hAnsi="Arial" w:eastAsia="Arial"/>
+                <w:rFonts w:ascii="Arial" w:hAnsi="Arial" w:eastAsia="Arial" w:cs="Tahoma"/>
+                <w:sz w:val="18"/>
+              </w:rPr>
+            </w:r>
+            <w:r>
+              <w:rPr>
+                <w:rFonts w:ascii="Arial" w:hAnsi="Arial" w:eastAsia="Arial" w:cs="Tahoma"/>
                 <w:sz w:val="18"/>
               </w:rPr>
               <w:t>คืน metrics และ throw typed error; transaction/rerun ใช้ contract ด้านล่าง</w:t>
@@ -1976,13 +2094,13 @@
             </w:pPr>
             <w:r>
               <w:rPr>
-                <w:rFonts w:ascii="Arial" w:hAnsi="Arial" w:eastAsia="Arial"/>
-                <w:sz w:val="18"/>
-              </w:rPr>
-            </w:r>
-            <w:r>
-              <w:rPr>
-                <w:rFonts w:ascii="Arial" w:hAnsi="Arial" w:eastAsia="Arial"/>
+                <w:rFonts w:ascii="Arial" w:hAnsi="Arial" w:eastAsia="Arial" w:cs="Tahoma"/>
+                <w:sz w:val="18"/>
+              </w:rPr>
+            </w:r>
+            <w:r>
+              <w:rPr>
+                <w:rFonts w:ascii="Arial" w:hAnsi="Arial" w:eastAsia="Arial" w:cs="Tahoma"/>
                 <w:sz w:val="18"/>
               </w:rPr>
               <w:t>4</w:t>
@@ -2001,13 +2119,13 @@
             </w:pPr>
             <w:r>
               <w:rPr>
-                <w:rFonts w:ascii="Arial" w:hAnsi="Arial" w:eastAsia="Arial"/>
-                <w:sz w:val="18"/>
-              </w:rPr>
-            </w:r>
-            <w:r>
-              <w:rPr>
-                <w:rFonts w:ascii="Arial" w:hAnsi="Arial" w:eastAsia="Arial"/>
+                <w:rFonts w:ascii="Arial" w:hAnsi="Arial" w:eastAsia="Arial" w:cs="Tahoma"/>
+                <w:sz w:val="18"/>
+              </w:rPr>
+            </w:r>
+            <w:r>
+              <w:rPr>
+                <w:rFonts w:ascii="Arial" w:hAnsi="Arial" w:eastAsia="Arial" w:cs="Tahoma"/>
                 <w:sz w:val="18"/>
               </w:rPr>
               <w:t>dispatchIasOutbox</w:t>
@@ -2026,13 +2144,13 @@
             </w:pPr>
             <w:r>
               <w:rPr>
-                <w:rFonts w:ascii="Arial" w:hAnsi="Arial" w:eastAsia="Arial"/>
-                <w:sz w:val="18"/>
-              </w:rPr>
-            </w:r>
-            <w:r>
-              <w:rPr>
-                <w:rFonts w:ascii="Arial" w:hAnsi="Arial" w:eastAsia="Arial"/>
+                <w:rFonts w:ascii="Arial" w:hAnsi="Arial" w:eastAsia="Arial" w:cs="Tahoma"/>
+                <w:sz w:val="18"/>
+              </w:rPr>
+            </w:r>
+            <w:r>
+              <w:rPr>
+                <w:rFonts w:ascii="Arial" w:hAnsi="Arial" w:eastAsia="Arial" w:cs="Tahoma"/>
                 <w:sz w:val="18"/>
               </w:rPr>
               <w:t>iasRequestRepository</w:t>
@@ -2051,13 +2169,13 @@
             </w:pPr>
             <w:r>
               <w:rPr>
-                <w:rFonts w:ascii="Arial" w:hAnsi="Arial" w:eastAsia="Arial"/>
-                <w:sz w:val="18"/>
-              </w:rPr>
-            </w:r>
-            <w:r>
-              <w:rPr>
-                <w:rFonts w:ascii="Arial" w:hAnsi="Arial" w:eastAsia="Arial"/>
+                <w:rFonts w:ascii="Arial" w:hAnsi="Arial" w:eastAsia="Arial" w:cs="Tahoma"/>
+                <w:sz w:val="18"/>
+              </w:rPr>
+            </w:r>
+            <w:r>
+              <w:rPr>
+                <w:rFonts w:ascii="Arial" w:hAnsi="Arial" w:eastAsia="Arial" w:cs="Tahoma"/>
                 <w:sz w:val="18"/>
               </w:rPr>
               <w:t>คืน metrics และ throw typed error; transaction/rerun ใช้ contract ด้านล่าง</w:t>
@@ -2108,7 +2226,7 @@
             <w:r/>
             <w:r>
               <w:rPr>
-                <w:rFonts w:ascii="Arial" w:hAnsi="Arial" w:eastAsia="Arial"/>
+                <w:rFonts w:ascii="Arial" w:hAnsi="Arial" w:eastAsia="Arial" w:cs="Tahoma"/>
                 <w:b/>
                 <w:sz w:val="18"/>
               </w:rPr>
@@ -2130,7 +2248,7 @@
             <w:r/>
             <w:r>
               <w:rPr>
-                <w:rFonts w:ascii="Arial" w:hAnsi="Arial" w:eastAsia="Arial"/>
+                <w:rFonts w:ascii="Arial" w:hAnsi="Arial" w:eastAsia="Arial" w:cs="Tahoma"/>
                 <w:b/>
                 <w:sz w:val="18"/>
               </w:rPr>
@@ -2152,7 +2270,7 @@
             <w:r/>
             <w:r>
               <w:rPr>
-                <w:rFonts w:ascii="Arial" w:hAnsi="Arial" w:eastAsia="Arial"/>
+                <w:rFonts w:ascii="Arial" w:hAnsi="Arial" w:eastAsia="Arial" w:cs="Tahoma"/>
                 <w:b/>
                 <w:sz w:val="18"/>
               </w:rPr>
@@ -2177,13 +2295,13 @@
             </w:pPr>
             <w:r>
               <w:rPr>
-                <w:rFonts w:ascii="Arial" w:hAnsi="Arial" w:eastAsia="Arial"/>
-                <w:sz w:val="18"/>
-              </w:rPr>
-            </w:r>
-            <w:r>
-              <w:rPr>
-                <w:rFonts w:ascii="Arial" w:hAnsi="Arial" w:eastAsia="Arial"/>
+                <w:rFonts w:ascii="Arial" w:hAnsi="Arial" w:eastAsia="Arial" w:cs="Tahoma"/>
+                <w:sz w:val="18"/>
+              </w:rPr>
+            </w:r>
+            <w:r>
+              <w:rPr>
+                <w:rFonts w:ascii="Arial" w:hAnsi="Arial" w:eastAsia="Arial" w:cs="Tahoma"/>
                 <w:sz w:val="18"/>
               </w:rPr>
               <w:t>Input identity</w:t>
@@ -2202,13 +2320,13 @@
             </w:pPr>
             <w:r>
               <w:rPr>
-                <w:rFonts w:ascii="Arial" w:hAnsi="Arial" w:eastAsia="Arial"/>
-                <w:sz w:val="18"/>
-              </w:rPr>
-            </w:r>
-            <w:r>
-              <w:rPr>
-                <w:rFonts w:ascii="Arial" w:hAnsi="Arial" w:eastAsia="Arial"/>
+                <w:rFonts w:ascii="Arial" w:hAnsi="Arial" w:eastAsia="Arial" w:cs="Tahoma"/>
+                <w:sz w:val="18"/>
+              </w:rPr>
+            </w:r>
+            <w:r>
+              <w:rPr>
+                <w:rFonts w:ascii="Arial" w:hAnsi="Arial" w:eastAsia="Arial" w:cs="Tahoma"/>
                 <w:sz w:val="18"/>
               </w:rPr>
               <w:t>FGI_IMPACT_STORE_SALES rows waiting for IAS sales data and export file/SFTP parameters.</w:t>
@@ -2227,13 +2345,13 @@
             </w:pPr>
             <w:r>
               <w:rPr>
-                <w:rFonts w:ascii="Arial" w:hAnsi="Arial" w:eastAsia="Arial"/>
-                <w:sz w:val="18"/>
-              </w:rPr>
-            </w:r>
-            <w:r>
-              <w:rPr>
-                <w:rFonts w:ascii="Arial" w:hAnsi="Arial" w:eastAsia="Arial"/>
+                <w:rFonts w:ascii="Arial" w:hAnsi="Arial" w:eastAsia="Arial" w:cs="Tahoma"/>
+                <w:sz w:val="18"/>
+              </w:rPr>
+            </w:r>
+            <w:r>
+              <w:rPr>
+                <w:rFonts w:ascii="Arial" w:hAnsi="Arial" w:eastAsia="Arial" w:cs="Tahoma"/>
                 <w:sz w:val="18"/>
               </w:rPr>
               <w:t>snapshot input file/business key/period in run record</w:t>
@@ -2257,13 +2375,13 @@
             </w:pPr>
             <w:r>
               <w:rPr>
-                <w:rFonts w:ascii="Arial" w:hAnsi="Arial" w:eastAsia="Arial"/>
-                <w:sz w:val="18"/>
-              </w:rPr>
-            </w:r>
-            <w:r>
-              <w:rPr>
-                <w:rFonts w:ascii="Arial" w:hAnsi="Arial" w:eastAsia="Arial"/>
+                <w:rFonts w:ascii="Arial" w:hAnsi="Arial" w:eastAsia="Arial" w:cs="Tahoma"/>
+                <w:sz w:val="18"/>
+              </w:rPr>
+            </w:r>
+            <w:r>
+              <w:rPr>
+                <w:rFonts w:ascii="Arial" w:hAnsi="Arial" w:eastAsia="Arial" w:cs="Tahoma"/>
                 <w:sz w:val="18"/>
               </w:rPr>
               <w:t>Output identity</w:t>
@@ -2282,13 +2400,13 @@
             </w:pPr>
             <w:r>
               <w:rPr>
-                <w:rFonts w:ascii="Arial" w:hAnsi="Arial" w:eastAsia="Arial"/>
-                <w:sz w:val="18"/>
-              </w:rPr>
-            </w:r>
-            <w:r>
-              <w:rPr>
-                <w:rFonts w:ascii="Arial" w:hAnsi="Arial" w:eastAsia="Arial"/>
+                <w:rFonts w:ascii="Arial" w:hAnsi="Arial" w:eastAsia="Arial" w:cs="Tahoma"/>
+                <w:sz w:val="18"/>
+              </w:rPr>
+            </w:r>
+            <w:r>
+              <w:rPr>
+                <w:rFonts w:ascii="Arial" w:hAnsi="Arial" w:eastAsia="Arial" w:cs="Tahoma"/>
                 <w:sz w:val="18"/>
               </w:rPr>
               <w:t>IAS request file containing store/open-date pairs; run history includes generated file name and exported row count.</w:t>
@@ -2307,13 +2425,13 @@
             </w:pPr>
             <w:r>
               <w:rPr>
-                <w:rFonts w:ascii="Arial" w:hAnsi="Arial" w:eastAsia="Arial"/>
-                <w:sz w:val="18"/>
-              </w:rPr>
-            </w:r>
-            <w:r>
-              <w:rPr>
-                <w:rFonts w:ascii="Arial" w:hAnsi="Arial" w:eastAsia="Arial"/>
+                <w:rFonts w:ascii="Arial" w:hAnsi="Arial" w:eastAsia="Arial" w:cs="Tahoma"/>
+                <w:sz w:val="18"/>
+              </w:rPr>
+            </w:r>
+            <w:r>
+              <w:rPr>
+                <w:rFonts w:ascii="Arial" w:hAnsi="Arial" w:eastAsia="Arial" w:cs="Tahoma"/>
                 <w:sz w:val="18"/>
               </w:rPr>
               <w:t>reconcile input, success, reject and skipped counts</w:t>
@@ -2337,13 +2455,13 @@
             </w:pPr>
             <w:r>
               <w:rPr>
-                <w:rFonts w:ascii="Arial" w:hAnsi="Arial" w:eastAsia="Arial"/>
-                <w:sz w:val="18"/>
-              </w:rPr>
-            </w:r>
-            <w:r>
-              <w:rPr>
-                <w:rFonts w:ascii="Arial" w:hAnsi="Arial" w:eastAsia="Arial"/>
+                <w:rFonts w:ascii="Arial" w:hAnsi="Arial" w:eastAsia="Arial" w:cs="Tahoma"/>
+                <w:sz w:val="18"/>
+              </w:rPr>
+            </w:r>
+            <w:r>
+              <w:rPr>
+                <w:rFonts w:ascii="Arial" w:hAnsi="Arial" w:eastAsia="Arial" w:cs="Tahoma"/>
                 <w:sz w:val="18"/>
               </w:rPr>
               <w:t>Dedup proof</w:t>
@@ -2362,13 +2480,13 @@
             </w:pPr>
             <w:r>
               <w:rPr>
-                <w:rFonts w:ascii="Arial" w:hAnsi="Arial" w:eastAsia="Arial"/>
-                <w:sz w:val="18"/>
-              </w:rPr>
-            </w:r>
-            <w:r>
-              <w:rPr>
-                <w:rFonts w:ascii="Arial" w:hAnsi="Arial" w:eastAsia="Arial"/>
+                <w:rFonts w:ascii="Arial" w:hAnsi="Arial" w:eastAsia="Arial" w:cs="Tahoma"/>
+                <w:sz w:val="18"/>
+              </w:rPr>
+            </w:r>
+            <w:r>
+              <w:rPr>
+                <w:rFonts w:ascii="Arial" w:hAnsi="Arial" w:eastAsia="Arial" w:cs="Tahoma"/>
                 <w:sz w:val="18"/>
               </w:rPr>
               <w:t>ชื่อไฟล์ deterministic จาก period+runId และ UNIQUE(data_name,direction,business_key,period_key); outbox retry ใช้ transaction เดิม ไม่สร้าง request ซ้ำ</w:t>
@@ -2387,13 +2505,13 @@
             </w:pPr>
             <w:r>
               <w:rPr>
-                <w:rFonts w:ascii="Arial" w:hAnsi="Arial" w:eastAsia="Arial"/>
-                <w:sz w:val="18"/>
-              </w:rPr>
-            </w:r>
-            <w:r>
-              <w:rPr>
-                <w:rFonts w:ascii="Arial" w:hAnsi="Arial" w:eastAsia="Arial"/>
+                <w:rFonts w:ascii="Arial" w:hAnsi="Arial" w:eastAsia="Arial" w:cs="Tahoma"/>
+                <w:sz w:val="18"/>
+              </w:rPr>
+            </w:r>
+            <w:r>
+              <w:rPr>
+                <w:rFonts w:ascii="Arial" w:hAnsi="Arial" w:eastAsia="Arial" w:cs="Tahoma"/>
                 <w:sz w:val="18"/>
               </w:rPr>
               <w:t>rerun fixture produces no duplicate target business key</w:t>
@@ -2417,13 +2535,13 @@
             </w:pPr>
             <w:r>
               <w:rPr>
-                <w:rFonts w:ascii="Arial" w:hAnsi="Arial" w:eastAsia="Arial"/>
-                <w:sz w:val="18"/>
-              </w:rPr>
-            </w:r>
-            <w:r>
-              <w:rPr>
-                <w:rFonts w:ascii="Arial" w:hAnsi="Arial" w:eastAsia="Arial"/>
+                <w:rFonts w:ascii="Arial" w:hAnsi="Arial" w:eastAsia="Arial" w:cs="Tahoma"/>
+                <w:sz w:val="18"/>
+              </w:rPr>
+            </w:r>
+            <w:r>
+              <w:rPr>
+                <w:rFonts w:ascii="Arial" w:hAnsi="Arial" w:eastAsia="Arial" w:cs="Tahoma"/>
                 <w:sz w:val="18"/>
               </w:rPr>
               <w:t>Transaction proof</w:t>
@@ -2442,13 +2560,13 @@
             </w:pPr>
             <w:r>
               <w:rPr>
-                <w:rFonts w:ascii="Arial" w:hAnsi="Arial" w:eastAsia="Arial"/>
-                <w:sz w:val="18"/>
-              </w:rPr>
-            </w:r>
-            <w:r>
-              <w:rPr>
-                <w:rFonts w:ascii="Arial" w:hAnsi="Arial" w:eastAsia="Arial"/>
+                <w:rFonts w:ascii="Arial" w:hAnsi="Arial" w:eastAsia="Arial" w:cs="Tahoma"/>
+                <w:sz w:val="18"/>
+              </w:rPr>
+            </w:r>
+            <w:r>
+              <w:rPr>
+                <w:rFonts w:ascii="Arial" w:hAnsi="Arial" w:eastAsia="Arial" w:cs="Tahoma"/>
                 <w:sz w:val="18"/>
               </w:rPr>
               <w:t>สร้างไฟล์ temp, fsync, atomic rename และคำนวณ checksum ให้สำเร็จก่อน; จากนั้น transaction เดียว lock W, update W→P และ insert outbox READY; ห้าม commit W→P ก่อนมี durable file</w:t>
@@ -2467,13 +2585,13 @@
             </w:pPr>
             <w:r>
               <w:rPr>
-                <w:rFonts w:ascii="Arial" w:hAnsi="Arial" w:eastAsia="Arial"/>
-                <w:sz w:val="18"/>
-              </w:rPr>
-            </w:r>
-            <w:r>
-              <w:rPr>
-                <w:rFonts w:ascii="Arial" w:hAnsi="Arial" w:eastAsia="Arial"/>
+                <w:rFonts w:ascii="Arial" w:hAnsi="Arial" w:eastAsia="Arial" w:cs="Tahoma"/>
+                <w:sz w:val="18"/>
+              </w:rPr>
+            </w:r>
+            <w:r>
+              <w:rPr>
+                <w:rFonts w:ascii="Arial" w:hAnsi="Arial" w:eastAsia="Arial" w:cs="Tahoma"/>
                 <w:sz w:val="18"/>
               </w:rPr>
               <w:t>injected failure leaves no partial committed state outside documented boundary</w:t>
@@ -2497,13 +2615,13 @@
             </w:pPr>
             <w:r>
               <w:rPr>
-                <w:rFonts w:ascii="Arial" w:hAnsi="Arial" w:eastAsia="Arial"/>
-                <w:sz w:val="18"/>
-              </w:rPr>
-            </w:r>
-            <w:r>
-              <w:rPr>
-                <w:rFonts w:ascii="Arial" w:hAnsi="Arial" w:eastAsia="Arial"/>
+                <w:rFonts w:ascii="Arial" w:hAnsi="Arial" w:eastAsia="Arial" w:cs="Tahoma"/>
+                <w:sz w:val="18"/>
+              </w:rPr>
+            </w:r>
+            <w:r>
+              <w:rPr>
+                <w:rFonts w:ascii="Arial" w:hAnsi="Arial" w:eastAsia="Arial" w:cs="Tahoma"/>
                 <w:sz w:val="18"/>
               </w:rPr>
               <w:t>Security proof</w:t>
@@ -2522,13 +2640,13 @@
             </w:pPr>
             <w:r>
               <w:rPr>
-                <w:rFonts w:ascii="Arial" w:hAnsi="Arial" w:eastAsia="Arial"/>
-                <w:sz w:val="18"/>
-              </w:rPr>
-            </w:r>
-            <w:r>
-              <w:rPr>
-                <w:rFonts w:ascii="Arial" w:hAnsi="Arial" w:eastAsia="Arial"/>
+                <w:rFonts w:ascii="Arial" w:hAnsi="Arial" w:eastAsia="Arial" w:cs="Tahoma"/>
+                <w:sz w:val="18"/>
+              </w:rPr>
+            </w:r>
+            <w:r>
+              <w:rPr>
+                <w:rFonts w:ascii="Arial" w:hAnsi="Arial" w:eastAsia="Arial" w:cs="Tahoma"/>
                 <w:sz w:val="18"/>
               </w:rPr>
               <w:t>IAS SFTP credential ใช้ secretRef=secret/sbpgi/interfaces/ias; strict known_hosts, modern cipher, timeout และห้าม editable password/private key</w:t>
@@ -2547,13 +2665,13 @@
             </w:pPr>
             <w:r>
               <w:rPr>
-                <w:rFonts w:ascii="Arial" w:hAnsi="Arial" w:eastAsia="Arial"/>
-                <w:sz w:val="18"/>
-              </w:rPr>
-            </w:r>
-            <w:r>
-              <w:rPr>
-                <w:rFonts w:ascii="Arial" w:hAnsi="Arial" w:eastAsia="Arial"/>
+                <w:rFonts w:ascii="Arial" w:hAnsi="Arial" w:eastAsia="Arial" w:cs="Tahoma"/>
+                <w:sz w:val="18"/>
+              </w:rPr>
+            </w:r>
+            <w:r>
+              <w:rPr>
+                <w:rFonts w:ascii="Arial" w:hAnsi="Arial" w:eastAsia="Arial" w:cs="Tahoma"/>
                 <w:sz w:val="18"/>
               </w:rPr>
               <w:t>config/log/error contains no plaintext secret</w:t>
@@ -2604,7 +2722,7 @@
             <w:r/>
             <w:r>
               <w:rPr>
-                <w:rFonts w:ascii="Arial" w:hAnsi="Arial" w:eastAsia="Arial"/>
+                <w:rFonts w:ascii="Arial" w:hAnsi="Arial" w:eastAsia="Arial" w:cs="Tahoma"/>
                 <w:b/>
                 <w:sz w:val="18"/>
               </w:rPr>
@@ -2626,7 +2744,7 @@
             <w:r/>
             <w:r>
               <w:rPr>
-                <w:rFonts w:ascii="Arial" w:hAnsi="Arial" w:eastAsia="Arial"/>
+                <w:rFonts w:ascii="Arial" w:hAnsi="Arial" w:eastAsia="Arial" w:cs="Tahoma"/>
                 <w:b/>
                 <w:sz w:val="18"/>
               </w:rPr>
@@ -2648,7 +2766,7 @@
             <w:r/>
             <w:r>
               <w:rPr>
-                <w:rFonts w:ascii="Arial" w:hAnsi="Arial" w:eastAsia="Arial"/>
+                <w:rFonts w:ascii="Arial" w:hAnsi="Arial" w:eastAsia="Arial" w:cs="Tahoma"/>
                 <w:b/>
                 <w:sz w:val="18"/>
               </w:rPr>
@@ -2673,13 +2791,13 @@
             </w:pPr>
             <w:r>
               <w:rPr>
-                <w:rFonts w:ascii="Arial" w:hAnsi="Arial" w:eastAsia="Arial"/>
-                <w:sz w:val="18"/>
-              </w:rPr>
-            </w:r>
-            <w:r>
-              <w:rPr>
-                <w:rFonts w:ascii="Arial" w:hAnsi="Arial" w:eastAsia="Arial"/>
+                <w:rFonts w:ascii="Arial" w:hAnsi="Arial" w:eastAsia="Arial" w:cs="Tahoma"/>
+                <w:sz w:val="18"/>
+              </w:rPr>
+            </w:r>
+            <w:r>
+              <w:rPr>
+                <w:rFonts w:ascii="Arial" w:hAnsi="Arial" w:eastAsia="Arial" w:cs="Tahoma"/>
                 <w:sz w:val="18"/>
               </w:rPr>
               <w:t>fcsJar/src/th/co/gosoft/fgi/main/PrepareImpactStoreToIAS.java</w:t>
@@ -2698,13 +2816,13 @@
             </w:pPr>
             <w:r>
               <w:rPr>
-                <w:rFonts w:ascii="Arial" w:hAnsi="Arial" w:eastAsia="Arial"/>
-                <w:sz w:val="18"/>
-              </w:rPr>
-            </w:r>
-            <w:r>
-              <w:rPr>
-                <w:rFonts w:ascii="Arial" w:hAnsi="Arial" w:eastAsia="Arial"/>
+                <w:rFonts w:ascii="Arial" w:hAnsi="Arial" w:eastAsia="Arial" w:cs="Tahoma"/>
+                <w:sz w:val="18"/>
+              </w:rPr>
+            </w:r>
+            <w:r>
+              <w:rPr>
+                <w:rFonts w:ascii="Arial" w:hAnsi="Arial" w:eastAsia="Arial" w:cs="Tahoma"/>
                 <w:sz w:val="18"/>
               </w:rPr>
               <w:t>28-243</w:t>
@@ -2723,13 +2841,13 @@
             </w:pPr>
             <w:r>
               <w:rPr>
-                <w:rFonts w:ascii="Arial" w:hAnsi="Arial" w:eastAsia="Arial"/>
-                <w:sz w:val="18"/>
-              </w:rPr>
-            </w:r>
-            <w:r>
-              <w:rPr>
-                <w:rFonts w:ascii="Arial" w:hAnsi="Arial" w:eastAsia="Arial"/>
+                <w:rFonts w:ascii="Arial" w:hAnsi="Arial" w:eastAsia="Arial" w:cs="Tahoma"/>
+                <w:sz w:val="18"/>
+              </w:rPr>
+            </w:r>
+            <w:r>
+              <w:rPr>
+                <w:rFonts w:ascii="Arial" w:hAnsi="Arial" w:eastAsia="Arial" w:cs="Tahoma"/>
                 <w:sz w:val="18"/>
               </w:rPr>
               <w:t>Legacy main entrypoint, file generation, upload, backup, notification.</w:t>
@@ -2753,13 +2871,13 @@
             </w:pPr>
             <w:r>
               <w:rPr>
-                <w:rFonts w:ascii="Arial" w:hAnsi="Arial" w:eastAsia="Arial"/>
-                <w:sz w:val="18"/>
-              </w:rPr>
-            </w:r>
-            <w:r>
-              <w:rPr>
-                <w:rFonts w:ascii="Arial" w:hAnsi="Arial" w:eastAsia="Arial"/>
+                <w:rFonts w:ascii="Arial" w:hAnsi="Arial" w:eastAsia="Arial" w:cs="Tahoma"/>
+                <w:sz w:val="18"/>
+              </w:rPr>
+            </w:r>
+            <w:r>
+              <w:rPr>
+                <w:rFonts w:ascii="Arial" w:hAnsi="Arial" w:eastAsia="Arial" w:cs="Tahoma"/>
                 <w:sz w:val="18"/>
               </w:rPr>
               <w:t>fcsJar/src/th/co/gosoft/fgi/dao/jdbc/ImportStoreJdbc.java</w:t>
@@ -2778,13 +2896,13 @@
             </w:pPr>
             <w:r>
               <w:rPr>
-                <w:rFonts w:ascii="Arial" w:hAnsi="Arial" w:eastAsia="Arial"/>
-                <w:sz w:val="18"/>
-              </w:rPr>
-            </w:r>
-            <w:r>
-              <w:rPr>
-                <w:rFonts w:ascii="Arial" w:hAnsi="Arial" w:eastAsia="Arial"/>
+                <w:rFonts w:ascii="Arial" w:hAnsi="Arial" w:eastAsia="Arial" w:cs="Tahoma"/>
+                <w:sz w:val="18"/>
+              </w:rPr>
+            </w:r>
+            <w:r>
+              <w:rPr>
+                <w:rFonts w:ascii="Arial" w:hAnsi="Arial" w:eastAsia="Arial" w:cs="Tahoma"/>
                 <w:sz w:val="18"/>
               </w:rPr>
               <w:t>99-115</w:t>
@@ -2803,13 +2921,13 @@
             </w:pPr>
             <w:r>
               <w:rPr>
-                <w:rFonts w:ascii="Arial" w:hAnsi="Arial" w:eastAsia="Arial"/>
-                <w:sz w:val="18"/>
-              </w:rPr>
-            </w:r>
-            <w:r>
-              <w:rPr>
-                <w:rFonts w:ascii="Arial" w:hAnsi="Arial" w:eastAsia="Arial"/>
+                <w:rFonts w:ascii="Arial" w:hAnsi="Arial" w:eastAsia="Arial" w:cs="Tahoma"/>
+                <w:sz w:val="18"/>
+              </w:rPr>
+            </w:r>
+            <w:r>
+              <w:rPr>
+                <w:rFonts w:ascii="Arial" w:hAnsi="Arial" w:eastAsia="Arial" w:cs="Tahoma"/>
                 <w:sz w:val="18"/>
               </w:rPr>
               <w:t>Query FGI_IMPACT_STORE_SALES rows eligible for IAS request.</w:t>
@@ -2864,7 +2982,7 @@
             <w:r/>
             <w:r>
               <w:rPr>
-                <w:rFonts w:ascii="Arial" w:hAnsi="Arial" w:eastAsia="Arial"/>
+                <w:rFonts w:ascii="Arial" w:hAnsi="Arial" w:eastAsia="Arial" w:cs="Tahoma"/>
                 <w:b/>
                 <w:sz w:val="18"/>
               </w:rPr>
@@ -2886,7 +3004,7 @@
             <w:r/>
             <w:r>
               <w:rPr>
-                <w:rFonts w:ascii="Arial" w:hAnsi="Arial" w:eastAsia="Arial"/>
+                <w:rFonts w:ascii="Arial" w:hAnsi="Arial" w:eastAsia="Arial" w:cs="Tahoma"/>
                 <w:b/>
                 <w:sz w:val="18"/>
               </w:rPr>
@@ -2911,13 +3029,13 @@
             </w:pPr>
             <w:r>
               <w:rPr>
-                <w:rFonts w:ascii="Arial" w:hAnsi="Arial" w:eastAsia="Arial"/>
-                <w:sz w:val="18"/>
-              </w:rPr>
-            </w:r>
-            <w:r>
-              <w:rPr>
-                <w:rFonts w:ascii="Arial" w:hAnsi="Arial" w:eastAsia="Arial"/>
+                <w:rFonts w:ascii="Arial" w:hAnsi="Arial" w:eastAsia="Arial" w:cs="Tahoma"/>
+                <w:sz w:val="18"/>
+              </w:rPr>
+            </w:r>
+            <w:r>
+              <w:rPr>
+                <w:rFonts w:ascii="Arial" w:hAnsi="Arial" w:eastAsia="Arial" w:cs="Tahoma"/>
                 <w:sz w:val="18"/>
               </w:rPr>
               <w:t>Repository</w:t>
@@ -2936,13 +3054,13 @@
             </w:pPr>
             <w:r>
               <w:rPr>
-                <w:rFonts w:ascii="Arial" w:hAnsi="Arial" w:eastAsia="Arial"/>
-                <w:sz w:val="18"/>
-              </w:rPr>
-            </w:r>
-            <w:r>
-              <w:rPr>
-                <w:rFonts w:ascii="Arial" w:hAnsi="Arial" w:eastAsia="Arial"/>
+                <w:rFonts w:ascii="Arial" w:hAnsi="Arial" w:eastAsia="Arial" w:cs="Tahoma"/>
+                <w:sz w:val="18"/>
+              </w:rPr>
+            </w:r>
+            <w:r>
+              <w:rPr>
+                <w:rFonts w:ascii="Arial" w:hAnsi="Arial" w:eastAsia="Arial" w:cs="Tahoma"/>
                 <w:sz w:val="18"/>
               </w:rPr>
               <w:t>iasRequestRepository</w:t>
@@ -2966,13 +3084,13 @@
             </w:pPr>
             <w:r>
               <w:rPr>
-                <w:rFonts w:ascii="Arial" w:hAnsi="Arial" w:eastAsia="Arial"/>
-                <w:sz w:val="18"/>
-              </w:rPr>
-            </w:r>
-            <w:r>
-              <w:rPr>
-                <w:rFonts w:ascii="Arial" w:hAnsi="Arial" w:eastAsia="Arial"/>
+                <w:rFonts w:ascii="Arial" w:hAnsi="Arial" w:eastAsia="Arial" w:cs="Tahoma"/>
+                <w:sz w:val="18"/>
+              </w:rPr>
+            </w:r>
+            <w:r>
+              <w:rPr>
+                <w:rFonts w:ascii="Arial" w:hAnsi="Arial" w:eastAsia="Arial" w:cs="Tahoma"/>
                 <w:sz w:val="18"/>
               </w:rPr>
               <w:t>Idempotency / dedup</w:t>
@@ -2991,13 +3109,13 @@
             </w:pPr>
             <w:r>
               <w:rPr>
-                <w:rFonts w:ascii="Arial" w:hAnsi="Arial" w:eastAsia="Arial"/>
-                <w:sz w:val="18"/>
-              </w:rPr>
-            </w:r>
-            <w:r>
-              <w:rPr>
-                <w:rFonts w:ascii="Arial" w:hAnsi="Arial" w:eastAsia="Arial"/>
+                <w:rFonts w:ascii="Arial" w:hAnsi="Arial" w:eastAsia="Arial" w:cs="Tahoma"/>
+                <w:sz w:val="18"/>
+              </w:rPr>
+            </w:r>
+            <w:r>
+              <w:rPr>
+                <w:rFonts w:ascii="Arial" w:hAnsi="Arial" w:eastAsia="Arial" w:cs="Tahoma"/>
                 <w:sz w:val="18"/>
               </w:rPr>
               <w:t>ชื่อไฟล์ deterministic จาก period+runId และ UNIQUE(data_name,direction,business_key,period_key); outbox retry ใช้ transaction เดิม ไม่สร้าง request ซ้ำ</w:t>
@@ -3021,13 +3139,13 @@
             </w:pPr>
             <w:r>
               <w:rPr>
-                <w:rFonts w:ascii="Arial" w:hAnsi="Arial" w:eastAsia="Arial"/>
-                <w:sz w:val="18"/>
-              </w:rPr>
-            </w:r>
-            <w:r>
-              <w:rPr>
-                <w:rFonts w:ascii="Arial" w:hAnsi="Arial" w:eastAsia="Arial"/>
+                <w:rFonts w:ascii="Arial" w:hAnsi="Arial" w:eastAsia="Arial" w:cs="Tahoma"/>
+                <w:sz w:val="18"/>
+              </w:rPr>
+            </w:r>
+            <w:r>
+              <w:rPr>
+                <w:rFonts w:ascii="Arial" w:hAnsi="Arial" w:eastAsia="Arial" w:cs="Tahoma"/>
                 <w:sz w:val="18"/>
               </w:rPr>
               <w:t>Transaction boundary</w:t>
@@ -3046,13 +3164,13 @@
             </w:pPr>
             <w:r>
               <w:rPr>
-                <w:rFonts w:ascii="Arial" w:hAnsi="Arial" w:eastAsia="Arial"/>
-                <w:sz w:val="18"/>
-              </w:rPr>
-            </w:r>
-            <w:r>
-              <w:rPr>
-                <w:rFonts w:ascii="Arial" w:hAnsi="Arial" w:eastAsia="Arial"/>
+                <w:rFonts w:ascii="Arial" w:hAnsi="Arial" w:eastAsia="Arial" w:cs="Tahoma"/>
+                <w:sz w:val="18"/>
+              </w:rPr>
+            </w:r>
+            <w:r>
+              <w:rPr>
+                <w:rFonts w:ascii="Arial" w:hAnsi="Arial" w:eastAsia="Arial" w:cs="Tahoma"/>
                 <w:sz w:val="18"/>
               </w:rPr>
               <w:t>สร้างไฟล์ temp, fsync, atomic rename และคำนวณ checksum ให้สำเร็จก่อน; จากนั้น transaction เดียว lock W, update W→P และ insert outbox READY; ห้าม commit W→P ก่อนมี durable file</w:t>
@@ -3076,13 +3194,13 @@
             </w:pPr>
             <w:r>
               <w:rPr>
-                <w:rFonts w:ascii="Arial" w:hAnsi="Arial" w:eastAsia="Arial"/>
-                <w:sz w:val="18"/>
-              </w:rPr>
-            </w:r>
-            <w:r>
-              <w:rPr>
-                <w:rFonts w:ascii="Arial" w:hAnsi="Arial" w:eastAsia="Arial"/>
+                <w:rFonts w:ascii="Arial" w:hAnsi="Arial" w:eastAsia="Arial" w:cs="Tahoma"/>
+                <w:sz w:val="18"/>
+              </w:rPr>
+            </w:r>
+            <w:r>
+              <w:rPr>
+                <w:rFonts w:ascii="Arial" w:hAnsi="Arial" w:eastAsia="Arial" w:cs="Tahoma"/>
                 <w:sz w:val="18"/>
               </w:rPr>
               <w:t>Security</w:t>
@@ -3101,13 +3219,13 @@
             </w:pPr>
             <w:r>
               <w:rPr>
-                <w:rFonts w:ascii="Arial" w:hAnsi="Arial" w:eastAsia="Arial"/>
-                <w:sz w:val="18"/>
-              </w:rPr>
-            </w:r>
-            <w:r>
-              <w:rPr>
-                <w:rFonts w:ascii="Arial" w:hAnsi="Arial" w:eastAsia="Arial"/>
+                <w:rFonts w:ascii="Arial" w:hAnsi="Arial" w:eastAsia="Arial" w:cs="Tahoma"/>
+                <w:sz w:val="18"/>
+              </w:rPr>
+            </w:r>
+            <w:r>
+              <w:rPr>
+                <w:rFonts w:ascii="Arial" w:hAnsi="Arial" w:eastAsia="Arial" w:cs="Tahoma"/>
                 <w:sz w:val="18"/>
               </w:rPr>
               <w:t>IAS SFTP credential ใช้ secretRef=secret/sbpgi/interfaces/ias; strict known_hosts, modern cipher, timeout และห้าม editable password/private key</w:t>
@@ -3135,7 +3253,7 @@
       </w:pPr>
       <w:r>
         <w:rPr>
-          <w:rFonts w:ascii="Courier New" w:hAnsi="Courier New"/>
+          <w:rFonts w:ascii="Courier New" w:hAnsi="Courier New" w:eastAsia="Courier New" w:cs="Tahoma"/>
           <w:sz w:val="16"/>
         </w:rPr>
         <w:t>SELECT s.id, s.impact_process_id, s.impacted_store_code, s.new_store_code, s.impact_month</w:t>
@@ -3167,7 +3285,7 @@
       </w:pPr>
       <w:r>
         <w:rPr>
-          <w:rFonts w:ascii="Courier New" w:hAnsi="Courier New"/>
+          <w:rFonts w:ascii="Courier New" w:hAnsi="Courier New" w:eastAsia="Courier New" w:cs="Tahoma"/>
           <w:sz w:val="16"/>
         </w:rPr>
         <w:t>UPDATE fgi_impact_stores</w:t>
@@ -3222,7 +3340,7 @@
       </w:pPr>
       <w:r>
         <w:rPr>
-          <w:rFonts w:ascii="Courier New" w:hAnsi="Courier New"/>
+          <w:rFonts w:ascii="Courier New" w:hAnsi="Courier New" w:eastAsia="Courier New" w:cs="Tahoma"/>
           <w:sz w:val="16"/>
         </w:rPr>
         <w:t>export async function runLlddBeJob4Prepareimpactstoretoias(ctx, services) {</w:t>
@@ -3310,7 +3428,7 @@
             <w:r/>
             <w:r>
               <w:rPr>
-                <w:rFonts w:ascii="Arial" w:hAnsi="Arial" w:eastAsia="Arial"/>
+                <w:rFonts w:ascii="Arial" w:hAnsi="Arial" w:eastAsia="Arial" w:cs="Tahoma"/>
                 <w:b/>
                 <w:sz w:val="18"/>
               </w:rPr>
@@ -3332,7 +3450,7 @@
             <w:r/>
             <w:r>
               <w:rPr>
-                <w:rFonts w:ascii="Arial" w:hAnsi="Arial" w:eastAsia="Arial"/>
+                <w:rFonts w:ascii="Arial" w:hAnsi="Arial" w:eastAsia="Arial" w:cs="Tahoma"/>
                 <w:b/>
                 <w:sz w:val="18"/>
               </w:rPr>
@@ -3354,7 +3472,7 @@
             <w:r/>
             <w:r>
               <w:rPr>
-                <w:rFonts w:ascii="Arial" w:hAnsi="Arial" w:eastAsia="Arial"/>
+                <w:rFonts w:ascii="Arial" w:hAnsi="Arial" w:eastAsia="Arial" w:cs="Tahoma"/>
                 <w:b/>
                 <w:sz w:val="18"/>
               </w:rPr>
@@ -3379,13 +3497,13 @@
             </w:pPr>
             <w:r>
               <w:rPr>
-                <w:rFonts w:ascii="Arial" w:hAnsi="Arial" w:eastAsia="Arial"/>
-                <w:sz w:val="18"/>
-              </w:rPr>
-            </w:r>
-            <w:r>
-              <w:rPr>
-                <w:rFonts w:ascii="Arial" w:hAnsi="Arial" w:eastAsia="Arial"/>
+                <w:rFonts w:ascii="Arial" w:hAnsi="Arial" w:eastAsia="Arial" w:cs="Tahoma"/>
+                <w:sz w:val="18"/>
+              </w:rPr>
+            </w:r>
+            <w:r>
+              <w:rPr>
+                <w:rFonts w:ascii="Arial" w:hAnsi="Arial" w:eastAsia="Arial" w:cs="Tahoma"/>
                 <w:sz w:val="18"/>
               </w:rPr>
               <w:t>1</w:t>
@@ -3404,13 +3522,13 @@
             </w:pPr>
             <w:r>
               <w:rPr>
-                <w:rFonts w:ascii="Arial" w:hAnsi="Arial" w:eastAsia="Arial"/>
-                <w:sz w:val="18"/>
-              </w:rPr>
-            </w:r>
-            <w:r>
-              <w:rPr>
-                <w:rFonts w:ascii="Arial" w:hAnsi="Arial" w:eastAsia="Arial"/>
+                <w:rFonts w:ascii="Arial" w:hAnsi="Arial" w:eastAsia="Arial" w:cs="Tahoma"/>
+                <w:sz w:val="18"/>
+              </w:rPr>
+            </w:r>
+            <w:r>
+              <w:rPr>
+                <w:rFonts w:ascii="Arial" w:hAnsi="Arial" w:eastAsia="Arial" w:cs="Tahoma"/>
                 <w:sz w:val="18"/>
               </w:rPr>
               <w:t>lock candidate W ด้วย FOR UPDATE SKIP LOCKED และสร้าง payload ใน memory</w:t>
@@ -3429,13 +3547,13 @@
             </w:pPr>
             <w:r>
               <w:rPr>
-                <w:rFonts w:ascii="Arial" w:hAnsi="Arial" w:eastAsia="Arial"/>
-                <w:sz w:val="18"/>
-              </w:rPr>
-            </w:r>
-            <w:r>
-              <w:rPr>
-                <w:rFonts w:ascii="Arial" w:hAnsi="Arial" w:eastAsia="Arial"/>
+                <w:rFonts w:ascii="Arial" w:hAnsi="Arial" w:eastAsia="Arial" w:cs="Tahoma"/>
+                <w:sz w:val="18"/>
+              </w:rPr>
+            </w:r>
+            <w:r>
+              <w:rPr>
+                <w:rFonts w:ascii="Arial" w:hAnsi="Arial" w:eastAsia="Arial" w:cs="Tahoma"/>
                 <w:sz w:val="18"/>
               </w:rPr>
               <w:t>validation fail: rollback lock; สถานะยัง W</w:t>
@@ -3459,13 +3577,13 @@
             </w:pPr>
             <w:r>
               <w:rPr>
-                <w:rFonts w:ascii="Arial" w:hAnsi="Arial" w:eastAsia="Arial"/>
-                <w:sz w:val="18"/>
-              </w:rPr>
-            </w:r>
-            <w:r>
-              <w:rPr>
-                <w:rFonts w:ascii="Arial" w:hAnsi="Arial" w:eastAsia="Arial"/>
+                <w:rFonts w:ascii="Arial" w:hAnsi="Arial" w:eastAsia="Arial" w:cs="Tahoma"/>
+                <w:sz w:val="18"/>
+              </w:rPr>
+            </w:r>
+            <w:r>
+              <w:rPr>
+                <w:rFonts w:ascii="Arial" w:hAnsi="Arial" w:eastAsia="Arial" w:cs="Tahoma"/>
                 <w:sz w:val="18"/>
               </w:rPr>
               <w:t>2</w:t>
@@ -3484,13 +3602,13 @@
             </w:pPr>
             <w:r>
               <w:rPr>
-                <w:rFonts w:ascii="Arial" w:hAnsi="Arial" w:eastAsia="Arial"/>
-                <w:sz w:val="18"/>
-              </w:rPr>
-            </w:r>
-            <w:r>
-              <w:rPr>
-                <w:rFonts w:ascii="Arial" w:hAnsi="Arial" w:eastAsia="Arial"/>
+                <w:rFonts w:ascii="Arial" w:hAnsi="Arial" w:eastAsia="Arial" w:cs="Tahoma"/>
+                <w:sz w:val="18"/>
+              </w:rPr>
+            </w:r>
+            <w:r>
+              <w:rPr>
+                <w:rFonts w:ascii="Arial" w:hAnsi="Arial" w:eastAsia="Arial" w:cs="Tahoma"/>
                 <w:sz w:val="18"/>
               </w:rPr>
               <w:t>เขียน temporary file, fsync, atomic rename และคำนวณ SHA-256</w:t>
@@ -3509,13 +3627,13 @@
             </w:pPr>
             <w:r>
               <w:rPr>
-                <w:rFonts w:ascii="Arial" w:hAnsi="Arial" w:eastAsia="Arial"/>
-                <w:sz w:val="18"/>
-              </w:rPr>
-            </w:r>
-            <w:r>
-              <w:rPr>
-                <w:rFonts w:ascii="Arial" w:hAnsi="Arial" w:eastAsia="Arial"/>
+                <w:rFonts w:ascii="Arial" w:hAnsi="Arial" w:eastAsia="Arial" w:cs="Tahoma"/>
+                <w:sz w:val="18"/>
+              </w:rPr>
+            </w:r>
+            <w:r>
+              <w:rPr>
+                <w:rFonts w:ascii="Arial" w:hAnsi="Arial" w:eastAsia="Arial" w:cs="Tahoma"/>
                 <w:sz w:val="18"/>
               </w:rPr>
               <w:t>write/rename/checksum fail: ลบ temp; สถานะยัง W; ไม่สร้าง outbox</w:t>
@@ -3539,13 +3657,13 @@
             </w:pPr>
             <w:r>
               <w:rPr>
-                <w:rFonts w:ascii="Arial" w:hAnsi="Arial" w:eastAsia="Arial"/>
-                <w:sz w:val="18"/>
-              </w:rPr>
-            </w:r>
-            <w:r>
-              <w:rPr>
-                <w:rFonts w:ascii="Arial" w:hAnsi="Arial" w:eastAsia="Arial"/>
+                <w:rFonts w:ascii="Arial" w:hAnsi="Arial" w:eastAsia="Arial" w:cs="Tahoma"/>
+                <w:sz w:val="18"/>
+              </w:rPr>
+            </w:r>
+            <w:r>
+              <w:rPr>
+                <w:rFonts w:ascii="Arial" w:hAnsi="Arial" w:eastAsia="Arial" w:cs="Tahoma"/>
                 <w:sz w:val="18"/>
               </w:rPr>
               <w:t>3</w:t>
@@ -3564,13 +3682,13 @@
             </w:pPr>
             <w:r>
               <w:rPr>
-                <w:rFonts w:ascii="Arial" w:hAnsi="Arial" w:eastAsia="Arial"/>
-                <w:sz w:val="18"/>
-              </w:rPr>
-            </w:r>
-            <w:r>
-              <w:rPr>
-                <w:rFonts w:ascii="Arial" w:hAnsi="Arial" w:eastAsia="Arial"/>
+                <w:rFonts w:ascii="Arial" w:hAnsi="Arial" w:eastAsia="Arial" w:cs="Tahoma"/>
+                <w:sz w:val="18"/>
+              </w:rPr>
+            </w:r>
+            <w:r>
+              <w:rPr>
+                <w:rFonts w:ascii="Arial" w:hAnsi="Arial" w:eastAsia="Arial" w:cs="Tahoma"/>
                 <w:sz w:val="18"/>
               </w:rPr>
               <w:t>transaction เดียว update W→P และ insert interface_transactions/outbox READY</w:t>
@@ -3589,13 +3707,13 @@
             </w:pPr>
             <w:r>
               <w:rPr>
-                <w:rFonts w:ascii="Arial" w:hAnsi="Arial" w:eastAsia="Arial"/>
-                <w:sz w:val="18"/>
-              </w:rPr>
-            </w:r>
-            <w:r>
-              <w:rPr>
-                <w:rFonts w:ascii="Arial" w:hAnsi="Arial" w:eastAsia="Arial"/>
+                <w:rFonts w:ascii="Arial" w:hAnsi="Arial" w:eastAsia="Arial" w:cs="Tahoma"/>
+                <w:sz w:val="18"/>
+              </w:rPr>
+            </w:r>
+            <w:r>
+              <w:rPr>
+                <w:rFonts w:ascii="Arial" w:hAnsi="Arial" w:eastAsia="Arial" w:cs="Tahoma"/>
                 <w:sz w:val="18"/>
               </w:rPr>
               <w:t>DB fail: rollback W→P และ outbox; durable file คงไว้ให้ cleanup/reconcile โดย checksum</w:t>
@@ -3619,13 +3737,13 @@
             </w:pPr>
             <w:r>
               <w:rPr>
-                <w:rFonts w:ascii="Arial" w:hAnsi="Arial" w:eastAsia="Arial"/>
-                <w:sz w:val="18"/>
-              </w:rPr>
-            </w:r>
-            <w:r>
-              <w:rPr>
-                <w:rFonts w:ascii="Arial" w:hAnsi="Arial" w:eastAsia="Arial"/>
+                <w:rFonts w:ascii="Arial" w:hAnsi="Arial" w:eastAsia="Arial" w:cs="Tahoma"/>
+                <w:sz w:val="18"/>
+              </w:rPr>
+            </w:r>
+            <w:r>
+              <w:rPr>
+                <w:rFonts w:ascii="Arial" w:hAnsi="Arial" w:eastAsia="Arial" w:cs="Tahoma"/>
                 <w:sz w:val="18"/>
               </w:rPr>
               <w:t>4</w:t>
@@ -3644,13 +3762,13 @@
             </w:pPr>
             <w:r>
               <w:rPr>
-                <w:rFonts w:ascii="Arial" w:hAnsi="Arial" w:eastAsia="Arial"/>
-                <w:sz w:val="18"/>
-              </w:rPr>
-            </w:r>
-            <w:r>
-              <w:rPr>
-                <w:rFonts w:ascii="Arial" w:hAnsi="Arial" w:eastAsia="Arial"/>
+                <w:rFonts w:ascii="Arial" w:hAnsi="Arial" w:eastAsia="Arial" w:cs="Tahoma"/>
+                <w:sz w:val="18"/>
+              </w:rPr>
+            </w:r>
+            <w:r>
+              <w:rPr>
+                <w:rFonts w:ascii="Arial" w:hAnsi="Arial" w:eastAsia="Arial" w:cs="Tahoma"/>
                 <w:sz w:val="18"/>
               </w:rPr>
               <w:t>dispatcher อ่าน READY แล้วส่ง SFTP; compare checksum ก่อนส่ง</w:t>
@@ -3669,13 +3787,13 @@
             </w:pPr>
             <w:r>
               <w:rPr>
-                <w:rFonts w:ascii="Arial" w:hAnsi="Arial" w:eastAsia="Arial"/>
-                <w:sz w:val="18"/>
-              </w:rPr>
-            </w:r>
-            <w:r>
-              <w:rPr>
-                <w:rFonts w:ascii="Arial" w:hAnsi="Arial" w:eastAsia="Arial"/>
+                <w:rFonts w:ascii="Arial" w:hAnsi="Arial" w:eastAsia="Arial" w:cs="Tahoma"/>
+                <w:sz w:val="18"/>
+              </w:rPr>
+            </w:r>
+            <w:r>
+              <w:rPr>
+                <w:rFonts w:ascii="Arial" w:hAnsi="Arial" w:eastAsia="Arial" w:cs="Tahoma"/>
                 <w:sz w:val="18"/>
               </w:rPr>
               <w:t>ส่ง fail: outbox ยัง READY/FAILED_RETRY; ห้ามเปลี่ยน candidate กลับ W เพื่อไม่ให้สร้างไฟล์ซ้ำ</w:t>
@@ -3699,13 +3817,13 @@
             </w:pPr>
             <w:r>
               <w:rPr>
-                <w:rFonts w:ascii="Arial" w:hAnsi="Arial" w:eastAsia="Arial"/>
-                <w:sz w:val="18"/>
-              </w:rPr>
-            </w:r>
-            <w:r>
-              <w:rPr>
-                <w:rFonts w:ascii="Arial" w:hAnsi="Arial" w:eastAsia="Arial"/>
+                <w:rFonts w:ascii="Arial" w:hAnsi="Arial" w:eastAsia="Arial" w:cs="Tahoma"/>
+                <w:sz w:val="18"/>
+              </w:rPr>
+            </w:r>
+            <w:r>
+              <w:rPr>
+                <w:rFonts w:ascii="Arial" w:hAnsi="Arial" w:eastAsia="Arial" w:cs="Tahoma"/>
                 <w:sz w:val="18"/>
               </w:rPr>
               <w:t>5</w:t>
@@ -3724,13 +3842,13 @@
             </w:pPr>
             <w:r>
               <w:rPr>
-                <w:rFonts w:ascii="Arial" w:hAnsi="Arial" w:eastAsia="Arial"/>
-                <w:sz w:val="18"/>
-              </w:rPr>
-            </w:r>
-            <w:r>
-              <w:rPr>
-                <w:rFonts w:ascii="Arial" w:hAnsi="Arial" w:eastAsia="Arial"/>
+                <w:rFonts w:ascii="Arial" w:hAnsi="Arial" w:eastAsia="Arial" w:cs="Tahoma"/>
+                <w:sz w:val="18"/>
+              </w:rPr>
+            </w:r>
+            <w:r>
+              <w:rPr>
+                <w:rFonts w:ascii="Arial" w:hAnsi="Arial" w:eastAsia="Arial" w:cs="Tahoma"/>
                 <w:sz w:val="18"/>
               </w:rPr>
               <w:t>ส่งสำเร็จ mark SENT; callback/import ที่สัมพันธ์กัน mark ACKED</w:t>
@@ -3749,13 +3867,13 @@
             </w:pPr>
             <w:r>
               <w:rPr>
-                <w:rFonts w:ascii="Arial" w:hAnsi="Arial" w:eastAsia="Arial"/>
-                <w:sz w:val="18"/>
-              </w:rPr>
-            </w:r>
-            <w:r>
-              <w:rPr>
-                <w:rFonts w:ascii="Arial" w:hAnsi="Arial" w:eastAsia="Arial"/>
+                <w:rFonts w:ascii="Arial" w:hAnsi="Arial" w:eastAsia="Arial" w:cs="Tahoma"/>
+                <w:sz w:val="18"/>
+              </w:rPr>
+            </w:r>
+            <w:r>
+              <w:rPr>
+                <w:rFonts w:ascii="Arial" w:hAnsi="Arial" w:eastAsia="Arial" w:cs="Tahoma"/>
                 <w:sz w:val="18"/>
               </w:rPr>
               <w:t>ใช้ transaction id เดิมตลอด lifecycle</w:t>
@@ -3807,7 +3925,7 @@
             <w:r/>
             <w:r>
               <w:rPr>
-                <w:rFonts w:ascii="Arial" w:hAnsi="Arial" w:eastAsia="Arial"/>
+                <w:rFonts w:ascii="Arial" w:hAnsi="Arial" w:eastAsia="Arial" w:cs="Tahoma"/>
                 <w:b/>
                 <w:sz w:val="18"/>
               </w:rPr>
@@ -3829,7 +3947,7 @@
             <w:r/>
             <w:r>
               <w:rPr>
-                <w:rFonts w:ascii="Arial" w:hAnsi="Arial" w:eastAsia="Arial"/>
+                <w:rFonts w:ascii="Arial" w:hAnsi="Arial" w:eastAsia="Arial" w:cs="Tahoma"/>
                 <w:b/>
                 <w:sz w:val="18"/>
               </w:rPr>
@@ -3851,7 +3969,7 @@
             <w:r/>
             <w:r>
               <w:rPr>
-                <w:rFonts w:ascii="Arial" w:hAnsi="Arial" w:eastAsia="Arial"/>
+                <w:rFonts w:ascii="Arial" w:hAnsi="Arial" w:eastAsia="Arial" w:cs="Tahoma"/>
                 <w:b/>
                 <w:sz w:val="18"/>
               </w:rPr>
@@ -3873,7 +3991,7 @@
             <w:r/>
             <w:r>
               <w:rPr>
-                <w:rFonts w:ascii="Arial" w:hAnsi="Arial" w:eastAsia="Arial"/>
+                <w:rFonts w:ascii="Arial" w:hAnsi="Arial" w:eastAsia="Arial" w:cs="Tahoma"/>
                 <w:b/>
                 <w:sz w:val="18"/>
               </w:rPr>
@@ -3898,13 +4016,13 @@
             </w:pPr>
             <w:r>
               <w:rPr>
-                <w:rFonts w:ascii="Arial" w:hAnsi="Arial" w:eastAsia="Arial"/>
-                <w:sz w:val="18"/>
-              </w:rPr>
-            </w:r>
-            <w:r>
-              <w:rPr>
-                <w:rFonts w:ascii="Arial" w:hAnsi="Arial" w:eastAsia="Arial"/>
+                <w:rFonts w:ascii="Arial" w:hAnsi="Arial" w:eastAsia="Arial" w:cs="Tahoma"/>
+                <w:sz w:val="18"/>
+              </w:rPr>
+            </w:r>
+            <w:r>
+              <w:rPr>
+                <w:rFonts w:ascii="Arial" w:hAnsi="Arial" w:eastAsia="Arial" w:cs="Tahoma"/>
                 <w:sz w:val="18"/>
               </w:rPr>
               <w:t>รันตามตารางเวลา</w:t>
@@ -3923,13 +4041,13 @@
             </w:pPr>
             <w:r>
               <w:rPr>
-                <w:rFonts w:ascii="Arial" w:hAnsi="Arial" w:eastAsia="Arial"/>
-                <w:sz w:val="18"/>
-              </w:rPr>
-            </w:r>
-            <w:r>
-              <w:rPr>
-                <w:rFonts w:ascii="Arial" w:hAnsi="Arial" w:eastAsia="Arial"/>
+                <w:rFonts w:ascii="Arial" w:hAnsi="Arial" w:eastAsia="Arial" w:cs="Tahoma"/>
+                <w:sz w:val="18"/>
+              </w:rPr>
+            </w:r>
+            <w:r>
+              <w:rPr>
+                <w:rFonts w:ascii="Arial" w:hAnsi="Arial" w:eastAsia="Arial" w:cs="Tahoma"/>
                 <w:sz w:val="18"/>
               </w:rPr>
               <w:t>CRON</w:t>
@@ -3948,13 +4066,13 @@
             </w:pPr>
             <w:r>
               <w:rPr>
-                <w:rFonts w:ascii="Arial" w:hAnsi="Arial" w:eastAsia="Arial"/>
-                <w:sz w:val="18"/>
-              </w:rPr>
-            </w:r>
-            <w:r>
-              <w:rPr>
-                <w:rFonts w:ascii="Arial" w:hAnsi="Arial" w:eastAsia="Arial"/>
+                <w:rFonts w:ascii="Arial" w:hAnsi="Arial" w:eastAsia="Arial" w:cs="Tahoma"/>
+                <w:sz w:val="18"/>
+              </w:rPr>
+            </w:r>
+            <w:r>
+              <w:rPr>
+                <w:rFonts w:ascii="Arial" w:hAnsi="Arial" w:eastAsia="Arial" w:cs="Tahoma"/>
                 <w:sz w:val="18"/>
               </w:rPr>
               <w:t>scheduler → runner (job 4)</w:t>
@@ -3973,13 +4091,13 @@
             </w:pPr>
             <w:r>
               <w:rPr>
-                <w:rFonts w:ascii="Arial" w:hAnsi="Arial" w:eastAsia="Arial"/>
-                <w:sz w:val="18"/>
-              </w:rPr>
-            </w:r>
-            <w:r>
-              <w:rPr>
-                <w:rFonts w:ascii="Arial" w:hAnsi="Arial" w:eastAsia="Arial"/>
+                <w:rFonts w:ascii="Arial" w:hAnsi="Arial" w:eastAsia="Arial" w:cs="Tahoma"/>
+                <w:sz w:val="18"/>
+              </w:rPr>
+            </w:r>
+            <w:r>
+              <w:rPr>
+                <w:rFonts w:ascii="Arial" w:hAnsi="Arial" w:eastAsia="Arial" w:cs="Tahoma"/>
                 <w:sz w:val="18"/>
               </w:rPr>
               <w:t>อ่าน cron/พารามิเตอร์จาก backend config</w:t>
@@ -4003,13 +4121,13 @@
             </w:pPr>
             <w:r>
               <w:rPr>
-                <w:rFonts w:ascii="Arial" w:hAnsi="Arial" w:eastAsia="Arial"/>
-                <w:sz w:val="18"/>
-              </w:rPr>
-            </w:r>
-            <w:r>
-              <w:rPr>
-                <w:rFonts w:ascii="Arial" w:hAnsi="Arial" w:eastAsia="Arial"/>
+                <w:rFonts w:ascii="Arial" w:hAnsi="Arial" w:eastAsia="Arial" w:cs="Tahoma"/>
+                <w:sz w:val="18"/>
+              </w:rPr>
+            </w:r>
+            <w:r>
+              <w:rPr>
+                <w:rFonts w:ascii="Arial" w:hAnsi="Arial" w:eastAsia="Arial" w:cs="Tahoma"/>
                 <w:sz w:val="18"/>
               </w:rPr>
               <w:t>รันนอกรอบ (manual/rerun)</w:t>
@@ -4028,13 +4146,13 @@
             </w:pPr>
             <w:r>
               <w:rPr>
-                <w:rFonts w:ascii="Arial" w:hAnsi="Arial" w:eastAsia="Arial"/>
-                <w:sz w:val="18"/>
-              </w:rPr>
-            </w:r>
-            <w:r>
-              <w:rPr>
-                <w:rFonts w:ascii="Arial" w:hAnsi="Arial" w:eastAsia="Arial"/>
+                <w:rFonts w:ascii="Arial" w:hAnsi="Arial" w:eastAsia="Arial" w:cs="Tahoma"/>
+                <w:sz w:val="18"/>
+              </w:rPr>
+            </w:r>
+            <w:r>
+              <w:rPr>
+                <w:rFonts w:ascii="Arial" w:hAnsi="Arial" w:eastAsia="Arial" w:cs="Tahoma"/>
                 <w:sz w:val="18"/>
               </w:rPr>
               <w:t>CLI</w:t>
@@ -4053,13 +4171,13 @@
             </w:pPr>
             <w:r>
               <w:rPr>
-                <w:rFonts w:ascii="Arial" w:hAnsi="Arial" w:eastAsia="Arial"/>
-                <w:sz w:val="18"/>
-              </w:rPr>
-            </w:r>
-            <w:r>
-              <w:rPr>
-                <w:rFonts w:ascii="Arial" w:hAnsi="Arial" w:eastAsia="Arial"/>
+                <w:rFonts w:ascii="Arial" w:hAnsi="Arial" w:eastAsia="Arial" w:cs="Tahoma"/>
+                <w:sz w:val="18"/>
+              </w:rPr>
+            </w:r>
+            <w:r>
+              <w:rPr>
+                <w:rFonts w:ascii="Arial" w:hAnsi="Arial" w:eastAsia="Arial" w:cs="Tahoma"/>
                 <w:sz w:val="18"/>
               </w:rPr>
               <w:t>CLI/ops runbook → runner (job 4)</w:t>
@@ -4078,13 +4196,13 @@
             </w:pPr>
             <w:r>
               <w:rPr>
-                <w:rFonts w:ascii="Arial" w:hAnsi="Arial" w:eastAsia="Arial"/>
-                <w:sz w:val="18"/>
-              </w:rPr>
-            </w:r>
-            <w:r>
-              <w:rPr>
-                <w:rFonts w:ascii="Arial" w:hAnsi="Arial" w:eastAsia="Arial"/>
+                <w:rFonts w:ascii="Arial" w:hAnsi="Arial" w:eastAsia="Arial" w:cs="Tahoma"/>
+                <w:sz w:val="18"/>
+              </w:rPr>
+            </w:r>
+            <w:r>
+              <w:rPr>
+                <w:rFonts w:ascii="Arial" w:hAnsi="Arial" w:eastAsia="Arial" w:cs="Tahoma"/>
                 <w:sz w:val="18"/>
               </w:rPr>
               <w:t>guard ไม่ให้รันซ้อนด้วย distributed lock</w:t>
@@ -4108,13 +4226,13 @@
             </w:pPr>
             <w:r>
               <w:rPr>
-                <w:rFonts w:ascii="Arial" w:hAnsi="Arial" w:eastAsia="Arial"/>
-                <w:sz w:val="18"/>
-              </w:rPr>
-            </w:r>
-            <w:r>
-              <w:rPr>
-                <w:rFonts w:ascii="Arial" w:hAnsi="Arial" w:eastAsia="Arial"/>
+                <w:rFonts w:ascii="Arial" w:hAnsi="Arial" w:eastAsia="Arial" w:cs="Tahoma"/>
+                <w:sz w:val="18"/>
+              </w:rPr>
+            </w:r>
+            <w:r>
+              <w:rPr>
+                <w:rFonts w:ascii="Arial" w:hAnsi="Arial" w:eastAsia="Arial" w:cs="Tahoma"/>
                 <w:sz w:val="18"/>
               </w:rPr>
               <w:t>แก้พารามิเตอร์/เปิด-ปิด job</w:t>
@@ -4133,13 +4251,13 @@
             </w:pPr>
             <w:r>
               <w:rPr>
-                <w:rFonts w:ascii="Arial" w:hAnsi="Arial" w:eastAsia="Arial"/>
-                <w:sz w:val="18"/>
-              </w:rPr>
-            </w:r>
-            <w:r>
-              <w:rPr>
-                <w:rFonts w:ascii="Arial" w:hAnsi="Arial" w:eastAsia="Arial"/>
+                <w:rFonts w:ascii="Arial" w:hAnsi="Arial" w:eastAsia="Arial" w:cs="Tahoma"/>
+                <w:sz w:val="18"/>
+              </w:rPr>
+            </w:r>
+            <w:r>
+              <w:rPr>
+                <w:rFonts w:ascii="Arial" w:hAnsi="Arial" w:eastAsia="Arial" w:cs="Tahoma"/>
                 <w:sz w:val="18"/>
               </w:rPr>
               <w:t>CONFIG</w:t>
@@ -4158,13 +4276,13 @@
             </w:pPr>
             <w:r>
               <w:rPr>
-                <w:rFonts w:ascii="Arial" w:hAnsi="Arial" w:eastAsia="Arial"/>
-                <w:sz w:val="18"/>
-              </w:rPr>
-            </w:r>
-            <w:r>
-              <w:rPr>
-                <w:rFonts w:ascii="Arial" w:hAnsi="Arial" w:eastAsia="Arial"/>
+                <w:rFonts w:ascii="Arial" w:hAnsi="Arial" w:eastAsia="Arial" w:cs="Tahoma"/>
+                <w:sz w:val="18"/>
+              </w:rPr>
+            </w:r>
+            <w:r>
+              <w:rPr>
+                <w:rFonts w:ascii="Arial" w:hAnsi="Arial" w:eastAsia="Arial" w:cs="Tahoma"/>
                 <w:sz w:val="18"/>
               </w:rPr>
               <w:t>แก้ backend config แล้ว deploy</w:t>
@@ -4183,13 +4301,13 @@
             </w:pPr>
             <w:r>
               <w:rPr>
-                <w:rFonts w:ascii="Arial" w:hAnsi="Arial" w:eastAsia="Arial"/>
-                <w:sz w:val="18"/>
-              </w:rPr>
-            </w:r>
-            <w:r>
-              <w:rPr>
-                <w:rFonts w:ascii="Arial" w:hAnsi="Arial" w:eastAsia="Arial"/>
+                <w:rFonts w:ascii="Arial" w:hAnsi="Arial" w:eastAsia="Arial" w:cs="Tahoma"/>
+                <w:sz w:val="18"/>
+              </w:rPr>
+            </w:r>
+            <w:r>
+              <w:rPr>
+                <w:rFonts w:ascii="Arial" w:hAnsi="Arial" w:eastAsia="Arial" w:cs="Tahoma"/>
                 <w:sz w:val="18"/>
               </w:rPr>
               <w:t>ไม่มี endpoint และไม่มีหน้าจอควบคุม — หน้า Flow Batch Job เป็น reference อย่างเดียว (2026-08-06)</w:t>
@@ -4213,13 +4331,13 @@
             </w:pPr>
             <w:r>
               <w:rPr>
-                <w:rFonts w:ascii="Arial" w:hAnsi="Arial" w:eastAsia="Arial"/>
-                <w:sz w:val="18"/>
-              </w:rPr>
-            </w:r>
-            <w:r>
-              <w:rPr>
-                <w:rFonts w:ascii="Arial" w:hAnsi="Arial" w:eastAsia="Arial"/>
+                <w:rFonts w:ascii="Arial" w:hAnsi="Arial" w:eastAsia="Arial" w:cs="Tahoma"/>
+                <w:sz w:val="18"/>
+              </w:rPr>
+            </w:r>
+            <w:r>
+              <w:rPr>
+                <w:rFonts w:ascii="Arial" w:hAnsi="Arial" w:eastAsia="Arial" w:cs="Tahoma"/>
                 <w:sz w:val="18"/>
               </w:rPr>
               <w:t>ตรวจผลการรัน</w:t>
@@ -4238,13 +4356,13 @@
             </w:pPr>
             <w:r>
               <w:rPr>
-                <w:rFonts w:ascii="Arial" w:hAnsi="Arial" w:eastAsia="Arial"/>
-                <w:sz w:val="18"/>
-              </w:rPr>
-            </w:r>
-            <w:r>
-              <w:rPr>
-                <w:rFonts w:ascii="Arial" w:hAnsi="Arial" w:eastAsia="Arial"/>
+                <w:rFonts w:ascii="Arial" w:hAnsi="Arial" w:eastAsia="Arial" w:cs="Tahoma"/>
+                <w:sz w:val="18"/>
+              </w:rPr>
+            </w:r>
+            <w:r>
+              <w:rPr>
+                <w:rFonts w:ascii="Arial" w:hAnsi="Arial" w:eastAsia="Arial" w:cs="Tahoma"/>
                 <w:sz w:val="18"/>
               </w:rPr>
               <w:t>LOG</w:t>
@@ -4263,13 +4381,13 @@
             </w:pPr>
             <w:r>
               <w:rPr>
-                <w:rFonts w:ascii="Arial" w:hAnsi="Arial" w:eastAsia="Arial"/>
-                <w:sz w:val="18"/>
-              </w:rPr>
-            </w:r>
-            <w:r>
-              <w:rPr>
-                <w:rFonts w:ascii="Arial" w:hAnsi="Arial" w:eastAsia="Arial"/>
+                <w:rFonts w:ascii="Arial" w:hAnsi="Arial" w:eastAsia="Arial" w:cs="Tahoma"/>
+                <w:sz w:val="18"/>
+              </w:rPr>
+            </w:r>
+            <w:r>
+              <w:rPr>
+                <w:rFonts w:ascii="Arial" w:hAnsi="Arial" w:eastAsia="Arial" w:cs="Tahoma"/>
                 <w:sz w:val="18"/>
               </w:rPr>
               <w:t>application log (structured)</w:t>
@@ -4288,13 +4406,13 @@
             </w:pPr>
             <w:r>
               <w:rPr>
-                <w:rFonts w:ascii="Arial" w:hAnsi="Arial" w:eastAsia="Arial"/>
-                <w:sz w:val="18"/>
-              </w:rPr>
-            </w:r>
-            <w:r>
-              <w:rPr>
-                <w:rFonts w:ascii="Arial" w:hAnsi="Arial" w:eastAsia="Arial"/>
+                <w:rFonts w:ascii="Arial" w:hAnsi="Arial" w:eastAsia="Arial" w:cs="Tahoma"/>
+                <w:sz w:val="18"/>
+              </w:rPr>
+            </w:r>
+            <w:r>
+              <w:rPr>
+                <w:rFonts w:ascii="Arial" w:hAnsi="Arial" w:eastAsia="Arial" w:cs="Tahoma"/>
                 <w:sz w:val="18"/>
               </w:rPr>
               <w:t>ไม่มีตาราง job_run_histories แล้ว · ไฟล์/ACK ดูที่ interface_transactions</w:t>
@@ -4364,7 +4482,7 @@
             <w:r/>
             <w:r>
               <w:rPr>
-                <w:rFonts w:ascii="Arial" w:hAnsi="Arial" w:eastAsia="Arial"/>
+                <w:rFonts w:ascii="Arial" w:hAnsi="Arial" w:eastAsia="Arial" w:cs="Tahoma"/>
                 <w:b/>
                 <w:sz w:val="18"/>
               </w:rPr>
@@ -4386,7 +4504,7 @@
             <w:r/>
             <w:r>
               <w:rPr>
-                <w:rFonts w:ascii="Arial" w:hAnsi="Arial" w:eastAsia="Arial"/>
+                <w:rFonts w:ascii="Arial" w:hAnsi="Arial" w:eastAsia="Arial" w:cs="Tahoma"/>
                 <w:b/>
                 <w:sz w:val="18"/>
               </w:rPr>
@@ -4408,7 +4526,7 @@
             <w:r/>
             <w:r>
               <w:rPr>
-                <w:rFonts w:ascii="Arial" w:hAnsi="Arial" w:eastAsia="Arial"/>
+                <w:rFonts w:ascii="Arial" w:hAnsi="Arial" w:eastAsia="Arial" w:cs="Tahoma"/>
                 <w:b/>
                 <w:sz w:val="18"/>
               </w:rPr>
@@ -4433,13 +4551,13 @@
             </w:pPr>
             <w:r>
               <w:rPr>
-                <w:rFonts w:ascii="Arial" w:hAnsi="Arial" w:eastAsia="Arial"/>
-                <w:sz w:val="18"/>
-              </w:rPr>
-            </w:r>
-            <w:r>
-              <w:rPr>
-                <w:rFonts w:ascii="Arial" w:hAnsi="Arial" w:eastAsia="Arial"/>
+                <w:rFonts w:ascii="Arial" w:hAnsi="Arial" w:eastAsia="Arial" w:cs="Tahoma"/>
+                <w:sz w:val="18"/>
+              </w:rPr>
+            </w:r>
+            <w:r>
+              <w:rPr>
+                <w:rFonts w:ascii="Arial" w:hAnsi="Arial" w:eastAsia="Arial" w:cs="Tahoma"/>
                 <w:sz w:val="18"/>
               </w:rPr>
               <w:t>fgi_impact_stores</w:t>
@@ -4458,13 +4576,13 @@
             </w:pPr>
             <w:r>
               <w:rPr>
-                <w:rFonts w:ascii="Arial" w:hAnsi="Arial" w:eastAsia="Arial"/>
-                <w:sz w:val="18"/>
-              </w:rPr>
-            </w:r>
-            <w:r>
-              <w:rPr>
-                <w:rFonts w:ascii="Arial" w:hAnsi="Arial" w:eastAsia="Arial"/>
+                <w:rFonts w:ascii="Arial" w:hAnsi="Arial" w:eastAsia="Arial" w:cs="Tahoma"/>
+                <w:sz w:val="18"/>
+              </w:rPr>
+            </w:r>
+            <w:r>
+              <w:rPr>
+                <w:rFonts w:ascii="Arial" w:hAnsi="Arial" w:eastAsia="Arial" w:cs="Tahoma"/>
                 <w:sz w:val="18"/>
               </w:rPr>
               <w:t>R/W</w:t>
@@ -4483,13 +4601,13 @@
             </w:pPr>
             <w:r>
               <w:rPr>
-                <w:rFonts w:ascii="Arial" w:hAnsi="Arial" w:eastAsia="Arial"/>
-                <w:sz w:val="18"/>
-              </w:rPr>
-            </w:r>
-            <w:r>
-              <w:rPr>
-                <w:rFonts w:ascii="Arial" w:hAnsi="Arial" w:eastAsia="Arial"/>
+                <w:rFonts w:ascii="Arial" w:hAnsi="Arial" w:eastAsia="Arial" w:cs="Tahoma"/>
+                <w:sz w:val="18"/>
+              </w:rPr>
+            </w:r>
+            <w:r>
+              <w:rPr>
+                <w:rFonts w:ascii="Arial" w:hAnsi="Arial" w:eastAsia="Arial" w:cs="Tahoma"/>
                 <w:sz w:val="18"/>
               </w:rPr>
               <w:t>lock candidate W และเปลี่ยนเป็น P หลัง durable file สำเร็จเท่านั้น</w:t>
@@ -4513,13 +4631,13 @@
             </w:pPr>
             <w:r>
               <w:rPr>
-                <w:rFonts w:ascii="Arial" w:hAnsi="Arial" w:eastAsia="Arial"/>
-                <w:sz w:val="18"/>
-              </w:rPr>
-            </w:r>
-            <w:r>
-              <w:rPr>
-                <w:rFonts w:ascii="Arial" w:hAnsi="Arial" w:eastAsia="Arial"/>
+                <w:rFonts w:ascii="Arial" w:hAnsi="Arial" w:eastAsia="Arial" w:cs="Tahoma"/>
+                <w:sz w:val="18"/>
+              </w:rPr>
+            </w:r>
+            <w:r>
+              <w:rPr>
+                <w:rFonts w:ascii="Arial" w:hAnsi="Arial" w:eastAsia="Arial" w:cs="Tahoma"/>
                 <w:sz w:val="18"/>
               </w:rPr>
               <w:t>fgi_impact_sales_summaries</w:t>
@@ -4538,13 +4656,13 @@
             </w:pPr>
             <w:r>
               <w:rPr>
-                <w:rFonts w:ascii="Arial" w:hAnsi="Arial" w:eastAsia="Arial"/>
-                <w:sz w:val="18"/>
-              </w:rPr>
-            </w:r>
-            <w:r>
-              <w:rPr>
-                <w:rFonts w:ascii="Arial" w:hAnsi="Arial" w:eastAsia="Arial"/>
+                <w:rFonts w:ascii="Arial" w:hAnsi="Arial" w:eastAsia="Arial" w:cs="Tahoma"/>
+                <w:sz w:val="18"/>
+              </w:rPr>
+            </w:r>
+            <w:r>
+              <w:rPr>
+                <w:rFonts w:ascii="Arial" w:hAnsi="Arial" w:eastAsia="Arial" w:cs="Tahoma"/>
                 <w:sz w:val="18"/>
               </w:rPr>
               <w:t>R/W</w:t>
@@ -4563,13 +4681,13 @@
             </w:pPr>
             <w:r>
               <w:rPr>
-                <w:rFonts w:ascii="Arial" w:hAnsi="Arial" w:eastAsia="Arial"/>
-                <w:sz w:val="18"/>
-              </w:rPr>
-            </w:r>
-            <w:r>
-              <w:rPr>
-                <w:rFonts w:ascii="Arial" w:hAnsi="Arial" w:eastAsia="Arial"/>
+                <w:rFonts w:ascii="Arial" w:hAnsi="Arial" w:eastAsia="Arial" w:cs="Tahoma"/>
+                <w:sz w:val="18"/>
+              </w:rPr>
+            </w:r>
+            <w:r>
+              <w:rPr>
+                <w:rFonts w:ascii="Arial" w:hAnsi="Arial" w:eastAsia="Arial" w:cs="Tahoma"/>
                 <w:sz w:val="18"/>
               </w:rPr>
               <w:t>สร้าง/ผูกหัวสรุปยอดขายใน transaction</w:t>
@@ -4593,13 +4711,13 @@
             </w:pPr>
             <w:r>
               <w:rPr>
-                <w:rFonts w:ascii="Arial" w:hAnsi="Arial" w:eastAsia="Arial"/>
-                <w:sz w:val="18"/>
-              </w:rPr>
-            </w:r>
-            <w:r>
-              <w:rPr>
-                <w:rFonts w:ascii="Arial" w:hAnsi="Arial" w:eastAsia="Arial"/>
+                <w:rFonts w:ascii="Arial" w:hAnsi="Arial" w:eastAsia="Arial" w:cs="Tahoma"/>
+                <w:sz w:val="18"/>
+              </w:rPr>
+            </w:r>
+            <w:r>
+              <w:rPr>
+                <w:rFonts w:ascii="Arial" w:hAnsi="Arial" w:eastAsia="Arial" w:cs="Tahoma"/>
                 <w:sz w:val="18"/>
               </w:rPr>
               <w:t>interface_transactions</w:t>
@@ -4618,13 +4736,13 @@
             </w:pPr>
             <w:r>
               <w:rPr>
-                <w:rFonts w:ascii="Arial" w:hAnsi="Arial" w:eastAsia="Arial"/>
-                <w:sz w:val="18"/>
-              </w:rPr>
-            </w:r>
-            <w:r>
-              <w:rPr>
-                <w:rFonts w:ascii="Arial" w:hAnsi="Arial" w:eastAsia="Arial"/>
+                <w:rFonts w:ascii="Arial" w:hAnsi="Arial" w:eastAsia="Arial" w:cs="Tahoma"/>
+                <w:sz w:val="18"/>
+              </w:rPr>
+            </w:r>
+            <w:r>
+              <w:rPr>
+                <w:rFonts w:ascii="Arial" w:hAnsi="Arial" w:eastAsia="Arial" w:cs="Tahoma"/>
                 <w:sz w:val="18"/>
               </w:rPr>
               <w:t>W</w:t>
@@ -4643,13 +4761,13 @@
             </w:pPr>
             <w:r>
               <w:rPr>
-                <w:rFonts w:ascii="Arial" w:hAnsi="Arial" w:eastAsia="Arial"/>
-                <w:sz w:val="18"/>
-              </w:rPr>
-            </w:r>
-            <w:r>
-              <w:rPr>
-                <w:rFonts w:ascii="Arial" w:hAnsi="Arial" w:eastAsia="Arial"/>
+                <w:rFonts w:ascii="Arial" w:hAnsi="Arial" w:eastAsia="Arial" w:cs="Tahoma"/>
+                <w:sz w:val="18"/>
+              </w:rPr>
+            </w:r>
+            <w:r>
+              <w:rPr>
+                <w:rFonts w:ascii="Arial" w:hAnsi="Arial" w:eastAsia="Arial" w:cs="Tahoma"/>
                 <w:sz w:val="18"/>
               </w:rPr>
               <w:t>transactional outbox READY/SENT/ACKED พร้อม checksum และ idempotency key</w:t>
@@ -4673,13 +4791,13 @@
             </w:pPr>
             <w:r>
               <w:rPr>
-                <w:rFonts w:ascii="Arial" w:hAnsi="Arial" w:eastAsia="Arial"/>
-                <w:sz w:val="18"/>
-              </w:rPr>
-            </w:r>
-            <w:r>
-              <w:rPr>
-                <w:rFonts w:ascii="Arial" w:hAnsi="Arial" w:eastAsia="Arial"/>
+                <w:rFonts w:ascii="Arial" w:hAnsi="Arial" w:eastAsia="Arial" w:cs="Tahoma"/>
+                <w:sz w:val="18"/>
+              </w:rPr>
+            </w:r>
+            <w:r>
+              <w:rPr>
+                <w:rFonts w:ascii="Arial" w:hAnsi="Arial" w:eastAsia="Arial" w:cs="Tahoma"/>
                 <w:sz w:val="18"/>
               </w:rPr>
               <w:t>(application log แบบ structured)</w:t>
@@ -4698,13 +4816,13 @@
             </w:pPr>
             <w:r>
               <w:rPr>
-                <w:rFonts w:ascii="Arial" w:hAnsi="Arial" w:eastAsia="Arial"/>
-                <w:sz w:val="18"/>
-              </w:rPr>
-            </w:r>
-            <w:r>
-              <w:rPr>
-                <w:rFonts w:ascii="Arial" w:hAnsi="Arial" w:eastAsia="Arial"/>
+                <w:rFonts w:ascii="Arial" w:hAnsi="Arial" w:eastAsia="Arial" w:cs="Tahoma"/>
+                <w:sz w:val="18"/>
+              </w:rPr>
+            </w:r>
+            <w:r>
+              <w:rPr>
+                <w:rFonts w:ascii="Arial" w:hAnsi="Arial" w:eastAsia="Arial" w:cs="Tahoma"/>
                 <w:sz w:val="18"/>
               </w:rPr>
               <w:t>W</w:t>
@@ -4723,13 +4841,13 @@
             </w:pPr>
             <w:r>
               <w:rPr>
-                <w:rFonts w:ascii="Arial" w:hAnsi="Arial" w:eastAsia="Arial"/>
-                <w:sz w:val="18"/>
-              </w:rPr>
-            </w:r>
-            <w:r>
-              <w:rPr>
-                <w:rFonts w:ascii="Arial" w:hAnsi="Arial" w:eastAsia="Arial"/>
+                <w:rFonts w:ascii="Arial" w:hAnsi="Arial" w:eastAsia="Arial" w:cs="Tahoma"/>
+                <w:sz w:val="18"/>
+              </w:rPr>
+            </w:r>
+            <w:r>
+              <w:rPr>
+                <w:rFonts w:ascii="Arial" w:hAnsi="Arial" w:eastAsia="Arial" w:cs="Tahoma"/>
                 <w:sz w:val="18"/>
               </w:rPr>
               <w:t>run status และ reconcile count — ตาราง job_run_histories ถูกตัด 2026-08-06</w:t>
@@ -4770,7 +4888,7 @@
       </w:r>
       <w:r>
         <w:rPr>
-          <w:rFonts w:ascii="Courier New" w:hAnsi="Courier New"/>
+          <w:rFonts w:ascii="Courier New" w:hAnsi="Courier New" w:eastAsia="Courier New" w:cs="Tahoma"/>
         </w:rPr>
         <w:t>src/batch/sbpgi/</w:t>
       </w:r>
@@ -4779,7 +4897,7 @@
       </w:r>
       <w:r>
         <w:rPr>
-          <w:rFonts w:ascii="Courier New" w:hAnsi="Courier New"/>
+          <w:rFonts w:ascii="Courier New" w:hAnsi="Courier New" w:eastAsia="Courier New" w:cs="Tahoma"/>
         </w:rPr>
         <w:t>DATA_SOURCE</w:t>
       </w:r>
@@ -4788,7 +4906,7 @@
       </w:r>
       <w:r>
         <w:rPr>
-          <w:rFonts w:ascii="Courier New" w:hAnsi="Courier New"/>
+          <w:rFonts w:ascii="Courier New" w:hAnsi="Courier New" w:eastAsia="Courier New" w:cs="Tahoma"/>
         </w:rPr>
         <w:t>src/entitys/</w:t>
       </w:r>
@@ -4805,7 +4923,7 @@
       </w:r>
       <w:r>
         <w:rPr>
-          <w:rFonts w:ascii="Courier New" w:hAnsi="Courier New"/>
+          <w:rFonts w:ascii="Courier New" w:hAnsi="Courier New" w:eastAsia="Courier New" w:cs="Tahoma"/>
         </w:rPr>
         <w:t>src/batch</w:t>
       </w:r>
@@ -4814,7 +4932,7 @@
       </w:r>
       <w:r>
         <w:rPr>
-          <w:rFonts w:ascii="Courier New" w:hAnsi="Courier New"/>
+          <w:rFonts w:ascii="Courier New" w:hAnsi="Courier New" w:eastAsia="Courier New" w:cs="Tahoma"/>
         </w:rPr>
         <w:t>@nestjs/schedule</w:t>
       </w:r>
@@ -4832,7 +4950,7 @@
       </w:r>
       <w:r>
         <w:rPr>
-          <w:rFonts w:ascii="Courier New" w:hAnsi="Courier New"/>
+          <w:rFonts w:ascii="Courier New" w:hAnsi="Courier New" w:eastAsia="Courier New" w:cs="Tahoma"/>
         </w:rPr>
         <w:t>runner.ts</w:t>
       </w:r>
@@ -4841,7 +4959,7 @@
       </w:r>
       <w:r>
         <w:rPr>
-          <w:rFonts w:ascii="Courier New" w:hAnsi="Courier New"/>
+          <w:rFonts w:ascii="Courier New" w:hAnsi="Courier New" w:eastAsia="Courier New" w:cs="Tahoma"/>
         </w:rPr>
         <w:t>scheduler.ts</w:t>
       </w:r>
@@ -4850,7 +4968,7 @@
       </w:r>
       <w:r>
         <w:rPr>
-          <w:rFonts w:ascii="Courier New" w:hAnsi="Courier New"/>
+          <w:rFonts w:ascii="Courier New" w:hAnsi="Courier New" w:eastAsia="Courier New" w:cs="Tahoma"/>
         </w:rPr>
         <w:t>cli.js</w:t>
       </w:r>
@@ -4859,7 +4977,7 @@
       </w:r>
       <w:r>
         <w:rPr>
-          <w:rFonts w:ascii="Courier New" w:hAnsi="Courier New"/>
+          <w:rFonts w:ascii="Courier New" w:hAnsi="Courier New" w:eastAsia="Courier New" w:cs="Tahoma"/>
         </w:rPr>
         <w:t>job-failure.notifier.ts</w:t>
       </w:r>
@@ -4877,7 +4995,7 @@
       </w:r>
       <w:r>
         <w:rPr>
-          <w:rFonts w:ascii="Courier New" w:hAnsi="Courier New"/>
+          <w:rFonts w:ascii="Courier New" w:hAnsi="Courier New" w:eastAsia="Courier New" w:cs="Tahoma"/>
         </w:rPr>
         <w:t>ScheduleModule.forRoot()</w:t>
       </w:r>
@@ -4886,7 +5004,7 @@
       </w:r>
       <w:r>
         <w:rPr>
-          <w:rFonts w:ascii="Courier New" w:hAnsi="Courier New"/>
+          <w:rFonts w:ascii="Courier New" w:hAnsi="Courier New" w:eastAsia="Courier New" w:cs="Tahoma"/>
         </w:rPr>
         <w:t>app.module.ts</w:t>
       </w:r>
@@ -4923,7 +5041,7 @@
             <w:r/>
             <w:r>
               <w:rPr>
-                <w:rFonts w:ascii="Arial" w:hAnsi="Arial" w:eastAsia="Arial"/>
+                <w:rFonts w:ascii="Arial" w:hAnsi="Arial" w:eastAsia="Arial" w:cs="Tahoma"/>
                 <w:b/>
                 <w:sz w:val="18"/>
               </w:rPr>
@@ -4945,7 +5063,7 @@
             <w:r/>
             <w:r>
               <w:rPr>
-                <w:rFonts w:ascii="Arial" w:hAnsi="Arial" w:eastAsia="Arial"/>
+                <w:rFonts w:ascii="Arial" w:hAnsi="Arial" w:eastAsia="Arial" w:cs="Tahoma"/>
                 <w:b/>
                 <w:sz w:val="18"/>
               </w:rPr>
@@ -4970,13 +5088,13 @@
             </w:pPr>
             <w:r>
               <w:rPr>
-                <w:rFonts w:ascii="Arial" w:hAnsi="Arial" w:eastAsia="Arial"/>
-                <w:sz w:val="18"/>
-              </w:rPr>
-            </w:r>
-            <w:r>
-              <w:rPr>
-                <w:rFonts w:ascii="Arial" w:hAnsi="Arial" w:eastAsia="Arial"/>
+                <w:rFonts w:ascii="Arial" w:hAnsi="Arial" w:eastAsia="Arial" w:cs="Tahoma"/>
+                <w:sz w:val="18"/>
+              </w:rPr>
+            </w:r>
+            <w:r>
+              <w:rPr>
+                <w:rFonts w:ascii="Arial" w:hAnsi="Arial" w:eastAsia="Arial" w:cs="Tahoma"/>
                 <w:sz w:val="18"/>
               </w:rPr>
               <w:t>src/batch/sbpgi/job-4-prepare-impact-store-to-ias/job-4-prepare-impact-store-to-ias.job.ts</w:t>
@@ -4995,41 +5113,41 @@
             </w:pPr>
             <w:r>
               <w:rPr>
-                <w:rFonts w:ascii="Arial" w:hAnsi="Arial" w:eastAsia="Arial"/>
-                <w:sz w:val="18"/>
-              </w:rPr>
-            </w:r>
-            <w:r>
-              <w:rPr>
-                <w:rFonts w:ascii="Arial" w:hAnsi="Arial" w:eastAsia="Arial"/>
+                <w:rFonts w:ascii="Arial" w:hAnsi="Arial" w:eastAsia="Arial" w:cs="Tahoma"/>
+                <w:sz w:val="18"/>
+              </w:rPr>
+            </w:r>
+            <w:r>
+              <w:rPr>
+                <w:rFonts w:ascii="Arial" w:hAnsi="Arial" w:eastAsia="Arial" w:cs="Tahoma"/>
                 <w:sz w:val="18"/>
               </w:rPr>
               <w:t xml:space="preserve">คลาส </w:t>
             </w:r>
             <w:r>
               <w:rPr>
-                <w:rFonts w:ascii="Courier New" w:hAnsi="Courier New" w:eastAsia="Arial"/>
+                <w:rFonts w:ascii="Courier New" w:hAnsi="Courier New" w:eastAsia="Courier New" w:cs="Tahoma"/>
                 <w:sz w:val="18"/>
               </w:rPr>
               <w:t>PrepareImpactStoreToIasJob</w:t>
             </w:r>
             <w:r>
               <w:rPr>
-                <w:rFonts w:ascii="Arial" w:hAnsi="Arial" w:eastAsia="Arial"/>
+                <w:rFonts w:ascii="Arial" w:hAnsi="Arial" w:eastAsia="Arial" w:cs="Tahoma"/>
                 <w:sz w:val="18"/>
               </w:rPr>
               <w:t xml:space="preserve"> — </w:t>
             </w:r>
             <w:r>
               <w:rPr>
-                <w:rFonts w:ascii="Courier New" w:hAnsi="Courier New" w:eastAsia="Arial"/>
+                <w:rFonts w:ascii="Courier New" w:hAnsi="Courier New" w:eastAsia="Courier New" w:cs="Tahoma"/>
                 <w:sz w:val="18"/>
               </w:rPr>
               <w:t>run(ctx)</w:t>
             </w:r>
             <w:r>
               <w:rPr>
-                <w:rFonts w:ascii="Arial" w:hAnsi="Arial" w:eastAsia="Arial"/>
+                <w:rFonts w:ascii="Arial" w:hAnsi="Arial" w:eastAsia="Arial" w:cs="Tahoma"/>
                 <w:sz w:val="18"/>
               </w:rPr>
               <w:t xml:space="preserve"> เรียงตาม flow ของ Job 4 ทีละขั้น, ครอบ transaction, จบด้วย structured log</w:t>
@@ -5053,13 +5171,13 @@
             </w:pPr>
             <w:r>
               <w:rPr>
-                <w:rFonts w:ascii="Arial" w:hAnsi="Arial" w:eastAsia="Arial"/>
-                <w:sz w:val="18"/>
-              </w:rPr>
-            </w:r>
-            <w:r>
-              <w:rPr>
-                <w:rFonts w:ascii="Arial" w:hAnsi="Arial" w:eastAsia="Arial"/>
+                <w:rFonts w:ascii="Arial" w:hAnsi="Arial" w:eastAsia="Arial" w:cs="Tahoma"/>
+                <w:sz w:val="18"/>
+              </w:rPr>
+            </w:r>
+            <w:r>
+              <w:rPr>
+                <w:rFonts w:ascii="Arial" w:hAnsi="Arial" w:eastAsia="Arial" w:cs="Tahoma"/>
                 <w:sz w:val="18"/>
               </w:rPr>
               <w:t>src/batch/sbpgi/job-4-prepare-impact-store-to-ias/job-4-prepare-impact-store-to-ias.service.ts</w:t>
@@ -5078,34 +5196,34 @@
             </w:pPr>
             <w:r>
               <w:rPr>
-                <w:rFonts w:ascii="Arial" w:hAnsi="Arial" w:eastAsia="Arial"/>
-                <w:sz w:val="18"/>
-              </w:rPr>
-            </w:r>
-            <w:r>
-              <w:rPr>
-                <w:rFonts w:ascii="Arial" w:hAnsi="Arial" w:eastAsia="Arial"/>
+                <w:rFonts w:ascii="Arial" w:hAnsi="Arial" w:eastAsia="Arial" w:cs="Tahoma"/>
+                <w:sz w:val="18"/>
+              </w:rPr>
+            </w:r>
+            <w:r>
+              <w:rPr>
+                <w:rFonts w:ascii="Arial" w:hAnsi="Arial" w:eastAsia="Arial" w:cs="Tahoma"/>
                 <w:sz w:val="18"/>
               </w:rPr>
               <w:t xml:space="preserve">คลาส </w:t>
             </w:r>
             <w:r>
               <w:rPr>
-                <w:rFonts w:ascii="Courier New" w:hAnsi="Courier New" w:eastAsia="Arial"/>
+                <w:rFonts w:ascii="Courier New" w:hAnsi="Courier New" w:eastAsia="Courier New" w:cs="Tahoma"/>
                 <w:sz w:val="18"/>
               </w:rPr>
               <w:t>PrepareImpactStoreToIasService</w:t>
             </w:r>
             <w:r>
               <w:rPr>
-                <w:rFonts w:ascii="Arial" w:hAnsi="Arial" w:eastAsia="Arial"/>
+                <w:rFonts w:ascii="Arial" w:hAnsi="Arial" w:eastAsia="Arial" w:cs="Tahoma"/>
                 <w:sz w:val="18"/>
               </w:rPr>
               <w:t xml:space="preserve"> — logic ต่อขั้น (อ่าน/parse/คำนวณ/เขียน) + repository token ที่ inject จาก </w:t>
             </w:r>
             <w:r>
               <w:rPr>
-                <w:rFonts w:ascii="Courier New" w:hAnsi="Courier New" w:eastAsia="Arial"/>
+                <w:rFonts w:ascii="Courier New" w:hAnsi="Courier New" w:eastAsia="Courier New" w:cs="Tahoma"/>
                 <w:sz w:val="18"/>
               </w:rPr>
               <w:t>DATA_SOURCE</w:t>
@@ -5129,13 +5247,13 @@
             </w:pPr>
             <w:r>
               <w:rPr>
-                <w:rFonts w:ascii="Arial" w:hAnsi="Arial" w:eastAsia="Arial"/>
-                <w:sz w:val="18"/>
-              </w:rPr>
-            </w:r>
-            <w:r>
-              <w:rPr>
-                <w:rFonts w:ascii="Arial" w:hAnsi="Arial" w:eastAsia="Arial"/>
+                <w:rFonts w:ascii="Arial" w:hAnsi="Arial" w:eastAsia="Arial" w:cs="Tahoma"/>
+                <w:sz w:val="18"/>
+              </w:rPr>
+            </w:r>
+            <w:r>
+              <w:rPr>
+                <w:rFonts w:ascii="Arial" w:hAnsi="Arial" w:eastAsia="Arial" w:cs="Tahoma"/>
                 <w:sz w:val="18"/>
               </w:rPr>
               <w:t>src/batch/sbpgi/job-4-prepare-impact-store-to-ias/job-4-prepare-impact-store-to-ias.config.ts</w:t>
@@ -5154,55 +5272,55 @@
             </w:pPr>
             <w:r>
               <w:rPr>
-                <w:rFonts w:ascii="Arial" w:hAnsi="Arial" w:eastAsia="Arial"/>
-                <w:sz w:val="18"/>
-              </w:rPr>
-            </w:r>
-            <w:r>
-              <w:rPr>
-                <w:rFonts w:ascii="Arial" w:hAnsi="Arial" w:eastAsia="Arial"/>
+                <w:rFonts w:ascii="Arial" w:hAnsi="Arial" w:eastAsia="Arial" w:cs="Tahoma"/>
+                <w:sz w:val="18"/>
+              </w:rPr>
+            </w:r>
+            <w:r>
+              <w:rPr>
+                <w:rFonts w:ascii="Arial" w:hAnsi="Arial" w:eastAsia="Arial" w:cs="Tahoma"/>
                 <w:sz w:val="18"/>
               </w:rPr>
               <w:t xml:space="preserve">คลาส </w:t>
             </w:r>
             <w:r>
               <w:rPr>
-                <w:rFonts w:ascii="Courier New" w:hAnsi="Courier New" w:eastAsia="Arial"/>
+                <w:rFonts w:ascii="Courier New" w:hAnsi="Courier New" w:eastAsia="Courier New" w:cs="Tahoma"/>
                 <w:sz w:val="18"/>
               </w:rPr>
               <w:t>SbpgiJob4Config</w:t>
             </w:r>
             <w:r>
               <w:rPr>
-                <w:rFonts w:ascii="Arial" w:hAnsi="Arial" w:eastAsia="Arial"/>
+                <w:rFonts w:ascii="Arial" w:hAnsi="Arial" w:eastAsia="Arial" w:cs="Tahoma"/>
                 <w:sz w:val="18"/>
               </w:rPr>
               <w:t xml:space="preserve"> (แบบเดียวกับ </w:t>
             </w:r>
             <w:r>
               <w:rPr>
-                <w:rFonts w:ascii="Courier New" w:hAnsi="Courier New" w:eastAsia="Arial"/>
+                <w:rFonts w:ascii="Courier New" w:hAnsi="Courier New" w:eastAsia="Courier New" w:cs="Tahoma"/>
                 <w:sz w:val="18"/>
               </w:rPr>
               <w:t>src/config/app.config.ts</w:t>
             </w:r>
             <w:r>
               <w:rPr>
-                <w:rFonts w:ascii="Arial" w:hAnsi="Arial" w:eastAsia="Arial"/>
+                <w:rFonts w:ascii="Arial" w:hAnsi="Arial" w:eastAsia="Arial" w:cs="Tahoma"/>
                 <w:sz w:val="18"/>
               </w:rPr>
               <w:t xml:space="preserve"> — โปรเจกต์นี้ไม่ใช้ </w:t>
             </w:r>
             <w:r>
               <w:rPr>
-                <w:rFonts w:ascii="Courier New" w:hAnsi="Courier New" w:eastAsia="Arial"/>
+                <w:rFonts w:ascii="Courier New" w:hAnsi="Courier New" w:eastAsia="Courier New" w:cs="Tahoma"/>
                 <w:sz w:val="18"/>
               </w:rPr>
               <w:t>registerAs</w:t>
             </w:r>
             <w:r>
               <w:rPr>
-                <w:rFonts w:ascii="Arial" w:hAnsi="Arial" w:eastAsia="Arial"/>
+                <w:rFonts w:ascii="Arial" w:hAnsi="Arial" w:eastAsia="Arial" w:cs="Tahoma"/>
                 <w:sz w:val="18"/>
               </w:rPr>
               <w:t>) — cron และพารามิเตอร์ทั้ง 4 ตัวของ Job 4 อ่านจาก env/config file (ไม่มีตาราง job_configs)</w:t>
@@ -5226,13 +5344,13 @@
             </w:pPr>
             <w:r>
               <w:rPr>
-                <w:rFonts w:ascii="Arial" w:hAnsi="Arial" w:eastAsia="Arial"/>
-                <w:sz w:val="18"/>
-              </w:rPr>
-            </w:r>
-            <w:r>
-              <w:rPr>
-                <w:rFonts w:ascii="Arial" w:hAnsi="Arial" w:eastAsia="Arial"/>
+                <w:rFonts w:ascii="Arial" w:hAnsi="Arial" w:eastAsia="Arial" w:cs="Tahoma"/>
+                <w:sz w:val="18"/>
+              </w:rPr>
+            </w:r>
+            <w:r>
+              <w:rPr>
+                <w:rFonts w:ascii="Arial" w:hAnsi="Arial" w:eastAsia="Arial" w:cs="Tahoma"/>
                 <w:sz w:val="18"/>
               </w:rPr>
               <w:t>src/batch/sbpgi/job-4-prepare-impact-store-to-ias/job-4-prepare-impact-store-to-ias.module.ts</w:t>
@@ -5251,20 +5369,20 @@
             </w:pPr>
             <w:r>
               <w:rPr>
-                <w:rFonts w:ascii="Arial" w:hAnsi="Arial" w:eastAsia="Arial"/>
-                <w:sz w:val="18"/>
-              </w:rPr>
-            </w:r>
-            <w:r>
-              <w:rPr>
-                <w:rFonts w:ascii="Arial" w:hAnsi="Arial" w:eastAsia="Arial"/>
+                <w:rFonts w:ascii="Arial" w:hAnsi="Arial" w:eastAsia="Arial" w:cs="Tahoma"/>
+                <w:sz w:val="18"/>
+              </w:rPr>
+            </w:r>
+            <w:r>
+              <w:rPr>
+                <w:rFonts w:ascii="Arial" w:hAnsi="Arial" w:eastAsia="Arial" w:cs="Tahoma"/>
                 <w:sz w:val="18"/>
               </w:rPr>
               <w:t xml:space="preserve">NestJS module ผูก job + service + repository provider (factory token string) เข้ากับ </w:t>
             </w:r>
             <w:r>
               <w:rPr>
-                <w:rFonts w:ascii="Courier New" w:hAnsi="Courier New" w:eastAsia="Arial"/>
+                <w:rFonts w:ascii="Courier New" w:hAnsi="Courier New" w:eastAsia="Courier New" w:cs="Tahoma"/>
                 <w:sz w:val="18"/>
               </w:rPr>
               <w:t>DatabaseModule</w:t>
@@ -5288,13 +5406,13 @@
             </w:pPr>
             <w:r>
               <w:rPr>
-                <w:rFonts w:ascii="Arial" w:hAnsi="Arial" w:eastAsia="Arial"/>
-                <w:sz w:val="18"/>
-              </w:rPr>
-            </w:r>
-            <w:r>
-              <w:rPr>
-                <w:rFonts w:ascii="Arial" w:hAnsi="Arial" w:eastAsia="Arial"/>
+                <w:rFonts w:ascii="Arial" w:hAnsi="Arial" w:eastAsia="Arial" w:cs="Tahoma"/>
+                <w:sz w:val="18"/>
+              </w:rPr>
+            </w:r>
+            <w:r>
+              <w:rPr>
+                <w:rFonts w:ascii="Arial" w:hAnsi="Arial" w:eastAsia="Arial" w:cs="Tahoma"/>
                 <w:sz w:val="18"/>
               </w:rPr>
               <w:t>src/batch/runner.ts</w:t>
@@ -5313,13 +5431,13 @@
             </w:pPr>
             <w:r>
               <w:rPr>
-                <w:rFonts w:ascii="Arial" w:hAnsi="Arial" w:eastAsia="Arial"/>
-                <w:sz w:val="18"/>
-              </w:rPr>
-            </w:r>
-            <w:r>
-              <w:rPr>
-                <w:rFonts w:ascii="Arial" w:hAnsi="Arial" w:eastAsia="Arial"/>
+                <w:rFonts w:ascii="Arial" w:hAnsi="Arial" w:eastAsia="Arial" w:cs="Tahoma"/>
+                <w:sz w:val="18"/>
+              </w:rPr>
+            </w:r>
+            <w:r>
+              <w:rPr>
+                <w:rFonts w:ascii="Arial" w:hAnsi="Arial" w:eastAsia="Arial" w:cs="Tahoma"/>
                 <w:sz w:val="18"/>
               </w:rPr>
               <w:t>ตัวรันกลาง: resolve job ตาม jobNo, กันรันซ้อนด้วย advisory lock, จับ error → แจ้งเตือน, เขียน structured log สรุป (ใช้ร่วมทั้ง 11 job)</w:t>
@@ -5343,13 +5461,13 @@
             </w:pPr>
             <w:r>
               <w:rPr>
-                <w:rFonts w:ascii="Arial" w:hAnsi="Arial" w:eastAsia="Arial"/>
-                <w:sz w:val="18"/>
-              </w:rPr>
-            </w:r>
-            <w:r>
-              <w:rPr>
-                <w:rFonts w:ascii="Arial" w:hAnsi="Arial" w:eastAsia="Arial"/>
+                <w:rFonts w:ascii="Arial" w:hAnsi="Arial" w:eastAsia="Arial" w:cs="Tahoma"/>
+                <w:sz w:val="18"/>
+              </w:rPr>
+            </w:r>
+            <w:r>
+              <w:rPr>
+                <w:rFonts w:ascii="Arial" w:hAnsi="Arial" w:eastAsia="Arial" w:cs="Tahoma"/>
                 <w:sz w:val="18"/>
               </w:rPr>
               <w:t>src/batch/scheduler.ts</w:t>
@@ -5368,41 +5486,41 @@
             </w:pPr>
             <w:r>
               <w:rPr>
-                <w:rFonts w:ascii="Arial" w:hAnsi="Arial" w:eastAsia="Arial"/>
-                <w:sz w:val="18"/>
-              </w:rPr>
-            </w:r>
-            <w:r>
-              <w:rPr>
-                <w:rFonts w:ascii="Arial" w:hAnsi="Arial" w:eastAsia="Arial"/>
+                <w:rFonts w:ascii="Arial" w:hAnsi="Arial" w:eastAsia="Arial" w:cs="Tahoma"/>
+                <w:sz w:val="18"/>
+              </w:rPr>
+            </w:r>
+            <w:r>
+              <w:rPr>
+                <w:rFonts w:ascii="Arial" w:hAnsi="Arial" w:eastAsia="Arial" w:cs="Tahoma"/>
                 <w:sz w:val="18"/>
               </w:rPr>
               <w:t>ลงทะเบียน cron จาก config (</w:t>
             </w:r>
             <w:r>
               <w:rPr>
-                <w:rFonts w:ascii="Courier New" w:hAnsi="Courier New" w:eastAsia="Arial"/>
+                <w:rFonts w:ascii="Courier New" w:hAnsi="Courier New" w:eastAsia="Courier New" w:cs="Tahoma"/>
                 <w:sz w:val="18"/>
               </w:rPr>
               <w:t>SBPGI_JOB4_CRON</w:t>
             </w:r>
             <w:r>
               <w:rPr>
-                <w:rFonts w:ascii="Arial" w:hAnsi="Arial" w:eastAsia="Arial"/>
+                <w:rFonts w:ascii="Arial" w:hAnsi="Arial" w:eastAsia="Arial" w:cs="Tahoma"/>
                 <w:sz w:val="18"/>
               </w:rPr>
               <w:t xml:space="preserve"> = </w:t>
             </w:r>
             <w:r>
               <w:rPr>
-                <w:rFonts w:ascii="Courier New" w:hAnsi="Courier New" w:eastAsia="Arial"/>
+                <w:rFonts w:ascii="Courier New" w:hAnsi="Courier New" w:eastAsia="Courier New" w:cs="Tahoma"/>
                 <w:sz w:val="18"/>
               </w:rPr>
               <w:t>0 16 7-16 * *</w:t>
             </w:r>
             <w:r>
               <w:rPr>
-                <w:rFonts w:ascii="Arial" w:hAnsi="Arial" w:eastAsia="Arial"/>
+                <w:rFonts w:ascii="Arial" w:hAnsi="Arial" w:eastAsia="Arial" w:cs="Tahoma"/>
                 <w:sz w:val="18"/>
               </w:rPr>
               <w:t>) และรองรับสั่งรันนอกรอบผ่าน CLI/runbook</w:t>
@@ -5426,13 +5544,13 @@
             </w:pPr>
             <w:r>
               <w:rPr>
-                <w:rFonts w:ascii="Arial" w:hAnsi="Arial" w:eastAsia="Arial"/>
-                <w:sz w:val="18"/>
-              </w:rPr>
-            </w:r>
-            <w:r>
-              <w:rPr>
-                <w:rFonts w:ascii="Arial" w:hAnsi="Arial" w:eastAsia="Arial"/>
+                <w:rFonts w:ascii="Arial" w:hAnsi="Arial" w:eastAsia="Arial" w:cs="Tahoma"/>
+                <w:sz w:val="18"/>
+              </w:rPr>
+            </w:r>
+            <w:r>
+              <w:rPr>
+                <w:rFonts w:ascii="Arial" w:hAnsi="Arial" w:eastAsia="Arial" w:cs="Tahoma"/>
                 <w:sz w:val="18"/>
               </w:rPr>
               <w:t>src/batch/job-failure.notifier.ts</w:t>
@@ -5451,55 +5569,55 @@
             </w:pPr>
             <w:r>
               <w:rPr>
-                <w:rFonts w:ascii="Arial" w:hAnsi="Arial" w:eastAsia="Arial"/>
-                <w:sz w:val="18"/>
-              </w:rPr>
-            </w:r>
-            <w:r>
-              <w:rPr>
-                <w:rFonts w:ascii="Arial" w:hAnsi="Arial" w:eastAsia="Arial"/>
+                <w:rFonts w:ascii="Arial" w:hAnsi="Arial" w:eastAsia="Arial" w:cs="Tahoma"/>
+                <w:sz w:val="18"/>
+              </w:rPr>
+            </w:r>
+            <w:r>
+              <w:rPr>
+                <w:rFonts w:ascii="Arial" w:hAnsi="Arial" w:eastAsia="Arial" w:cs="Tahoma"/>
                 <w:sz w:val="18"/>
               </w:rPr>
               <w:t xml:space="preserve">ส่งอีเมลแจ้งผู้ดูแลเมื่อ job ล้มเหลว ผ่าน </w:t>
             </w:r>
             <w:r>
               <w:rPr>
-                <w:rFonts w:ascii="Courier New" w:hAnsi="Courier New" w:eastAsia="Arial"/>
+                <w:rFonts w:ascii="Courier New" w:hAnsi="Courier New" w:eastAsia="Courier New" w:cs="Tahoma"/>
                 <w:sz w:val="18"/>
               </w:rPr>
               <w:t>EmailLibService</w:t>
             </w:r>
             <w:r>
               <w:rPr>
-                <w:rFonts w:ascii="Arial" w:hAnsi="Arial" w:eastAsia="Arial"/>
+                <w:rFonts w:ascii="Arial" w:hAnsi="Arial" w:eastAsia="Arial" w:cs="Tahoma"/>
                 <w:sz w:val="18"/>
               </w:rPr>
               <w:t xml:space="preserve"> ของ </w:t>
             </w:r>
             <w:r>
               <w:rPr>
-                <w:rFonts w:ascii="Courier New" w:hAnsi="Courier New" w:eastAsia="Arial"/>
+                <w:rFonts w:ascii="Courier New" w:hAnsi="Courier New" w:eastAsia="Courier New" w:cs="Tahoma"/>
                 <w:sz w:val="18"/>
               </w:rPr>
               <w:t>@gosoft-sbp/email-lib</w:t>
             </w:r>
             <w:r>
               <w:rPr>
-                <w:rFonts w:ascii="Arial" w:hAnsi="Arial" w:eastAsia="Arial"/>
+                <w:rFonts w:ascii="Arial" w:hAnsi="Arial" w:eastAsia="Arial" w:cs="Tahoma"/>
                 <w:sz w:val="18"/>
               </w:rPr>
               <w:t xml:space="preserve"> (log ลง </w:t>
             </w:r>
             <w:r>
               <w:rPr>
-                <w:rFonts w:ascii="Courier New" w:hAnsi="Courier New" w:eastAsia="Arial"/>
+                <w:rFonts w:ascii="Courier New" w:hAnsi="Courier New" w:eastAsia="Courier New" w:cs="Tahoma"/>
                 <w:sz w:val="18"/>
               </w:rPr>
               <w:t>email_sent</w:t>
             </w:r>
             <w:r>
               <w:rPr>
-                <w:rFonts w:ascii="Arial" w:hAnsi="Arial" w:eastAsia="Arial"/>
+                <w:rFonts w:ascii="Arial" w:hAnsi="Arial" w:eastAsia="Arial" w:cs="Tahoma"/>
                 <w:sz w:val="18"/>
               </w:rPr>
               <w:t xml:space="preserve"> ให้อัตโนมัติ)</w:t>
@@ -5529,7 +5647,7 @@
       </w:r>
       <w:r>
         <w:rPr>
-          <w:rFonts w:ascii="Courier New" w:hAnsi="Courier New"/>
+          <w:rFonts w:ascii="Courier New" w:hAnsi="Courier New" w:eastAsia="Courier New" w:cs="Tahoma"/>
         </w:rPr>
         <w:t>0 16 7-16 * *</w:t>
       </w:r>
@@ -5538,7 +5656,7 @@
       </w:r>
       <w:r>
         <w:rPr>
-          <w:rFonts w:ascii="Courier New" w:hAnsi="Courier New"/>
+          <w:rFonts w:ascii="Courier New" w:hAnsi="Courier New" w:eastAsia="Courier New" w:cs="Tahoma"/>
         </w:rPr>
         <w:t>SBPGI_JOB4_CRON</w:t>
       </w:r>
@@ -5547,7 +5665,7 @@
       </w:r>
       <w:r>
         <w:rPr>
-          <w:rFonts w:ascii="Courier New" w:hAnsi="Courier New"/>
+          <w:rFonts w:ascii="Courier New" w:hAnsi="Courier New" w:eastAsia="Courier New" w:cs="Tahoma"/>
         </w:rPr>
         <w:t>scheduler.ts</w:t>
       </w:r>
@@ -5556,7 +5674,7 @@
       </w:r>
       <w:r>
         <w:rPr>
-          <w:rFonts w:ascii="Courier New" w:hAnsi="Courier New"/>
+          <w:rFonts w:ascii="Courier New" w:hAnsi="Courier New" w:eastAsia="Courier New" w:cs="Tahoma"/>
         </w:rPr>
         <w:t>enabled=false</w:t>
       </w:r>
@@ -5571,7 +5689,7 @@
       </w:pPr>
       <w:r>
         <w:rPr>
-          <w:rFonts w:ascii="Courier New" w:hAnsi="Courier New"/>
+          <w:rFonts w:ascii="Courier New" w:hAnsi="Courier New" w:eastAsia="Courier New" w:cs="Tahoma"/>
           <w:sz w:val="16"/>
         </w:rPr>
         <w:t>// src/batch/sbpgi/job-4-prepare-impact-store-to-ias/job-4-prepare-impact-store-to-ias.config.ts</w:t>
@@ -5607,7 +5725,7 @@
         <w:br/>
         <w:t xml:space="preserve">  iasSftpEndpoint: string;</w:t>
         <w:br/>
-        <w:t xml:space="preserve">  /** Secret reference — ห้ามเก็บ password/private key ใน job_configs */</w:t>
+        <w:t xml:space="preserve">  /** Secret reference — ห้ามเก็บ password/private key ใน config/env ของ job */</w:t>
         <w:br/>
         <w:t xml:space="preserve">  secretReference: string;</w:t>
         <w:br/>
@@ -5681,7 +5799,7 @@
       </w:r>
       <w:r>
         <w:rPr>
-          <w:rFonts w:ascii="Courier New" w:hAnsi="Courier New"/>
+          <w:rFonts w:ascii="Courier New" w:hAnsi="Courier New" w:eastAsia="Courier New" w:cs="Tahoma"/>
         </w:rPr>
         <w:t>JobRunContext</w:t>
       </w:r>
@@ -5690,7 +5808,7 @@
       </w:r>
       <w:r>
         <w:rPr>
-          <w:rFonts w:ascii="Courier New" w:hAnsi="Courier New"/>
+          <w:rFonts w:ascii="Courier New" w:hAnsi="Courier New" w:eastAsia="Courier New" w:cs="Tahoma"/>
         </w:rPr>
         <w:t>JobRunResult</w:t>
       </w:r>
@@ -5699,7 +5817,7 @@
       </w:r>
       <w:r>
         <w:rPr>
-          <w:rFonts w:ascii="Courier New" w:hAnsi="Courier New"/>
+          <w:rFonts w:ascii="Courier New" w:hAnsi="Courier New" w:eastAsia="Courier New" w:cs="Tahoma"/>
         </w:rPr>
         <w:t>JobState</w:t>
       </w:r>
@@ -5708,7 +5826,7 @@
       </w:r>
       <w:r>
         <w:rPr>
-          <w:rFonts w:ascii="Courier New" w:hAnsi="Courier New"/>
+          <w:rFonts w:ascii="Courier New" w:hAnsi="Courier New" w:eastAsia="Courier New" w:cs="Tahoma"/>
         </w:rPr>
         <w:t>JobFailedError</w:t>
       </w:r>
@@ -5717,7 +5835,7 @@
       </w:r>
       <w:r>
         <w:rPr>
-          <w:rFonts w:ascii="Courier New" w:hAnsi="Courier New"/>
+          <w:rFonts w:ascii="Courier New" w:hAnsi="Courier New" w:eastAsia="Courier New" w:cs="Tahoma"/>
         </w:rPr>
         <w:t>src/batch/runner.ts</w:t>
       </w:r>
@@ -5732,7 +5850,7 @@
       </w:pPr>
       <w:r>
         <w:rPr>
-          <w:rFonts w:ascii="Courier New" w:hAnsi="Courier New"/>
+          <w:rFonts w:ascii="Courier New" w:hAnsi="Courier New" w:eastAsia="Courier New" w:cs="Tahoma"/>
           <w:sz w:val="16"/>
         </w:rPr>
         <w:t>// src/batch/runner.ts — สัญญากลางของทุก job (ประกาศครั้งเดียว ใช้ร่วมทั้ง 11 ฉบับ)</w:t>
@@ -5808,7 +5926,7 @@
       </w:pPr>
       <w:r>
         <w:rPr>
-          <w:rFonts w:ascii="Courier New" w:hAnsi="Courier New"/>
+          <w:rFonts w:ascii="Courier New" w:hAnsi="Courier New" w:eastAsia="Courier New" w:cs="Tahoma"/>
           <w:sz w:val="16"/>
         </w:rPr>
         <w:t>// PrepareImpactStoreToIasService — method ที่ job class เรียก (1 method ต่อ 1 ขั้นในตารางด้านบน)</w:t>
@@ -5904,7 +6022,7 @@
       </w:r>
       <w:r>
         <w:rPr>
-          <w:rFonts w:ascii="Courier New" w:hAnsi="Courier New"/>
+          <w:rFonts w:ascii="Courier New" w:hAnsi="Courier New" w:eastAsia="Courier New" w:cs="Tahoma"/>
         </w:rPr>
         <w:t>run()</w:t>
       </w:r>
@@ -5944,7 +6062,7 @@
             <w:r/>
             <w:r>
               <w:rPr>
-                <w:rFonts w:ascii="Arial" w:hAnsi="Arial" w:eastAsia="Arial"/>
+                <w:rFonts w:ascii="Arial" w:hAnsi="Arial" w:eastAsia="Arial" w:cs="Tahoma"/>
                 <w:b/>
                 <w:sz w:val="18"/>
               </w:rPr>
@@ -5966,7 +6084,7 @@
             <w:r/>
             <w:r>
               <w:rPr>
-                <w:rFonts w:ascii="Arial" w:hAnsi="Arial" w:eastAsia="Arial"/>
+                <w:rFonts w:ascii="Arial" w:hAnsi="Arial" w:eastAsia="Arial" w:cs="Tahoma"/>
                 <w:b/>
                 <w:sz w:val="18"/>
               </w:rPr>
@@ -5988,7 +6106,7 @@
             <w:r/>
             <w:r>
               <w:rPr>
-                <w:rFonts w:ascii="Arial" w:hAnsi="Arial" w:eastAsia="Arial"/>
+                <w:rFonts w:ascii="Arial" w:hAnsi="Arial" w:eastAsia="Arial" w:cs="Tahoma"/>
                 <w:b/>
                 <w:sz w:val="18"/>
               </w:rPr>
@@ -6010,7 +6128,7 @@
             <w:r/>
             <w:r>
               <w:rPr>
-                <w:rFonts w:ascii="Arial" w:hAnsi="Arial" w:eastAsia="Arial"/>
+                <w:rFonts w:ascii="Arial" w:hAnsi="Arial" w:eastAsia="Arial" w:cs="Tahoma"/>
                 <w:b/>
                 <w:sz w:val="18"/>
               </w:rPr>
@@ -6032,7 +6150,7 @@
             <w:r/>
             <w:r>
               <w:rPr>
-                <w:rFonts w:ascii="Arial" w:hAnsi="Arial" w:eastAsia="Arial"/>
+                <w:rFonts w:ascii="Arial" w:hAnsi="Arial" w:eastAsia="Arial" w:cs="Tahoma"/>
                 <w:b/>
                 <w:sz w:val="18"/>
               </w:rPr>
@@ -6057,13 +6175,13 @@
             </w:pPr>
             <w:r>
               <w:rPr>
-                <w:rFonts w:ascii="Arial" w:hAnsi="Arial" w:eastAsia="Arial"/>
-                <w:sz w:val="18"/>
-              </w:rPr>
-            </w:r>
-            <w:r>
-              <w:rPr>
-                <w:rFonts w:ascii="Arial" w:hAnsi="Arial" w:eastAsia="Arial"/>
+                <w:rFonts w:ascii="Arial" w:hAnsi="Arial" w:eastAsia="Arial" w:cs="Tahoma"/>
+                <w:sz w:val="18"/>
+              </w:rPr>
+            </w:r>
+            <w:r>
+              <w:rPr>
+                <w:rFonts w:ascii="Arial" w:hAnsi="Arial" w:eastAsia="Arial" w:cs="Tahoma"/>
                 <w:sz w:val="18"/>
               </w:rPr>
               <w:t>1</w:t>
@@ -6082,13 +6200,13 @@
             </w:pPr>
             <w:r>
               <w:rPr>
-                <w:rFonts w:ascii="Arial" w:hAnsi="Arial" w:eastAsia="Arial"/>
-                <w:sz w:val="18"/>
-              </w:rPr>
-            </w:r>
-            <w:r>
-              <w:rPr>
-                <w:rFonts w:ascii="Arial" w:hAnsi="Arial" w:eastAsia="Arial"/>
+                <w:rFonts w:ascii="Arial" w:hAnsi="Arial" w:eastAsia="Arial" w:cs="Tahoma"/>
+                <w:sz w:val="18"/>
+              </w:rPr>
+            </w:r>
+            <w:r>
+              <w:rPr>
+                <w:rFonts w:ascii="Arial" w:hAnsi="Arial" w:eastAsia="Arial" w:cs="Tahoma"/>
                 <w:sz w:val="18"/>
               </w:rPr>
               <w:t>start</w:t>
@@ -6107,13 +6225,13 @@
             </w:pPr>
             <w:r>
               <w:rPr>
-                <w:rFonts w:ascii="Arial" w:hAnsi="Arial" w:eastAsia="Arial"/>
-                <w:sz w:val="18"/>
-              </w:rPr>
-            </w:r>
-            <w:r>
-              <w:rPr>
-                <w:rFonts w:ascii="Arial" w:hAnsi="Arial" w:eastAsia="Arial"/>
+                <w:rFonts w:ascii="Arial" w:hAnsi="Arial" w:eastAsia="Arial" w:cs="Tahoma"/>
+                <w:sz w:val="18"/>
+              </w:rPr>
+            </w:r>
+            <w:r>
+              <w:rPr>
+                <w:rFonts w:ascii="Arial" w:hAnsi="Arial" w:eastAsia="Arial" w:cs="Tahoma"/>
                 <w:sz w:val="18"/>
               </w:rPr>
               <w:t>เริ่ม</w:t>
@@ -6132,13 +6250,13 @@
             </w:pPr>
             <w:r>
               <w:rPr>
-                <w:rFonts w:ascii="Arial" w:hAnsi="Arial" w:eastAsia="Arial"/>
-                <w:sz w:val="18"/>
-              </w:rPr>
-            </w:r>
-            <w:r>
-              <w:rPr>
-                <w:rFonts w:ascii="Arial" w:hAnsi="Arial" w:eastAsia="Arial"/>
+                <w:rFonts w:ascii="Arial" w:hAnsi="Arial" w:eastAsia="Arial" w:cs="Tahoma"/>
+                <w:sz w:val="18"/>
+              </w:rPr>
+            </w:r>
+            <w:r>
+              <w:rPr>
+                <w:rFonts w:ascii="Arial" w:hAnsi="Arial" w:eastAsia="Arial" w:cs="Tahoma"/>
                 <w:sz w:val="18"/>
               </w:rPr>
               <w:t>createState()</w:t>
@@ -6157,13 +6275,13 @@
             </w:pPr>
             <w:r>
               <w:rPr>
-                <w:rFonts w:ascii="Arial" w:hAnsi="Arial" w:eastAsia="Arial"/>
-                <w:sz w:val="18"/>
-              </w:rPr>
-            </w:r>
-            <w:r>
-              <w:rPr>
-                <w:rFonts w:ascii="Arial" w:hAnsi="Arial" w:eastAsia="Arial"/>
+                <w:rFonts w:ascii="Arial" w:hAnsi="Arial" w:eastAsia="Arial" w:cs="Tahoma"/>
+                <w:sz w:val="18"/>
+              </w:rPr>
+            </w:r>
+            <w:r>
+              <w:rPr>
+                <w:rFonts w:ascii="Arial" w:hAnsi="Arial" w:eastAsia="Arial" w:cs="Tahoma"/>
                 <w:sz w:val="18"/>
               </w:rPr>
               <w:t>-</w:t>
@@ -6187,13 +6305,13 @@
             </w:pPr>
             <w:r>
               <w:rPr>
-                <w:rFonts w:ascii="Arial" w:hAnsi="Arial" w:eastAsia="Arial"/>
-                <w:sz w:val="18"/>
-              </w:rPr>
-            </w:r>
-            <w:r>
-              <w:rPr>
-                <w:rFonts w:ascii="Arial" w:hAnsi="Arial" w:eastAsia="Arial"/>
+                <w:rFonts w:ascii="Arial" w:hAnsi="Arial" w:eastAsia="Arial" w:cs="Tahoma"/>
+                <w:sz w:val="18"/>
+              </w:rPr>
+            </w:r>
+            <w:r>
+              <w:rPr>
+                <w:rFonts w:ascii="Arial" w:hAnsi="Arial" w:eastAsia="Arial" w:cs="Tahoma"/>
                 <w:sz w:val="18"/>
               </w:rPr>
               <w:t>2</w:t>
@@ -6212,13 +6330,13 @@
             </w:pPr>
             <w:r>
               <w:rPr>
-                <w:rFonts w:ascii="Arial" w:hAnsi="Arial" w:eastAsia="Arial"/>
-                <w:sz w:val="18"/>
-              </w:rPr>
-            </w:r>
-            <w:r>
-              <w:rPr>
-                <w:rFonts w:ascii="Arial" w:hAnsi="Arial" w:eastAsia="Arial"/>
+                <w:rFonts w:ascii="Arial" w:hAnsi="Arial" w:eastAsia="Arial" w:cs="Tahoma"/>
+                <w:sz w:val="18"/>
+              </w:rPr>
+            </w:r>
+            <w:r>
+              <w:rPr>
+                <w:rFonts w:ascii="Arial" w:hAnsi="Arial" w:eastAsia="Arial" w:cs="Tahoma"/>
                 <w:sz w:val="18"/>
               </w:rPr>
               <w:t>process</w:t>
@@ -6237,13 +6355,13 @@
             </w:pPr>
             <w:r>
               <w:rPr>
-                <w:rFonts w:ascii="Arial" w:hAnsi="Arial" w:eastAsia="Arial"/>
-                <w:sz w:val="18"/>
-              </w:rPr>
-            </w:r>
-            <w:r>
-              <w:rPr>
-                <w:rFonts w:ascii="Arial" w:hAnsi="Arial" w:eastAsia="Arial"/>
+                <w:rFonts w:ascii="Arial" w:hAnsi="Arial" w:eastAsia="Arial" w:cs="Tahoma"/>
+                <w:sz w:val="18"/>
+              </w:rPr>
+            </w:r>
+            <w:r>
+              <w:rPr>
+                <w:rFonts w:ascii="Arial" w:hAnsi="Arial" w:eastAsia="Arial" w:cs="Tahoma"/>
                 <w:sz w:val="18"/>
               </w:rPr>
               <w:t>lock รายการ sales_request_status=W</w:t>
@@ -6262,13 +6380,13 @@
             </w:pPr>
             <w:r>
               <w:rPr>
-                <w:rFonts w:ascii="Arial" w:hAnsi="Arial" w:eastAsia="Arial"/>
-                <w:sz w:val="18"/>
-              </w:rPr>
-            </w:r>
-            <w:r>
-              <w:rPr>
-                <w:rFonts w:ascii="Arial" w:hAnsi="Arial" w:eastAsia="Arial"/>
+                <w:rFonts w:ascii="Arial" w:hAnsi="Arial" w:eastAsia="Arial" w:cs="Tahoma"/>
+                <w:sz w:val="18"/>
+              </w:rPr>
+            </w:r>
+            <w:r>
+              <w:rPr>
+                <w:rFonts w:ascii="Arial" w:hAnsi="Arial" w:eastAsia="Arial" w:cs="Tahoma"/>
                 <w:sz w:val="18"/>
               </w:rPr>
               <w:t>step02Process()</w:t>
@@ -6287,13 +6405,13 @@
             </w:pPr>
             <w:r>
               <w:rPr>
-                <w:rFonts w:ascii="Arial" w:hAnsi="Arial" w:eastAsia="Arial"/>
-                <w:sz w:val="18"/>
-              </w:rPr>
-            </w:r>
-            <w:r>
-              <w:rPr>
-                <w:rFonts w:ascii="Arial" w:hAnsi="Arial" w:eastAsia="Arial"/>
+                <w:rFonts w:ascii="Arial" w:hAnsi="Arial" w:eastAsia="Arial" w:cs="Tahoma"/>
+                <w:sz w:val="18"/>
+              </w:rPr>
+            </w:r>
+            <w:r>
+              <w:rPr>
+                <w:rFonts w:ascii="Arial" w:hAnsi="Arial" w:eastAsia="Arial" w:cs="Tahoma"/>
                 <w:sz w:val="18"/>
               </w:rPr>
               <w:t>throw JobFailedError เมื่อทำไม่สำเร็จ</w:t>
@@ -6317,13 +6435,13 @@
             </w:pPr>
             <w:r>
               <w:rPr>
-                <w:rFonts w:ascii="Arial" w:hAnsi="Arial" w:eastAsia="Arial"/>
-                <w:sz w:val="18"/>
-              </w:rPr>
-            </w:r>
-            <w:r>
-              <w:rPr>
-                <w:rFonts w:ascii="Arial" w:hAnsi="Arial" w:eastAsia="Arial"/>
+                <w:rFonts w:ascii="Arial" w:hAnsi="Arial" w:eastAsia="Arial" w:cs="Tahoma"/>
+                <w:sz w:val="18"/>
+              </w:rPr>
+            </w:r>
+            <w:r>
+              <w:rPr>
+                <w:rFonts w:ascii="Arial" w:hAnsi="Arial" w:eastAsia="Arial" w:cs="Tahoma"/>
                 <w:sz w:val="18"/>
               </w:rPr>
               <w:t>3</w:t>
@@ -6342,13 +6460,13 @@
             </w:pPr>
             <w:r>
               <w:rPr>
-                <w:rFonts w:ascii="Arial" w:hAnsi="Arial" w:eastAsia="Arial"/>
-                <w:sz w:val="18"/>
-              </w:rPr>
-            </w:r>
-            <w:r>
-              <w:rPr>
-                <w:rFonts w:ascii="Arial" w:hAnsi="Arial" w:eastAsia="Arial"/>
+                <w:rFonts w:ascii="Arial" w:hAnsi="Arial" w:eastAsia="Arial" w:cs="Tahoma"/>
+                <w:sz w:val="18"/>
+              </w:rPr>
+            </w:r>
+            <w:r>
+              <w:rPr>
+                <w:rFonts w:ascii="Arial" w:hAnsi="Arial" w:eastAsia="Arial" w:cs="Tahoma"/>
                 <w:sz w:val="18"/>
               </w:rPr>
               <w:t>process</w:t>
@@ -6367,13 +6485,13 @@
             </w:pPr>
             <w:r>
               <w:rPr>
-                <w:rFonts w:ascii="Arial" w:hAnsi="Arial" w:eastAsia="Arial"/>
-                <w:sz w:val="18"/>
-              </w:rPr>
-            </w:r>
-            <w:r>
-              <w:rPr>
-                <w:rFonts w:ascii="Arial" w:hAnsi="Arial" w:eastAsia="Arial"/>
+                <w:rFonts w:ascii="Arial" w:hAnsi="Arial" w:eastAsia="Arial" w:cs="Tahoma"/>
+                <w:sz w:val="18"/>
+              </w:rPr>
+            </w:r>
+            <w:r>
+              <w:rPr>
+                <w:rFonts w:ascii="Arial" w:hAnsi="Arial" w:eastAsia="Arial" w:cs="Tahoma"/>
                 <w:sz w:val="18"/>
               </w:rPr>
               <w:t>สร้าง temporary file และ validate record count</w:t>
@@ -6392,13 +6510,13 @@
             </w:pPr>
             <w:r>
               <w:rPr>
-                <w:rFonts w:ascii="Arial" w:hAnsi="Arial" w:eastAsia="Arial"/>
-                <w:sz w:val="18"/>
-              </w:rPr>
-            </w:r>
-            <w:r>
-              <w:rPr>
-                <w:rFonts w:ascii="Arial" w:hAnsi="Arial" w:eastAsia="Arial"/>
+                <w:rFonts w:ascii="Arial" w:hAnsi="Arial" w:eastAsia="Arial" w:cs="Tahoma"/>
+                <w:sz w:val="18"/>
+              </w:rPr>
+            </w:r>
+            <w:r>
+              <w:rPr>
+                <w:rFonts w:ascii="Arial" w:hAnsi="Arial" w:eastAsia="Arial" w:cs="Tahoma"/>
                 <w:sz w:val="18"/>
               </w:rPr>
               <w:t>step03Validate()</w:t>
@@ -6417,13 +6535,13 @@
             </w:pPr>
             <w:r>
               <w:rPr>
-                <w:rFonts w:ascii="Arial" w:hAnsi="Arial" w:eastAsia="Arial"/>
-                <w:sz w:val="18"/>
-              </w:rPr>
-            </w:r>
-            <w:r>
-              <w:rPr>
-                <w:rFonts w:ascii="Arial" w:hAnsi="Arial" w:eastAsia="Arial"/>
+                <w:rFonts w:ascii="Arial" w:hAnsi="Arial" w:eastAsia="Arial" w:cs="Tahoma"/>
+                <w:sz w:val="18"/>
+              </w:rPr>
+            </w:r>
+            <w:r>
+              <w:rPr>
+                <w:rFonts w:ascii="Arial" w:hAnsi="Arial" w:eastAsia="Arial" w:cs="Tahoma"/>
                 <w:sz w:val="18"/>
               </w:rPr>
               <w:t>throw JobFailedError เมื่อทำไม่สำเร็จ</w:t>
@@ -6447,13 +6565,13 @@
             </w:pPr>
             <w:r>
               <w:rPr>
-                <w:rFonts w:ascii="Arial" w:hAnsi="Arial" w:eastAsia="Arial"/>
-                <w:sz w:val="18"/>
-              </w:rPr>
-            </w:r>
-            <w:r>
-              <w:rPr>
-                <w:rFonts w:ascii="Arial" w:hAnsi="Arial" w:eastAsia="Arial"/>
+                <w:rFonts w:ascii="Arial" w:hAnsi="Arial" w:eastAsia="Arial" w:cs="Tahoma"/>
+                <w:sz w:val="18"/>
+              </w:rPr>
+            </w:r>
+            <w:r>
+              <w:rPr>
+                <w:rFonts w:ascii="Arial" w:hAnsi="Arial" w:eastAsia="Arial" w:cs="Tahoma"/>
                 <w:sz w:val="18"/>
               </w:rPr>
               <w:t>4</w:t>
@@ -6472,13 +6590,13 @@
             </w:pPr>
             <w:r>
               <w:rPr>
-                <w:rFonts w:ascii="Arial" w:hAnsi="Arial" w:eastAsia="Arial"/>
-                <w:sz w:val="18"/>
-              </w:rPr>
-            </w:r>
-            <w:r>
-              <w:rPr>
-                <w:rFonts w:ascii="Arial" w:hAnsi="Arial" w:eastAsia="Arial"/>
+                <w:rFonts w:ascii="Arial" w:hAnsi="Arial" w:eastAsia="Arial" w:cs="Tahoma"/>
+                <w:sz w:val="18"/>
+              </w:rPr>
+            </w:r>
+            <w:r>
+              <w:rPr>
+                <w:rFonts w:ascii="Arial" w:hAnsi="Arial" w:eastAsia="Arial" w:cs="Tahoma"/>
                 <w:sz w:val="18"/>
               </w:rPr>
               <w:t>process</w:t>
@@ -6497,13 +6615,13 @@
             </w:pPr>
             <w:r>
               <w:rPr>
-                <w:rFonts w:ascii="Arial" w:hAnsi="Arial" w:eastAsia="Arial"/>
-                <w:sz w:val="18"/>
-              </w:rPr>
-            </w:r>
-            <w:r>
-              <w:rPr>
-                <w:rFonts w:ascii="Arial" w:hAnsi="Arial" w:eastAsia="Arial"/>
+                <w:rFonts w:ascii="Arial" w:hAnsi="Arial" w:eastAsia="Arial" w:cs="Tahoma"/>
+                <w:sz w:val="18"/>
+              </w:rPr>
+            </w:r>
+            <w:r>
+              <w:rPr>
+                <w:rFonts w:ascii="Arial" w:hAnsi="Arial" w:eastAsia="Arial" w:cs="Tahoma"/>
                 <w:sz w:val="18"/>
               </w:rPr>
               <w:t>fsync + atomic rename + SHA-256</w:t>
@@ -6522,13 +6640,13 @@
             </w:pPr>
             <w:r>
               <w:rPr>
-                <w:rFonts w:ascii="Arial" w:hAnsi="Arial" w:eastAsia="Arial"/>
-                <w:sz w:val="18"/>
-              </w:rPr>
-            </w:r>
-            <w:r>
-              <w:rPr>
-                <w:rFonts w:ascii="Arial" w:hAnsi="Arial" w:eastAsia="Arial"/>
+                <w:rFonts w:ascii="Arial" w:hAnsi="Arial" w:eastAsia="Arial" w:cs="Tahoma"/>
+                <w:sz w:val="18"/>
+              </w:rPr>
+            </w:r>
+            <w:r>
+              <w:rPr>
+                <w:rFonts w:ascii="Arial" w:hAnsi="Arial" w:eastAsia="Arial" w:cs="Tahoma"/>
                 <w:sz w:val="18"/>
               </w:rPr>
               <w:t>step04Process()</w:t>
@@ -6547,13 +6665,13 @@
             </w:pPr>
             <w:r>
               <w:rPr>
-                <w:rFonts w:ascii="Arial" w:hAnsi="Arial" w:eastAsia="Arial"/>
-                <w:sz w:val="18"/>
-              </w:rPr>
-            </w:r>
-            <w:r>
-              <w:rPr>
-                <w:rFonts w:ascii="Arial" w:hAnsi="Arial" w:eastAsia="Arial"/>
+                <w:rFonts w:ascii="Arial" w:hAnsi="Arial" w:eastAsia="Arial" w:cs="Tahoma"/>
+                <w:sz w:val="18"/>
+              </w:rPr>
+            </w:r>
+            <w:r>
+              <w:rPr>
+                <w:rFonts w:ascii="Arial" w:hAnsi="Arial" w:eastAsia="Arial" w:cs="Tahoma"/>
                 <w:sz w:val="18"/>
               </w:rPr>
               <w:t>throw JobFailedError เมื่อทำไม่สำเร็จ</w:t>
@@ -6577,13 +6695,13 @@
             </w:pPr>
             <w:r>
               <w:rPr>
-                <w:rFonts w:ascii="Arial" w:hAnsi="Arial" w:eastAsia="Arial"/>
-                <w:sz w:val="18"/>
-              </w:rPr>
-            </w:r>
-            <w:r>
-              <w:rPr>
-                <w:rFonts w:ascii="Arial" w:hAnsi="Arial" w:eastAsia="Arial"/>
+                <w:rFonts w:ascii="Arial" w:hAnsi="Arial" w:eastAsia="Arial" w:cs="Tahoma"/>
+                <w:sz w:val="18"/>
+              </w:rPr>
+            </w:r>
+            <w:r>
+              <w:rPr>
+                <w:rFonts w:ascii="Arial" w:hAnsi="Arial" w:eastAsia="Arial" w:cs="Tahoma"/>
                 <w:sz w:val="18"/>
               </w:rPr>
               <w:t>5</w:t>
@@ -6602,13 +6720,13 @@
             </w:pPr>
             <w:r>
               <w:rPr>
-                <w:rFonts w:ascii="Arial" w:hAnsi="Arial" w:eastAsia="Arial"/>
-                <w:sz w:val="18"/>
-              </w:rPr>
-            </w:r>
-            <w:r>
-              <w:rPr>
-                <w:rFonts w:ascii="Arial" w:hAnsi="Arial" w:eastAsia="Arial"/>
+                <w:rFonts w:ascii="Arial" w:hAnsi="Arial" w:eastAsia="Arial" w:cs="Tahoma"/>
+                <w:sz w:val="18"/>
+              </w:rPr>
+            </w:r>
+            <w:r>
+              <w:rPr>
+                <w:rFonts w:ascii="Arial" w:hAnsi="Arial" w:eastAsia="Arial" w:cs="Tahoma"/>
                 <w:sz w:val="18"/>
               </w:rPr>
               <w:t>process</w:t>
@@ -6627,13 +6745,13 @@
             </w:pPr>
             <w:r>
               <w:rPr>
-                <w:rFonts w:ascii="Arial" w:hAnsi="Arial" w:eastAsia="Arial"/>
-                <w:sz w:val="18"/>
-              </w:rPr>
-            </w:r>
-            <w:r>
-              <w:rPr>
-                <w:rFonts w:ascii="Arial" w:hAnsi="Arial" w:eastAsia="Arial"/>
+                <w:rFonts w:ascii="Arial" w:hAnsi="Arial" w:eastAsia="Arial" w:cs="Tahoma"/>
+                <w:sz w:val="18"/>
+              </w:rPr>
+            </w:r>
+            <w:r>
+              <w:rPr>
+                <w:rFonts w:ascii="Arial" w:hAnsi="Arial" w:eastAsia="Arial" w:cs="Tahoma"/>
                 <w:sz w:val="18"/>
               </w:rPr>
               <w:t>transaction: update W→P + insert outbox READY</w:t>
@@ -6652,13 +6770,13 @@
             </w:pPr>
             <w:r>
               <w:rPr>
-                <w:rFonts w:ascii="Arial" w:hAnsi="Arial" w:eastAsia="Arial"/>
-                <w:sz w:val="18"/>
-              </w:rPr>
-            </w:r>
-            <w:r>
-              <w:rPr>
-                <w:rFonts w:ascii="Arial" w:hAnsi="Arial" w:eastAsia="Arial"/>
+                <w:rFonts w:ascii="Arial" w:hAnsi="Arial" w:eastAsia="Arial" w:cs="Tahoma"/>
+                <w:sz w:val="18"/>
+              </w:rPr>
+            </w:r>
+            <w:r>
+              <w:rPr>
+                <w:rFonts w:ascii="Arial" w:hAnsi="Arial" w:eastAsia="Arial" w:cs="Tahoma"/>
                 <w:sz w:val="18"/>
               </w:rPr>
               <w:t>step05Insert()</w:t>
@@ -6677,13 +6795,13 @@
             </w:pPr>
             <w:r>
               <w:rPr>
-                <w:rFonts w:ascii="Arial" w:hAnsi="Arial" w:eastAsia="Arial"/>
-                <w:sz w:val="18"/>
-              </w:rPr>
-            </w:r>
-            <w:r>
-              <w:rPr>
-                <w:rFonts w:ascii="Arial" w:hAnsi="Arial" w:eastAsia="Arial"/>
+                <w:rFonts w:ascii="Arial" w:hAnsi="Arial" w:eastAsia="Arial" w:cs="Tahoma"/>
+                <w:sz w:val="18"/>
+              </w:rPr>
+            </w:r>
+            <w:r>
+              <w:rPr>
+                <w:rFonts w:ascii="Arial" w:hAnsi="Arial" w:eastAsia="Arial" w:cs="Tahoma"/>
                 <w:sz w:val="18"/>
               </w:rPr>
               <w:t>throw JobFailedError เมื่อทำไม่สำเร็จ</w:t>
@@ -6707,13 +6825,13 @@
             </w:pPr>
             <w:r>
               <w:rPr>
-                <w:rFonts w:ascii="Arial" w:hAnsi="Arial" w:eastAsia="Arial"/>
-                <w:sz w:val="18"/>
-              </w:rPr>
-            </w:r>
-            <w:r>
-              <w:rPr>
-                <w:rFonts w:ascii="Arial" w:hAnsi="Arial" w:eastAsia="Arial"/>
+                <w:rFonts w:ascii="Arial" w:hAnsi="Arial" w:eastAsia="Arial" w:cs="Tahoma"/>
+                <w:sz w:val="18"/>
+              </w:rPr>
+            </w:r>
+            <w:r>
+              <w:rPr>
+                <w:rFonts w:ascii="Arial" w:hAnsi="Arial" w:eastAsia="Arial" w:cs="Tahoma"/>
                 <w:sz w:val="18"/>
               </w:rPr>
               <w:t>6</w:t>
@@ -6732,13 +6850,13 @@
             </w:pPr>
             <w:r>
               <w:rPr>
-                <w:rFonts w:ascii="Arial" w:hAnsi="Arial" w:eastAsia="Arial"/>
-                <w:sz w:val="18"/>
-              </w:rPr>
-            </w:r>
-            <w:r>
-              <w:rPr>
-                <w:rFonts w:ascii="Arial" w:hAnsi="Arial" w:eastAsia="Arial"/>
+                <w:rFonts w:ascii="Arial" w:hAnsi="Arial" w:eastAsia="Arial" w:cs="Tahoma"/>
+                <w:sz w:val="18"/>
+              </w:rPr>
+            </w:r>
+            <w:r>
+              <w:rPr>
+                <w:rFonts w:ascii="Arial" w:hAnsi="Arial" w:eastAsia="Arial" w:cs="Tahoma"/>
                 <w:sz w:val="18"/>
               </w:rPr>
               <w:t>io</w:t>
@@ -6757,13 +6875,13 @@
             </w:pPr>
             <w:r>
               <w:rPr>
-                <w:rFonts w:ascii="Arial" w:hAnsi="Arial" w:eastAsia="Arial"/>
-                <w:sz w:val="18"/>
-              </w:rPr>
-            </w:r>
-            <w:r>
-              <w:rPr>
-                <w:rFonts w:ascii="Arial" w:hAnsi="Arial" w:eastAsia="Arial"/>
+                <w:rFonts w:ascii="Arial" w:hAnsi="Arial" w:eastAsia="Arial" w:cs="Tahoma"/>
+                <w:sz w:val="18"/>
+              </w:rPr>
+            </w:r>
+            <w:r>
+              <w:rPr>
+                <w:rFonts w:ascii="Arial" w:hAnsi="Arial" w:eastAsia="Arial" w:cs="Tahoma"/>
                 <w:sz w:val="18"/>
               </w:rPr>
               <w:t>dispatcher ส่ง SFTP ด้วย secretRef/strict known_hosts</w:t>
@@ -6782,13 +6900,13 @@
             </w:pPr>
             <w:r>
               <w:rPr>
-                <w:rFonts w:ascii="Arial" w:hAnsi="Arial" w:eastAsia="Arial"/>
-                <w:sz w:val="18"/>
-              </w:rPr>
-            </w:r>
-            <w:r>
-              <w:rPr>
-                <w:rFonts w:ascii="Arial" w:hAnsi="Arial" w:eastAsia="Arial"/>
+                <w:rFonts w:ascii="Arial" w:hAnsi="Arial" w:eastAsia="Arial" w:cs="Tahoma"/>
+                <w:sz w:val="18"/>
+              </w:rPr>
+            </w:r>
+            <w:r>
+              <w:rPr>
+                <w:rFonts w:ascii="Arial" w:hAnsi="Arial" w:eastAsia="Arial" w:cs="Tahoma"/>
                 <w:sz w:val="18"/>
               </w:rPr>
               <w:t>step06Connect()</w:t>
@@ -6807,13 +6925,13 @@
             </w:pPr>
             <w:r>
               <w:rPr>
-                <w:rFonts w:ascii="Arial" w:hAnsi="Arial" w:eastAsia="Arial"/>
-                <w:sz w:val="18"/>
-              </w:rPr>
-            </w:r>
-            <w:r>
-              <w:rPr>
-                <w:rFonts w:ascii="Arial" w:hAnsi="Arial" w:eastAsia="Arial"/>
+                <w:rFonts w:ascii="Arial" w:hAnsi="Arial" w:eastAsia="Arial" w:cs="Tahoma"/>
+                <w:sz w:val="18"/>
+              </w:rPr>
+            </w:r>
+            <w:r>
+              <w:rPr>
+                <w:rFonts w:ascii="Arial" w:hAnsi="Arial" w:eastAsia="Arial" w:cs="Tahoma"/>
                 <w:sz w:val="18"/>
               </w:rPr>
               <w:t>throw JobFailedError เมื่อทำไม่สำเร็จ</w:t>
@@ -6837,13 +6955,13 @@
             </w:pPr>
             <w:r>
               <w:rPr>
-                <w:rFonts w:ascii="Arial" w:hAnsi="Arial" w:eastAsia="Arial"/>
-                <w:sz w:val="18"/>
-              </w:rPr>
-            </w:r>
-            <w:r>
-              <w:rPr>
-                <w:rFonts w:ascii="Arial" w:hAnsi="Arial" w:eastAsia="Arial"/>
+                <w:rFonts w:ascii="Arial" w:hAnsi="Arial" w:eastAsia="Arial" w:cs="Tahoma"/>
+                <w:sz w:val="18"/>
+              </w:rPr>
+            </w:r>
+            <w:r>
+              <w:rPr>
+                <w:rFonts w:ascii="Arial" w:hAnsi="Arial" w:eastAsia="Arial" w:cs="Tahoma"/>
                 <w:sz w:val="18"/>
               </w:rPr>
               <w:t>7</w:t>
@@ -6862,13 +6980,13 @@
             </w:pPr>
             <w:r>
               <w:rPr>
-                <w:rFonts w:ascii="Arial" w:hAnsi="Arial" w:eastAsia="Arial"/>
-                <w:sz w:val="18"/>
-              </w:rPr>
-            </w:r>
-            <w:r>
-              <w:rPr>
-                <w:rFonts w:ascii="Arial" w:hAnsi="Arial" w:eastAsia="Arial"/>
+                <w:rFonts w:ascii="Arial" w:hAnsi="Arial" w:eastAsia="Arial" w:cs="Tahoma"/>
+                <w:sz w:val="18"/>
+              </w:rPr>
+            </w:r>
+            <w:r>
+              <w:rPr>
+                <w:rFonts w:ascii="Arial" w:hAnsi="Arial" w:eastAsia="Arial" w:cs="Tahoma"/>
                 <w:sz w:val="18"/>
               </w:rPr>
               <w:t>end</w:t>
@@ -6887,13 +7005,13 @@
             </w:pPr>
             <w:r>
               <w:rPr>
-                <w:rFonts w:ascii="Arial" w:hAnsi="Arial" w:eastAsia="Arial"/>
-                <w:sz w:val="18"/>
-              </w:rPr>
-            </w:r>
-            <w:r>
-              <w:rPr>
-                <w:rFonts w:ascii="Arial" w:hAnsi="Arial" w:eastAsia="Arial"/>
+                <w:rFonts w:ascii="Arial" w:hAnsi="Arial" w:eastAsia="Arial" w:cs="Tahoma"/>
+                <w:sz w:val="18"/>
+              </w:rPr>
+            </w:r>
+            <w:r>
+              <w:rPr>
+                <w:rFonts w:ascii="Arial" w:hAnsi="Arial" w:eastAsia="Arial" w:cs="Tahoma"/>
                 <w:sz w:val="18"/>
               </w:rPr>
               <w:t>จบ</w:t>
@@ -6912,13 +7030,13 @@
             </w:pPr>
             <w:r>
               <w:rPr>
-                <w:rFonts w:ascii="Arial" w:hAnsi="Arial" w:eastAsia="Arial"/>
-                <w:sz w:val="18"/>
-              </w:rPr>
-            </w:r>
-            <w:r>
-              <w:rPr>
-                <w:rFonts w:ascii="Arial" w:hAnsi="Arial" w:eastAsia="Arial"/>
+                <w:rFonts w:ascii="Arial" w:hAnsi="Arial" w:eastAsia="Arial" w:cs="Tahoma"/>
+                <w:sz w:val="18"/>
+              </w:rPr>
+            </w:r>
+            <w:r>
+              <w:rPr>
+                <w:rFonts w:ascii="Arial" w:hAnsi="Arial" w:eastAsia="Arial" w:cs="Tahoma"/>
                 <w:sz w:val="18"/>
               </w:rPr>
               <w:t>summarize()</w:t>
@@ -6937,13 +7055,13 @@
             </w:pPr>
             <w:r>
               <w:rPr>
-                <w:rFonts w:ascii="Arial" w:hAnsi="Arial" w:eastAsia="Arial"/>
-                <w:sz w:val="18"/>
-              </w:rPr>
-            </w:r>
-            <w:r>
-              <w:rPr>
-                <w:rFonts w:ascii="Arial" w:hAnsi="Arial" w:eastAsia="Arial"/>
+                <w:rFonts w:ascii="Arial" w:hAnsi="Arial" w:eastAsia="Arial" w:cs="Tahoma"/>
+                <w:sz w:val="18"/>
+              </w:rPr>
+            </w:r>
+            <w:r>
+              <w:rPr>
+                <w:rFonts w:ascii="Arial" w:hAnsi="Arial" w:eastAsia="Arial" w:cs="Tahoma"/>
                 <w:sz w:val="18"/>
               </w:rPr>
               <w:t>-</w:t>
@@ -6960,7 +7078,7 @@
       </w:pPr>
       <w:r>
         <w:rPr>
-          <w:rFonts w:ascii="Courier New" w:hAnsi="Courier New"/>
+          <w:rFonts w:ascii="Courier New" w:hAnsi="Courier New" w:eastAsia="Courier New" w:cs="Tahoma"/>
           <w:sz w:val="16"/>
         </w:rPr>
         <w:t>// src/batch/sbpgi/job-4-prepare-impact-store-to-ias/job-4-prepare-impact-store-to-ias.job.ts</w:t>
@@ -7096,7 +7214,7 @@
       </w:r>
       <w:r>
         <w:rPr>
-          <w:rFonts w:ascii="Courier New" w:hAnsi="Courier New"/>
+          <w:rFonts w:ascii="Courier New" w:hAnsi="Courier New" w:eastAsia="Courier New" w:cs="Tahoma"/>
         </w:rPr>
         <w:t>pg_try_advisory_lock</w:t>
       </w:r>
@@ -7111,7 +7229,7 @@
       </w:pPr>
       <w:r>
         <w:rPr>
-          <w:rFonts w:ascii="Courier New" w:hAnsi="Courier New"/>
+          <w:rFonts w:ascii="Courier New" w:hAnsi="Courier New" w:eastAsia="Courier New" w:cs="Tahoma"/>
           <w:sz w:val="16"/>
         </w:rPr>
         <w:t>// src/batch/runner.ts (ส่วนกันรันซ้อน)</w:t>
@@ -7208,7 +7326,7 @@
       </w:r>
       <w:r>
         <w:rPr>
-          <w:rFonts w:ascii="Courier New" w:hAnsi="Courier New"/>
+          <w:rFonts w:ascii="Courier New" w:hAnsi="Courier New" w:eastAsia="Courier New" w:cs="Tahoma"/>
         </w:rPr>
         <w:t>{provide: 'PREPARE_IMPACT_STORE_TO_IAS_REPOSITORY', useFactory: (ds) =&gt; ds.getRepository(Entity), inject: ['DATA_SOURCE']}</w:t>
       </w:r>
@@ -7217,7 +7335,7 @@
       </w:r>
       <w:r>
         <w:rPr>
-          <w:rFonts w:ascii="Courier New" w:hAnsi="Courier New"/>
+          <w:rFonts w:ascii="Courier New" w:hAnsi="Courier New" w:eastAsia="Courier New" w:cs="Tahoma"/>
         </w:rPr>
         <w:t>sps_store</w:t>
       </w:r>
@@ -7256,7 +7374,7 @@
             <w:r/>
             <w:r>
               <w:rPr>
-                <w:rFonts w:ascii="Arial" w:hAnsi="Arial" w:eastAsia="Arial"/>
+                <w:rFonts w:ascii="Arial" w:hAnsi="Arial" w:eastAsia="Arial" w:cs="Tahoma"/>
                 <w:b/>
                 <w:sz w:val="18"/>
               </w:rPr>
@@ -7278,7 +7396,7 @@
             <w:r/>
             <w:r>
               <w:rPr>
-                <w:rFonts w:ascii="Arial" w:hAnsi="Arial" w:eastAsia="Arial"/>
+                <w:rFonts w:ascii="Arial" w:hAnsi="Arial" w:eastAsia="Arial" w:cs="Tahoma"/>
                 <w:b/>
                 <w:sz w:val="18"/>
               </w:rPr>
@@ -7300,7 +7418,7 @@
             <w:r/>
             <w:r>
               <w:rPr>
-                <w:rFonts w:ascii="Arial" w:hAnsi="Arial" w:eastAsia="Arial"/>
+                <w:rFonts w:ascii="Arial" w:hAnsi="Arial" w:eastAsia="Arial" w:cs="Tahoma"/>
                 <w:b/>
                 <w:sz w:val="18"/>
               </w:rPr>
@@ -7322,7 +7440,7 @@
             <w:r/>
             <w:r>
               <w:rPr>
-                <w:rFonts w:ascii="Arial" w:hAnsi="Arial" w:eastAsia="Arial"/>
+                <w:rFonts w:ascii="Arial" w:hAnsi="Arial" w:eastAsia="Arial" w:cs="Tahoma"/>
                 <w:b/>
                 <w:sz w:val="18"/>
               </w:rPr>
@@ -7347,13 +7465,13 @@
             </w:pPr>
             <w:r>
               <w:rPr>
-                <w:rFonts w:ascii="Arial" w:hAnsi="Arial" w:eastAsia="Arial"/>
-                <w:sz w:val="18"/>
-              </w:rPr>
-            </w:r>
-            <w:r>
-              <w:rPr>
-                <w:rFonts w:ascii="Arial" w:hAnsi="Arial" w:eastAsia="Arial"/>
+                <w:rFonts w:ascii="Arial" w:hAnsi="Arial" w:eastAsia="Arial" w:cs="Tahoma"/>
+                <w:sz w:val="18"/>
+              </w:rPr>
+            </w:r>
+            <w:r>
+              <w:rPr>
+                <w:rFonts w:ascii="Arial" w:hAnsi="Arial" w:eastAsia="Arial" w:cs="Tahoma"/>
                 <w:sz w:val="18"/>
               </w:rPr>
               <w:t>fgi_impact_stores</w:t>
@@ -7372,13 +7490,13 @@
             </w:pPr>
             <w:r>
               <w:rPr>
-                <w:rFonts w:ascii="Arial" w:hAnsi="Arial" w:eastAsia="Arial"/>
-                <w:sz w:val="18"/>
-              </w:rPr>
-            </w:r>
-            <w:r>
-              <w:rPr>
-                <w:rFonts w:ascii="Arial" w:hAnsi="Arial" w:eastAsia="Arial"/>
+                <w:rFonts w:ascii="Arial" w:hAnsi="Arial" w:eastAsia="Arial" w:cs="Tahoma"/>
+                <w:sz w:val="18"/>
+              </w:rPr>
+            </w:r>
+            <w:r>
+              <w:rPr>
+                <w:rFonts w:ascii="Arial" w:hAnsi="Arial" w:eastAsia="Arial" w:cs="Tahoma"/>
                 <w:sz w:val="18"/>
               </w:rPr>
               <w:t>R/W</w:t>
@@ -7397,13 +7515,13 @@
             </w:pPr>
             <w:r>
               <w:rPr>
-                <w:rFonts w:ascii="Arial" w:hAnsi="Arial" w:eastAsia="Arial"/>
-                <w:sz w:val="18"/>
-              </w:rPr>
-            </w:r>
-            <w:r>
-              <w:rPr>
-                <w:rFonts w:ascii="Arial" w:hAnsi="Arial" w:eastAsia="Arial"/>
+                <w:rFonts w:ascii="Arial" w:hAnsi="Arial" w:eastAsia="Arial" w:cs="Tahoma"/>
+                <w:sz w:val="18"/>
+              </w:rPr>
+            </w:r>
+            <w:r>
+              <w:rPr>
+                <w:rFonts w:ascii="Arial" w:hAnsi="Arial" w:eastAsia="Arial" w:cs="Tahoma"/>
                 <w:sz w:val="18"/>
               </w:rPr>
               <w:t>lock candidate W และเปลี่ยนเป็น P หลัง durable file สำเร็จเท่านั้น</w:t>
@@ -7422,13 +7540,13 @@
             </w:pPr>
             <w:r>
               <w:rPr>
-                <w:rFonts w:ascii="Arial" w:hAnsi="Arial" w:eastAsia="Arial"/>
-                <w:sz w:val="18"/>
-              </w:rPr>
-            </w:r>
-            <w:r>
-              <w:rPr>
-                <w:rFonts w:ascii="Arial" w:hAnsi="Arial" w:eastAsia="Arial"/>
+                <w:rFonts w:ascii="Arial" w:hAnsi="Arial" w:eastAsia="Arial" w:cs="Tahoma"/>
+                <w:sz w:val="18"/>
+              </w:rPr>
+            </w:r>
+            <w:r>
+              <w:rPr>
+                <w:rFonts w:ascii="Arial" w:hAnsi="Arial" w:eastAsia="Arial" w:cs="Tahoma"/>
                 <w:sz w:val="18"/>
               </w:rPr>
               <w:t>เขียน SQL ตรงผ่าน DATA_SOURCE</w:t>
@@ -7452,13 +7570,13 @@
             </w:pPr>
             <w:r>
               <w:rPr>
-                <w:rFonts w:ascii="Arial" w:hAnsi="Arial" w:eastAsia="Arial"/>
-                <w:sz w:val="18"/>
-              </w:rPr>
-            </w:r>
-            <w:r>
-              <w:rPr>
-                <w:rFonts w:ascii="Arial" w:hAnsi="Arial" w:eastAsia="Arial"/>
+                <w:rFonts w:ascii="Arial" w:hAnsi="Arial" w:eastAsia="Arial" w:cs="Tahoma"/>
+                <w:sz w:val="18"/>
+              </w:rPr>
+            </w:r>
+            <w:r>
+              <w:rPr>
+                <w:rFonts w:ascii="Arial" w:hAnsi="Arial" w:eastAsia="Arial" w:cs="Tahoma"/>
                 <w:sz w:val="18"/>
               </w:rPr>
               <w:t>fgi_impact_sales_summaries</w:t>
@@ -7477,13 +7595,13 @@
             </w:pPr>
             <w:r>
               <w:rPr>
-                <w:rFonts w:ascii="Arial" w:hAnsi="Arial" w:eastAsia="Arial"/>
-                <w:sz w:val="18"/>
-              </w:rPr>
-            </w:r>
-            <w:r>
-              <w:rPr>
-                <w:rFonts w:ascii="Arial" w:hAnsi="Arial" w:eastAsia="Arial"/>
+                <w:rFonts w:ascii="Arial" w:hAnsi="Arial" w:eastAsia="Arial" w:cs="Tahoma"/>
+                <w:sz w:val="18"/>
+              </w:rPr>
+            </w:r>
+            <w:r>
+              <w:rPr>
+                <w:rFonts w:ascii="Arial" w:hAnsi="Arial" w:eastAsia="Arial" w:cs="Tahoma"/>
                 <w:sz w:val="18"/>
               </w:rPr>
               <w:t>R/W</w:t>
@@ -7502,13 +7620,13 @@
             </w:pPr>
             <w:r>
               <w:rPr>
-                <w:rFonts w:ascii="Arial" w:hAnsi="Arial" w:eastAsia="Arial"/>
-                <w:sz w:val="18"/>
-              </w:rPr>
-            </w:r>
-            <w:r>
-              <w:rPr>
-                <w:rFonts w:ascii="Arial" w:hAnsi="Arial" w:eastAsia="Arial"/>
+                <w:rFonts w:ascii="Arial" w:hAnsi="Arial" w:eastAsia="Arial" w:cs="Tahoma"/>
+                <w:sz w:val="18"/>
+              </w:rPr>
+            </w:r>
+            <w:r>
+              <w:rPr>
+                <w:rFonts w:ascii="Arial" w:hAnsi="Arial" w:eastAsia="Arial" w:cs="Tahoma"/>
                 <w:sz w:val="18"/>
               </w:rPr>
               <w:t>สร้าง/ผูกหัวสรุปยอดขายใน transaction</w:t>
@@ -7527,13 +7645,13 @@
             </w:pPr>
             <w:r>
               <w:rPr>
-                <w:rFonts w:ascii="Arial" w:hAnsi="Arial" w:eastAsia="Arial"/>
-                <w:sz w:val="18"/>
-              </w:rPr>
-            </w:r>
-            <w:r>
-              <w:rPr>
-                <w:rFonts w:ascii="Arial" w:hAnsi="Arial" w:eastAsia="Arial"/>
+                <w:rFonts w:ascii="Arial" w:hAnsi="Arial" w:eastAsia="Arial" w:cs="Tahoma"/>
+                <w:sz w:val="18"/>
+              </w:rPr>
+            </w:r>
+            <w:r>
+              <w:rPr>
+                <w:rFonts w:ascii="Arial" w:hAnsi="Arial" w:eastAsia="Arial" w:cs="Tahoma"/>
                 <w:sz w:val="18"/>
               </w:rPr>
               <w:t>เขียน SQL ตรงผ่าน DATA_SOURCE</w:t>
@@ -7557,13 +7675,13 @@
             </w:pPr>
             <w:r>
               <w:rPr>
-                <w:rFonts w:ascii="Arial" w:hAnsi="Arial" w:eastAsia="Arial"/>
-                <w:sz w:val="18"/>
-              </w:rPr>
-            </w:r>
-            <w:r>
-              <w:rPr>
-                <w:rFonts w:ascii="Arial" w:hAnsi="Arial" w:eastAsia="Arial"/>
+                <w:rFonts w:ascii="Arial" w:hAnsi="Arial" w:eastAsia="Arial" w:cs="Tahoma"/>
+                <w:sz w:val="18"/>
+              </w:rPr>
+            </w:r>
+            <w:r>
+              <w:rPr>
+                <w:rFonts w:ascii="Arial" w:hAnsi="Arial" w:eastAsia="Arial" w:cs="Tahoma"/>
                 <w:sz w:val="18"/>
               </w:rPr>
               <w:t>interface_transactions</w:t>
@@ -7582,13 +7700,13 @@
             </w:pPr>
             <w:r>
               <w:rPr>
-                <w:rFonts w:ascii="Arial" w:hAnsi="Arial" w:eastAsia="Arial"/>
-                <w:sz w:val="18"/>
-              </w:rPr>
-            </w:r>
-            <w:r>
-              <w:rPr>
-                <w:rFonts w:ascii="Arial" w:hAnsi="Arial" w:eastAsia="Arial"/>
+                <w:rFonts w:ascii="Arial" w:hAnsi="Arial" w:eastAsia="Arial" w:cs="Tahoma"/>
+                <w:sz w:val="18"/>
+              </w:rPr>
+            </w:r>
+            <w:r>
+              <w:rPr>
+                <w:rFonts w:ascii="Arial" w:hAnsi="Arial" w:eastAsia="Arial" w:cs="Tahoma"/>
                 <w:sz w:val="18"/>
               </w:rPr>
               <w:t>W</w:t>
@@ -7607,13 +7725,13 @@
             </w:pPr>
             <w:r>
               <w:rPr>
-                <w:rFonts w:ascii="Arial" w:hAnsi="Arial" w:eastAsia="Arial"/>
-                <w:sz w:val="18"/>
-              </w:rPr>
-            </w:r>
-            <w:r>
-              <w:rPr>
-                <w:rFonts w:ascii="Arial" w:hAnsi="Arial" w:eastAsia="Arial"/>
+                <w:rFonts w:ascii="Arial" w:hAnsi="Arial" w:eastAsia="Arial" w:cs="Tahoma"/>
+                <w:sz w:val="18"/>
+              </w:rPr>
+            </w:r>
+            <w:r>
+              <w:rPr>
+                <w:rFonts w:ascii="Arial" w:hAnsi="Arial" w:eastAsia="Arial" w:cs="Tahoma"/>
                 <w:sz w:val="18"/>
               </w:rPr>
               <w:t>transactional outbox READY/SENT/ACKED พร้อม checksum และ idempotency key</w:t>
@@ -7632,13 +7750,13 @@
             </w:pPr>
             <w:r>
               <w:rPr>
-                <w:rFonts w:ascii="Arial" w:hAnsi="Arial" w:eastAsia="Arial"/>
-                <w:sz w:val="18"/>
-              </w:rPr>
-            </w:r>
-            <w:r>
-              <w:rPr>
-                <w:rFonts w:ascii="Arial" w:hAnsi="Arial" w:eastAsia="Arial"/>
+                <w:rFonts w:ascii="Arial" w:hAnsi="Arial" w:eastAsia="Arial" w:cs="Tahoma"/>
+                <w:sz w:val="18"/>
+              </w:rPr>
+            </w:r>
+            <w:r>
+              <w:rPr>
+                <w:rFonts w:ascii="Arial" w:hAnsi="Arial" w:eastAsia="Arial" w:cs="Tahoma"/>
                 <w:sz w:val="18"/>
               </w:rPr>
               <w:t>เขียน SQL ตรงผ่าน DATA_SOURCE</w:t>
@@ -7662,13 +7780,13 @@
             </w:pPr>
             <w:r>
               <w:rPr>
-                <w:rFonts w:ascii="Arial" w:hAnsi="Arial" w:eastAsia="Arial"/>
-                <w:sz w:val="18"/>
-              </w:rPr>
-            </w:r>
-            <w:r>
-              <w:rPr>
-                <w:rFonts w:ascii="Arial" w:hAnsi="Arial" w:eastAsia="Arial"/>
+                <w:rFonts w:ascii="Arial" w:hAnsi="Arial" w:eastAsia="Arial" w:cs="Tahoma"/>
+                <w:sz w:val="18"/>
+              </w:rPr>
+            </w:r>
+            <w:r>
+              <w:rPr>
+                <w:rFonts w:ascii="Arial" w:hAnsi="Arial" w:eastAsia="Arial" w:cs="Tahoma"/>
                 <w:sz w:val="18"/>
               </w:rPr>
               <w:t>(application log แบบ structured)</w:t>
@@ -7687,13 +7805,13 @@
             </w:pPr>
             <w:r>
               <w:rPr>
-                <w:rFonts w:ascii="Arial" w:hAnsi="Arial" w:eastAsia="Arial"/>
-                <w:sz w:val="18"/>
-              </w:rPr>
-            </w:r>
-            <w:r>
-              <w:rPr>
-                <w:rFonts w:ascii="Arial" w:hAnsi="Arial" w:eastAsia="Arial"/>
+                <w:rFonts w:ascii="Arial" w:hAnsi="Arial" w:eastAsia="Arial" w:cs="Tahoma"/>
+                <w:sz w:val="18"/>
+              </w:rPr>
+            </w:r>
+            <w:r>
+              <w:rPr>
+                <w:rFonts w:ascii="Arial" w:hAnsi="Arial" w:eastAsia="Arial" w:cs="Tahoma"/>
                 <w:sz w:val="18"/>
               </w:rPr>
               <w:t>W</w:t>
@@ -7712,13 +7830,13 @@
             </w:pPr>
             <w:r>
               <w:rPr>
-                <w:rFonts w:ascii="Arial" w:hAnsi="Arial" w:eastAsia="Arial"/>
-                <w:sz w:val="18"/>
-              </w:rPr>
-            </w:r>
-            <w:r>
-              <w:rPr>
-                <w:rFonts w:ascii="Arial" w:hAnsi="Arial" w:eastAsia="Arial"/>
+                <w:rFonts w:ascii="Arial" w:hAnsi="Arial" w:eastAsia="Arial" w:cs="Tahoma"/>
+                <w:sz w:val="18"/>
+              </w:rPr>
+            </w:r>
+            <w:r>
+              <w:rPr>
+                <w:rFonts w:ascii="Arial" w:hAnsi="Arial" w:eastAsia="Arial" w:cs="Tahoma"/>
                 <w:sz w:val="18"/>
               </w:rPr>
               <w:t>run status และ reconcile count — ตาราง job_run_histories ถูกตัด 2026-08-06</w:t>
@@ -7737,13 +7855,13 @@
             </w:pPr>
             <w:r>
               <w:rPr>
-                <w:rFonts w:ascii="Arial" w:hAnsi="Arial" w:eastAsia="Arial"/>
-                <w:sz w:val="18"/>
-              </w:rPr>
-            </w:r>
-            <w:r>
-              <w:rPr>
-                <w:rFonts w:ascii="Arial" w:hAnsi="Arial" w:eastAsia="Arial"/>
+                <w:rFonts w:ascii="Arial" w:hAnsi="Arial" w:eastAsia="Arial" w:cs="Tahoma"/>
+                <w:sz w:val="18"/>
+              </w:rPr>
+            </w:r>
+            <w:r>
+              <w:rPr>
+                <w:rFonts w:ascii="Arial" w:hAnsi="Arial" w:eastAsia="Arial" w:cs="Tahoma"/>
                 <w:sz w:val="18"/>
               </w:rPr>
               <w:t>เขียน SQL ตรงผ่าน DATA_SOURCE</w:t>
@@ -7760,7 +7878,7 @@
       </w:pPr>
       <w:r>
         <w:rPr>
-          <w:rFonts w:ascii="Courier New" w:hAnsi="Courier New"/>
+          <w:rFonts w:ascii="Courier New" w:hAnsi="Courier New" w:eastAsia="Courier New" w:cs="Tahoma"/>
           <w:sz w:val="16"/>
         </w:rPr>
         <w:t>-- Job 4 PrepareImpactStoreToIAS — query หลักที่ต้อง implement</w:t>
@@ -7871,7 +7989,7 @@
       </w:r>
       <w:r>
         <w:rPr>
-          <w:rFonts w:ascii="Courier New" w:hAnsi="Courier New"/>
+          <w:rFonts w:ascii="Courier New" w:hAnsi="Courier New" w:eastAsia="Courier New" w:cs="Tahoma"/>
         </w:rPr>
         <w:t>EmailLibService</w:t>
       </w:r>
@@ -7880,7 +7998,7 @@
       </w:r>
       <w:r>
         <w:rPr>
-          <w:rFonts w:ascii="Courier New" w:hAnsi="Courier New"/>
+          <w:rFonts w:ascii="Courier New" w:hAnsi="Courier New" w:eastAsia="Courier New" w:cs="Tahoma"/>
         </w:rPr>
         <w:t>@gosoft-sbp/email-lib</w:t>
       </w:r>
@@ -7895,7 +8013,7 @@
       </w:pPr>
       <w:r>
         <w:rPr>
-          <w:rFonts w:ascii="Courier New" w:hAnsi="Courier New"/>
+          <w:rFonts w:ascii="Courier New" w:hAnsi="Courier New" w:eastAsia="Courier New" w:cs="Tahoma"/>
           <w:sz w:val="16"/>
         </w:rPr>
         <w:t>// src/batch/job-failure.notifier.ts</w:t>
@@ -8031,7 +8149,7 @@
       </w:r>
       <w:r>
         <w:rPr>
-          <w:rFonts w:ascii="Courier New" w:hAnsi="Courier New"/>
+          <w:rFonts w:ascii="Courier New" w:hAnsi="Courier New" w:eastAsia="Courier New" w:cs="Tahoma"/>
         </w:rPr>
         <w:t>SELECT * FROM pg_locks WHERE locktype = 'advisory'</w:t>
       </w:r>
@@ -8049,7 +8167,7 @@
       </w:r>
       <w:r>
         <w:rPr>
-          <w:rFonts w:ascii="Courier New" w:hAnsi="Courier New"/>
+          <w:rFonts w:ascii="Courier New" w:hAnsi="Courier New" w:eastAsia="Courier New" w:cs="Tahoma"/>
         </w:rPr>
         <w:t>node dist/batch/cli.js --job=4 --period=&lt;YYYYMM&gt;</w:t>
       </w:r>
@@ -8064,7 +8182,7 @@
       </w:r>
       <w:r>
         <w:rPr>
-          <w:rFonts w:ascii="Courier New" w:hAnsi="Courier New"/>
+          <w:rFonts w:ascii="Courier New" w:hAnsi="Courier New" w:eastAsia="Courier New" w:cs="Tahoma"/>
         </w:rPr>
         <w:t>AMS06001O (UTF-8)</w:t>
       </w:r>
@@ -8073,7 +8191,7 @@
       </w:r>
       <w:r>
         <w:rPr>
-          <w:rFonts w:ascii="Courier New" w:hAnsi="Courier New"/>
+          <w:rFonts w:ascii="Courier New" w:hAnsi="Courier New" w:eastAsia="Courier New" w:cs="Tahoma"/>
         </w:rPr>
         <w:t>job.finish</w:t>
       </w:r>
@@ -8091,7 +8209,7 @@
       </w:r>
       <w:r>
         <w:rPr>
-          <w:rFonts w:ascii="Courier New" w:hAnsi="Courier New"/>
+          <w:rFonts w:ascii="Courier New" w:hAnsi="Courier New" w:eastAsia="Courier New" w:cs="Tahoma"/>
         </w:rPr>
         <w:t>interface_transactions</w:t>
       </w:r>
@@ -8139,7 +8257,7 @@
             <w:r/>
             <w:r>
               <w:rPr>
-                <w:rFonts w:ascii="Arial" w:hAnsi="Arial" w:eastAsia="Arial"/>
+                <w:rFonts w:ascii="Arial" w:hAnsi="Arial" w:eastAsia="Arial" w:cs="Tahoma"/>
                 <w:b/>
                 <w:sz w:val="18"/>
               </w:rPr>
@@ -8161,7 +8279,7 @@
             <w:r/>
             <w:r>
               <w:rPr>
-                <w:rFonts w:ascii="Arial" w:hAnsi="Arial" w:eastAsia="Arial"/>
+                <w:rFonts w:ascii="Arial" w:hAnsi="Arial" w:eastAsia="Arial" w:cs="Tahoma"/>
                 <w:b/>
                 <w:sz w:val="18"/>
               </w:rPr>
@@ -8186,13 +8304,13 @@
             </w:pPr>
             <w:r>
               <w:rPr>
-                <w:rFonts w:ascii="Arial" w:hAnsi="Arial" w:eastAsia="Arial"/>
-                <w:sz w:val="18"/>
-              </w:rPr>
-            </w:r>
-            <w:r>
-              <w:rPr>
-                <w:rFonts w:ascii="Arial" w:hAnsi="Arial" w:eastAsia="Arial"/>
+                <w:rFonts w:ascii="Arial" w:hAnsi="Arial" w:eastAsia="Arial" w:cs="Tahoma"/>
+                <w:sz w:val="18"/>
+              </w:rPr>
+            </w:r>
+            <w:r>
+              <w:rPr>
+                <w:rFonts w:ascii="Arial" w:hAnsi="Arial" w:eastAsia="Arial" w:cs="Tahoma"/>
                 <w:sz w:val="18"/>
               </w:rPr>
               <w:t>1</w:t>
@@ -8211,13 +8329,13 @@
             </w:pPr>
             <w:r>
               <w:rPr>
-                <w:rFonts w:ascii="Arial" w:hAnsi="Arial" w:eastAsia="Arial"/>
-                <w:sz w:val="18"/>
-              </w:rPr>
-            </w:r>
-            <w:r>
-              <w:rPr>
-                <w:rFonts w:ascii="Arial" w:hAnsi="Arial" w:eastAsia="Arial"/>
+                <w:rFonts w:ascii="Arial" w:hAnsi="Arial" w:eastAsia="Arial" w:cs="Tahoma"/>
+                <w:sz w:val="18"/>
+              </w:rPr>
+            </w:r>
+            <w:r>
+              <w:rPr>
+                <w:rFonts w:ascii="Arial" w:hAnsi="Arial" w:eastAsia="Arial" w:cs="Tahoma"/>
                 <w:sz w:val="18"/>
               </w:rPr>
               <w:t>เริ่ม</w:t>
@@ -8241,13 +8359,13 @@
             </w:pPr>
             <w:r>
               <w:rPr>
-                <w:rFonts w:ascii="Arial" w:hAnsi="Arial" w:eastAsia="Arial"/>
-                <w:sz w:val="18"/>
-              </w:rPr>
-            </w:r>
-            <w:r>
-              <w:rPr>
-                <w:rFonts w:ascii="Arial" w:hAnsi="Arial" w:eastAsia="Arial"/>
+                <w:rFonts w:ascii="Arial" w:hAnsi="Arial" w:eastAsia="Arial" w:cs="Tahoma"/>
+                <w:sz w:val="18"/>
+              </w:rPr>
+            </w:r>
+            <w:r>
+              <w:rPr>
+                <w:rFonts w:ascii="Arial" w:hAnsi="Arial" w:eastAsia="Arial" w:cs="Tahoma"/>
                 <w:sz w:val="18"/>
               </w:rPr>
               <w:t>2</w:t>
@@ -8266,13 +8384,13 @@
             </w:pPr>
             <w:r>
               <w:rPr>
-                <w:rFonts w:ascii="Arial" w:hAnsi="Arial" w:eastAsia="Arial"/>
-                <w:sz w:val="18"/>
-              </w:rPr>
-            </w:r>
-            <w:r>
-              <w:rPr>
-                <w:rFonts w:ascii="Arial" w:hAnsi="Arial" w:eastAsia="Arial"/>
+                <w:rFonts w:ascii="Arial" w:hAnsi="Arial" w:eastAsia="Arial" w:cs="Tahoma"/>
+                <w:sz w:val="18"/>
+              </w:rPr>
+            </w:r>
+            <w:r>
+              <w:rPr>
+                <w:rFonts w:ascii="Arial" w:hAnsi="Arial" w:eastAsia="Arial" w:cs="Tahoma"/>
                 <w:sz w:val="18"/>
               </w:rPr>
               <w:t>lock รายการ sales_request_status=W (FOR UPDATE SKIP LOCKED)</w:t>
@@ -8296,13 +8414,13 @@
             </w:pPr>
             <w:r>
               <w:rPr>
-                <w:rFonts w:ascii="Arial" w:hAnsi="Arial" w:eastAsia="Arial"/>
-                <w:sz w:val="18"/>
-              </w:rPr>
-            </w:r>
-            <w:r>
-              <w:rPr>
-                <w:rFonts w:ascii="Arial" w:hAnsi="Arial" w:eastAsia="Arial"/>
+                <w:rFonts w:ascii="Arial" w:hAnsi="Arial" w:eastAsia="Arial" w:cs="Tahoma"/>
+                <w:sz w:val="18"/>
+              </w:rPr>
+            </w:r>
+            <w:r>
+              <w:rPr>
+                <w:rFonts w:ascii="Arial" w:hAnsi="Arial" w:eastAsia="Arial" w:cs="Tahoma"/>
                 <w:sz w:val="18"/>
               </w:rPr>
               <w:t>3</w:t>
@@ -8321,13 +8439,13 @@
             </w:pPr>
             <w:r>
               <w:rPr>
-                <w:rFonts w:ascii="Arial" w:hAnsi="Arial" w:eastAsia="Arial"/>
-                <w:sz w:val="18"/>
-              </w:rPr>
-            </w:r>
-            <w:r>
-              <w:rPr>
-                <w:rFonts w:ascii="Arial" w:hAnsi="Arial" w:eastAsia="Arial"/>
+                <w:rFonts w:ascii="Arial" w:hAnsi="Arial" w:eastAsia="Arial" w:cs="Tahoma"/>
+                <w:sz w:val="18"/>
+              </w:rPr>
+            </w:r>
+            <w:r>
+              <w:rPr>
+                <w:rFonts w:ascii="Arial" w:hAnsi="Arial" w:eastAsia="Arial" w:cs="Tahoma"/>
                 <w:sz w:val="18"/>
               </w:rPr>
               <w:t>สร้าง temporary file และ validate record count (ยังไม่เปลี่ยน W→P)</w:t>
@@ -8351,13 +8469,13 @@
             </w:pPr>
             <w:r>
               <w:rPr>
-                <w:rFonts w:ascii="Arial" w:hAnsi="Arial" w:eastAsia="Arial"/>
-                <w:sz w:val="18"/>
-              </w:rPr>
-            </w:r>
-            <w:r>
-              <w:rPr>
-                <w:rFonts w:ascii="Arial" w:hAnsi="Arial" w:eastAsia="Arial"/>
+                <w:rFonts w:ascii="Arial" w:hAnsi="Arial" w:eastAsia="Arial" w:cs="Tahoma"/>
+                <w:sz w:val="18"/>
+              </w:rPr>
+            </w:r>
+            <w:r>
+              <w:rPr>
+                <w:rFonts w:ascii="Arial" w:hAnsi="Arial" w:eastAsia="Arial" w:cs="Tahoma"/>
                 <w:sz w:val="18"/>
               </w:rPr>
               <w:t>4</w:t>
@@ -8376,13 +8494,13 @@
             </w:pPr>
             <w:r>
               <w:rPr>
-                <w:rFonts w:ascii="Arial" w:hAnsi="Arial" w:eastAsia="Arial"/>
-                <w:sz w:val="18"/>
-              </w:rPr>
-            </w:r>
-            <w:r>
-              <w:rPr>
-                <w:rFonts w:ascii="Arial" w:hAnsi="Arial" w:eastAsia="Arial"/>
+                <w:rFonts w:ascii="Arial" w:hAnsi="Arial" w:eastAsia="Arial" w:cs="Tahoma"/>
+                <w:sz w:val="18"/>
+              </w:rPr>
+            </w:r>
+            <w:r>
+              <w:rPr>
+                <w:rFonts w:ascii="Arial" w:hAnsi="Arial" w:eastAsia="Arial" w:cs="Tahoma"/>
                 <w:sz w:val="18"/>
               </w:rPr>
               <w:t>fsync + atomic rename + SHA-256 (ไฟล์ต้อง durable ก่อนเริ่ม DB transaction)</w:t>
@@ -8406,13 +8524,13 @@
             </w:pPr>
             <w:r>
               <w:rPr>
-                <w:rFonts w:ascii="Arial" w:hAnsi="Arial" w:eastAsia="Arial"/>
-                <w:sz w:val="18"/>
-              </w:rPr>
-            </w:r>
-            <w:r>
-              <w:rPr>
-                <w:rFonts w:ascii="Arial" w:hAnsi="Arial" w:eastAsia="Arial"/>
+                <w:rFonts w:ascii="Arial" w:hAnsi="Arial" w:eastAsia="Arial" w:cs="Tahoma"/>
+                <w:sz w:val="18"/>
+              </w:rPr>
+            </w:r>
+            <w:r>
+              <w:rPr>
+                <w:rFonts w:ascii="Arial" w:hAnsi="Arial" w:eastAsia="Arial" w:cs="Tahoma"/>
                 <w:sz w:val="18"/>
               </w:rPr>
               <w:t>5</w:t>
@@ -8431,13 +8549,13 @@
             </w:pPr>
             <w:r>
               <w:rPr>
-                <w:rFonts w:ascii="Arial" w:hAnsi="Arial" w:eastAsia="Arial"/>
-                <w:sz w:val="18"/>
-              </w:rPr>
-            </w:r>
-            <w:r>
-              <w:rPr>
-                <w:rFonts w:ascii="Arial" w:hAnsi="Arial" w:eastAsia="Arial"/>
+                <w:rFonts w:ascii="Arial" w:hAnsi="Arial" w:eastAsia="Arial" w:cs="Tahoma"/>
+                <w:sz w:val="18"/>
+              </w:rPr>
+            </w:r>
+            <w:r>
+              <w:rPr>
+                <w:rFonts w:ascii="Arial" w:hAnsi="Arial" w:eastAsia="Arial" w:cs="Tahoma"/>
                 <w:sz w:val="18"/>
               </w:rPr>
               <w:t>transaction: update W→P + insert outbox READY (fail แล้ว rollback ทั้งสถานะและ outbox)</w:t>
@@ -8461,13 +8579,13 @@
             </w:pPr>
             <w:r>
               <w:rPr>
-                <w:rFonts w:ascii="Arial" w:hAnsi="Arial" w:eastAsia="Arial"/>
-                <w:sz w:val="18"/>
-              </w:rPr>
-            </w:r>
-            <w:r>
-              <w:rPr>
-                <w:rFonts w:ascii="Arial" w:hAnsi="Arial" w:eastAsia="Arial"/>
+                <w:rFonts w:ascii="Arial" w:hAnsi="Arial" w:eastAsia="Arial" w:cs="Tahoma"/>
+                <w:sz w:val="18"/>
+              </w:rPr>
+            </w:r>
+            <w:r>
+              <w:rPr>
+                <w:rFonts w:ascii="Arial" w:hAnsi="Arial" w:eastAsia="Arial" w:cs="Tahoma"/>
                 <w:sz w:val="18"/>
               </w:rPr>
               <w:t>6</w:t>
@@ -8486,13 +8604,13 @@
             </w:pPr>
             <w:r>
               <w:rPr>
-                <w:rFonts w:ascii="Arial" w:hAnsi="Arial" w:eastAsia="Arial"/>
-                <w:sz w:val="18"/>
-              </w:rPr>
-            </w:r>
-            <w:r>
-              <w:rPr>
-                <w:rFonts w:ascii="Arial" w:hAnsi="Arial" w:eastAsia="Arial"/>
+                <w:rFonts w:ascii="Arial" w:hAnsi="Arial" w:eastAsia="Arial" w:cs="Tahoma"/>
+                <w:sz w:val="18"/>
+              </w:rPr>
+            </w:r>
+            <w:r>
+              <w:rPr>
+                <w:rFonts w:ascii="Arial" w:hAnsi="Arial" w:eastAsia="Arial" w:cs="Tahoma"/>
                 <w:sz w:val="18"/>
               </w:rPr>
               <w:t>dispatcher ส่ง SFTP ด้วย secretRef/strict known_hosts (retry จาก outbox transaction เดิม)</w:t>
@@ -8516,13 +8634,13 @@
             </w:pPr>
             <w:r>
               <w:rPr>
-                <w:rFonts w:ascii="Arial" w:hAnsi="Arial" w:eastAsia="Arial"/>
-                <w:sz w:val="18"/>
-              </w:rPr>
-            </w:r>
-            <w:r>
-              <w:rPr>
-                <w:rFonts w:ascii="Arial" w:hAnsi="Arial" w:eastAsia="Arial"/>
+                <w:rFonts w:ascii="Arial" w:hAnsi="Arial" w:eastAsia="Arial" w:cs="Tahoma"/>
+                <w:sz w:val="18"/>
+              </w:rPr>
+            </w:r>
+            <w:r>
+              <w:rPr>
+                <w:rFonts w:ascii="Arial" w:hAnsi="Arial" w:eastAsia="Arial" w:cs="Tahoma"/>
                 <w:sz w:val="18"/>
               </w:rPr>
               <w:t>7</w:t>
@@ -8541,13 +8659,13 @@
             </w:pPr>
             <w:r>
               <w:rPr>
-                <w:rFonts w:ascii="Arial" w:hAnsi="Arial" w:eastAsia="Arial"/>
-                <w:sz w:val="18"/>
-              </w:rPr>
-            </w:r>
-            <w:r>
-              <w:rPr>
-                <w:rFonts w:ascii="Arial" w:hAnsi="Arial" w:eastAsia="Arial"/>
+                <w:rFonts w:ascii="Arial" w:hAnsi="Arial" w:eastAsia="Arial" w:cs="Tahoma"/>
+                <w:sz w:val="18"/>
+              </w:rPr>
+            </w:r>
+            <w:r>
+              <w:rPr>
+                <w:rFonts w:ascii="Arial" w:hAnsi="Arial" w:eastAsia="Arial" w:cs="Tahoma"/>
                 <w:sz w:val="18"/>
               </w:rPr>
               <w:t>จบ</w:t>
@@ -8653,7 +8771,7 @@
             <w:r/>
             <w:r>
               <w:rPr>
-                <w:rFonts w:ascii="Arial" w:hAnsi="Arial" w:eastAsia="Arial"/>
+                <w:rFonts w:ascii="Arial" w:hAnsi="Arial" w:eastAsia="Arial" w:cs="Tahoma"/>
                 <w:b/>
                 <w:sz w:val="18"/>
               </w:rPr>
@@ -8675,7 +8793,7 @@
             <w:r/>
             <w:r>
               <w:rPr>
-                <w:rFonts w:ascii="Arial" w:hAnsi="Arial" w:eastAsia="Arial"/>
+                <w:rFonts w:ascii="Arial" w:hAnsi="Arial" w:eastAsia="Arial" w:cs="Tahoma"/>
                 <w:b/>
                 <w:sz w:val="18"/>
               </w:rPr>
@@ -8700,13 +8818,13 @@
             </w:pPr>
             <w:r>
               <w:rPr>
-                <w:rFonts w:ascii="Arial" w:hAnsi="Arial" w:eastAsia="Arial"/>
-                <w:sz w:val="18"/>
-              </w:rPr>
-            </w:r>
-            <w:r>
-              <w:rPr>
-                <w:rFonts w:ascii="Arial" w:hAnsi="Arial" w:eastAsia="Arial"/>
+                <w:rFonts w:ascii="Arial" w:hAnsi="Arial" w:eastAsia="Arial" w:cs="Tahoma"/>
+                <w:sz w:val="18"/>
+              </w:rPr>
+            </w:r>
+            <w:r>
+              <w:rPr>
+                <w:rFonts w:ascii="Arial" w:hAnsi="Arial" w:eastAsia="Arial" w:cs="Tahoma"/>
                 <w:sz w:val="18"/>
               </w:rPr>
               <w:t>1</w:t>
@@ -8725,13 +8843,13 @@
             </w:pPr>
             <w:r>
               <w:rPr>
-                <w:rFonts w:ascii="Arial" w:hAnsi="Arial" w:eastAsia="Arial"/>
-                <w:sz w:val="18"/>
-              </w:rPr>
-            </w:r>
-            <w:r>
-              <w:rPr>
-                <w:rFonts w:ascii="Arial" w:hAnsi="Arial" w:eastAsia="Arial"/>
+                <w:rFonts w:ascii="Arial" w:hAnsi="Arial" w:eastAsia="Arial" w:cs="Tahoma"/>
+                <w:sz w:val="18"/>
+              </w:rPr>
+            </w:r>
+            <w:r>
+              <w:rPr>
+                <w:rFonts w:ascii="Arial" w:hAnsi="Arial" w:eastAsia="Arial" w:cs="Tahoma"/>
                 <w:sz w:val="18"/>
               </w:rPr>
               <w:t>รันตามตารางเวลาแล้วผลถูกต้องบน fixture</w:t>
@@ -8755,13 +8873,13 @@
             </w:pPr>
             <w:r>
               <w:rPr>
-                <w:rFonts w:ascii="Arial" w:hAnsi="Arial" w:eastAsia="Arial"/>
-                <w:sz w:val="18"/>
-              </w:rPr>
-            </w:r>
-            <w:r>
-              <w:rPr>
-                <w:rFonts w:ascii="Arial" w:hAnsi="Arial" w:eastAsia="Arial"/>
+                <w:rFonts w:ascii="Arial" w:hAnsi="Arial" w:eastAsia="Arial" w:cs="Tahoma"/>
+                <w:sz w:val="18"/>
+              </w:rPr>
+            </w:r>
+            <w:r>
+              <w:rPr>
+                <w:rFonts w:ascii="Arial" w:hAnsi="Arial" w:eastAsia="Arial" w:cs="Tahoma"/>
                 <w:sz w:val="18"/>
               </w:rPr>
               <w:t>2</w:t>
@@ -8780,13 +8898,13 @@
             </w:pPr>
             <w:r>
               <w:rPr>
-                <w:rFonts w:ascii="Arial" w:hAnsi="Arial" w:eastAsia="Arial"/>
-                <w:sz w:val="18"/>
-              </w:rPr>
-            </w:r>
-            <w:r>
-              <w:rPr>
-                <w:rFonts w:ascii="Arial" w:hAnsi="Arial" w:eastAsia="Arial"/>
+                <w:rFonts w:ascii="Arial" w:hAnsi="Arial" w:eastAsia="Arial" w:cs="Tahoma"/>
+                <w:sz w:val="18"/>
+              </w:rPr>
+            </w:r>
+            <w:r>
+              <w:rPr>
+                <w:rFonts w:ascii="Arial" w:hAnsi="Arial" w:eastAsia="Arial" w:cs="Tahoma"/>
                 <w:sz w:val="18"/>
               </w:rPr>
               <w:t>รันนอกรอบผ่าน CLI ได้ผลเดียวกับ cron</w:t>
@@ -8810,13 +8928,13 @@
             </w:pPr>
             <w:r>
               <w:rPr>
-                <w:rFonts w:ascii="Arial" w:hAnsi="Arial" w:eastAsia="Arial"/>
-                <w:sz w:val="18"/>
-              </w:rPr>
-            </w:r>
-            <w:r>
-              <w:rPr>
-                <w:rFonts w:ascii="Arial" w:hAnsi="Arial" w:eastAsia="Arial"/>
+                <w:rFonts w:ascii="Arial" w:hAnsi="Arial" w:eastAsia="Arial" w:cs="Tahoma"/>
+                <w:sz w:val="18"/>
+              </w:rPr>
+            </w:r>
+            <w:r>
+              <w:rPr>
+                <w:rFonts w:ascii="Arial" w:hAnsi="Arial" w:eastAsia="Arial" w:cs="Tahoma"/>
                 <w:sz w:val="18"/>
               </w:rPr>
               <w:t>3</w:t>
@@ -8835,13 +8953,13 @@
             </w:pPr>
             <w:r>
               <w:rPr>
-                <w:rFonts w:ascii="Arial" w:hAnsi="Arial" w:eastAsia="Arial"/>
-                <w:sz w:val="18"/>
-              </w:rPr>
-            </w:r>
-            <w:r>
-              <w:rPr>
-                <w:rFonts w:ascii="Arial" w:hAnsi="Arial" w:eastAsia="Arial"/>
+                <w:rFonts w:ascii="Arial" w:hAnsi="Arial" w:eastAsia="Arial" w:cs="Tahoma"/>
+                <w:sz w:val="18"/>
+              </w:rPr>
+            </w:r>
+            <w:r>
+              <w:rPr>
+                <w:rFonts w:ascii="Arial" w:hAnsi="Arial" w:eastAsia="Arial" w:cs="Tahoma"/>
                 <w:sz w:val="18"/>
               </w:rPr>
               <w:t>สั่งรันซ้อนขณะกำลังรัน → runner ปฏิเสธ (lock ทำงาน)</w:t>
@@ -8865,13 +8983,13 @@
             </w:pPr>
             <w:r>
               <w:rPr>
-                <w:rFonts w:ascii="Arial" w:hAnsi="Arial" w:eastAsia="Arial"/>
-                <w:sz w:val="18"/>
-              </w:rPr>
-            </w:r>
-            <w:r>
-              <w:rPr>
-                <w:rFonts w:ascii="Arial" w:hAnsi="Arial" w:eastAsia="Arial"/>
+                <w:rFonts w:ascii="Arial" w:hAnsi="Arial" w:eastAsia="Arial" w:cs="Tahoma"/>
+                <w:sz w:val="18"/>
+              </w:rPr>
+            </w:r>
+            <w:r>
+              <w:rPr>
+                <w:rFonts w:ascii="Arial" w:hAnsi="Arial" w:eastAsia="Arial" w:cs="Tahoma"/>
                 <w:sz w:val="18"/>
               </w:rPr>
               <w:t>4</w:t>
@@ -8890,13 +9008,13 @@
             </w:pPr>
             <w:r>
               <w:rPr>
-                <w:rFonts w:ascii="Arial" w:hAnsi="Arial" w:eastAsia="Arial"/>
-                <w:sz w:val="18"/>
-              </w:rPr>
-            </w:r>
-            <w:r>
-              <w:rPr>
-                <w:rFonts w:ascii="Arial" w:hAnsi="Arial" w:eastAsia="Arial"/>
+                <w:rFonts w:ascii="Arial" w:hAnsi="Arial" w:eastAsia="Arial" w:cs="Tahoma"/>
+                <w:sz w:val="18"/>
+              </w:rPr>
+            </w:r>
+            <w:r>
+              <w:rPr>
+                <w:rFonts w:ascii="Arial" w:hAnsi="Arial" w:eastAsia="Arial" w:cs="Tahoma"/>
                 <w:sz w:val="18"/>
               </w:rPr>
               <w:t>แก้ config แล้ว deploy → รอบถัดไปใช้ค่าใหม่</w:t>
@@ -8920,13 +9038,13 @@
             </w:pPr>
             <w:r>
               <w:rPr>
-                <w:rFonts w:ascii="Arial" w:hAnsi="Arial" w:eastAsia="Arial"/>
-                <w:sz w:val="18"/>
-              </w:rPr>
-            </w:r>
-            <w:r>
-              <w:rPr>
-                <w:rFonts w:ascii="Arial" w:hAnsi="Arial" w:eastAsia="Arial"/>
+                <w:rFonts w:ascii="Arial" w:hAnsi="Arial" w:eastAsia="Arial" w:cs="Tahoma"/>
+                <w:sz w:val="18"/>
+              </w:rPr>
+            </w:r>
+            <w:r>
+              <w:rPr>
+                <w:rFonts w:ascii="Arial" w:hAnsi="Arial" w:eastAsia="Arial" w:cs="Tahoma"/>
                 <w:sz w:val="18"/>
               </w:rPr>
               <w:t>5</w:t>
@@ -8945,13 +9063,13 @@
             </w:pPr>
             <w:r>
               <w:rPr>
-                <w:rFonts w:ascii="Arial" w:hAnsi="Arial" w:eastAsia="Arial"/>
-                <w:sz w:val="18"/>
-              </w:rPr>
-            </w:r>
-            <w:r>
-              <w:rPr>
-                <w:rFonts w:ascii="Arial" w:hAnsi="Arial" w:eastAsia="Arial"/>
+                <w:rFonts w:ascii="Arial" w:hAnsi="Arial" w:eastAsia="Arial" w:cs="Tahoma"/>
+                <w:sz w:val="18"/>
+              </w:rPr>
+            </w:r>
+            <w:r>
+              <w:rPr>
+                <w:rFonts w:ascii="Arial" w:hAnsi="Arial" w:eastAsia="Arial" w:cs="Tahoma"/>
                 <w:sz w:val="18"/>
               </w:rPr>
               <w:t>job throw error → EM-07 ออก และ log มีบรรทัด error</w:t>
@@ -8975,13 +9093,13 @@
             </w:pPr>
             <w:r>
               <w:rPr>
-                <w:rFonts w:ascii="Arial" w:hAnsi="Arial" w:eastAsia="Arial"/>
-                <w:sz w:val="18"/>
-              </w:rPr>
-            </w:r>
-            <w:r>
-              <w:rPr>
-                <w:rFonts w:ascii="Arial" w:hAnsi="Arial" w:eastAsia="Arial"/>
+                <w:rFonts w:ascii="Arial" w:hAnsi="Arial" w:eastAsia="Arial" w:cs="Tahoma"/>
+                <w:sz w:val="18"/>
+              </w:rPr>
+            </w:r>
+            <w:r>
+              <w:rPr>
+                <w:rFonts w:ascii="Arial" w:hAnsi="Arial" w:eastAsia="Arial" w:cs="Tahoma"/>
                 <w:sz w:val="18"/>
               </w:rPr>
               <w:t>6</w:t>
@@ -9000,13 +9118,13 @@
             </w:pPr>
             <w:r>
               <w:rPr>
-                <w:rFonts w:ascii="Arial" w:hAnsi="Arial" w:eastAsia="Arial"/>
-                <w:sz w:val="18"/>
-              </w:rPr>
-            </w:r>
-            <w:r>
-              <w:rPr>
-                <w:rFonts w:ascii="Arial" w:hAnsi="Arial" w:eastAsia="Arial"/>
+                <w:rFonts w:ascii="Arial" w:hAnsi="Arial" w:eastAsia="Arial" w:cs="Tahoma"/>
+                <w:sz w:val="18"/>
+              </w:rPr>
+            </w:r>
+            <w:r>
+              <w:rPr>
+                <w:rFonts w:ascii="Arial" w:hAnsi="Arial" w:eastAsia="Arial" w:cs="Tahoma"/>
                 <w:sz w:val="18"/>
               </w:rPr>
               <w:t>ตรวจผลกระทบตารางตาม R/W mapping reference</w:t>
@@ -9016,6 +9134,825 @@
       </w:tr>
     </w:tbl>
     <w:p/>
+    <w:p>
+      <w:pPr>
+        <w:pStyle w:val="Heading1"/>
+        <w:keepNext/>
+        <w:keepLines/>
+        <w:pageBreakBefore w:val="0"/>
+      </w:pPr>
+      <w:r>
+        <w:t>13. Unit Test Scope</w:t>
+      </w:r>
+    </w:p>
+    <w:p>
+      <w:pPr>
+        <w:keepNext w:val="0"/>
+      </w:pPr>
+      <w:r>
+        <w:rPr>
+          <w:b/>
+        </w:rPr>
+        <w:t>5 ชั่วโมง</w:t>
+      </w:r>
+      <w:r>
+        <w:t xml:space="preserve"> (30% ของ implementation 14 ชั่วโมง) · เครื่องมือ: Jest + mock repository/DataSource (ไม่ต่อ DB จริง)</w:t>
+      </w:r>
+    </w:p>
+    <w:p>
+      <w:r>
+        <w:t xml:space="preserve">หัวข้อนี้คือ </w:t>
+      </w:r>
+      <w:r>
+        <w:rPr>
+          <w:b/>
+        </w:rPr>
+        <w:t>unit test</w:t>
+      </w:r>
+      <w:r>
+        <w:t xml:space="preserve"> ที่ต้องเขียนคู่กับโค้ด — ต่างจาก *Developer Test Checklist* ซึ่งเป็น scenario ระดับ end-to-end/manual ที่ใช้ตอนตรวจรับ · รายการด้านล่าง derive จาก field/validation, acceptance criteria, endpoint และตารางที่เอกสารนี้เขียน</w:t>
+      </w:r>
+    </w:p>
+    <w:tbl>
+      <w:tblPr>
+        <w:tblStyle w:val="TableGrid"/>
+        <w:tblW w:type="auto" w:w="0"/>
+        <w:jc w:val="center"/>
+        <w:tblLook w:firstColumn="1" w:firstRow="1" w:lastColumn="0" w:lastRow="0" w:noHBand="0" w:noVBand="1" w:val="04A0"/>
+      </w:tblPr>
+      <w:tblGrid>
+        <w:gridCol w:w="3360"/>
+        <w:gridCol w:w="3360"/>
+        <w:gridCol w:w="3360"/>
+      </w:tblGrid>
+      <w:tr>
+        <w:trPr>
+          <w:cantSplit/>
+        </w:trPr>
+        <w:tc>
+          <w:tcPr>
+            <w:tcW w:type="dxa" w:w="3360"/>
+            <w:vAlign w:val="center"/>
+            <w:shd w:fill="E8EEF5"/>
+          </w:tcPr>
+          <w:p>
+            <w:pPr>
+              <w:keepLines/>
+              <w:spacing w:after="0"/>
+            </w:pPr>
+            <w:r/>
+            <w:r>
+              <w:rPr>
+                <w:rFonts w:ascii="Arial" w:hAnsi="Arial" w:eastAsia="Arial" w:cs="Tahoma"/>
+                <w:b/>
+                <w:sz w:val="18"/>
+              </w:rPr>
+              <w:t>สิ่งที่ทดสอบ</w:t>
+            </w:r>
+          </w:p>
+        </w:tc>
+        <w:tc>
+          <w:tcPr>
+            <w:tcW w:type="dxa" w:w="3360"/>
+            <w:vAlign w:val="center"/>
+            <w:shd w:fill="E8EEF5"/>
+          </w:tcPr>
+          <w:p>
+            <w:pPr>
+              <w:keepLines/>
+              <w:spacing w:after="0"/>
+            </w:pPr>
+            <w:r/>
+            <w:r>
+              <w:rPr>
+                <w:rFonts w:ascii="Arial" w:hAnsi="Arial" w:eastAsia="Arial" w:cs="Tahoma"/>
+                <w:b/>
+                <w:sz w:val="18"/>
+              </w:rPr>
+              <w:t>ประเภท</w:t>
+            </w:r>
+          </w:p>
+        </w:tc>
+        <w:tc>
+          <w:tcPr>
+            <w:tcW w:type="dxa" w:w="3360"/>
+            <w:vAlign w:val="center"/>
+            <w:shd w:fill="E8EEF5"/>
+          </w:tcPr>
+          <w:p>
+            <w:pPr>
+              <w:keepLines/>
+              <w:spacing w:after="0"/>
+            </w:pPr>
+            <w:r/>
+            <w:r>
+              <w:rPr>
+                <w:rFonts w:ascii="Arial" w:hAnsi="Arial" w:eastAsia="Arial" w:cs="Tahoma"/>
+                <w:b/>
+                <w:sz w:val="18"/>
+              </w:rPr>
+              <w:t>เกณฑ์ผ่าน</w:t>
+            </w:r>
+          </w:p>
+        </w:tc>
+      </w:tr>
+      <w:tr>
+        <w:trPr>
+          <w:cantSplit/>
+        </w:trPr>
+        <w:tc>
+          <w:tcPr>
+            <w:tcW w:type="dxa" w:w="3360"/>
+            <w:vAlign w:val="center"/>
+          </w:tcPr>
+          <w:p>
+            <w:pPr>
+              <w:keepLines/>
+              <w:spacing w:after="0"/>
+            </w:pPr>
+            <w:r>
+              <w:rPr>
+                <w:rFonts w:ascii="Arial" w:hAnsi="Arial" w:eastAsia="Arial" w:cs="Tahoma"/>
+                <w:sz w:val="18"/>
+              </w:rPr>
+            </w:r>
+            <w:r>
+              <w:rPr>
+                <w:rFonts w:ascii="Arial" w:hAnsi="Arial" w:eastAsia="Arial" w:cs="Tahoma"/>
+                <w:sz w:val="18"/>
+              </w:rPr>
+              <w:t>business rule</w:t>
+            </w:r>
+          </w:p>
+        </w:tc>
+        <w:tc>
+          <w:tcPr>
+            <w:tcW w:type="dxa" w:w="3360"/>
+            <w:vAlign w:val="center"/>
+          </w:tcPr>
+          <w:p>
+            <w:pPr>
+              <w:keepLines/>
+              <w:spacing w:after="0"/>
+            </w:pPr>
+            <w:r>
+              <w:rPr>
+                <w:rFonts w:ascii="Arial" w:hAnsi="Arial" w:eastAsia="Arial" w:cs="Tahoma"/>
+                <w:sz w:val="18"/>
+              </w:rPr>
+            </w:r>
+            <w:r>
+              <w:rPr>
+                <w:rFonts w:ascii="Arial" w:hAnsi="Arial" w:eastAsia="Arial" w:cs="Tahoma"/>
+                <w:sz w:val="18"/>
+              </w:rPr>
+              <w:t>logic</w:t>
+            </w:r>
+          </w:p>
+        </w:tc>
+        <w:tc>
+          <w:tcPr>
+            <w:tcW w:type="dxa" w:w="3360"/>
+            <w:vAlign w:val="center"/>
+          </w:tcPr>
+          <w:p>
+            <w:pPr>
+              <w:keepLines/>
+              <w:spacing w:after="0"/>
+            </w:pPr>
+            <w:r>
+              <w:rPr>
+                <w:rFonts w:ascii="Arial" w:hAnsi="Arial" w:eastAsia="Arial" w:cs="Tahoma"/>
+                <w:sz w:val="18"/>
+              </w:rPr>
+            </w:r>
+            <w:r>
+              <w:rPr>
+                <w:rFonts w:ascii="Arial" w:hAnsi="Arial" w:eastAsia="Arial" w:cs="Tahoma"/>
+                <w:sz w:val="18"/>
+              </w:rPr>
+              <w:t>พารามิเตอร์และ cron อ่านจาก backend config เท่านั้น — เปลี่ยนค่าโดย deploy config ไม่ใช่ผ่าน API/หน้าจอ</w:t>
+            </w:r>
+          </w:p>
+        </w:tc>
+      </w:tr>
+      <w:tr>
+        <w:trPr>
+          <w:cantSplit/>
+        </w:trPr>
+        <w:tc>
+          <w:tcPr>
+            <w:tcW w:type="dxa" w:w="3360"/>
+            <w:vAlign w:val="center"/>
+          </w:tcPr>
+          <w:p>
+            <w:pPr>
+              <w:keepLines/>
+              <w:spacing w:after="0"/>
+            </w:pPr>
+            <w:r>
+              <w:rPr>
+                <w:rFonts w:ascii="Arial" w:hAnsi="Arial" w:eastAsia="Arial" w:cs="Tahoma"/>
+                <w:sz w:val="18"/>
+              </w:rPr>
+            </w:r>
+            <w:r>
+              <w:rPr>
+                <w:rFonts w:ascii="Arial" w:hAnsi="Arial" w:eastAsia="Arial" w:cs="Tahoma"/>
+                <w:sz w:val="18"/>
+              </w:rPr>
+              <w:t>business rule</w:t>
+            </w:r>
+          </w:p>
+        </w:tc>
+        <w:tc>
+          <w:tcPr>
+            <w:tcW w:type="dxa" w:w="3360"/>
+            <w:vAlign w:val="center"/>
+          </w:tcPr>
+          <w:p>
+            <w:pPr>
+              <w:keepLines/>
+              <w:spacing w:after="0"/>
+            </w:pPr>
+            <w:r>
+              <w:rPr>
+                <w:rFonts w:ascii="Arial" w:hAnsi="Arial" w:eastAsia="Arial" w:cs="Tahoma"/>
+                <w:sz w:val="18"/>
+              </w:rPr>
+            </w:r>
+            <w:r>
+              <w:rPr>
+                <w:rFonts w:ascii="Arial" w:hAnsi="Arial" w:eastAsia="Arial" w:cs="Tahoma"/>
+                <w:sz w:val="18"/>
+              </w:rPr>
+              <w:t>logic</w:t>
+            </w:r>
+          </w:p>
+        </w:tc>
+        <w:tc>
+          <w:tcPr>
+            <w:tcW w:type="dxa" w:w="3360"/>
+            <w:vAlign w:val="center"/>
+          </w:tcPr>
+          <w:p>
+            <w:pPr>
+              <w:keepLines/>
+              <w:spacing w:after="0"/>
+            </w:pPr>
+            <w:r>
+              <w:rPr>
+                <w:rFonts w:ascii="Arial" w:hAnsi="Arial" w:eastAsia="Arial" w:cs="Tahoma"/>
+                <w:sz w:val="18"/>
+              </w:rPr>
+            </w:r>
+            <w:r>
+              <w:rPr>
+                <w:rFonts w:ascii="Arial" w:hAnsi="Arial" w:eastAsia="Arial" w:cs="Tahoma"/>
+                <w:sz w:val="18"/>
+              </w:rPr>
+              <w:t>การรันต้องตรวจ enabled flag ใน config และกันรันซ้อนด้วย distributed/advisory lock</w:t>
+            </w:r>
+          </w:p>
+        </w:tc>
+      </w:tr>
+      <w:tr>
+        <w:trPr>
+          <w:cantSplit/>
+        </w:trPr>
+        <w:tc>
+          <w:tcPr>
+            <w:tcW w:type="dxa" w:w="3360"/>
+            <w:vAlign w:val="center"/>
+          </w:tcPr>
+          <w:p>
+            <w:pPr>
+              <w:keepLines/>
+              <w:spacing w:after="0"/>
+            </w:pPr>
+            <w:r>
+              <w:rPr>
+                <w:rFonts w:ascii="Arial" w:hAnsi="Arial" w:eastAsia="Arial" w:cs="Tahoma"/>
+                <w:sz w:val="18"/>
+              </w:rPr>
+            </w:r>
+            <w:r>
+              <w:rPr>
+                <w:rFonts w:ascii="Arial" w:hAnsi="Arial" w:eastAsia="Arial" w:cs="Tahoma"/>
+                <w:sz w:val="18"/>
+              </w:rPr>
+              <w:t>business rule</w:t>
+            </w:r>
+          </w:p>
+        </w:tc>
+        <w:tc>
+          <w:tcPr>
+            <w:tcW w:type="dxa" w:w="3360"/>
+            <w:vAlign w:val="center"/>
+          </w:tcPr>
+          <w:p>
+            <w:pPr>
+              <w:keepLines/>
+              <w:spacing w:after="0"/>
+            </w:pPr>
+            <w:r>
+              <w:rPr>
+                <w:rFonts w:ascii="Arial" w:hAnsi="Arial" w:eastAsia="Arial" w:cs="Tahoma"/>
+                <w:sz w:val="18"/>
+              </w:rPr>
+            </w:r>
+            <w:r>
+              <w:rPr>
+                <w:rFonts w:ascii="Arial" w:hAnsi="Arial" w:eastAsia="Arial" w:cs="Tahoma"/>
+                <w:sz w:val="18"/>
+              </w:rPr>
+              <w:t>logic</w:t>
+            </w:r>
+          </w:p>
+        </w:tc>
+        <w:tc>
+          <w:tcPr>
+            <w:tcW w:type="dxa" w:w="3360"/>
+            <w:vAlign w:val="center"/>
+          </w:tcPr>
+          <w:p>
+            <w:pPr>
+              <w:keepLines/>
+              <w:spacing w:after="0"/>
+            </w:pPr>
+            <w:r>
+              <w:rPr>
+                <w:rFonts w:ascii="Arial" w:hAnsi="Arial" w:eastAsia="Arial" w:cs="Tahoma"/>
+                <w:sz w:val="18"/>
+              </w:rPr>
+            </w:r>
+            <w:r>
+              <w:rPr>
+                <w:rFonts w:ascii="Arial" w:hAnsi="Arial" w:eastAsia="Arial" w:cs="Tahoma"/>
+                <w:sz w:val="18"/>
+              </w:rPr>
+              <w:t>ทุกรอบต้องเขียน application log แบบ structured (เวลา/แถว/ไฟล์/ผล) และ error ต้องส่ง EM-07</w:t>
+            </w:r>
+          </w:p>
+        </w:tc>
+      </w:tr>
+      <w:tr>
+        <w:trPr>
+          <w:cantSplit/>
+        </w:trPr>
+        <w:tc>
+          <w:tcPr>
+            <w:tcW w:type="dxa" w:w="3360"/>
+            <w:vAlign w:val="center"/>
+          </w:tcPr>
+          <w:p>
+            <w:pPr>
+              <w:keepLines/>
+              <w:spacing w:after="0"/>
+            </w:pPr>
+            <w:r>
+              <w:rPr>
+                <w:rFonts w:ascii="Arial" w:hAnsi="Arial" w:eastAsia="Arial" w:cs="Tahoma"/>
+                <w:sz w:val="18"/>
+              </w:rPr>
+            </w:r>
+            <w:r>
+              <w:rPr>
+                <w:rFonts w:ascii="Arial" w:hAnsi="Arial" w:eastAsia="Arial" w:cs="Tahoma"/>
+                <w:sz w:val="18"/>
+              </w:rPr>
+              <w:t>business rule</w:t>
+            </w:r>
+          </w:p>
+        </w:tc>
+        <w:tc>
+          <w:tcPr>
+            <w:tcW w:type="dxa" w:w="3360"/>
+            <w:vAlign w:val="center"/>
+          </w:tcPr>
+          <w:p>
+            <w:pPr>
+              <w:keepLines/>
+              <w:spacing w:after="0"/>
+            </w:pPr>
+            <w:r>
+              <w:rPr>
+                <w:rFonts w:ascii="Arial" w:hAnsi="Arial" w:eastAsia="Arial" w:cs="Tahoma"/>
+                <w:sz w:val="18"/>
+              </w:rPr>
+            </w:r>
+            <w:r>
+              <w:rPr>
+                <w:rFonts w:ascii="Arial" w:hAnsi="Arial" w:eastAsia="Arial" w:cs="Tahoma"/>
+                <w:sz w:val="18"/>
+              </w:rPr>
+              <w:t>logic</w:t>
+            </w:r>
+          </w:p>
+        </w:tc>
+        <w:tc>
+          <w:tcPr>
+            <w:tcW w:type="dxa" w:w="3360"/>
+            <w:vAlign w:val="center"/>
+          </w:tcPr>
+          <w:p>
+            <w:pPr>
+              <w:keepLines/>
+              <w:spacing w:after="0"/>
+            </w:pPr>
+            <w:r>
+              <w:rPr>
+                <w:rFonts w:ascii="Arial" w:hAnsi="Arial" w:eastAsia="Arial" w:cs="Tahoma"/>
+                <w:sz w:val="18"/>
+              </w:rPr>
+            </w:r>
+            <w:r>
+              <w:rPr>
+                <w:rFonts w:ascii="Arial" w:hAnsi="Arial" w:eastAsia="Arial" w:cs="Tahoma"/>
+                <w:sz w:val="18"/>
+              </w:rPr>
+              <w:t>DB/table mapping ใช้เป็น reference สำหรับ implement Job เท่านั้น ไม่ใช่งานสร้างหน้า Database</w:t>
+            </w:r>
+          </w:p>
+        </w:tc>
+      </w:tr>
+      <w:tr>
+        <w:trPr>
+          <w:cantSplit/>
+        </w:trPr>
+        <w:tc>
+          <w:tcPr>
+            <w:tcW w:type="dxa" w:w="3360"/>
+            <w:vAlign w:val="center"/>
+          </w:tcPr>
+          <w:p>
+            <w:pPr>
+              <w:keepLines/>
+              <w:spacing w:after="0"/>
+            </w:pPr>
+            <w:r>
+              <w:rPr>
+                <w:rFonts w:ascii="Arial" w:hAnsi="Arial" w:eastAsia="Arial" w:cs="Tahoma"/>
+                <w:sz w:val="18"/>
+              </w:rPr>
+            </w:r>
+            <w:r>
+              <w:rPr>
+                <w:rFonts w:ascii="Arial" w:hAnsi="Arial" w:eastAsia="Arial" w:cs="Tahoma"/>
+                <w:sz w:val="18"/>
+              </w:rPr>
+              <w:t>business rule</w:t>
+            </w:r>
+          </w:p>
+        </w:tc>
+        <w:tc>
+          <w:tcPr>
+            <w:tcW w:type="dxa" w:w="3360"/>
+            <w:vAlign w:val="center"/>
+          </w:tcPr>
+          <w:p>
+            <w:pPr>
+              <w:keepLines/>
+              <w:spacing w:after="0"/>
+            </w:pPr>
+            <w:r>
+              <w:rPr>
+                <w:rFonts w:ascii="Arial" w:hAnsi="Arial" w:eastAsia="Arial" w:cs="Tahoma"/>
+                <w:sz w:val="18"/>
+              </w:rPr>
+            </w:r>
+            <w:r>
+              <w:rPr>
+                <w:rFonts w:ascii="Arial" w:hAnsi="Arial" w:eastAsia="Arial" w:cs="Tahoma"/>
+                <w:sz w:val="18"/>
+              </w:rPr>
+              <w:t>logic</w:t>
+            </w:r>
+          </w:p>
+        </w:tc>
+        <w:tc>
+          <w:tcPr>
+            <w:tcW w:type="dxa" w:w="3360"/>
+            <w:vAlign w:val="center"/>
+          </w:tcPr>
+          <w:p>
+            <w:pPr>
+              <w:keepLines/>
+              <w:spacing w:after="0"/>
+            </w:pPr>
+            <w:r>
+              <w:rPr>
+                <w:rFonts w:ascii="Arial" w:hAnsi="Arial" w:eastAsia="Arial" w:cs="Tahoma"/>
+                <w:sz w:val="18"/>
+              </w:rPr>
+            </w:r>
+            <w:r>
+              <w:rPr>
+                <w:rFonts w:ascii="Arial" w:hAnsi="Arial" w:eastAsia="Arial" w:cs="Tahoma"/>
+                <w:sz w:val="18"/>
+              </w:rPr>
+              <w:t>รองรับ rerun rule และ risk note ตาม runbook</w:t>
+            </w:r>
+          </w:p>
+        </w:tc>
+      </w:tr>
+      <w:tr>
+        <w:trPr>
+          <w:cantSplit/>
+        </w:trPr>
+        <w:tc>
+          <w:tcPr>
+            <w:tcW w:type="dxa" w:w="3360"/>
+            <w:vAlign w:val="center"/>
+          </w:tcPr>
+          <w:p>
+            <w:pPr>
+              <w:keepLines/>
+              <w:spacing w:after="0"/>
+            </w:pPr>
+            <w:r>
+              <w:rPr>
+                <w:rFonts w:ascii="Arial" w:hAnsi="Arial" w:eastAsia="Arial" w:cs="Tahoma"/>
+                <w:sz w:val="18"/>
+              </w:rPr>
+            </w:r>
+            <w:r>
+              <w:rPr>
+                <w:rFonts w:ascii="Courier New" w:hAnsi="Courier New" w:eastAsia="Courier New" w:cs="Tahoma"/>
+                <w:sz w:val="18"/>
+              </w:rPr>
+              <w:t>fgi_impact_stores</w:t>
+            </w:r>
+            <w:r>
+              <w:rPr>
+                <w:rFonts w:ascii="Arial" w:hAnsi="Arial" w:eastAsia="Arial" w:cs="Tahoma"/>
+                <w:sz w:val="18"/>
+              </w:rPr>
+              <w:t xml:space="preserve">, </w:t>
+            </w:r>
+            <w:r>
+              <w:rPr>
+                <w:rFonts w:ascii="Courier New" w:hAnsi="Courier New" w:eastAsia="Courier New" w:cs="Tahoma"/>
+                <w:sz w:val="18"/>
+              </w:rPr>
+              <w:t>fgi_impact_sales_summaries</w:t>
+            </w:r>
+            <w:r>
+              <w:rPr>
+                <w:rFonts w:ascii="Arial" w:hAnsi="Arial" w:eastAsia="Arial" w:cs="Tahoma"/>
+                <w:sz w:val="18"/>
+              </w:rPr>
+              <w:t xml:space="preserve">, </w:t>
+            </w:r>
+            <w:r>
+              <w:rPr>
+                <w:rFonts w:ascii="Courier New" w:hAnsi="Courier New" w:eastAsia="Courier New" w:cs="Tahoma"/>
+                <w:sz w:val="18"/>
+              </w:rPr>
+              <w:t>interface_transactions</w:t>
+            </w:r>
+          </w:p>
+        </w:tc>
+        <w:tc>
+          <w:tcPr>
+            <w:tcW w:type="dxa" w:w="3360"/>
+            <w:vAlign w:val="center"/>
+          </w:tcPr>
+          <w:p>
+            <w:pPr>
+              <w:keepLines/>
+              <w:spacing w:after="0"/>
+            </w:pPr>
+            <w:r>
+              <w:rPr>
+                <w:rFonts w:ascii="Arial" w:hAnsi="Arial" w:eastAsia="Arial" w:cs="Tahoma"/>
+                <w:sz w:val="18"/>
+              </w:rPr>
+            </w:r>
+            <w:r>
+              <w:rPr>
+                <w:rFonts w:ascii="Arial" w:hAnsi="Arial" w:eastAsia="Arial" w:cs="Tahoma"/>
+                <w:sz w:val="18"/>
+              </w:rPr>
+              <w:t>transaction</w:t>
+            </w:r>
+          </w:p>
+        </w:tc>
+        <w:tc>
+          <w:tcPr>
+            <w:tcW w:type="dxa" w:w="3360"/>
+            <w:vAlign w:val="center"/>
+          </w:tcPr>
+          <w:p>
+            <w:pPr>
+              <w:keepLines/>
+              <w:spacing w:after="0"/>
+            </w:pPr>
+            <w:r>
+              <w:rPr>
+                <w:rFonts w:ascii="Arial" w:hAnsi="Arial" w:eastAsia="Arial" w:cs="Tahoma"/>
+                <w:sz w:val="18"/>
+              </w:rPr>
+            </w:r>
+            <w:r>
+              <w:rPr>
+                <w:rFonts w:ascii="Arial" w:hAnsi="Arial" w:eastAsia="Arial" w:cs="Tahoma"/>
+                <w:sz w:val="18"/>
+              </w:rPr>
+              <w:t>จำลอง error กลางทาง แล้วยืนยันว่า rollback ครบ ไม่เหลือแถวค้าง (mock DataSource/QueryRunner)</w:t>
+            </w:r>
+          </w:p>
+        </w:tc>
+      </w:tr>
+      <w:tr>
+        <w:trPr>
+          <w:cantSplit/>
+        </w:trPr>
+        <w:tc>
+          <w:tcPr>
+            <w:tcW w:type="dxa" w:w="3360"/>
+            <w:vAlign w:val="center"/>
+          </w:tcPr>
+          <w:p>
+            <w:pPr>
+              <w:keepLines/>
+              <w:spacing w:after="0"/>
+            </w:pPr>
+            <w:r>
+              <w:rPr>
+                <w:rFonts w:ascii="Arial" w:hAnsi="Arial" w:eastAsia="Arial" w:cs="Tahoma"/>
+                <w:sz w:val="18"/>
+              </w:rPr>
+            </w:r>
+            <w:r>
+              <w:rPr>
+                <w:rFonts w:ascii="Arial" w:hAnsi="Arial" w:eastAsia="Arial" w:cs="Tahoma"/>
+                <w:sz w:val="18"/>
+              </w:rPr>
+              <w:t>runner</w:t>
+            </w:r>
+          </w:p>
+        </w:tc>
+        <w:tc>
+          <w:tcPr>
+            <w:tcW w:type="dxa" w:w="3360"/>
+            <w:vAlign w:val="center"/>
+          </w:tcPr>
+          <w:p>
+            <w:pPr>
+              <w:keepLines/>
+              <w:spacing w:after="0"/>
+            </w:pPr>
+            <w:r>
+              <w:rPr>
+                <w:rFonts w:ascii="Arial" w:hAnsi="Arial" w:eastAsia="Arial" w:cs="Tahoma"/>
+                <w:sz w:val="18"/>
+              </w:rPr>
+            </w:r>
+            <w:r>
+              <w:rPr>
+                <w:rFonts w:ascii="Arial" w:hAnsi="Arial" w:eastAsia="Arial" w:cs="Tahoma"/>
+                <w:sz w:val="18"/>
+              </w:rPr>
+              <w:t>idempotency</w:t>
+            </w:r>
+          </w:p>
+        </w:tc>
+        <w:tc>
+          <w:tcPr>
+            <w:tcW w:type="dxa" w:w="3360"/>
+            <w:vAlign w:val="center"/>
+          </w:tcPr>
+          <w:p>
+            <w:pPr>
+              <w:keepLines/>
+              <w:spacing w:after="0"/>
+            </w:pPr>
+            <w:r>
+              <w:rPr>
+                <w:rFonts w:ascii="Arial" w:hAnsi="Arial" w:eastAsia="Arial" w:cs="Tahoma"/>
+                <w:sz w:val="18"/>
+              </w:rPr>
+            </w:r>
+            <w:r>
+              <w:rPr>
+                <w:rFonts w:ascii="Arial" w:hAnsi="Arial" w:eastAsia="Arial" w:cs="Tahoma"/>
+                <w:sz w:val="18"/>
+              </w:rPr>
+              <w:t>รันซ้ำด้วย fixture เดิมต้องไม่เกิดแถวซ้ำ (ON CONFLICT / business unique key ทำงาน)</w:t>
+            </w:r>
+          </w:p>
+        </w:tc>
+      </w:tr>
+      <w:tr>
+        <w:trPr>
+          <w:cantSplit/>
+        </w:trPr>
+        <w:tc>
+          <w:tcPr>
+            <w:tcW w:type="dxa" w:w="3360"/>
+            <w:vAlign w:val="center"/>
+          </w:tcPr>
+          <w:p>
+            <w:pPr>
+              <w:keepLines/>
+              <w:spacing w:after="0"/>
+            </w:pPr>
+            <w:r>
+              <w:rPr>
+                <w:rFonts w:ascii="Arial" w:hAnsi="Arial" w:eastAsia="Arial" w:cs="Tahoma"/>
+                <w:sz w:val="18"/>
+              </w:rPr>
+            </w:r>
+            <w:r>
+              <w:rPr>
+                <w:rFonts w:ascii="Arial" w:hAnsi="Arial" w:eastAsia="Arial" w:cs="Tahoma"/>
+                <w:sz w:val="18"/>
+              </w:rPr>
+              <w:t>runner</w:t>
+            </w:r>
+          </w:p>
+        </w:tc>
+        <w:tc>
+          <w:tcPr>
+            <w:tcW w:type="dxa" w:w="3360"/>
+            <w:vAlign w:val="center"/>
+          </w:tcPr>
+          <w:p>
+            <w:pPr>
+              <w:keepLines/>
+              <w:spacing w:after="0"/>
+            </w:pPr>
+            <w:r>
+              <w:rPr>
+                <w:rFonts w:ascii="Arial" w:hAnsi="Arial" w:eastAsia="Arial" w:cs="Tahoma"/>
+                <w:sz w:val="18"/>
+              </w:rPr>
+            </w:r>
+            <w:r>
+              <w:rPr>
+                <w:rFonts w:ascii="Arial" w:hAnsi="Arial" w:eastAsia="Arial" w:cs="Tahoma"/>
+                <w:sz w:val="18"/>
+              </w:rPr>
+              <w:t>lock</w:t>
+            </w:r>
+          </w:p>
+        </w:tc>
+        <w:tc>
+          <w:tcPr>
+            <w:tcW w:type="dxa" w:w="3360"/>
+            <w:vAlign w:val="center"/>
+          </w:tcPr>
+          <w:p>
+            <w:pPr>
+              <w:keepLines/>
+              <w:spacing w:after="0"/>
+            </w:pPr>
+            <w:r>
+              <w:rPr>
+                <w:rFonts w:ascii="Arial" w:hAnsi="Arial" w:eastAsia="Arial" w:cs="Tahoma"/>
+                <w:sz w:val="18"/>
+              </w:rPr>
+            </w:r>
+            <w:r>
+              <w:rPr>
+                <w:rFonts w:ascii="Arial" w:hAnsi="Arial" w:eastAsia="Arial" w:cs="Tahoma"/>
+                <w:sz w:val="18"/>
+              </w:rPr>
+              <w:t>เรียกซ้อนขณะกำลังรัน ต้องถูกปฏิเสธด้วย advisory lock</w:t>
+            </w:r>
+          </w:p>
+        </w:tc>
+      </w:tr>
+    </w:tbl>
+    <w:p/>
+    <w:p>
+      <w:pPr>
+        <w:pStyle w:val="ListBullet"/>
+        <w:keepLines/>
+      </w:pPr>
+      <w:r>
+        <w:t>ทุกเคสต้องรันได้โดยไม่ต่อ DB/บริการภายนอกจริง — mock ที่ขอบ repository/client เสมอ</w:t>
+      </w:r>
+    </w:p>
+    <w:p>
+      <w:pPr>
+        <w:pStyle w:val="ListBullet"/>
+        <w:keepLines/>
+      </w:pPr>
+      <w:r>
+        <w:t>ข้อความไทยที่ยืนยันในเทสต้องเป็น verbatim ตาม ข้อกำหนดทางธุรกิจ ห้ามพิมพ์ใหม่</w:t>
+      </w:r>
+    </w:p>
+    <w:p>
+      <w:pPr>
+        <w:pStyle w:val="ListBullet"/>
+        <w:keepLines/>
+      </w:pPr>
+      <w:r>
+        <w:t>เกณฑ์ผ่านของ CI: ทุกเคสในตารางนี้มี test จริงและผ่านทั้งหมด</w:t>
+      </w:r>
+    </w:p>
     <w:p>
       <w:pPr>
         <w:pStyle w:val="Heading1"/>
@@ -9075,7 +10012,7 @@
             <w:r/>
             <w:r>
               <w:rPr>
-                <w:rFonts w:ascii="Arial" w:hAnsi="Arial" w:eastAsia="Arial"/>
+                <w:rFonts w:ascii="Arial" w:hAnsi="Arial" w:eastAsia="Arial" w:cs="Tahoma"/>
                 <w:b/>
                 <w:sz w:val="18"/>
               </w:rPr>
@@ -9097,7 +10034,7 @@
             <w:r/>
             <w:r>
               <w:rPr>
-                <w:rFonts w:ascii="Arial" w:hAnsi="Arial" w:eastAsia="Arial"/>
+                <w:rFonts w:ascii="Arial" w:hAnsi="Arial" w:eastAsia="Arial" w:cs="Tahoma"/>
                 <w:b/>
                 <w:sz w:val="18"/>
               </w:rPr>
@@ -9122,13 +10059,13 @@
             </w:pPr>
             <w:r>
               <w:rPr>
-                <w:rFonts w:ascii="Arial" w:hAnsi="Arial" w:eastAsia="Arial"/>
-                <w:sz w:val="18"/>
-              </w:rPr>
-            </w:r>
-            <w:r>
-              <w:rPr>
-                <w:rFonts w:ascii="Arial" w:hAnsi="Arial" w:eastAsia="Arial"/>
+                <w:rFonts w:ascii="Arial" w:hAnsi="Arial" w:eastAsia="Arial" w:cs="Tahoma"/>
+                <w:sz w:val="18"/>
+              </w:rPr>
+            </w:r>
+            <w:r>
+              <w:rPr>
+                <w:rFonts w:ascii="Arial" w:hAnsi="Arial" w:eastAsia="Arial" w:cs="Tahoma"/>
                 <w:sz w:val="18"/>
               </w:rPr>
               <w:t>Source file</w:t>
@@ -9147,13 +10084,13 @@
             </w:pPr>
             <w:r>
               <w:rPr>
-                <w:rFonts w:ascii="Arial" w:hAnsi="Arial" w:eastAsia="Arial"/>
-                <w:sz w:val="18"/>
-              </w:rPr>
-            </w:r>
-            <w:r>
-              <w:rPr>
-                <w:rFonts w:ascii="Arial" w:hAnsi="Arial" w:eastAsia="Arial"/>
+                <w:rFonts w:ascii="Arial" w:hAnsi="Arial" w:eastAsia="Arial" w:cs="Tahoma"/>
+                <w:sz w:val="18"/>
+              </w:rPr>
+            </w:r>
+            <w:r>
+              <w:rPr>
+                <w:rFonts w:ascii="Arial" w:hAnsi="Arial" w:eastAsia="Arial" w:cs="Tahoma"/>
                 <w:sz w:val="18"/>
               </w:rPr>
               <w:t>fcsJar/src/th/co/gosoft/fgi/main/PrepareImpactStoreToIAS.java</w:t>
@@ -9177,13 +10114,13 @@
             </w:pPr>
             <w:r>
               <w:rPr>
-                <w:rFonts w:ascii="Arial" w:hAnsi="Arial" w:eastAsia="Arial"/>
-                <w:sz w:val="18"/>
-              </w:rPr>
-            </w:r>
-            <w:r>
-              <w:rPr>
-                <w:rFonts w:ascii="Arial" w:hAnsi="Arial" w:eastAsia="Arial"/>
+                <w:rFonts w:ascii="Arial" w:hAnsi="Arial" w:eastAsia="Arial" w:cs="Tahoma"/>
+                <w:sz w:val="18"/>
+              </w:rPr>
+            </w:r>
+            <w:r>
+              <w:rPr>
+                <w:rFonts w:ascii="Arial" w:hAnsi="Arial" w:eastAsia="Arial" w:cs="Tahoma"/>
                 <w:sz w:val="18"/>
               </w:rPr>
               <w:t>Original lines</w:t>
@@ -9202,13 +10139,13 @@
             </w:pPr>
             <w:r>
               <w:rPr>
-                <w:rFonts w:ascii="Arial" w:hAnsi="Arial" w:eastAsia="Arial"/>
-                <w:sz w:val="18"/>
-              </w:rPr>
-            </w:r>
-            <w:r>
-              <w:rPr>
-                <w:rFonts w:ascii="Arial" w:hAnsi="Arial" w:eastAsia="Arial"/>
+                <w:rFonts w:ascii="Arial" w:hAnsi="Arial" w:eastAsia="Arial" w:cs="Tahoma"/>
+                <w:sz w:val="18"/>
+              </w:rPr>
+            </w:r>
+            <w:r>
+              <w:rPr>
+                <w:rFonts w:ascii="Arial" w:hAnsi="Arial" w:eastAsia="Arial" w:cs="Tahoma"/>
                 <w:sz w:val="18"/>
               </w:rPr>
               <w:t>28-39</w:t>
@@ -9232,13 +10169,13 @@
             </w:pPr>
             <w:r>
               <w:rPr>
-                <w:rFonts w:ascii="Arial" w:hAnsi="Arial" w:eastAsia="Arial"/>
-                <w:sz w:val="18"/>
-              </w:rPr>
-            </w:r>
-            <w:r>
-              <w:rPr>
-                <w:rFonts w:ascii="Arial" w:hAnsi="Arial" w:eastAsia="Arial"/>
+                <w:rFonts w:ascii="Arial" w:hAnsi="Arial" w:eastAsia="Arial" w:cs="Tahoma"/>
+                <w:sz w:val="18"/>
+              </w:rPr>
+            </w:r>
+            <w:r>
+              <w:rPr>
+                <w:rFonts w:ascii="Arial" w:hAnsi="Arial" w:eastAsia="Arial" w:cs="Tahoma"/>
                 <w:sz w:val="18"/>
               </w:rPr>
               <w:t>Responsibility</w:t>
@@ -9257,13 +10194,13 @@
             </w:pPr>
             <w:r>
               <w:rPr>
-                <w:rFonts w:ascii="Arial" w:hAnsi="Arial" w:eastAsia="Arial"/>
-                <w:sz w:val="18"/>
-              </w:rPr>
-            </w:r>
-            <w:r>
-              <w:rPr>
-                <w:rFonts w:ascii="Arial" w:hAnsi="Arial" w:eastAsia="Arial"/>
+                <w:rFonts w:ascii="Arial" w:hAnsi="Arial" w:eastAsia="Arial" w:cs="Tahoma"/>
+                <w:sz w:val="18"/>
+              </w:rPr>
+            </w:r>
+            <w:r>
+              <w:rPr>
+                <w:rFonts w:ascii="Arial" w:hAnsi="Arial" w:eastAsia="Arial" w:cs="Tahoma"/>
                 <w:sz w:val="18"/>
               </w:rPr>
               <w:t>Legacy main entrypoint, file generation, upload, backup, notification.</w:t>
@@ -9280,7 +10217,7 @@
       </w:pPr>
       <w:r>
         <w:rPr>
-          <w:rFonts w:ascii="Courier New" w:hAnsi="Courier New"/>
+          <w:rFonts w:ascii="Courier New" w:hAnsi="Courier New" w:eastAsia="Courier New" w:cs="Tahoma"/>
           <w:sz w:val="14"/>
         </w:rPr>
         <w:t>public class PrepareImpactStoreToIAS {</w:t>
@@ -9361,7 +10298,7 @@
             <w:r/>
             <w:r>
               <w:rPr>
-                <w:rFonts w:ascii="Arial" w:hAnsi="Arial" w:eastAsia="Arial"/>
+                <w:rFonts w:ascii="Arial" w:hAnsi="Arial" w:eastAsia="Arial" w:cs="Tahoma"/>
                 <w:b/>
                 <w:sz w:val="18"/>
               </w:rPr>
@@ -9383,7 +10320,7 @@
             <w:r/>
             <w:r>
               <w:rPr>
-                <w:rFonts w:ascii="Arial" w:hAnsi="Arial" w:eastAsia="Arial"/>
+                <w:rFonts w:ascii="Arial" w:hAnsi="Arial" w:eastAsia="Arial" w:cs="Tahoma"/>
                 <w:b/>
                 <w:sz w:val="18"/>
               </w:rPr>
@@ -9408,13 +10345,13 @@
             </w:pPr>
             <w:r>
               <w:rPr>
-                <w:rFonts w:ascii="Arial" w:hAnsi="Arial" w:eastAsia="Arial"/>
-                <w:sz w:val="18"/>
-              </w:rPr>
-            </w:r>
-            <w:r>
-              <w:rPr>
-                <w:rFonts w:ascii="Arial" w:hAnsi="Arial" w:eastAsia="Arial"/>
+                <w:rFonts w:ascii="Arial" w:hAnsi="Arial" w:eastAsia="Arial" w:cs="Tahoma"/>
+                <w:sz w:val="18"/>
+              </w:rPr>
+            </w:r>
+            <w:r>
+              <w:rPr>
+                <w:rFonts w:ascii="Arial" w:hAnsi="Arial" w:eastAsia="Arial" w:cs="Tahoma"/>
                 <w:sz w:val="18"/>
               </w:rPr>
               <w:t>Source file</w:t>
@@ -9433,13 +10370,13 @@
             </w:pPr>
             <w:r>
               <w:rPr>
-                <w:rFonts w:ascii="Arial" w:hAnsi="Arial" w:eastAsia="Arial"/>
-                <w:sz w:val="18"/>
-              </w:rPr>
-            </w:r>
-            <w:r>
-              <w:rPr>
-                <w:rFonts w:ascii="Arial" w:hAnsi="Arial" w:eastAsia="Arial"/>
+                <w:rFonts w:ascii="Arial" w:hAnsi="Arial" w:eastAsia="Arial" w:cs="Tahoma"/>
+                <w:sz w:val="18"/>
+              </w:rPr>
+            </w:r>
+            <w:r>
+              <w:rPr>
+                <w:rFonts w:ascii="Arial" w:hAnsi="Arial" w:eastAsia="Arial" w:cs="Tahoma"/>
                 <w:sz w:val="18"/>
               </w:rPr>
               <w:t>fcsJar/src/th/co/gosoft/fgi/main/PrepareImpactStoreToIAS.java</w:t>
@@ -9463,13 +10400,13 @@
             </w:pPr>
             <w:r>
               <w:rPr>
-                <w:rFonts w:ascii="Arial" w:hAnsi="Arial" w:eastAsia="Arial"/>
-                <w:sz w:val="18"/>
-              </w:rPr>
-            </w:r>
-            <w:r>
-              <w:rPr>
-                <w:rFonts w:ascii="Arial" w:hAnsi="Arial" w:eastAsia="Arial"/>
+                <w:rFonts w:ascii="Arial" w:hAnsi="Arial" w:eastAsia="Arial" w:cs="Tahoma"/>
+                <w:sz w:val="18"/>
+              </w:rPr>
+            </w:r>
+            <w:r>
+              <w:rPr>
+                <w:rFonts w:ascii="Arial" w:hAnsi="Arial" w:eastAsia="Arial" w:cs="Tahoma"/>
                 <w:sz w:val="18"/>
               </w:rPr>
               <w:t>Original lines</w:t>
@@ -9488,13 +10425,13 @@
             </w:pPr>
             <w:r>
               <w:rPr>
-                <w:rFonts w:ascii="Arial" w:hAnsi="Arial" w:eastAsia="Arial"/>
-                <w:sz w:val="18"/>
-              </w:rPr>
-            </w:r>
-            <w:r>
-              <w:rPr>
-                <w:rFonts w:ascii="Arial" w:hAnsi="Arial" w:eastAsia="Arial"/>
+                <w:rFonts w:ascii="Arial" w:hAnsi="Arial" w:eastAsia="Arial" w:cs="Tahoma"/>
+                <w:sz w:val="18"/>
+              </w:rPr>
+            </w:r>
+            <w:r>
+              <w:rPr>
+                <w:rFonts w:ascii="Arial" w:hAnsi="Arial" w:eastAsia="Arial" w:cs="Tahoma"/>
                 <w:sz w:val="18"/>
               </w:rPr>
               <w:t>232-243</w:t>
@@ -9518,13 +10455,13 @@
             </w:pPr>
             <w:r>
               <w:rPr>
-                <w:rFonts w:ascii="Arial" w:hAnsi="Arial" w:eastAsia="Arial"/>
-                <w:sz w:val="18"/>
-              </w:rPr>
-            </w:r>
-            <w:r>
-              <w:rPr>
-                <w:rFonts w:ascii="Arial" w:hAnsi="Arial" w:eastAsia="Arial"/>
+                <w:rFonts w:ascii="Arial" w:hAnsi="Arial" w:eastAsia="Arial" w:cs="Tahoma"/>
+                <w:sz w:val="18"/>
+              </w:rPr>
+            </w:r>
+            <w:r>
+              <w:rPr>
+                <w:rFonts w:ascii="Arial" w:hAnsi="Arial" w:eastAsia="Arial" w:cs="Tahoma"/>
                 <w:sz w:val="18"/>
               </w:rPr>
               <w:t>Responsibility</w:t>
@@ -9543,13 +10480,13 @@
             </w:pPr>
             <w:r>
               <w:rPr>
-                <w:rFonts w:ascii="Arial" w:hAnsi="Arial" w:eastAsia="Arial"/>
-                <w:sz w:val="18"/>
-              </w:rPr>
-            </w:r>
-            <w:r>
-              <w:rPr>
-                <w:rFonts w:ascii="Arial" w:hAnsi="Arial" w:eastAsia="Arial"/>
+                <w:rFonts w:ascii="Arial" w:hAnsi="Arial" w:eastAsia="Arial" w:cs="Tahoma"/>
+                <w:sz w:val="18"/>
+              </w:rPr>
+            </w:r>
+            <w:r>
+              <w:rPr>
+                <w:rFonts w:ascii="Arial" w:hAnsi="Arial" w:eastAsia="Arial" w:cs="Tahoma"/>
                 <w:sz w:val="18"/>
               </w:rPr>
               <w:t>Legacy main entrypoint, file generation, upload, backup, notification.</w:t>
@@ -9566,7 +10503,7 @@
       </w:pPr>
       <w:r>
         <w:rPr>
-          <w:rFonts w:ascii="Courier New" w:hAnsi="Courier New"/>
+          <w:rFonts w:ascii="Courier New" w:hAnsi="Courier New" w:eastAsia="Courier New" w:cs="Tahoma"/>
           <w:sz w:val="14"/>
         </w:rPr>
         <w:tab/>
@@ -9649,7 +10586,7 @@
             <w:r/>
             <w:r>
               <w:rPr>
-                <w:rFonts w:ascii="Arial" w:hAnsi="Arial" w:eastAsia="Arial"/>
+                <w:rFonts w:ascii="Arial" w:hAnsi="Arial" w:eastAsia="Arial" w:cs="Tahoma"/>
                 <w:b/>
                 <w:sz w:val="18"/>
               </w:rPr>
@@ -9671,7 +10608,7 @@
             <w:r/>
             <w:r>
               <w:rPr>
-                <w:rFonts w:ascii="Arial" w:hAnsi="Arial" w:eastAsia="Arial"/>
+                <w:rFonts w:ascii="Arial" w:hAnsi="Arial" w:eastAsia="Arial" w:cs="Tahoma"/>
                 <w:b/>
                 <w:sz w:val="18"/>
               </w:rPr>
@@ -9696,13 +10633,13 @@
             </w:pPr>
             <w:r>
               <w:rPr>
-                <w:rFonts w:ascii="Arial" w:hAnsi="Arial" w:eastAsia="Arial"/>
-                <w:sz w:val="18"/>
-              </w:rPr>
-            </w:r>
-            <w:r>
-              <w:rPr>
-                <w:rFonts w:ascii="Arial" w:hAnsi="Arial" w:eastAsia="Arial"/>
+                <w:rFonts w:ascii="Arial" w:hAnsi="Arial" w:eastAsia="Arial" w:cs="Tahoma"/>
+                <w:sz w:val="18"/>
+              </w:rPr>
+            </w:r>
+            <w:r>
+              <w:rPr>
+                <w:rFonts w:ascii="Arial" w:hAnsi="Arial" w:eastAsia="Arial" w:cs="Tahoma"/>
                 <w:sz w:val="18"/>
               </w:rPr>
               <w:t>Source file</w:t>
@@ -9721,13 +10658,13 @@
             </w:pPr>
             <w:r>
               <w:rPr>
-                <w:rFonts w:ascii="Arial" w:hAnsi="Arial" w:eastAsia="Arial"/>
-                <w:sz w:val="18"/>
-              </w:rPr>
-            </w:r>
-            <w:r>
-              <w:rPr>
-                <w:rFonts w:ascii="Arial" w:hAnsi="Arial" w:eastAsia="Arial"/>
+                <w:rFonts w:ascii="Arial" w:hAnsi="Arial" w:eastAsia="Arial" w:cs="Tahoma"/>
+                <w:sz w:val="18"/>
+              </w:rPr>
+            </w:r>
+            <w:r>
+              <w:rPr>
+                <w:rFonts w:ascii="Arial" w:hAnsi="Arial" w:eastAsia="Arial" w:cs="Tahoma"/>
                 <w:sz w:val="18"/>
               </w:rPr>
               <w:t>fcsJar/src/th/co/gosoft/fgi/dao/jdbc/ImportStoreJdbc.java</w:t>
@@ -9751,13 +10688,13 @@
             </w:pPr>
             <w:r>
               <w:rPr>
-                <w:rFonts w:ascii="Arial" w:hAnsi="Arial" w:eastAsia="Arial"/>
-                <w:sz w:val="18"/>
-              </w:rPr>
-            </w:r>
-            <w:r>
-              <w:rPr>
-                <w:rFonts w:ascii="Arial" w:hAnsi="Arial" w:eastAsia="Arial"/>
+                <w:rFonts w:ascii="Arial" w:hAnsi="Arial" w:eastAsia="Arial" w:cs="Tahoma"/>
+                <w:sz w:val="18"/>
+              </w:rPr>
+            </w:r>
+            <w:r>
+              <w:rPr>
+                <w:rFonts w:ascii="Arial" w:hAnsi="Arial" w:eastAsia="Arial" w:cs="Tahoma"/>
                 <w:sz w:val="18"/>
               </w:rPr>
               <w:t>Original lines</w:t>
@@ -9776,13 +10713,13 @@
             </w:pPr>
             <w:r>
               <w:rPr>
-                <w:rFonts w:ascii="Arial" w:hAnsi="Arial" w:eastAsia="Arial"/>
-                <w:sz w:val="18"/>
-              </w:rPr>
-            </w:r>
-            <w:r>
-              <w:rPr>
-                <w:rFonts w:ascii="Arial" w:hAnsi="Arial" w:eastAsia="Arial"/>
+                <w:rFonts w:ascii="Arial" w:hAnsi="Arial" w:eastAsia="Arial" w:cs="Tahoma"/>
+                <w:sz w:val="18"/>
+              </w:rPr>
+            </w:r>
+            <w:r>
+              <w:rPr>
+                <w:rFonts w:ascii="Arial" w:hAnsi="Arial" w:eastAsia="Arial" w:cs="Tahoma"/>
                 <w:sz w:val="18"/>
               </w:rPr>
               <w:t>99-115</w:t>
@@ -9806,13 +10743,13 @@
             </w:pPr>
             <w:r>
               <w:rPr>
-                <w:rFonts w:ascii="Arial" w:hAnsi="Arial" w:eastAsia="Arial"/>
-                <w:sz w:val="18"/>
-              </w:rPr>
-            </w:r>
-            <w:r>
-              <w:rPr>
-                <w:rFonts w:ascii="Arial" w:hAnsi="Arial" w:eastAsia="Arial"/>
+                <w:rFonts w:ascii="Arial" w:hAnsi="Arial" w:eastAsia="Arial" w:cs="Tahoma"/>
+                <w:sz w:val="18"/>
+              </w:rPr>
+            </w:r>
+            <w:r>
+              <w:rPr>
+                <w:rFonts w:ascii="Arial" w:hAnsi="Arial" w:eastAsia="Arial" w:cs="Tahoma"/>
                 <w:sz w:val="18"/>
               </w:rPr>
               <w:t>Responsibility</w:t>
@@ -9831,13 +10768,13 @@
             </w:pPr>
             <w:r>
               <w:rPr>
-                <w:rFonts w:ascii="Arial" w:hAnsi="Arial" w:eastAsia="Arial"/>
-                <w:sz w:val="18"/>
-              </w:rPr>
-            </w:r>
-            <w:r>
-              <w:rPr>
-                <w:rFonts w:ascii="Arial" w:hAnsi="Arial" w:eastAsia="Arial"/>
+                <w:rFonts w:ascii="Arial" w:hAnsi="Arial" w:eastAsia="Arial" w:cs="Tahoma"/>
+                <w:sz w:val="18"/>
+              </w:rPr>
+            </w:r>
+            <w:r>
+              <w:rPr>
+                <w:rFonts w:ascii="Arial" w:hAnsi="Arial" w:eastAsia="Arial" w:cs="Tahoma"/>
                 <w:sz w:val="18"/>
               </w:rPr>
               <w:t>Query FGI_IMPACT_STORE_SALES rows eligible for IAS request.</w:t>
@@ -9854,7 +10791,7 @@
       </w:pPr>
       <w:r>
         <w:rPr>
-          <w:rFonts w:ascii="Courier New" w:hAnsi="Courier New"/>
+          <w:rFonts w:ascii="Courier New" w:hAnsi="Courier New" w:eastAsia="Courier New" w:cs="Tahoma"/>
           <w:sz w:val="14"/>
         </w:rPr>
         <w:tab/>
@@ -9948,7 +10885,7 @@
     </w:pPr>
     <w:r>
       <w:rPr>
-        <w:rFonts w:ascii="Arial" w:hAnsi="Arial"/>
+        <w:rFonts w:ascii="Arial" w:hAnsi="Arial" w:eastAsia="Arial" w:cs="Tahoma"/>
         <w:sz w:val="16"/>
       </w:rPr>
       <w:t xml:space="preserve">หน้า </w:t>
@@ -9967,7 +10904,7 @@
     </w:pPr>
     <w:r>
       <w:rPr>
-        <w:rFonts w:ascii="Arial" w:hAnsi="Arial" w:eastAsia="Arial"/>
+        <w:rFonts w:ascii="Arial" w:hAnsi="Arial" w:eastAsia="Arial" w:cs="Tahoma"/>
         <w:color w:val="66717F"/>
         <w:sz w:val="16"/>
       </w:rPr>
@@ -10341,7 +11278,7 @@
     <w:qFormat/>
     <w:rsid w:val="00FC693F"/>
     <w:rPr>
-      <w:rFonts w:ascii="Arial" w:hAnsi="Arial" w:eastAsia="Arial"/>
+      <w:rFonts w:ascii="Arial" w:hAnsi="Arial" w:eastAsia="Arial" w:cs="Tahoma"/>
       <w:sz w:val="20"/>
     </w:rPr>
   </w:style>
@@ -10404,7 +11341,7 @@
       <w:outlineLvl w:val="0"/>
     </w:pPr>
     <w:rPr>
-      <w:rFonts w:asciiTheme="majorHAnsi" w:eastAsiaTheme="majorEastAsia" w:hAnsiTheme="majorHAnsi" w:cstheme="majorBidi" w:ascii="Arial" w:hAnsi="Arial" w:eastAsia="Arial"/>
+      <w:rFonts w:asciiTheme="majorHAnsi" w:eastAsiaTheme="majorEastAsia" w:hAnsiTheme="majorHAnsi" w:cstheme="majorBidi" w:ascii="Arial" w:hAnsi="Arial" w:eastAsia="Arial" w:cs="Tahoma"/>
       <w:b/>
       <w:bCs/>
       <w:color w:val="1F4D78"/>
@@ -10428,7 +11365,7 @@
       <w:outlineLvl w:val="1"/>
     </w:pPr>
     <w:rPr>
-      <w:rFonts w:asciiTheme="majorHAnsi" w:eastAsiaTheme="majorEastAsia" w:hAnsiTheme="majorHAnsi" w:cstheme="majorBidi" w:ascii="Arial" w:hAnsi="Arial" w:eastAsia="Arial"/>
+      <w:rFonts w:asciiTheme="majorHAnsi" w:eastAsiaTheme="majorEastAsia" w:hAnsiTheme="majorHAnsi" w:cstheme="majorBidi" w:ascii="Arial" w:hAnsi="Arial" w:eastAsia="Arial" w:cs="Tahoma"/>
       <w:b/>
       <w:bCs/>
       <w:color w:val="2E74B5"/>
@@ -10452,7 +11389,7 @@
       <w:outlineLvl w:val="2"/>
     </w:pPr>
     <w:rPr>
-      <w:rFonts w:asciiTheme="majorHAnsi" w:eastAsiaTheme="majorEastAsia" w:hAnsiTheme="majorHAnsi" w:cstheme="majorBidi" w:ascii="Arial" w:hAnsi="Arial" w:eastAsia="Arial"/>
+      <w:rFonts w:asciiTheme="majorHAnsi" w:eastAsiaTheme="majorEastAsia" w:hAnsiTheme="majorHAnsi" w:cstheme="majorBidi" w:ascii="Arial" w:hAnsi="Arial" w:eastAsia="Arial" w:cs="Tahoma"/>
       <w:b/>
       <w:bCs/>
       <w:color w:val="1F4D78"/>
@@ -10476,7 +11413,7 @@
       <w:outlineLvl w:val="3"/>
     </w:pPr>
     <w:rPr>
-      <w:rFonts w:asciiTheme="majorHAnsi" w:eastAsiaTheme="majorEastAsia" w:hAnsiTheme="majorHAnsi" w:cstheme="majorBidi" w:ascii="Arial" w:hAnsi="Arial" w:eastAsia="Arial"/>
+      <w:rFonts w:asciiTheme="majorHAnsi" w:eastAsiaTheme="majorEastAsia" w:hAnsiTheme="majorHAnsi" w:cstheme="majorBidi" w:ascii="Arial" w:hAnsi="Arial" w:eastAsia="Arial" w:cs="Tahoma"/>
       <w:b/>
       <w:bCs/>
       <w:i/>

--- a/LLDD/word/BE/Jobs/LLDD-BE-Job-4-PrepareImpactStoreToIAS.docx
+++ b/LLDD/word/BE/Jobs/LLDD-BE-Job-4-PrepareImpactStoreToIAS.docx
@@ -701,7 +701,22 @@
                 <w:rFonts w:ascii="Arial" w:hAnsi="Arial" w:eastAsia="Arial" w:cs="Tahoma"/>
                 <w:sz w:val="18"/>
               </w:rPr>
-              <w:t>เตรียมและส่งคำขอยอดขายไป IAS: สร้างไฟล์คำขอยอดขาย IAS/MIS แบบ durable ก่อนเปลี่ยนสถานะ W→P แล้วบันทึก transactional outbox เพื่อส่งซ้ำได้โดยไม่สร้างรายการซ้ำ</w:t>
+              <w:t xml:space="preserve">เตรียมและส่งคำขอยอดขายไป IAS: สร้างไฟล์คำขอยอดขาย IAS/MIS แบบ durable ก่อนเปลี่ยนสถานะ W→P แล้วบันทึก transactional outbox เพื่อส่งซ้ำได้โดยไม่สร้างรายการซ้ำ · </w:t>
+            </w:r>
+            <w:r>
+              <w:rPr>
+                <w:rFonts w:ascii="Arial" w:hAnsi="Arial" w:eastAsia="Arial" w:cs="Tahoma"/>
+                <w:b/>
+                <w:sz w:val="18"/>
+              </w:rPr>
+              <w:t>วางไฟล์บน EAI S3</w:t>
+            </w:r>
+            <w:r>
+              <w:rPr>
+                <w:rFonts w:ascii="Arial" w:hAnsi="Arial" w:eastAsia="Arial" w:cs="Tahoma"/>
+                <w:sz w:val="18"/>
+              </w:rPr>
+              <w:t xml:space="preserve"> (มติ 2026-08-24 — แทน SFTP ตรงไป IAS)</w:t>
             </w:r>
           </w:p>
         </w:tc>
@@ -1108,7 +1123,7 @@
                 <w:rFonts w:ascii="Arial" w:hAnsi="Arial" w:eastAsia="Arial" w:cs="Tahoma"/>
                 <w:sz w:val="18"/>
               </w:rPr>
-              <w:t>IAS SFTP endpoint alias</w:t>
+              <w:t>EAI S3 bucket + prefix (ขาออก)</w:t>
             </w:r>
           </w:p>
         </w:tc>
@@ -1133,7 +1148,7 @@
                 <w:rFonts w:ascii="Arial" w:hAnsi="Arial" w:eastAsia="Arial" w:cs="Tahoma"/>
                 <w:sz w:val="18"/>
               </w:rPr>
-              <w:t>ias-sales-request</w:t>
+              <w:t>eai-sbpgi/outbound/ias/</w:t>
             </w:r>
           </w:p>
         </w:tc>
@@ -1183,7 +1198,7 @@
                 <w:rFonts w:ascii="Arial" w:hAnsi="Arial" w:eastAsia="Arial" w:cs="Tahoma"/>
                 <w:sz w:val="18"/>
               </w:rPr>
-              <w:t>host/port resolve จาก environment; credential ใช้ secretRef และ strict known_hosts</w:t>
+              <w:t>endpoint/region resolve จาก environment; สิทธิ์ใช้ IAM role ของ pod หรือ secretRef และจำกัดเฉพาะ prefix ขาออกของ IAS</w:t>
             </w:r>
           </w:p>
         </w:tc>
@@ -1213,7 +1228,7 @@
                 <w:rFonts w:ascii="Arial" w:hAnsi="Arial" w:eastAsia="Arial" w:cs="Tahoma"/>
                 <w:sz w:val="18"/>
               </w:rPr>
-              <w:t>Secret reference</w:t>
+              <w:t>Credential reference (IAM role / secret)</w:t>
             </w:r>
           </w:p>
         </w:tc>
@@ -1238,7 +1253,7 @@
                 <w:rFonts w:ascii="Arial" w:hAnsi="Arial" w:eastAsia="Arial" w:cs="Tahoma"/>
                 <w:sz w:val="18"/>
               </w:rPr>
-              <w:t>secret/sbpgi/interfaces/ias</w:t>
+              <w:t>secret/sbpgi/interfaces/eai-s3</w:t>
             </w:r>
           </w:p>
         </w:tc>
@@ -1318,7 +1333,7 @@
                 <w:rFonts w:ascii="Arial" w:hAnsi="Arial" w:eastAsia="Arial" w:cs="Tahoma"/>
                 <w:sz w:val="18"/>
               </w:rPr>
-              <w:t>Output staging path</w:t>
+              <w:t>Local staging path (ก่อนอัปโหลด)</w:t>
             </w:r>
           </w:p>
         </w:tc>
@@ -1521,7 +1536,7 @@
                 <w:rFonts w:ascii="Arial" w:hAnsi="Arial" w:eastAsia="Arial" w:cs="Tahoma"/>
                 <w:sz w:val="18"/>
               </w:rPr>
-              <w:t>FGI_IMPACT_STORE_SALES rows waiting for IAS sales data and export file/SFTP parameters.</w:t>
+              <w:t>FGI_IMPACT_STORE_SALES rows waiting for IAS sales data and EAI S3 bucket/prefix parameters.</w:t>
             </w:r>
           </w:p>
         </w:tc>
@@ -1576,7 +1591,7 @@
                 <w:rFonts w:ascii="Arial" w:hAnsi="Arial" w:eastAsia="Arial" w:cs="Tahoma"/>
                 <w:sz w:val="18"/>
               </w:rPr>
-              <w:t>query eligible stores, write outbound IAS request file, upload to SFTP, backup file, record success/failure and notification.</w:t>
+              <w:t>query eligible stores, write outbound IAS request file, upload to EAI S3 outbound prefix, keep local backup, record success/failure and notification.</w:t>
             </w:r>
           </w:p>
         </w:tc>
@@ -1654,7 +1669,7 @@
         <w:keepNext w:val="0"/>
       </w:pPr>
       <w:r>
-        <w:t>query eligible stores, write outbound IAS request file, upload to SFTP, backup file, record success/failure and notification.</w:t>
+        <w:t>query eligible stores, write outbound IAS request file, upload to EAI S3 outbound prefix, keep local backup, record success/failure and notification.</w:t>
       </w:r>
     </w:p>
     <w:tbl>
@@ -2329,7 +2344,7 @@
                 <w:rFonts w:ascii="Arial" w:hAnsi="Arial" w:eastAsia="Arial" w:cs="Tahoma"/>
                 <w:sz w:val="18"/>
               </w:rPr>
-              <w:t>FGI_IMPACT_STORE_SALES rows waiting for IAS sales data and export file/SFTP parameters.</w:t>
+              <w:t>FGI_IMPACT_STORE_SALES rows waiting for IAS sales data and EAI S3 bucket/prefix parameters.</w:t>
             </w:r>
           </w:p>
         </w:tc>
@@ -2649,7 +2664,7 @@
                 <w:rFonts w:ascii="Arial" w:hAnsi="Arial" w:eastAsia="Arial" w:cs="Tahoma"/>
                 <w:sz w:val="18"/>
               </w:rPr>
-              <w:t>IAS SFTP credential ใช้ secretRef=secret/sbpgi/interfaces/ias; strict known_hosts, modern cipher, timeout และห้าม editable password/private key</w:t>
+              <w:t>สิทธิ์เขียน EAI S3 ใช้ IAM role ของ pod หรือ secretRef=secret/sbpgi/interfaces/eai-s3; จำกัดสิทธิ์เฉพาะ prefix ขาออกของ IAS (PutObject เท่านั้น) และห้าม editable access key ในหน้าจอ/ไฟล์ config</w:t>
             </w:r>
           </w:p>
         </w:tc>
@@ -3228,7 +3243,7 @@
                 <w:rFonts w:ascii="Arial" w:hAnsi="Arial" w:eastAsia="Arial" w:cs="Tahoma"/>
                 <w:sz w:val="18"/>
               </w:rPr>
-              <w:t>IAS SFTP credential ใช้ secretRef=secret/sbpgi/interfaces/ias; strict known_hosts, modern cipher, timeout และห้าม editable password/private key</w:t>
+              <w:t>สิทธิ์เขียน EAI S3 ใช้ IAM role ของ pod หรือ secretRef=secret/sbpgi/interfaces/eai-s3; จำกัดสิทธิ์เฉพาะ prefix ขาออกของ IAS (PutObject เท่านั้น) และห้าม editable access key ในหน้าจอ/ไฟล์ config</w:t>
             </w:r>
           </w:p>
         </w:tc>
@@ -3771,7 +3786,7 @@
                 <w:rFonts w:ascii="Arial" w:hAnsi="Arial" w:eastAsia="Arial" w:cs="Tahoma"/>
                 <w:sz w:val="18"/>
               </w:rPr>
-              <w:t>dispatcher อ่าน READY แล้วส่ง SFTP; compare checksum ก่อนส่ง</w:t>
+              <w:t>dispatcher อ่าน READY แล้วอัปโหลดขึ้น EAI S3 (prefix ขาออก); compare checksum ก่อนส่ง</w:t>
             </w:r>
           </w:p>
         </w:tc>
@@ -3796,7 +3811,7 @@
                 <w:rFonts w:ascii="Arial" w:hAnsi="Arial" w:eastAsia="Arial" w:cs="Tahoma"/>
                 <w:sz w:val="18"/>
               </w:rPr>
-              <w:t>ส่ง fail: outbox ยัง READY/FAILED_RETRY; ห้ามเปลี่ยน candidate กลับ W เพื่อไม่ให้สร้างไฟล์ซ้ำ</w:t>
+              <w:t>อัปโหลด fail: outbox ยัง READY/FAILED_RETRY; ห้ามเปลี่ยน candidate กลับ W เพื่อไม่ให้สร้างไฟล์ซ้ำ</w:t>
             </w:r>
           </w:p>
         </w:tc>
@@ -5721,17 +5736,17 @@
         <w:br/>
         <w:t xml:space="preserve">  cron: string;</w:t>
         <w:br/>
-        <w:t xml:space="preserve">  /** IAS SFTP endpoint alias — host/port resolve จาก environment; credential ใช้ secretRef และ strict known_hosts */</w:t>
-        <w:br/>
-        <w:t xml:space="preserve">  iasSftpEndpoint: string;</w:t>
-        <w:br/>
-        <w:t xml:space="preserve">  /** Secret reference — ห้ามเก็บ password/private key ใน config/env ของ job */</w:t>
-        <w:br/>
-        <w:t xml:space="preserve">  secretReference: string;</w:t>
-        <w:br/>
-        <w:t xml:space="preserve">  /** Output staging path — ต้องรองรับ temp file, fsync และ atomic rename */</w:t>
-        <w:br/>
-        <w:t xml:space="preserve">  outputStagingPath: string;</w:t>
+        <w:t xml:space="preserve">  /** EAI S3 bucket + prefix (ขาออก) — endpoint/region resolve จาก environment; สิทธิ์ใช้ IAM role ของ pod หรือ secretRef และจำกัดเฉพาะ prefix ขาออกของ IAS */</w:t>
+        <w:br/>
+        <w:t xml:space="preserve">  eaiS3Bucket: string;</w:t>
+        <w:br/>
+        <w:t xml:space="preserve">  /** Credential reference (IAM role / secret) — ห้ามเก็บ password/private key ใน config/env ของ job */</w:t>
+        <w:br/>
+        <w:t xml:space="preserve">  credentialReferenceIam: string;</w:t>
+        <w:br/>
+        <w:t xml:space="preserve">  /** Local staging path (ก่อนอัปโหลด) — ต้องรองรับ temp file, fsync และ atomic rename */</w:t>
+        <w:br/>
+        <w:t xml:space="preserve">  localStagingPath: string;</w:t>
         <w:br/>
         <w:t xml:space="preserve">  /** ผู้รับอีเมลเมื่อ job ล้มเหลว — เก็บเป็น string คั่น comma ให้ตรง signature ของ</w:t>
         <w:br/>
@@ -5754,13 +5769,13 @@
         <w:br/>
         <w:t xml:space="preserve">  cron = process.env.SBPGI_JOB4_CRON ?? '0 16 7-16 * *'; // TODO: แก้ผ่าน env/config file แล้ว deploy</w:t>
         <w:br/>
-        <w:t xml:space="preserve">  iasSftpEndpoint = process.env.SBPGI_JOB4_IAS_SFTP_ENDPOINT ?? 'ias-sales-request'; // TODO: ค่าคงที่ทางธุรกิจ — เปลี่ยนต้องผ่านการอนุมัติ</w:t>
-        <w:br/>
-        <w:t xml:space="preserve">  secretReference = process.env.SBPGI_JOB4_SECRET_REFERENCE ?? 'secret/sbpgi/interfaces/ias'; // TODO: ค่าคงที่ทางธุรกิจ — เปลี่ยนต้องผ่านการอนุมัติ</w:t>
-        <w:br/>
-        <w:t xml:space="preserve">  outputStagingPath = process.env.SBPGI_JOB4_OUTPUT_STAGING_PATH ?? '/data/sbpgi/outbox/ias'; // TODO: แก้ผ่าน env/config file แล้ว deploy</w:t>
-        <w:br/>
-        <w:t xml:space="preserve">  mailTo = process.env.SBPGI_JOB4_MAIL_TO ?? ''; // TODO: ผู้รับอีเมลแจ้ง error คั่นด้วย comma (เดิม: Notification Service แจ้งเมื่อ durable write, DB transaction หรือ SFTP retry เกิน threshold)</w:t>
+        <w:t xml:space="preserve">  eaiS3Bucket = process.env.SBPGI_JOB4_EAI_S3_BUCKET ?? 'eai-sbpgi/outbound/ias/'; // TODO: ค่าคงที่ทางธุรกิจ — เปลี่ยนต้องผ่านการอนุมัติ</w:t>
+        <w:br/>
+        <w:t xml:space="preserve">  credentialReferenceIam = process.env.SBPGI_JOB4_CREDENTIAL_REFERENCE_IAM ?? 'secret/sbpgi/interfaces/eai-s3'; // TODO: ค่าคงที่ทางธุรกิจ — เปลี่ยนต้องผ่านการอนุมัติ</w:t>
+        <w:br/>
+        <w:t xml:space="preserve">  localStagingPath = process.env.SBPGI_JOB4_LOCAL_STAGING_PATH ?? '/data/sbpgi/outbox/ias'; // TODO: แก้ผ่าน env/config file แล้ว deploy</w:t>
+        <w:br/>
+        <w:t xml:space="preserve">  mailTo = process.env.SBPGI_JOB4_MAIL_TO ?? ''; // TODO: ผู้รับอีเมลแจ้ง error คั่นด้วย comma (เดิม: email-lib กลาง (sendEmail) แจ้งเมื่อ durable write, DB transaction หรือการอัปโหลดขึ้น EAI S3 retry เกิน threshold)</w:t>
         <w:br/>
         <w:t>}</w:t>
         <w:br/>
@@ -5990,9 +6005,9 @@
         <w:t xml:space="preserve">  }</w:t>
         <w:br/>
         <w:br/>
-        <w:t xml:space="preserve">  // dispatcher ส่ง SFTP ด้วย secretRef/strict known_hosts</w:t>
-        <w:br/>
-        <w:t xml:space="preserve">  async step06Connect(state: JobState, manager?: EntityManager): Promise&lt;void&gt; {</w:t>
+        <w:t xml:space="preserve">  // dispatcher อัปโหลดไฟล์ขึ้น EAI S3 (prefix ขาออก) ด้วย IAM role/secretRef</w:t>
+        <w:br/>
+        <w:t xml:space="preserve">  async step06Upload(state: JobState, manager?: EntityManager): Promise&lt;void&gt; {</w:t>
         <w:br/>
         <w:t xml:space="preserve">    // TODO: implement</w:t>
         <w:br/>
@@ -6884,7 +6899,7 @@
                 <w:rFonts w:ascii="Arial" w:hAnsi="Arial" w:eastAsia="Arial" w:cs="Tahoma"/>
                 <w:sz w:val="18"/>
               </w:rPr>
-              <w:t>dispatcher ส่ง SFTP ด้วย secretRef/strict known_hosts</w:t>
+              <w:t>dispatcher อัปโหลดไฟล์ขึ้น EAI S3 (prefix ขาออก) ด้วย IAM role/secretRef</w:t>
             </w:r>
           </w:p>
         </w:tc>
@@ -6909,7 +6924,7 @@
                 <w:rFonts w:ascii="Arial" w:hAnsi="Arial" w:eastAsia="Arial" w:cs="Tahoma"/>
                 <w:sz w:val="18"/>
               </w:rPr>
-              <w:t>step06Connect()</w:t>
+              <w:t>step06Upload()</w:t>
             </w:r>
           </w:p>
         </w:tc>
@@ -7146,15 +7161,15 @@
         <w:br/>
         <w:t xml:space="preserve">      });</w:t>
         <w:br/>
-        <w:t xml:space="preserve">      // ขั้นที่ 6: dispatcher ส่ง SFTP ด้วย secretRef/strict known_hosts · TODO: retry จาก outbox transaction เดิม</w:t>
-        <w:br/>
-        <w:t xml:space="preserve">      await this.service.step06Connect(state);</w:t>
+        <w:t xml:space="preserve">      // ขั้นที่ 6: dispatcher อัปโหลดไฟล์ขึ้น EAI S3 (prefix ขาออก) ด้วย IAM role/secretRef · TODO: retry จาก outbox transaction เดิม</w:t>
+        <w:br/>
+        <w:t xml:space="preserve">      await this.service.step06Upload(state);</w:t>
         <w:br/>
         <w:t xml:space="preserve">      return this.summarize(state, 'SUCCESS', startedAt);</w:t>
         <w:br/>
         <w:t xml:space="preserve">    } catch (error) {</w:t>
         <w:br/>
-        <w:t xml:space="preserve">      // TODO: error path ของ Job 4 — Target remediation: ห้าม commit W→P ก่อน fsync/atomic rename/checksum สำเร็จ และห้ามส่ง SFTP โดยไม่มี outbox</w:t>
+        <w:t xml:space="preserve">      // TODO: error path ของ Job 4 — Target remediation: ห้าม commit W→P ก่อน fsync/atomic rename/checksum สำเร็จ และห้ามส่ง อัปโหลดขึ้น S3 โดยไม่มี outbox</w:t>
         <w:br/>
         <w:t xml:space="preserve">      this.logger.error(JSON.stringify({ event: 'job.failed', jobNo: '4', period: ctx.period,</w:t>
         <w:br/>
@@ -7210,7 +7225,7 @@
         <w:keepNext w:val="0"/>
       </w:pPr>
       <w:r>
-        <w:t xml:space="preserve">Job 4 มีข้อควรระวังจาก legacy: Target remediation: ห้าม commit W→P ก่อน fsync/atomic rename/checksum สำเร็จ และห้ามส่ง SFTP โดยไม่มี outbox — runner ล็อกด้วย </w:t>
+        <w:t xml:space="preserve">Job 4 มีข้อควรระวังจาก legacy: Target remediation: ห้าม commit W→P ก่อน fsync/atomic rename/checksum สำเร็จ และห้ามส่ง อัปโหลดขึ้น S3 โดยไม่มี outbox — runner ล็อกด้วย </w:t>
       </w:r>
       <w:r>
         <w:rPr>
@@ -8046,7 +8061,7 @@
         <w:br/>
         <w:t xml:space="preserve">  async notifyFailure(jobNo: string, ctx: JobRunContext, error: Error): Promise&lt;void&gt; {</w:t>
         <w:br/>
-        <w:t xml:space="preserve">    // TODO: ผู้รับของ Job 4 เดิมคือ Notification Service แจ้งเมื่อ durable write, DB transaction หรือ SFTP retry เกิน threshold — ย้ายมาเป็น env SBPGI_JOB4_MAIL_TO</w:t>
+        <w:t xml:space="preserve">    // TODO: ผู้รับของ Job 4 เดิมคือ email-lib กลาง (sendEmail) แจ้งเมื่อ durable write, DB transaction หรือการอัปโหลดขึ้น EAI S3 retry เกิน threshold — ย้ายมาเป็น env SBPGI_JOB4_MAIL_TO</w:t>
         <w:br/>
         <w:t xml:space="preserve">    const recipients = (process.env.SBPGI_JOB4_MAIL_TO ?? '').split(',').map((s) =&gt; s.trim()).filter(Boolean);</w:t>
         <w:br/>
@@ -8136,7 +8151,7 @@
         <w:keepLines/>
       </w:pPr>
       <w:r>
-        <w:t>ความเสี่ยงที่ต้องตรวจก่อน/หลังรันซ้ำ: Target remediation: ห้าม commit W→P ก่อน fsync/atomic rename/checksum สำเร็จ และห้ามส่ง SFTP โดยไม่มี outbox</w:t>
+        <w:t>ความเสี่ยงที่ต้องตรวจก่อน/หลังรันซ้ำ: Target remediation: ห้าม commit W→P ก่อน fsync/atomic rename/checksum สำเร็จ และห้ามส่ง อัปโหลดขึ้น S3 โดยไม่มี outbox</w:t>
       </w:r>
     </w:p>
     <w:p>
@@ -8613,7 +8628,7 @@
                 <w:rFonts w:ascii="Arial" w:hAnsi="Arial" w:eastAsia="Arial" w:cs="Tahoma"/>
                 <w:sz w:val="18"/>
               </w:rPr>
-              <w:t>dispatcher ส่ง SFTP ด้วย secretRef/strict known_hosts (retry จาก outbox transaction เดิม)</w:t>
+              <w:t>dispatcher อัปโหลดไฟล์ขึ้น EAI S3 (prefix ขาออก) ด้วย IAM role/secretRef (retry จาก outbox transaction เดิม)</w:t>
             </w:r>
           </w:p>
         </w:tc>

--- a/LLDD/word/BE/Jobs/LLDD-BE-Job-4-PrepareImpactStoreToIAS.docx
+++ b/LLDD/word/BE/Jobs/LLDD-BE-Job-4-PrepareImpactStoreToIAS.docx
@@ -5868,7 +5868,7 @@
           <w:rFonts w:ascii="Courier New" w:hAnsi="Courier New" w:eastAsia="Courier New" w:cs="Tahoma"/>
           <w:sz w:val="16"/>
         </w:rPr>
-        <w:t>// src/batch/runner.ts — สัญญากลางของทุก job (ประกาศครั้งเดียว ใช้ร่วมทั้ง 11 ฉบับ)</w:t>
+        <w:t>// src/batch/runner.ts — สัญญากลางของทุก job (ประกาศครั้งเดียว ใช้ร่วมทั้ง 10 ฉบับ)</w:t>
         <w:br/>
         <w:br/>
         <w:t>export interface JobRunContext {</w:t>

--- a/LLDD/word/BE/Jobs/LLDD-BE-Job-4-PrepareImpactStoreToIAS.docx
+++ b/LLDD/word/BE/Jobs/LLDD-BE-Job-4-PrepareImpactStoreToIAS.docx
@@ -4446,6 +4446,35 @@
       </w:pPr>
       <w:r>
         <w:t>7. API Contract</w:t>
+      </w:r>
+    </w:p>
+    <w:p>
+      <w:pPr>
+        <w:keepNext w:val="0"/>
+      </w:pPr>
+      <w:r>
+        <w:rPr>
+          <w:b/>
+        </w:rPr>
+        <w:t>เอกสารฉบับนี้ไม่มี endpoint ของตัวเอง</w:t>
+      </w:r>
+      <w:r>
+        <w:t xml:space="preserve"> — เป็นสัญญา/งานภายในที่เอกสารอื่นเรียกใช้ (ดูขอบเขตใน 5.90 Endpoint Implementation Contract) · รายการ endpoint ทั้ง 29 เส้นของ SBPGI อยู่ที่ </w:t>
+      </w:r>
+      <w:r>
+        <w:rPr>
+          <w:b/>
+        </w:rPr>
+        <w:t>LLDD-API.pdf</w:t>
+      </w:r>
+      <w:r>
+        <w:t xml:space="preserve"> และ </w:t>
+      </w:r>
+      <w:r>
+        <w:rPr>
+          <w:rFonts w:ascii="Courier New" w:hAnsi="Courier New" w:eastAsia="Courier New" w:cs="Tahoma"/>
+        </w:rPr>
+        <w:t>API design</w:t>
       </w:r>
     </w:p>
     <w:p>

--- a/LLDD/word/BE/Jobs/LLDD-BE-Job-4-PrepareImpactStoreToIAS.docx
+++ b/LLDD/word/BE/Jobs/LLDD-BE-Job-4-PrepareImpactStoreToIAS.docx
@@ -728,6 +728,638 @@
         <w:t>Common contract reference: ทุกหัวข้อ API/FE ต้องยึด LLDD-BE-API-Common-Contracts.pdf และ LLDD-FE-Integration-Contracts.pdf สำหรับ error/auth/format/pagination/action/RBAC ก่อนลงรายละเอียดเฉพาะหน้าหรือเฉพาะ endpoint</w:t>
       </w:r>
     </w:p>
+    <w:p>
+      <w:pPr>
+        <w:pStyle w:val="Heading2"/>
+        <w:keepNext/>
+        <w:keepLines/>
+        <w:pageBreakBefore w:val="0"/>
+      </w:pPr>
+      <w:r>
+        <w:t>1.1 เอกสาร LLDD ที่เกี่ยวข้อง</w:t>
+      </w:r>
+    </w:p>
+    <w:p>
+      <w:pPr>
+        <w:keepNext w:val="0"/>
+      </w:pPr>
+      <w:r>
+        <w:t>ตารางนี้สร้างจาก endpoint และตารางที่เอกสารฉบับนี้ประกาศไว้จริง — อ่านฉบับที่อยู่ในตารางก่อนลงมือ เพื่อไม่ให้สัญญา request/response หรือชื่อคอลัมน์หลุดจากกัน</w:t>
+      </w:r>
+    </w:p>
+    <w:tbl>
+      <w:tblPr>
+        <w:tblStyle w:val="TableGrid"/>
+        <w:tblW w:type="auto" w:w="0"/>
+        <w:jc w:val="center"/>
+        <w:tblLook w:firstColumn="1" w:firstRow="1" w:lastColumn="0" w:lastRow="0" w:noHBand="0" w:noVBand="1" w:val="04A0"/>
+      </w:tblPr>
+      <w:tblGrid>
+        <w:gridCol w:w="3360"/>
+        <w:gridCol w:w="3360"/>
+        <w:gridCol w:w="3360"/>
+      </w:tblGrid>
+      <w:tr>
+        <w:trPr>
+          <w:cantSplit/>
+        </w:trPr>
+        <w:tc>
+          <w:tcPr>
+            <w:tcW w:type="dxa" w:w="3360"/>
+            <w:vAlign w:val="center"/>
+            <w:shd w:fill="E8EEF5"/>
+          </w:tcPr>
+          <w:p>
+            <w:pPr>
+              <w:keepLines/>
+              <w:spacing w:after="0"/>
+            </w:pPr>
+            <w:r/>
+            <w:r>
+              <w:rPr>
+                <w:rFonts w:ascii="Arial" w:hAnsi="Arial" w:eastAsia="Arial" w:cs="Tahoma"/>
+                <w:b/>
+                <w:sz w:val="18"/>
+              </w:rPr>
+              <w:t>ความสัมพันธ์</w:t>
+            </w:r>
+          </w:p>
+        </w:tc>
+        <w:tc>
+          <w:tcPr>
+            <w:tcW w:type="dxa" w:w="3360"/>
+            <w:vAlign w:val="center"/>
+            <w:shd w:fill="E8EEF5"/>
+          </w:tcPr>
+          <w:p>
+            <w:pPr>
+              <w:keepLines/>
+              <w:spacing w:after="0"/>
+            </w:pPr>
+            <w:r/>
+            <w:r>
+              <w:rPr>
+                <w:rFonts w:ascii="Arial" w:hAnsi="Arial" w:eastAsia="Arial" w:cs="Tahoma"/>
+                <w:b/>
+                <w:sz w:val="18"/>
+              </w:rPr>
+              <w:t>เอกสาร LLDD</w:t>
+            </w:r>
+          </w:p>
+        </w:tc>
+        <w:tc>
+          <w:tcPr>
+            <w:tcW w:type="dxa" w:w="3360"/>
+            <w:vAlign w:val="center"/>
+            <w:shd w:fill="E8EEF5"/>
+          </w:tcPr>
+          <w:p>
+            <w:pPr>
+              <w:keepLines/>
+              <w:spacing w:after="0"/>
+            </w:pPr>
+            <w:r/>
+            <w:r>
+              <w:rPr>
+                <w:rFonts w:ascii="Arial" w:hAnsi="Arial" w:eastAsia="Arial" w:cs="Tahoma"/>
+                <w:b/>
+                <w:sz w:val="18"/>
+              </w:rPr>
+              <w:t>เกี่ยวข้องตรงไหน</w:t>
+            </w:r>
+          </w:p>
+        </w:tc>
+      </w:tr>
+      <w:tr>
+        <w:trPr>
+          <w:cantSplit/>
+        </w:trPr>
+        <w:tc>
+          <w:tcPr>
+            <w:tcW w:type="dxa" w:w="3360"/>
+            <w:vAlign w:val="center"/>
+          </w:tcPr>
+          <w:p>
+            <w:pPr>
+              <w:keepLines/>
+              <w:spacing w:after="0"/>
+            </w:pPr>
+            <w:r>
+              <w:rPr>
+                <w:rFonts w:ascii="Arial" w:hAnsi="Arial" w:eastAsia="Arial" w:cs="Tahoma"/>
+                <w:sz w:val="18"/>
+              </w:rPr>
+            </w:r>
+            <w:r>
+              <w:rPr>
+                <w:rFonts w:ascii="Arial" w:hAnsi="Arial" w:eastAsia="Arial" w:cs="Tahoma"/>
+                <w:sz w:val="18"/>
+              </w:rPr>
+              <w:t>สัญญากลาง</w:t>
+            </w:r>
+          </w:p>
+        </w:tc>
+        <w:tc>
+          <w:tcPr>
+            <w:tcW w:type="dxa" w:w="3360"/>
+            <w:vAlign w:val="center"/>
+          </w:tcPr>
+          <w:p>
+            <w:pPr>
+              <w:keepLines/>
+              <w:spacing w:after="0"/>
+            </w:pPr>
+            <w:r>
+              <w:rPr>
+                <w:rFonts w:ascii="Arial" w:hAnsi="Arial" w:eastAsia="Arial" w:cs="Tahoma"/>
+                <w:sz w:val="18"/>
+              </w:rPr>
+            </w:r>
+            <w:r>
+              <w:rPr>
+                <w:rFonts w:ascii="Arial" w:hAnsi="Arial" w:eastAsia="Arial" w:cs="Tahoma"/>
+                <w:b/>
+                <w:sz w:val="18"/>
+              </w:rPr>
+              <w:t>LLDD-BE-API-Common-Contracts.pdf</w:t>
+            </w:r>
+          </w:p>
+        </w:tc>
+        <w:tc>
+          <w:tcPr>
+            <w:tcW w:type="dxa" w:w="3360"/>
+            <w:vAlign w:val="center"/>
+          </w:tcPr>
+          <w:p>
+            <w:pPr>
+              <w:keepLines/>
+              <w:spacing w:after="0"/>
+            </w:pPr>
+            <w:r>
+              <w:rPr>
+                <w:rFonts w:ascii="Arial" w:hAnsi="Arial" w:eastAsia="Arial" w:cs="Tahoma"/>
+                <w:sz w:val="18"/>
+              </w:rPr>
+            </w:r>
+            <w:r>
+              <w:rPr>
+                <w:rFonts w:ascii="Arial" w:hAnsi="Arial" w:eastAsia="Arial" w:cs="Tahoma"/>
+                <w:sz w:val="18"/>
+              </w:rPr>
+              <w:t xml:space="preserve">envelope </w:t>
+            </w:r>
+            <w:r>
+              <w:rPr>
+                <w:rFonts w:ascii="Courier New" w:hAnsi="Courier New" w:eastAsia="Courier New" w:cs="Tahoma"/>
+                <w:sz w:val="18"/>
+              </w:rPr>
+              <w:t>{success,data}</w:t>
+            </w:r>
+            <w:r>
+              <w:rPr>
+                <w:rFonts w:ascii="Arial" w:hAnsi="Arial" w:eastAsia="Arial" w:cs="Tahoma"/>
+                <w:sz w:val="18"/>
+              </w:rPr>
+              <w:t xml:space="preserve"> · error code · pagination · รูปแบบวันที่/เลขเอกสาร</w:t>
+            </w:r>
+          </w:p>
+        </w:tc>
+      </w:tr>
+      <w:tr>
+        <w:trPr>
+          <w:cantSplit/>
+        </w:trPr>
+        <w:tc>
+          <w:tcPr>
+            <w:tcW w:type="dxa" w:w="3360"/>
+            <w:vAlign w:val="center"/>
+          </w:tcPr>
+          <w:p>
+            <w:pPr>
+              <w:keepLines/>
+              <w:spacing w:after="0"/>
+            </w:pPr>
+            <w:r>
+              <w:rPr>
+                <w:rFonts w:ascii="Arial" w:hAnsi="Arial" w:eastAsia="Arial" w:cs="Tahoma"/>
+                <w:sz w:val="18"/>
+              </w:rPr>
+            </w:r>
+            <w:r>
+              <w:rPr>
+                <w:rFonts w:ascii="Arial" w:hAnsi="Arial" w:eastAsia="Arial" w:cs="Tahoma"/>
+                <w:sz w:val="18"/>
+              </w:rPr>
+              <w:t>โครงสร้างข้อมูล</w:t>
+            </w:r>
+          </w:p>
+        </w:tc>
+        <w:tc>
+          <w:tcPr>
+            <w:tcW w:type="dxa" w:w="3360"/>
+            <w:vAlign w:val="center"/>
+          </w:tcPr>
+          <w:p>
+            <w:pPr>
+              <w:keepLines/>
+              <w:spacing w:after="0"/>
+            </w:pPr>
+            <w:r>
+              <w:rPr>
+                <w:rFonts w:ascii="Arial" w:hAnsi="Arial" w:eastAsia="Arial" w:cs="Tahoma"/>
+                <w:sz w:val="18"/>
+              </w:rPr>
+            </w:r>
+            <w:r>
+              <w:rPr>
+                <w:rFonts w:ascii="Arial" w:hAnsi="Arial" w:eastAsia="Arial" w:cs="Tahoma"/>
+                <w:b/>
+                <w:sz w:val="18"/>
+              </w:rPr>
+              <w:t>LLDD-BE-Database-Structure.pdf</w:t>
+            </w:r>
+          </w:p>
+        </w:tc>
+        <w:tc>
+          <w:tcPr>
+            <w:tcW w:type="dxa" w:w="3360"/>
+            <w:vAlign w:val="center"/>
+          </w:tcPr>
+          <w:p>
+            <w:pPr>
+              <w:keepLines/>
+              <w:spacing w:after="0"/>
+            </w:pPr>
+            <w:r>
+              <w:rPr>
+                <w:rFonts w:ascii="Arial" w:hAnsi="Arial" w:eastAsia="Arial" w:cs="Tahoma"/>
+                <w:sz w:val="18"/>
+              </w:rPr>
+            </w:r>
+            <w:r>
+              <w:rPr>
+                <w:rFonts w:ascii="Arial" w:hAnsi="Arial" w:eastAsia="Arial" w:cs="Tahoma"/>
+                <w:sz w:val="18"/>
+              </w:rPr>
+              <w:t>DDL ของตารางที่หัวข้อ Reference DB Mapping อ้างถึง</w:t>
+            </w:r>
+          </w:p>
+        </w:tc>
+      </w:tr>
+      <w:tr>
+        <w:trPr>
+          <w:cantSplit/>
+        </w:trPr>
+        <w:tc>
+          <w:tcPr>
+            <w:tcW w:type="dxa" w:w="3360"/>
+            <w:vAlign w:val="center"/>
+          </w:tcPr>
+          <w:p>
+            <w:pPr>
+              <w:keepLines/>
+              <w:spacing w:after="0"/>
+            </w:pPr>
+            <w:r>
+              <w:rPr>
+                <w:rFonts w:ascii="Arial" w:hAnsi="Arial" w:eastAsia="Arial" w:cs="Tahoma"/>
+                <w:sz w:val="18"/>
+              </w:rPr>
+            </w:r>
+            <w:r>
+              <w:rPr>
+                <w:rFonts w:ascii="Arial" w:hAnsi="Arial" w:eastAsia="Arial" w:cs="Tahoma"/>
+                <w:sz w:val="18"/>
+              </w:rPr>
+              <w:t>แพลตฟอร์มระบบเดิม</w:t>
+            </w:r>
+          </w:p>
+        </w:tc>
+        <w:tc>
+          <w:tcPr>
+            <w:tcW w:type="dxa" w:w="3360"/>
+            <w:vAlign w:val="center"/>
+          </w:tcPr>
+          <w:p>
+            <w:pPr>
+              <w:keepLines/>
+              <w:spacing w:after="0"/>
+            </w:pPr>
+            <w:r>
+              <w:rPr>
+                <w:rFonts w:ascii="Arial" w:hAnsi="Arial" w:eastAsia="Arial" w:cs="Tahoma"/>
+                <w:sz w:val="18"/>
+              </w:rPr>
+            </w:r>
+            <w:r>
+              <w:rPr>
+                <w:rFonts w:ascii="Arial" w:hAnsi="Arial" w:eastAsia="Arial" w:cs="Tahoma"/>
+                <w:b/>
+                <w:sz w:val="18"/>
+              </w:rPr>
+              <w:t>LLDD-BE-Integration-SBP-Platform.pdf</w:t>
+            </w:r>
+          </w:p>
+        </w:tc>
+        <w:tc>
+          <w:tcPr>
+            <w:tcW w:type="dxa" w:w="3360"/>
+            <w:vAlign w:val="center"/>
+          </w:tcPr>
+          <w:p>
+            <w:pPr>
+              <w:keepLines/>
+              <w:spacing w:after="0"/>
+            </w:pPr>
+            <w:r>
+              <w:rPr>
+                <w:rFonts w:ascii="Arial" w:hAnsi="Arial" w:eastAsia="Arial" w:cs="Tahoma"/>
+                <w:sz w:val="18"/>
+              </w:rPr>
+            </w:r>
+            <w:r>
+              <w:rPr>
+                <w:rFonts w:ascii="Arial" w:hAnsi="Arial" w:eastAsia="Arial" w:cs="Tahoma"/>
+                <w:sz w:val="18"/>
+              </w:rPr>
+              <w:t>header จาก BFF (</w:t>
+            </w:r>
+            <w:r>
+              <w:rPr>
+                <w:rFonts w:ascii="Courier New" w:hAnsi="Courier New" w:eastAsia="Courier New" w:cs="Tahoma"/>
+                <w:sz w:val="18"/>
+              </w:rPr>
+              <w:t>x-api-key</w:t>
+            </w:r>
+            <w:r>
+              <w:rPr>
+                <w:rFonts w:ascii="Arial" w:hAnsi="Arial" w:eastAsia="Arial" w:cs="Tahoma"/>
+                <w:sz w:val="18"/>
+              </w:rPr>
+              <w:t xml:space="preserve"> / </w:t>
+            </w:r>
+            <w:r>
+              <w:rPr>
+                <w:rFonts w:ascii="Courier New" w:hAnsi="Courier New" w:eastAsia="Courier New" w:cs="Tahoma"/>
+                <w:sz w:val="18"/>
+              </w:rPr>
+              <w:t>x-user-*</w:t>
+            </w:r>
+            <w:r>
+              <w:rPr>
+                <w:rFonts w:ascii="Arial" w:hAnsi="Arial" w:eastAsia="Arial" w:cs="Tahoma"/>
+                <w:sz w:val="18"/>
+              </w:rPr>
+              <w:t>) · การ reuse ตารางและ service ของระบบ SBP เดิม</w:t>
+            </w:r>
+          </w:p>
+        </w:tc>
+      </w:tr>
+      <w:tr>
+        <w:trPr>
+          <w:cantSplit/>
+        </w:trPr>
+        <w:tc>
+          <w:tcPr>
+            <w:tcW w:type="dxa" w:w="3360"/>
+            <w:vAlign w:val="center"/>
+          </w:tcPr>
+          <w:p>
+            <w:pPr>
+              <w:keepLines/>
+              <w:spacing w:after="0"/>
+            </w:pPr>
+            <w:r>
+              <w:rPr>
+                <w:rFonts w:ascii="Arial" w:hAnsi="Arial" w:eastAsia="Arial" w:cs="Tahoma"/>
+                <w:sz w:val="18"/>
+              </w:rPr>
+            </w:r>
+            <w:r>
+              <w:rPr>
+                <w:rFonts w:ascii="Arial" w:hAnsi="Arial" w:eastAsia="Arial" w:cs="Tahoma"/>
+                <w:sz w:val="18"/>
+              </w:rPr>
+              <w:t>ต้องจบก่อน (ลำดับงาน)</w:t>
+            </w:r>
+          </w:p>
+        </w:tc>
+        <w:tc>
+          <w:tcPr>
+            <w:tcW w:type="dxa" w:w="3360"/>
+            <w:vAlign w:val="center"/>
+          </w:tcPr>
+          <w:p>
+            <w:pPr>
+              <w:keepLines/>
+              <w:spacing w:after="0"/>
+            </w:pPr>
+            <w:r>
+              <w:rPr>
+                <w:rFonts w:ascii="Arial" w:hAnsi="Arial" w:eastAsia="Arial" w:cs="Tahoma"/>
+                <w:sz w:val="18"/>
+              </w:rPr>
+            </w:r>
+            <w:r>
+              <w:rPr>
+                <w:rFonts w:ascii="Arial" w:hAnsi="Arial" w:eastAsia="Arial" w:cs="Tahoma"/>
+                <w:b/>
+                <w:sz w:val="18"/>
+              </w:rPr>
+              <w:t>LLDD-BE-API-Common-Contracts.pdf</w:t>
+            </w:r>
+          </w:p>
+        </w:tc>
+        <w:tc>
+          <w:tcPr>
+            <w:tcW w:type="dxa" w:w="3360"/>
+            <w:vAlign w:val="center"/>
+          </w:tcPr>
+          <w:p>
+            <w:pPr>
+              <w:keepLines/>
+              <w:spacing w:after="0"/>
+            </w:pPr>
+            <w:r>
+              <w:rPr>
+                <w:rFonts w:ascii="Arial" w:hAnsi="Arial" w:eastAsia="Arial" w:cs="Tahoma"/>
+                <w:sz w:val="18"/>
+              </w:rPr>
+            </w:r>
+            <w:r>
+              <w:rPr>
+                <w:rFonts w:ascii="Arial" w:hAnsi="Arial" w:eastAsia="Arial" w:cs="Tahoma"/>
+                <w:sz w:val="18"/>
+              </w:rPr>
+              <w:t>เป็นฉบับต้นทางของสัญญา/โครงที่ฉบับนี้อ้าง</w:t>
+            </w:r>
+          </w:p>
+        </w:tc>
+      </w:tr>
+      <w:tr>
+        <w:trPr>
+          <w:cantSplit/>
+        </w:trPr>
+        <w:tc>
+          <w:tcPr>
+            <w:tcW w:type="dxa" w:w="3360"/>
+            <w:vAlign w:val="center"/>
+          </w:tcPr>
+          <w:p>
+            <w:pPr>
+              <w:keepLines/>
+              <w:spacing w:after="0"/>
+            </w:pPr>
+            <w:r>
+              <w:rPr>
+                <w:rFonts w:ascii="Arial" w:hAnsi="Arial" w:eastAsia="Arial" w:cs="Tahoma"/>
+                <w:sz w:val="18"/>
+              </w:rPr>
+            </w:r>
+            <w:r>
+              <w:rPr>
+                <w:rFonts w:ascii="Arial" w:hAnsi="Arial" w:eastAsia="Arial" w:cs="Tahoma"/>
+                <w:sz w:val="18"/>
+              </w:rPr>
+              <w:t>ต้องจบก่อน (ลำดับงาน)</w:t>
+            </w:r>
+          </w:p>
+        </w:tc>
+        <w:tc>
+          <w:tcPr>
+            <w:tcW w:type="dxa" w:w="3360"/>
+            <w:vAlign w:val="center"/>
+          </w:tcPr>
+          <w:p>
+            <w:pPr>
+              <w:keepLines/>
+              <w:spacing w:after="0"/>
+            </w:pPr>
+            <w:r>
+              <w:rPr>
+                <w:rFonts w:ascii="Arial" w:hAnsi="Arial" w:eastAsia="Arial" w:cs="Tahoma"/>
+                <w:sz w:val="18"/>
+              </w:rPr>
+            </w:r>
+            <w:r>
+              <w:rPr>
+                <w:rFonts w:ascii="Arial" w:hAnsi="Arial" w:eastAsia="Arial" w:cs="Tahoma"/>
+                <w:b/>
+                <w:sz w:val="18"/>
+              </w:rPr>
+              <w:t>LLDD-BE-Database-Structure.pdf</w:t>
+            </w:r>
+          </w:p>
+        </w:tc>
+        <w:tc>
+          <w:tcPr>
+            <w:tcW w:type="dxa" w:w="3360"/>
+            <w:vAlign w:val="center"/>
+          </w:tcPr>
+          <w:p>
+            <w:pPr>
+              <w:keepLines/>
+              <w:spacing w:after="0"/>
+            </w:pPr>
+            <w:r>
+              <w:rPr>
+                <w:rFonts w:ascii="Arial" w:hAnsi="Arial" w:eastAsia="Arial" w:cs="Tahoma"/>
+                <w:sz w:val="18"/>
+              </w:rPr>
+            </w:r>
+            <w:r>
+              <w:rPr>
+                <w:rFonts w:ascii="Arial" w:hAnsi="Arial" w:eastAsia="Arial" w:cs="Tahoma"/>
+                <w:sz w:val="18"/>
+              </w:rPr>
+              <w:t>เป็นฉบับต้นทางของสัญญา/โครงที่ฉบับนี้อ้าง</w:t>
+            </w:r>
+          </w:p>
+        </w:tc>
+      </w:tr>
+      <w:tr>
+        <w:trPr>
+          <w:cantSplit/>
+        </w:trPr>
+        <w:tc>
+          <w:tcPr>
+            <w:tcW w:type="dxa" w:w="3360"/>
+            <w:vAlign w:val="center"/>
+          </w:tcPr>
+          <w:p>
+            <w:pPr>
+              <w:keepLines/>
+              <w:spacing w:after="0"/>
+            </w:pPr>
+            <w:r>
+              <w:rPr>
+                <w:rFonts w:ascii="Arial" w:hAnsi="Arial" w:eastAsia="Arial" w:cs="Tahoma"/>
+                <w:sz w:val="18"/>
+              </w:rPr>
+            </w:r>
+            <w:r>
+              <w:rPr>
+                <w:rFonts w:ascii="Arial" w:hAnsi="Arial" w:eastAsia="Arial" w:cs="Tahoma"/>
+                <w:sz w:val="18"/>
+              </w:rPr>
+              <w:t>ต้องจบก่อน (ลำดับงาน)</w:t>
+            </w:r>
+          </w:p>
+        </w:tc>
+        <w:tc>
+          <w:tcPr>
+            <w:tcW w:type="dxa" w:w="3360"/>
+            <w:vAlign w:val="center"/>
+          </w:tcPr>
+          <w:p>
+            <w:pPr>
+              <w:keepLines/>
+              <w:spacing w:after="0"/>
+            </w:pPr>
+            <w:r>
+              <w:rPr>
+                <w:rFonts w:ascii="Arial" w:hAnsi="Arial" w:eastAsia="Arial" w:cs="Tahoma"/>
+                <w:sz w:val="18"/>
+              </w:rPr>
+            </w:r>
+            <w:r>
+              <w:rPr>
+                <w:rFonts w:ascii="Arial" w:hAnsi="Arial" w:eastAsia="Arial" w:cs="Tahoma"/>
+                <w:b/>
+                <w:sz w:val="18"/>
+              </w:rPr>
+              <w:t>LLDD-BE-Job-2-ImportImpactStore.pdf</w:t>
+            </w:r>
+          </w:p>
+        </w:tc>
+        <w:tc>
+          <w:tcPr>
+            <w:tcW w:type="dxa" w:w="3360"/>
+            <w:vAlign w:val="center"/>
+          </w:tcPr>
+          <w:p>
+            <w:pPr>
+              <w:keepLines/>
+              <w:spacing w:after="0"/>
+            </w:pPr>
+            <w:r>
+              <w:rPr>
+                <w:rFonts w:ascii="Arial" w:hAnsi="Arial" w:eastAsia="Arial" w:cs="Tahoma"/>
+                <w:sz w:val="18"/>
+              </w:rPr>
+            </w:r>
+            <w:r>
+              <w:rPr>
+                <w:rFonts w:ascii="Arial" w:hAnsi="Arial" w:eastAsia="Arial" w:cs="Tahoma"/>
+                <w:sz w:val="18"/>
+              </w:rPr>
+              <w:t>เป็นฉบับต้นทางของสัญญา/โครงที่ฉบับนี้อ้าง</w:t>
+            </w:r>
+          </w:p>
+        </w:tc>
+      </w:tr>
+    </w:tbl>
+    <w:p/>
     <w:p>
       <w:pPr>
         <w:pStyle w:val="Heading1"/>
@@ -820,7 +1452,18 @@
         <w:pageBreakBefore w:val="0"/>
       </w:pPr>
       <w:r>
-        <w:t>4. Implementation Flow Diagram (Reference)</w:t>
+        <w:t>4. Implementation Flow &amp; Sequence Diagram (Reference)</w:t>
+      </w:r>
+    </w:p>
+    <w:p>
+      <w:pPr>
+        <w:pStyle w:val="Heading2"/>
+        <w:keepNext/>
+        <w:keepLines/>
+        <w:pageBreakBefore w:val="0"/>
+      </w:pPr>
+      <w:r>
+        <w:t>4.1 Implementation Flow (ลำดับขั้นการทำงาน)</w:t>
       </w:r>
     </w:p>
     <w:p>
@@ -878,6 +1521,78 @@
     </w:p>
     <w:p>
       <w:pPr>
+        <w:pStyle w:val="Heading2"/>
+        <w:keepNext/>
+        <w:keepLines/>
+        <w:pageBreakBefore w:val="0"/>
+      </w:pPr>
+      <w:r>
+        <w:t>4.2 Sequence Diagram (ใครคุยกับใคร ลำดับไหน)</w:t>
+      </w:r>
+    </w:p>
+    <w:p>
+      <w:pPr>
+        <w:keepNext w:val="0"/>
+      </w:pPr>
+      <w:r>
+        <w:t>ผู้แสดงและลำดับข้อความในภาพนี้สร้างจาก endpoint ในหัวข้อ 7 และตารางในหัวข้อ Reference DB Mapping ของเอกสารฉบับนี้เอง จึงตรงกับสัญญาเสมอ</w:t>
+      </w:r>
+    </w:p>
+    <w:p>
+      <w:pPr>
+        <w:keepNext/>
+        <w:jc w:val="center"/>
+      </w:pPr>
+      <w:r>
+        <w:drawing>
+          <wp:inline xmlns:a="http://schemas.openxmlformats.org/drawingml/2006/main" xmlns:pic="http://schemas.openxmlformats.org/drawingml/2006/picture">
+            <wp:extent cx="5669280" cy="2918629"/>
+            <wp:docPr id="2" name="Picture 2"/>
+            <wp:cNvGraphicFramePr>
+              <a:graphicFrameLocks noChangeAspect="1"/>
+            </wp:cNvGraphicFramePr>
+            <a:graphic>
+              <a:graphicData uri="http://schemas.openxmlformats.org/drawingml/2006/picture">
+                <pic:pic>
+                  <pic:nvPicPr>
+                    <pic:cNvPr id="0" name="BE-Job-4-PrepareImpactStoreToIAS-sequence.png"/>
+                    <pic:cNvPicPr/>
+                  </pic:nvPicPr>
+                  <pic:blipFill>
+                    <a:blip r:embed="rId12"/>
+                    <a:stretch>
+                      <a:fillRect/>
+                    </a:stretch>
+                  </pic:blipFill>
+                  <pic:spPr>
+                    <a:xfrm>
+                      <a:off x="0" y="0"/>
+                      <a:ext cx="5669280" cy="2918629"/>
+                    </a:xfrm>
+                    <a:prstGeom prst="rect"/>
+                  </pic:spPr>
+                </pic:pic>
+              </a:graphicData>
+            </a:graphic>
+          </wp:inline>
+        </w:drawing>
+      </w:r>
+    </w:p>
+    <w:p>
+      <w:pPr>
+        <w:keepLines/>
+        <w:jc w:val="center"/>
+      </w:pPr>
+      <w:r>
+        <w:rPr>
+          <w:i/>
+          <w:sz w:val="18"/>
+        </w:rPr>
+        <w:t>รูปที่ 2: Sequence diagram: LLDD BE - Job 4 PrepareImpactStoreToIAS</w:t>
+      </w:r>
+    </w:p>
+    <w:p>
+      <w:pPr>
         <w:pStyle w:val="Heading1"/>
         <w:keepNext/>
         <w:keepLines/>
@@ -1148,7 +1863,7 @@
                 <w:rFonts w:ascii="Arial" w:hAnsi="Arial" w:eastAsia="Arial" w:cs="Tahoma"/>
                 <w:sz w:val="18"/>
               </w:rPr>
-              <w:t>eai-sbpgi/outbound/ias/</w:t>
+              <w:t>eai-sgi/outbound/ias/</w:t>
             </w:r>
           </w:p>
         </w:tc>
@@ -1253,7 +1968,7 @@
                 <w:rFonts w:ascii="Arial" w:hAnsi="Arial" w:eastAsia="Arial" w:cs="Tahoma"/>
                 <w:sz w:val="18"/>
               </w:rPr>
-              <w:t>secret/sbpgi/interfaces/eai-s3</w:t>
+              <w:t>secret/sgi/interfaces/eai-s3</w:t>
             </w:r>
           </w:p>
         </w:tc>
@@ -1358,7 +2073,7 @@
                 <w:rFonts w:ascii="Arial" w:hAnsi="Arial" w:eastAsia="Arial" w:cs="Tahoma"/>
                 <w:sz w:val="18"/>
               </w:rPr>
-              <w:t>/data/sbpgi/outbox/ias</w:t>
+              <w:t>/data/sgi/outbox/ias</w:t>
             </w:r>
           </w:p>
         </w:tc>
@@ -2664,7 +3379,7 @@
                 <w:rFonts w:ascii="Arial" w:hAnsi="Arial" w:eastAsia="Arial" w:cs="Tahoma"/>
                 <w:sz w:val="18"/>
               </w:rPr>
-              <w:t>สิทธิ์เขียน EAI S3 ใช้ IAM role ของ pod หรือ secretRef=secret/sbpgi/interfaces/eai-s3; จำกัดสิทธิ์เฉพาะ prefix ขาออกของ IAS (PutObject เท่านั้น) และห้าม editable access key ในหน้าจอ/ไฟล์ config</w:t>
+              <w:t>สิทธิ์เขียน EAI S3 ใช้ IAM role ของ pod หรือ secretRef=secret/sgi/interfaces/eai-s3; จำกัดสิทธิ์เฉพาะ prefix ขาออกของ IAS (PutObject เท่านั้น) และห้าม editable access key ในหน้าจอ/ไฟล์ config</w:t>
             </w:r>
           </w:p>
         </w:tc>
@@ -3243,7 +3958,7 @@
                 <w:rFonts w:ascii="Arial" w:hAnsi="Arial" w:eastAsia="Arial" w:cs="Tahoma"/>
                 <w:sz w:val="18"/>
               </w:rPr>
-              <w:t>สิทธิ์เขียน EAI S3 ใช้ IAM role ของ pod หรือ secretRef=secret/sbpgi/interfaces/eai-s3; จำกัดสิทธิ์เฉพาะ prefix ขาออกของ IAS (PutObject เท่านั้น) และห้าม editable access key ในหน้าจอ/ไฟล์ config</w:t>
+              <w:t>สิทธิ์เขียน EAI S3 ใช้ IAM role ของ pod หรือ secretRef=secret/sgi/interfaces/eai-s3; จำกัดสิทธิ์เฉพาะ prefix ขาออกของ IAS (PutObject เท่านั้น) และห้าม editable access key ในหน้าจอ/ไฟล์ config</w:t>
             </w:r>
           </w:p>
         </w:tc>
@@ -3273,7 +3988,7 @@
         </w:rPr>
         <w:t>SELECT s.id, s.impact_process_id, s.impacted_store_code, s.new_store_code, s.impact_month</w:t>
         <w:br/>
-        <w:t>FROM fgi_impact_stores s</w:t>
+        <w:t>FROM sgi_fgi_impact_stores s</w:t>
         <w:br/>
         <w:t>WHERE s.sales_request_status = 'W'</w:t>
         <w:br/>
@@ -3303,14 +4018,14 @@
           <w:rFonts w:ascii="Courier New" w:hAnsi="Courier New" w:eastAsia="Courier New" w:cs="Tahoma"/>
           <w:sz w:val="16"/>
         </w:rPr>
-        <w:t>UPDATE fgi_impact_stores</w:t>
+        <w:t>UPDATE sgi_fgi_impact_stores</w:t>
         <w:br/>
         <w:t>SET sales_request_status = 'P', updated_at = CURRENT_TIMESTAMP</w:t>
         <w:br/>
         <w:t>WHERE id = ANY(:impact_store_ids) AND sales_request_status = 'W';</w:t>
         <w:br/>
         <w:br/>
-        <w:t>INSERT INTO interface_transactions</w:t>
+        <w:t>INSERT INTO sgi_interface_transactions</w:t>
         <w:br/>
         <w:t xml:space="preserve">    (run_id, data_name, direction, status, impact_process_id, business_key, period_key,</w:t>
         <w:br/>
@@ -3322,7 +4037,7 @@
         <w:br/>
         <w:t xml:space="preserve">       :file_name, :file_checksum, 'READY', CURRENT_TIMESTAMP + INTERVAL '180 days'</w:t>
         <w:br/>
-        <w:t>FROM fgi_impact_stores</w:t>
+        <w:t>FROM sgi_fgi_impact_stores</w:t>
         <w:br/>
         <w:t>WHERE id = ANY(:impact_store_ids)</w:t>
         <w:br/>
@@ -3706,7 +4421,7 @@
                 <w:rFonts w:ascii="Arial" w:hAnsi="Arial" w:eastAsia="Arial" w:cs="Tahoma"/>
                 <w:sz w:val="18"/>
               </w:rPr>
-              <w:t>transaction เดียว update W→P และ insert interface_transactions/outbox READY</w:t>
+              <w:t>transaction เดียว update W→P และ insert sgi_interface_transactions/outbox READY</w:t>
             </w:r>
           </w:p>
         </w:tc>
@@ -4430,7 +5145,7 @@
                 <w:rFonts w:ascii="Arial" w:hAnsi="Arial" w:eastAsia="Arial" w:cs="Tahoma"/>
                 <w:sz w:val="18"/>
               </w:rPr>
-              <w:t>ไม่มีตาราง job_run_histories แล้ว · ไฟล์/ACK ดูที่ interface_transactions</w:t>
+              <w:t>ไม่มีตาราง job_run_histories แล้ว · ไฟล์/ACK ดูที่ sgi_interface_transactions</w:t>
             </w:r>
           </w:p>
         </w:tc>
@@ -4459,7 +5174,7 @@
         <w:t>เอกสารฉบับนี้ไม่มี endpoint ของตัวเอง</w:t>
       </w:r>
       <w:r>
-        <w:t xml:space="preserve"> — เป็นสัญญา/งานภายในที่เอกสารอื่นเรียกใช้ (ดูขอบเขตใน 5.90 Endpoint Implementation Contract) · รายการ endpoint ทั้ง 29 เส้นของ SBPGI อยู่ที่ </w:t>
+        <w:t xml:space="preserve"> — เป็นสัญญา/งานภายในที่เอกสารอื่นเรียกใช้ (ดูขอบเขตใน 5.90 Endpoint Implementation Contract) · รายการ endpoint ทั้ง 29 เส้นของ SGI อยู่ที่ </w:t>
       </w:r>
       <w:r>
         <w:rPr>
@@ -4604,7 +5319,7 @@
                 <w:rFonts w:ascii="Arial" w:hAnsi="Arial" w:eastAsia="Arial" w:cs="Tahoma"/>
                 <w:sz w:val="18"/>
               </w:rPr>
-              <w:t>fgi_impact_stores</w:t>
+              <w:t>sgi_fgi_impact_stores</w:t>
             </w:r>
           </w:p>
         </w:tc>
@@ -4684,7 +5399,7 @@
                 <w:rFonts w:ascii="Arial" w:hAnsi="Arial" w:eastAsia="Arial" w:cs="Tahoma"/>
                 <w:sz w:val="18"/>
               </w:rPr>
-              <w:t>fgi_impact_sales_summaries</w:t>
+              <w:t>sgi_fgi_impact_sales_summaries</w:t>
             </w:r>
           </w:p>
         </w:tc>
@@ -4764,7 +5479,7 @@
                 <w:rFonts w:ascii="Arial" w:hAnsi="Arial" w:eastAsia="Arial" w:cs="Tahoma"/>
                 <w:sz w:val="18"/>
               </w:rPr>
-              <w:t>interface_transactions</w:t>
+              <w:t>sgi_interface_transactions</w:t>
             </w:r>
           </w:p>
         </w:tc>
@@ -4934,7 +5649,7 @@
         <w:rPr>
           <w:rFonts w:ascii="Courier New" w:hAnsi="Courier New" w:eastAsia="Courier New" w:cs="Tahoma"/>
         </w:rPr>
-        <w:t>src/batch/sbpgi/</w:t>
+        <w:t>src/batch/sgi/</w:t>
       </w:r>
       <w:r>
         <w:t xml:space="preserve"> ของ store-backend โดยใช้ convention เดียวกับ module ธุรกิจอื่น: inject custom provider </w:t>
@@ -5141,7 +5856,7 @@
                 <w:rFonts w:ascii="Arial" w:hAnsi="Arial" w:eastAsia="Arial" w:cs="Tahoma"/>
                 <w:sz w:val="18"/>
               </w:rPr>
-              <w:t>src/batch/sbpgi/job-4-prepare-impact-store-to-ias/job-4-prepare-impact-store-to-ias.job.ts</w:t>
+              <w:t>src/batch/sgi/job-4-prepare-impact-store-to-ias/job-4-prepare-impact-store-to-ias.job.ts</w:t>
             </w:r>
           </w:p>
         </w:tc>
@@ -5224,7 +5939,7 @@
                 <w:rFonts w:ascii="Arial" w:hAnsi="Arial" w:eastAsia="Arial" w:cs="Tahoma"/>
                 <w:sz w:val="18"/>
               </w:rPr>
-              <w:t>src/batch/sbpgi/job-4-prepare-impact-store-to-ias/job-4-prepare-impact-store-to-ias.service.ts</w:t>
+              <w:t>src/batch/sgi/job-4-prepare-impact-store-to-ias/job-4-prepare-impact-store-to-ias.service.ts</w:t>
             </w:r>
           </w:p>
         </w:tc>
@@ -5300,7 +6015,7 @@
                 <w:rFonts w:ascii="Arial" w:hAnsi="Arial" w:eastAsia="Arial" w:cs="Tahoma"/>
                 <w:sz w:val="18"/>
               </w:rPr>
-              <w:t>src/batch/sbpgi/job-4-prepare-impact-store-to-ias/job-4-prepare-impact-store-to-ias.config.ts</w:t>
+              <w:t>src/batch/sgi/job-4-prepare-impact-store-to-ias/job-4-prepare-impact-store-to-ias.config.ts</w:t>
             </w:r>
           </w:p>
         </w:tc>
@@ -5332,7 +6047,7 @@
                 <w:rFonts w:ascii="Courier New" w:hAnsi="Courier New" w:eastAsia="Courier New" w:cs="Tahoma"/>
                 <w:sz w:val="18"/>
               </w:rPr>
-              <w:t>SbpgiJob4Config</w:t>
+              <w:t>SgiJob4Config</w:t>
             </w:r>
             <w:r>
               <w:rPr>
@@ -5397,7 +6112,7 @@
                 <w:rFonts w:ascii="Arial" w:hAnsi="Arial" w:eastAsia="Arial" w:cs="Tahoma"/>
                 <w:sz w:val="18"/>
               </w:rPr>
-              <w:t>src/batch/sbpgi/job-4-prepare-impact-store-to-ias/job-4-prepare-impact-store-to-ias.module.ts</w:t>
+              <w:t>src/batch/sgi/job-4-prepare-impact-store-to-ias/job-4-prepare-impact-store-to-ias.module.ts</w:t>
             </w:r>
           </w:p>
         </w:tc>
@@ -5546,7 +6261,7 @@
                 <w:rFonts w:ascii="Courier New" w:hAnsi="Courier New" w:eastAsia="Courier New" w:cs="Tahoma"/>
                 <w:sz w:val="18"/>
               </w:rPr>
-              <w:t>SBPGI_JOB4_CRON</w:t>
+              <w:t>SGI_JOB4_CRON</w:t>
             </w:r>
             <w:r>
               <w:rPr>
@@ -5702,7 +6417,7 @@
         <w:rPr>
           <w:rFonts w:ascii="Courier New" w:hAnsi="Courier New" w:eastAsia="Courier New" w:cs="Tahoma"/>
         </w:rPr>
-        <w:t>SBPGI_JOB4_CRON</w:t>
+        <w:t>SGI_JOB4_CRON</w:t>
       </w:r>
       <w:r>
         <w:t xml:space="preserve"> และอ่านตอน bootstrap ของ </w:t>
@@ -5736,7 +6451,7 @@
           <w:rFonts w:ascii="Courier New" w:hAnsi="Courier New" w:eastAsia="Courier New" w:cs="Tahoma"/>
           <w:sz w:val="16"/>
         </w:rPr>
-        <w:t>// src/batch/sbpgi/job-4-prepare-impact-store-to-ias/job-4-prepare-impact-store-to-ias.config.ts</w:t>
+        <w:t>// src/batch/sgi/job-4-prepare-impact-store-to-ias/job-4-prepare-impact-store-to-ias.config.ts</w:t>
         <w:br/>
         <w:t>// convention จริงของ store-backend คือคลาส config (`src/config/app.config.ts` ที่ export ผ่าน</w:t>
         <w:br/>
@@ -5788,28 +6503,28 @@
         <w:br/>
         <w:t>@Injectable()</w:t>
         <w:br/>
-        <w:t>export class SbpgiJob4Config implements Job4Config {</w:t>
+        <w:t>export class SgiJob4Config implements Job4Config {</w:t>
         <w:br/>
         <w:t xml:space="preserve">  // TODO: ยืนยันค่า default ทุกตัวกับ Ops ก่อนขึ้น production (ไม่มีหน้าจอแก้ค่าแล้ว)</w:t>
         <w:br/>
-        <w:t xml:space="preserve">  enabled = (process.env.SBPGI_JOB4_ENABLED ?? 'true') === 'true';</w:t>
-        <w:br/>
-        <w:t xml:space="preserve">  cron = process.env.SBPGI_JOB4_CRON ?? '0 16 7-16 * *';</w:t>
-        <w:br/>
-        <w:t xml:space="preserve">  cron = process.env.SBPGI_JOB4_CRON ?? '0 16 7-16 * *'; // TODO: แก้ผ่าน env/config file แล้ว deploy</w:t>
-        <w:br/>
-        <w:t xml:space="preserve">  eaiS3Bucket = process.env.SBPGI_JOB4_EAI_S3_BUCKET ?? 'eai-sbpgi/outbound/ias/'; // TODO: ค่าคงที่ทางธุรกิจ — เปลี่ยนต้องผ่านการอนุมัติ</w:t>
-        <w:br/>
-        <w:t xml:space="preserve">  credentialReferenceIam = process.env.SBPGI_JOB4_CREDENTIAL_REFERENCE_IAM ?? 'secret/sbpgi/interfaces/eai-s3'; // TODO: ค่าคงที่ทางธุรกิจ — เปลี่ยนต้องผ่านการอนุมัติ</w:t>
-        <w:br/>
-        <w:t xml:space="preserve">  localStagingPath = process.env.SBPGI_JOB4_LOCAL_STAGING_PATH ?? '/data/sbpgi/outbox/ias'; // TODO: แก้ผ่าน env/config file แล้ว deploy</w:t>
-        <w:br/>
-        <w:t xml:space="preserve">  mailTo = process.env.SBPGI_JOB4_MAIL_TO ?? ''; // TODO: ผู้รับอีเมลแจ้ง error คั่นด้วย comma (เดิม: email-lib กลาง (sendEmail) แจ้งเมื่อ durable write, DB transaction หรือการอัปโหลดขึ้น EAI S3 retry เกิน threshold)</w:t>
+        <w:t xml:space="preserve">  enabled = (process.env.SGI_JOB4_ENABLED ?? 'true') === 'true';</w:t>
+        <w:br/>
+        <w:t xml:space="preserve">  cron = process.env.SGI_JOB4_CRON ?? '0 16 7-16 * *';</w:t>
+        <w:br/>
+        <w:t xml:space="preserve">  cron = process.env.SGI_JOB4_CRON ?? '0 16 7-16 * *'; // TODO: แก้ผ่าน env/config file แล้ว deploy</w:t>
+        <w:br/>
+        <w:t xml:space="preserve">  eaiS3Bucket = process.env.SGI_JOB4_EAI_S3_BUCKET ?? 'eai-sgi/outbound/ias/'; // TODO: ค่าคงที่ทางธุรกิจ — เปลี่ยนต้องผ่านการอนุมัติ</w:t>
+        <w:br/>
+        <w:t xml:space="preserve">  credentialReferenceIam = process.env.SGI_JOB4_CREDENTIAL_REFERENCE_IAM ?? 'secret/sgi/interfaces/eai-s3'; // TODO: ค่าคงที่ทางธุรกิจ — เปลี่ยนต้องผ่านการอนุมัติ</w:t>
+        <w:br/>
+        <w:t xml:space="preserve">  localStagingPath = process.env.SGI_JOB4_LOCAL_STAGING_PATH ?? '/data/sgi/outbox/ias'; // TODO: แก้ผ่าน env/config file แล้ว deploy</w:t>
+        <w:br/>
+        <w:t xml:space="preserve">  mailTo = process.env.SGI_JOB4_MAIL_TO ?? ''; // TODO: ผู้รับอีเมลแจ้ง error คั่นด้วย comma (เดิม: email-lib กลาง (sendEmail) แจ้งเมื่อ durable write, DB transaction หรือการอัปโหลดขึ้น EAI S3 retry เกิน threshold)</w:t>
         <w:br/>
         <w:t>}</w:t>
         <w:br/>
         <w:br/>
-        <w:t>// TODO: เพิ่ม SbpgiJob4Config ใน providers/exports ของ AppConfigModule (@Global) เหมือน AppConfig</w:t>
+        <w:t>// TODO: เพิ่ม SgiJob4Config ใน providers/exports ของ AppConfigModule (@Global) เหมือน AppConfig</w:t>
       </w:r>
     </w:p>
     <w:p>
@@ -7125,7 +7840,7 @@
           <w:rFonts w:ascii="Courier New" w:hAnsi="Courier New" w:eastAsia="Courier New" w:cs="Tahoma"/>
           <w:sz w:val="16"/>
         </w:rPr>
-        <w:t>// src/batch/sbpgi/job-4-prepare-impact-store-to-ias/job-4-prepare-impact-store-to-ias.job.ts</w:t>
+        <w:t>// src/batch/sgi/job-4-prepare-impact-store-to-ias/job-4-prepare-impact-store-to-ias.job.ts</w:t>
         <w:br/>
         <w:t>import { Inject, Injectable, Logger } from '@nestjs/common';</w:t>
         <w:br/>
@@ -7287,7 +8002,7 @@
         <w:br/>
         <w:t>//       ใช้ PostgreSQL advisory lock ระดับ session แทน — ปลดอัตโนมัติเมื่อ connection หลุด</w:t>
         <w:br/>
-        <w:t>export const SBPGI_JOB_LOCK_CLASS_ID = 861000; // namespace ของระบบ SBPGI</w:t>
+        <w:t>export const SGI_JOB_LOCK_CLASS_ID = 861000; // namespace ของระบบ SGI</w:t>
         <w:br/>
         <w:t>export const JOB_LOCK_KEYS: Record&lt;string, number&gt; = { '4': 40 /* TODO: เพิ่มครบทั้ง 11 job */ };</w:t>
         <w:br/>
@@ -7319,7 +8034,7 @@
         <w:br/>
         <w:t xml:space="preserve">        'SELECT pg_try_advisory_lock($1, $2) AS locked',</w:t>
         <w:br/>
-        <w:t xml:space="preserve">        [SBPGI_JOB_LOCK_CLASS_ID, objectId],</w:t>
+        <w:t xml:space="preserve">        [SGI_JOB_LOCK_CLASS_ID, objectId],</w:t>
         <w:br/>
         <w:t xml:space="preserve">      );</w:t>
         <w:br/>
@@ -7339,7 +8054,7 @@
         <w:br/>
         <w:t xml:space="preserve">      // TODO: ปลด lock ทุกกรณี แล้วคืน connection เข้า pool</w:t>
         <w:br/>
-        <w:t xml:space="preserve">      await runner.query('SELECT pg_advisory_unlock($1, $2)', [SBPGI_JOB_LOCK_CLASS_ID, objectId]);</w:t>
+        <w:t xml:space="preserve">      await runner.query('SELECT pg_advisory_unlock($1, $2)', [SGI_JOB_LOCK_CLASS_ID, objectId]);</w:t>
         <w:br/>
         <w:t xml:space="preserve">      await runner.release();</w:t>
         <w:br/>
@@ -7518,7 +8233,7 @@
                 <w:rFonts w:ascii="Arial" w:hAnsi="Arial" w:eastAsia="Arial" w:cs="Tahoma"/>
                 <w:sz w:val="18"/>
               </w:rPr>
-              <w:t>fgi_impact_stores</w:t>
+              <w:t>sgi_fgi_impact_stores</w:t>
             </w:r>
           </w:p>
         </w:tc>
@@ -7623,7 +8338,7 @@
                 <w:rFonts w:ascii="Arial" w:hAnsi="Arial" w:eastAsia="Arial" w:cs="Tahoma"/>
                 <w:sz w:val="18"/>
               </w:rPr>
-              <w:t>fgi_impact_sales_summaries</w:t>
+              <w:t>sgi_fgi_impact_sales_summaries</w:t>
             </w:r>
           </w:p>
         </w:tc>
@@ -7728,7 +8443,7 @@
                 <w:rFonts w:ascii="Arial" w:hAnsi="Arial" w:eastAsia="Arial" w:cs="Tahoma"/>
                 <w:sz w:val="18"/>
               </w:rPr>
-              <w:t>interface_transactions</w:t>
+              <w:t>sgi_interface_transactions</w:t>
             </w:r>
           </w:p>
         </w:tc>
@@ -7932,20 +8647,20 @@
         <w:t>--       write ทั้งหมดต้องอยู่ใน transaction เดียวกับที่ระบุใน 9.3</w:t>
         <w:br/>
         <w:br/>
-        <w:t>-- [R/W] fgi_impact_stores : lock candidate W และเปลี่ยนเป็น P หลัง durable file สำเร็จเท่านั้น</w:t>
+        <w:t>-- [R/W] sgi_fgi_impact_stores : lock candidate W และเปลี่ยนเป็น P หลัง durable file สำเร็จเท่านั้น</w:t>
         <w:br/>
         <w:t>-- TODO: อ่าน candidate แบบล็อกแถว กันรอบอื่น/pod อื่นแย่งอัปเดตแถวเดียวกัน</w:t>
         <w:br/>
         <w:t>SELECT /* TODO: PK + คอลัมน์ที่ต้องใช้ */</w:t>
         <w:br/>
-        <w:t xml:space="preserve">  FROM fgi_impact_stores</w:t>
+        <w:t xml:space="preserve">  FROM sgi_fgi_impact_stores</w:t>
         <w:br/>
         <w:t xml:space="preserve"> WHERE impact_year = $1 AND impact_month = $2  -- TODO: ยืนยันชื่อคอลัมน์งวดกับ Database design</w:t>
         <w:br/>
         <w:t xml:space="preserve">   FOR UPDATE SKIP LOCKED;</w:t>
         <w:br/>
         <w:br/>
-        <w:t>UPDATE fgi_impact_stores</w:t>
+        <w:t>UPDATE sgi_fgi_impact_stores</w:t>
         <w:br/>
         <w:t xml:space="preserve">   SET /* TODO: คอลัมน์สถานะ/ผลคำนวณที่ job นี้เขียน */</w:t>
         <w:br/>
@@ -7954,20 +8669,20 @@
         <w:t xml:space="preserve"> WHERE /* TODO: PK ที่ล็อกไว้ */ id = ANY($1);</w:t>
         <w:br/>
         <w:br/>
-        <w:t>-- [R/W] fgi_impact_sales_summaries : สร้าง/ผูกหัวสรุปยอดขายใน transaction</w:t>
+        <w:t>-- [R/W] sgi_fgi_impact_sales_summaries : สร้าง/ผูกหัวสรุปยอดขายใน transaction</w:t>
         <w:br/>
         <w:t>-- TODO: อ่าน candidate แบบล็อกแถว กันรอบอื่น/pod อื่นแย่งอัปเดตแถวเดียวกัน</w:t>
         <w:br/>
         <w:t>SELECT /* TODO: PK + คอลัมน์ที่ต้องใช้ */</w:t>
         <w:br/>
-        <w:t xml:space="preserve">  FROM fgi_impact_sales_summaries</w:t>
+        <w:t xml:space="preserve">  FROM sgi_fgi_impact_sales_summaries</w:t>
         <w:br/>
         <w:t xml:space="preserve"> WHERE impact_year = $1 AND impact_month = $2  -- TODO: ยืนยันชื่อคอลัมน์งวดกับ Database design</w:t>
         <w:br/>
         <w:t xml:space="preserve">   FOR UPDATE SKIP LOCKED;</w:t>
         <w:br/>
         <w:br/>
-        <w:t>UPDATE fgi_impact_sales_summaries</w:t>
+        <w:t>UPDATE sgi_fgi_impact_sales_summaries</w:t>
         <w:br/>
         <w:t xml:space="preserve">   SET /* TODO: คอลัมน์สถานะ/ผลคำนวณที่ job นี้เขียน */</w:t>
         <w:br/>
@@ -7976,11 +8691,11 @@
         <w:t xml:space="preserve"> WHERE /* TODO: PK ที่ล็อกไว้ */ id = ANY($1);</w:t>
         <w:br/>
         <w:br/>
-        <w:t>-- [W] interface_transactions : transactional outbox READY/SENT/ACKED พร้อม checksum และ idempotency key</w:t>
+        <w:t>-- [W] sgi_interface_transactions : transactional outbox READY/SENT/ACKED พร้อม checksum และ idempotency key</w:t>
         <w:br/>
         <w:t>-- TODO: บันทึก ACK ระดับ record ของไฟล์ interface (แทน job_run_histories ที่ยกเลิกไปแล้ว)</w:t>
         <w:br/>
-        <w:t>INSERT INTO interface_transactions</w:t>
+        <w:t>INSERT INTO sgi_interface_transactions</w:t>
         <w:br/>
         <w:t xml:space="preserve">  (run_id, data_name, direction, status, business_key, period_key,</w:t>
         <w:br/>
@@ -8090,9 +8805,9 @@
         <w:br/>
         <w:t xml:space="preserve">  async notifyFailure(jobNo: string, ctx: JobRunContext, error: Error): Promise&lt;void&gt; {</w:t>
         <w:br/>
-        <w:t xml:space="preserve">    // TODO: ผู้รับของ Job 4 เดิมคือ email-lib กลาง (sendEmail) แจ้งเมื่อ durable write, DB transaction หรือการอัปโหลดขึ้น EAI S3 retry เกิน threshold — ย้ายมาเป็น env SBPGI_JOB4_MAIL_TO</w:t>
-        <w:br/>
-        <w:t xml:space="preserve">    const recipients = (process.env.SBPGI_JOB4_MAIL_TO ?? '').split(',').map((s) =&gt; s.trim()).filter(Boolean);</w:t>
+        <w:t xml:space="preserve">    // TODO: ผู้รับของ Job 4 เดิมคือ email-lib กลาง (sendEmail) แจ้งเมื่อ durable write, DB transaction หรือการอัปโหลดขึ้น EAI S3 retry เกิน threshold — ย้ายมาเป็น env SGI_JOB4_MAIL_TO</w:t>
+        <w:br/>
+        <w:t xml:space="preserve">    const recipients = (process.env.SGI_JOB4_MAIL_TO ?? '').split(',').map((s) =&gt; s.trim()).filter(Boolean);</w:t>
         <w:br/>
         <w:t xml:space="preserve">    if (!recipients.length) {</w:t>
         <w:br/>
@@ -8108,7 +8823,7 @@
         <w:br/>
         <w:t xml:space="preserve">        // TODO: emailId = id ของ template EM-07 (แจ้ง error batch) ในตาราง email_template</w:t>
         <w:br/>
-        <w:t xml:space="preserve">        emailId: Number(process.env.SBPGI_JOB_FAIL_EMAIL_TEMPLATE_ID),</w:t>
+        <w:t xml:space="preserve">        emailId: Number(process.env.SGI_JOB_FAIL_EMAIL_TEMPLATE_ID),</w:t>
         <w:br/>
         <w:t xml:space="preserve">        mailTo: recipients.join(','), // signature รับ string ไม่ใช่ string[]</w:t>
         <w:br/>
@@ -8255,7 +8970,7 @@
         <w:rPr>
           <w:rFonts w:ascii="Courier New" w:hAnsi="Courier New" w:eastAsia="Courier New" w:cs="Tahoma"/>
         </w:rPr>
-        <w:t>interface_transactions</w:t>
+        <w:t>sgi_interface_transactions</w:t>
       </w:r>
       <w:r>
         <w:t xml:space="preserve"> ของงวดนั้นว่ามีแถวค้างสถานะ READY/PENDING หรือไม่ ก่อนสั่งรันใหม่</w:t>
@@ -9725,7 +10440,7 @@
                 <w:rFonts w:ascii="Courier New" w:hAnsi="Courier New" w:eastAsia="Courier New" w:cs="Tahoma"/>
                 <w:sz w:val="18"/>
               </w:rPr>
-              <w:t>fgi_impact_stores</w:t>
+              <w:t>sgi_fgi_impact_stores</w:t>
             </w:r>
             <w:r>
               <w:rPr>
@@ -9739,7 +10454,7 @@
                 <w:rFonts w:ascii="Courier New" w:hAnsi="Courier New" w:eastAsia="Courier New" w:cs="Tahoma"/>
                 <w:sz w:val="18"/>
               </w:rPr>
-              <w:t>fgi_impact_sales_summaries</w:t>
+              <w:t>sgi_fgi_impact_sales_summaries</w:t>
             </w:r>
             <w:r>
               <w:rPr>
@@ -9753,7 +10468,7 @@
                 <w:rFonts w:ascii="Courier New" w:hAnsi="Courier New" w:eastAsia="Courier New" w:cs="Tahoma"/>
                 <w:sz w:val="18"/>
               </w:rPr>
-              <w:t>interface_transactions</w:t>
+              <w:t>sgi_interface_transactions</w:t>
             </w:r>
           </w:p>
         </w:tc>
